--- a/EGB345-ServoMotorControlDesignTask-N11977965-2025.docx
+++ b/EGB345-ServoMotorControlDesignTask-N11977965-2025.docx
@@ -1688,15 +1688,13 @@
               </w:rPr>
               <w:t xml:space="preserve"> is assumed to be 1. This model is correct however for an adjustable model a gain characteristic must be incorporated to tune the response to the desired output. This gain </w:t>
             </w:r>
-            <w:proofErr w:type="spellStart"/>
-            <w:r>
-              <w:rPr>
-                <w:rFonts w:asciiTheme="minorHAnsi" w:hAnsiTheme="minorHAnsi" w:cstheme="minorHAnsi"/>
-                <w:sz w:val="20"/>
-              </w:rPr>
-              <w:t>componene</w:t>
-            </w:r>
-            <w:proofErr w:type="spellEnd"/>
+            <w:r>
+              <w:rPr>
+                <w:rFonts w:asciiTheme="minorHAnsi" w:hAnsiTheme="minorHAnsi" w:cstheme="minorHAnsi"/>
+                <w:sz w:val="20"/>
+              </w:rPr>
+              <w:t>component</w:t>
+            </w:r>
             <w:r>
               <w:rPr>
                 <w:rFonts w:asciiTheme="minorHAnsi" w:hAnsiTheme="minorHAnsi" w:cstheme="minorHAnsi"/>
@@ -1704,15 +1702,13 @@
               </w:rPr>
               <w:t xml:space="preserve"> </w:t>
             </w:r>
-            <w:proofErr w:type="spellStart"/>
-            <w:r>
-              <w:rPr>
-                <w:rFonts w:asciiTheme="minorHAnsi" w:hAnsiTheme="minorHAnsi" w:cstheme="minorHAnsi"/>
-                <w:sz w:val="20"/>
-              </w:rPr>
-              <w:t>tcascades</w:t>
-            </w:r>
-            <w:proofErr w:type="spellEnd"/>
+            <w:r>
+              <w:rPr>
+                <w:rFonts w:asciiTheme="minorHAnsi" w:hAnsiTheme="minorHAnsi" w:cstheme="minorHAnsi"/>
+                <w:sz w:val="20"/>
+              </w:rPr>
+              <w:t>cascades</w:t>
+            </w:r>
             <w:r>
               <w:rPr>
                 <w:rFonts w:asciiTheme="minorHAnsi" w:hAnsiTheme="minorHAnsi" w:cstheme="minorHAnsi"/>
@@ -1720,108 +1716,1646 @@
               </w:rPr>
               <w:t xml:space="preserve"> with </w:t>
             </w:r>
-          </w:p>
-        </w:tc>
-      </w:tr>
-      <w:tr>
-        <w:tc>
-          <w:tcPr>
-            <w:tcW w:w="1821" w:type="dxa"/>
-          </w:tcPr>
-          <w:p>
-            <w:pPr>
-              <w:pStyle w:val="DefaultText"/>
-              <w:jc w:val="both"/>
-              <w:rPr>
-                <w:rFonts w:asciiTheme="minorHAnsi" w:hAnsiTheme="minorHAnsi" w:cstheme="minorHAnsi"/>
-                <w:sz w:val="20"/>
-                <w:lang w:val="en-US"/>
-              </w:rPr>
-            </w:pPr>
-            <w:r>
-              <w:rPr>
-                <w:rFonts w:asciiTheme="minorHAnsi" w:hAnsiTheme="minorHAnsi" w:cstheme="minorHAnsi"/>
-                <w:sz w:val="20"/>
-                <w:lang w:val="en-US"/>
-              </w:rPr>
-              <w:t>Task</w:t>
-            </w:r>
-            <w:r>
-              <w:rPr>
-                <w:rFonts w:asciiTheme="minorHAnsi" w:hAnsiTheme="minorHAnsi" w:cstheme="minorHAnsi"/>
-                <w:sz w:val="20"/>
-                <w:lang w:val="en-US"/>
-              </w:rPr>
-              <w:t xml:space="preserve"> 2 </w:t>
-            </w:r>
-            <w:r>
-              <w:rPr>
-                <w:rFonts w:asciiTheme="minorHAnsi" w:hAnsiTheme="minorHAnsi" w:cstheme="minorHAnsi"/>
-                <w:sz w:val="20"/>
-              </w:rPr>
-              <w:t xml:space="preserve"> </w:t>
-            </w:r>
-            <w:r>
-              <w:rPr>
-                <w:rFonts w:asciiTheme="minorHAnsi" w:hAnsiTheme="minorHAnsi" w:cstheme="minorHAnsi"/>
-                <w:sz w:val="20"/>
-                <w:lang w:val="en-US"/>
-              </w:rPr>
-              <w:t xml:space="preserve">  </w:t>
-            </w:r>
-          </w:p>
-        </w:tc>
-        <w:tc>
-          <w:tcPr>
-            <w:tcW w:w="9072" w:type="dxa"/>
-          </w:tcPr>
-          <w:p>
-            <w:pPr>
-              <w:pStyle w:val="DefaultText"/>
-              <w:jc w:val="both"/>
-              <w:rPr>
-                <w:rFonts w:asciiTheme="minorHAnsi" w:hAnsiTheme="minorHAnsi" w:cstheme="minorHAnsi"/>
-                <w:sz w:val="20"/>
-                <w:highlight w:val="yellow"/>
-              </w:rPr>
-            </w:pPr>
-            <w:r>
-              <w:rPr>
-                <w:rFonts w:asciiTheme="minorHAnsi" w:hAnsiTheme="minorHAnsi" w:cstheme="minorHAnsi"/>
-                <w:sz w:val="20"/>
-                <w:highlight w:val="yellow"/>
-              </w:rPr>
-              <w:t xml:space="preserve">The requested items, </w:t>
-            </w:r>
-            <w:r>
-              <w:rPr>
-                <w:rFonts w:asciiTheme="minorHAnsi" w:hAnsiTheme="minorHAnsi" w:cstheme="minorHAnsi"/>
-                <w:sz w:val="20"/>
-                <w:highlight w:val="yellow"/>
-                <w:lang w:val="en-US"/>
-              </w:rPr>
-              <w:t>see the task sheet.</w:t>
+            <w:r>
+              <w:rPr>
+                <w:rFonts w:asciiTheme="minorHAnsi" w:hAnsiTheme="minorHAnsi" w:cstheme="minorHAnsi"/>
+                <w:sz w:val="20"/>
+              </w:rPr>
+              <w:t xml:space="preserve">the motor transfer function giving a new transfer function of </w:t>
+            </w:r>
+            <m:oMath>
+              <m:r>
+                <w:rPr>
+                  <w:rFonts w:ascii="Cambria Math" w:hAnsi="Cambria Math" w:cstheme="minorHAnsi"/>
+                  <w:sz w:val="20"/>
+                </w:rPr>
+                <m:t>G</m:t>
+              </m:r>
+              <m:d>
+                <m:dPr>
+                  <m:ctrlPr>
+                    <w:rPr>
+                      <w:rFonts w:ascii="Cambria Math" w:hAnsi="Cambria Math" w:cstheme="minorHAnsi"/>
+                      <w:i/>
+                      <w:sz w:val="20"/>
+                    </w:rPr>
+                  </m:ctrlPr>
+                </m:dPr>
+                <m:e>
+                  <m:r>
+                    <w:rPr>
+                      <w:rFonts w:ascii="Cambria Math" w:hAnsi="Cambria Math" w:cstheme="minorHAnsi"/>
+                      <w:sz w:val="20"/>
+                    </w:rPr>
+                    <m:t>s</m:t>
+                  </m:r>
+                </m:e>
+              </m:d>
+              <m:r>
+                <w:rPr>
+                  <w:rFonts w:ascii="Cambria Math" w:hAnsi="Cambria Math" w:cstheme="minorHAnsi"/>
+                  <w:sz w:val="20"/>
+                </w:rPr>
+                <m:t>=KG(s)</m:t>
+              </m:r>
+            </m:oMath>
+            <w:r>
+              <w:rPr>
+                <w:rFonts w:asciiTheme="minorHAnsi" w:hAnsiTheme="minorHAnsi" w:cstheme="minorHAnsi"/>
+                <w:sz w:val="20"/>
+              </w:rPr>
+              <w:t xml:space="preserve"> where </w:t>
+            </w:r>
+            <m:oMath>
+              <m:sSub>
+                <m:sSubPr>
+                  <m:ctrlPr>
+                    <w:rPr>
+                      <w:rFonts w:ascii="Cambria Math" w:hAnsi="Cambria Math" w:cstheme="minorHAnsi"/>
+                      <w:i/>
+                      <w:sz w:val="20"/>
+                    </w:rPr>
+                  </m:ctrlPr>
+                </m:sSubPr>
+                <m:e>
+                  <m:r>
+                    <w:rPr>
+                      <w:rFonts w:ascii="Cambria Math" w:hAnsi="Cambria Math" w:cstheme="minorHAnsi"/>
+                      <w:sz w:val="20"/>
+                    </w:rPr>
+                    <m:t>G</m:t>
+                  </m:r>
+                </m:e>
+                <m:sub>
+                  <m:r>
+                    <w:rPr>
+                      <w:rFonts w:ascii="Cambria Math" w:hAnsi="Cambria Math" w:cstheme="minorHAnsi"/>
+                      <w:sz w:val="20"/>
+                    </w:rPr>
+                    <m:t>m</m:t>
+                  </m:r>
+                </m:sub>
+              </m:sSub>
+              <m:d>
+                <m:dPr>
+                  <m:ctrlPr>
+                    <w:rPr>
+                      <w:rFonts w:ascii="Cambria Math" w:hAnsi="Cambria Math" w:cstheme="minorHAnsi"/>
+                      <w:i/>
+                      <w:sz w:val="20"/>
+                    </w:rPr>
+                  </m:ctrlPr>
+                </m:dPr>
+                <m:e>
+                  <m:r>
+                    <w:rPr>
+                      <w:rFonts w:ascii="Cambria Math" w:hAnsi="Cambria Math" w:cstheme="minorHAnsi"/>
+                      <w:sz w:val="20"/>
+                    </w:rPr>
+                    <m:t>s</m:t>
+                  </m:r>
+                </m:e>
+              </m:d>
+            </m:oMath>
+            <w:r>
+              <w:rPr>
+                <w:rFonts w:asciiTheme="minorHAnsi" w:hAnsiTheme="minorHAnsi" w:cstheme="minorHAnsi"/>
+                <w:sz w:val="20"/>
+              </w:rPr>
+              <w:t xml:space="preserve"> represents the motor transfer function.</w:t>
             </w:r>
           </w:p>
           <w:p>
             <w:pPr>
               <w:pStyle w:val="DefaultText"/>
-              <w:jc w:val="both"/>
-              <w:rPr>
-                <w:rFonts w:asciiTheme="minorHAnsi" w:hAnsiTheme="minorHAnsi" w:cstheme="minorHAnsi"/>
-                <w:sz w:val="20"/>
-                <w:highlight w:val="yellow"/>
+              <w:rPr>
+                <w:rFonts w:asciiTheme="minorHAnsi" w:hAnsiTheme="minorHAnsi" w:cstheme="minorHAnsi"/>
+                <w:sz w:val="20"/>
               </w:rPr>
             </w:pPr>
           </w:p>
           <w:p>
             <w:pPr>
               <w:pStyle w:val="DefaultText"/>
-              <w:jc w:val="both"/>
-              <w:rPr>
-                <w:rFonts w:asciiTheme="minorHAnsi" w:hAnsiTheme="minorHAnsi" w:cstheme="minorHAnsi"/>
-                <w:sz w:val="20"/>
-                <w:highlight w:val="yellow"/>
+              <w:rPr>
+                <w:rFonts w:asciiTheme="minorHAnsi" w:hAnsiTheme="minorHAnsi" w:cstheme="minorHAnsi"/>
+                <w:sz w:val="20"/>
+              </w:rPr>
+            </w:pPr>
+            <w:r>
+              <w:rPr>
+                <w:rFonts w:asciiTheme="minorHAnsi" w:hAnsiTheme="minorHAnsi" w:cstheme="minorHAnsi"/>
+                <w:sz w:val="20"/>
+              </w:rPr>
+              <w:t>When this was expanded and rearranged the closed loop transfer function was found to be:</w:t>
+            </w:r>
+          </w:p>
+          <w:p>
+            <w:pPr>
+              <w:pStyle w:val="DefaultText"/>
+              <w:rPr>
+                <w:rFonts w:asciiTheme="minorHAnsi" w:hAnsiTheme="minorHAnsi" w:cstheme="minorHAnsi"/>
+                <w:sz w:val="20"/>
+              </w:rPr>
+            </w:pPr>
+            <m:oMathPara>
+              <m:oMath>
+                <m:sSub>
+                  <m:sSubPr>
+                    <m:ctrlPr>
+                      <w:rPr>
+                        <w:rFonts w:ascii="Cambria Math" w:hAnsi="Cambria Math" w:cstheme="minorHAnsi"/>
+                        <w:i/>
+                        <w:sz w:val="20"/>
+                      </w:rPr>
+                    </m:ctrlPr>
+                  </m:sSubPr>
+                  <m:e>
+                    <m:r>
+                      <w:rPr>
+                        <w:rFonts w:ascii="Cambria Math" w:hAnsi="Cambria Math" w:cstheme="minorHAnsi"/>
+                        <w:sz w:val="20"/>
+                      </w:rPr>
+                      <m:t>G</m:t>
+                    </m:r>
+                  </m:e>
+                  <m:sub>
+                    <m:r>
+                      <w:rPr>
+                        <w:rFonts w:ascii="Cambria Math" w:hAnsi="Cambria Math" w:cstheme="minorHAnsi"/>
+                        <w:sz w:val="20"/>
+                      </w:rPr>
+                      <m:t>e</m:t>
+                    </m:r>
+                  </m:sub>
+                </m:sSub>
+                <m:d>
+                  <m:dPr>
+                    <m:ctrlPr>
+                      <w:rPr>
+                        <w:rFonts w:ascii="Cambria Math" w:hAnsi="Cambria Math" w:cstheme="minorHAnsi"/>
+                        <w:i/>
+                        <w:sz w:val="20"/>
+                      </w:rPr>
+                    </m:ctrlPr>
+                  </m:dPr>
+                  <m:e>
+                    <m:r>
+                      <w:rPr>
+                        <w:rFonts w:ascii="Cambria Math" w:hAnsi="Cambria Math" w:cstheme="minorHAnsi"/>
+                        <w:sz w:val="20"/>
+                      </w:rPr>
+                      <m:t>s</m:t>
+                    </m:r>
+                  </m:e>
+                </m:d>
+                <m:r>
+                  <w:rPr>
+                    <w:rFonts w:ascii="Cambria Math" w:hAnsi="Cambria Math" w:cstheme="minorHAnsi"/>
+                    <w:sz w:val="20"/>
+                  </w:rPr>
+                  <m:t>=</m:t>
+                </m:r>
+                <m:f>
+                  <m:fPr>
+                    <m:ctrlPr>
+                      <w:rPr>
+                        <w:rFonts w:ascii="Cambria Math" w:hAnsi="Cambria Math" w:cstheme="minorHAnsi"/>
+                        <w:i/>
+                        <w:sz w:val="20"/>
+                      </w:rPr>
+                    </m:ctrlPr>
+                  </m:fPr>
+                  <m:num>
+                    <m:r>
+                      <w:rPr>
+                        <w:rFonts w:ascii="Cambria Math" w:hAnsi="Cambria Math" w:cstheme="minorHAnsi"/>
+                        <w:sz w:val="20"/>
+                      </w:rPr>
+                      <m:t>K×Km</m:t>
+                    </m:r>
+                  </m:num>
+                  <m:den>
+                    <m:sSup>
+                      <m:sSupPr>
+                        <m:ctrlPr>
+                          <w:rPr>
+                            <w:rFonts w:ascii="Cambria Math" w:hAnsi="Cambria Math" w:cstheme="minorHAnsi"/>
+                            <w:i/>
+                            <w:sz w:val="20"/>
+                          </w:rPr>
+                        </m:ctrlPr>
+                      </m:sSupPr>
+                      <m:e>
+                        <m:r>
+                          <w:rPr>
+                            <w:rFonts w:ascii="Cambria Math" w:hAnsi="Cambria Math" w:cstheme="minorHAnsi"/>
+                            <w:sz w:val="20"/>
+                          </w:rPr>
+                          <m:t>s</m:t>
+                        </m:r>
+                      </m:e>
+                      <m:sup>
+                        <m:r>
+                          <w:rPr>
+                            <w:rFonts w:ascii="Cambria Math" w:hAnsi="Cambria Math" w:cstheme="minorHAnsi"/>
+                            <w:sz w:val="20"/>
+                          </w:rPr>
+                          <m:t>2</m:t>
+                        </m:r>
+                      </m:sup>
+                    </m:sSup>
+                    <m:r>
+                      <w:rPr>
+                        <w:rFonts w:ascii="Cambria Math" w:hAnsi="Cambria Math" w:cstheme="minorHAnsi"/>
+                        <w:sz w:val="20"/>
+                      </w:rPr>
+                      <m:t>+αs+K×Km</m:t>
+                    </m:r>
+                  </m:den>
+                </m:f>
+                <m:r>
+                  <w:rPr>
+                    <w:rFonts w:ascii="Cambria Math" w:hAnsi="Cambria Math" w:cstheme="minorHAnsi"/>
+                    <w:sz w:val="20"/>
+                  </w:rPr>
+                  <m:t xml:space="preserve"> </m:t>
+                </m:r>
+              </m:oMath>
+            </m:oMathPara>
+          </w:p>
+          <w:p>
+            <w:pPr>
+              <w:pStyle w:val="DefaultText"/>
+              <w:rPr>
+                <w:rFonts w:asciiTheme="minorHAnsi" w:hAnsiTheme="minorHAnsi" w:cstheme="minorHAnsi"/>
+                <w:sz w:val="20"/>
+              </w:rPr>
+            </w:pPr>
+            <w:r>
+              <w:rPr>
+                <w:rFonts w:asciiTheme="minorHAnsi" w:hAnsiTheme="minorHAnsi" w:cstheme="minorHAnsi"/>
+                <w:sz w:val="20"/>
+              </w:rPr>
+              <w:t xml:space="preserve">Following this analysis was performed to see what the resultant system without any gain would be. This was achieved through setting K to be 1, with all of the values substituted this resulted in a transfer function of </w:t>
+            </w:r>
+            <m:oMath>
+              <m:sSub>
+                <m:sSubPr>
+                  <m:ctrlPr>
+                    <w:rPr>
+                      <w:rFonts w:ascii="Cambria Math" w:hAnsi="Cambria Math" w:cstheme="minorHAnsi"/>
+                      <w:i/>
+                      <w:sz w:val="20"/>
+                    </w:rPr>
+                  </m:ctrlPr>
+                </m:sSubPr>
+                <m:e>
+                  <m:r>
+                    <w:rPr>
+                      <w:rFonts w:ascii="Cambria Math" w:hAnsi="Cambria Math" w:cstheme="minorHAnsi"/>
+                      <w:sz w:val="20"/>
+                    </w:rPr>
+                    <m:t>G</m:t>
+                  </m:r>
+                </m:e>
+                <m:sub>
+                  <m:r>
+                    <w:rPr>
+                      <w:rFonts w:ascii="Cambria Math" w:hAnsi="Cambria Math" w:cstheme="minorHAnsi"/>
+                      <w:sz w:val="20"/>
+                    </w:rPr>
+                    <m:t>e</m:t>
+                  </m:r>
+                </m:sub>
+              </m:sSub>
+              <m:d>
+                <m:dPr>
+                  <m:ctrlPr>
+                    <w:rPr>
+                      <w:rFonts w:ascii="Cambria Math" w:hAnsi="Cambria Math" w:cstheme="minorHAnsi"/>
+                      <w:i/>
+                      <w:sz w:val="20"/>
+                    </w:rPr>
+                  </m:ctrlPr>
+                </m:dPr>
+                <m:e>
+                  <m:r>
+                    <w:rPr>
+                      <w:rFonts w:ascii="Cambria Math" w:hAnsi="Cambria Math" w:cstheme="minorHAnsi"/>
+                      <w:sz w:val="20"/>
+                    </w:rPr>
+                    <m:t>s</m:t>
+                  </m:r>
+                </m:e>
+              </m:d>
+              <m:r>
+                <w:rPr>
+                  <w:rFonts w:ascii="Cambria Math" w:hAnsi="Cambria Math" w:cstheme="minorHAnsi"/>
+                  <w:sz w:val="20"/>
+                </w:rPr>
+                <m:t>=</m:t>
+              </m:r>
+              <m:f>
+                <m:fPr>
+                  <m:ctrlPr>
+                    <w:rPr>
+                      <w:rFonts w:ascii="Cambria Math" w:hAnsi="Cambria Math" w:cstheme="minorHAnsi"/>
+                      <w:i/>
+                      <w:sz w:val="20"/>
+                    </w:rPr>
+                  </m:ctrlPr>
+                </m:fPr>
+                <m:num>
+                  <m:r>
+                    <w:rPr>
+                      <w:rFonts w:ascii="Cambria Math" w:hAnsi="Cambria Math" w:cstheme="minorHAnsi"/>
+                      <w:sz w:val="20"/>
+                    </w:rPr>
+                    <m:t>6.8528</m:t>
+                  </m:r>
+                </m:num>
+                <m:den>
+                  <m:sSup>
+                    <m:sSupPr>
+                      <m:ctrlPr>
+                        <w:rPr>
+                          <w:rFonts w:ascii="Cambria Math" w:hAnsi="Cambria Math" w:cstheme="minorHAnsi"/>
+                          <w:i/>
+                          <w:sz w:val="20"/>
+                        </w:rPr>
+                      </m:ctrlPr>
+                    </m:sSupPr>
+                    <m:e>
+                      <m:r>
+                        <w:rPr>
+                          <w:rFonts w:ascii="Cambria Math" w:hAnsi="Cambria Math" w:cstheme="minorHAnsi"/>
+                          <w:sz w:val="20"/>
+                        </w:rPr>
+                        <m:t>s</m:t>
+                      </m:r>
+                    </m:e>
+                    <m:sup>
+                      <m:r>
+                        <w:rPr>
+                          <w:rFonts w:ascii="Cambria Math" w:hAnsi="Cambria Math" w:cstheme="minorHAnsi"/>
+                          <w:sz w:val="20"/>
+                        </w:rPr>
+                        <m:t>2</m:t>
+                      </m:r>
+                    </m:sup>
+                  </m:sSup>
+                  <m:r>
+                    <w:rPr>
+                      <w:rFonts w:ascii="Cambria Math" w:hAnsi="Cambria Math" w:cstheme="minorHAnsi"/>
+                      <w:sz w:val="20"/>
+                    </w:rPr>
+                    <m:t>+3.2737s+6.8528</m:t>
+                  </m:r>
+                </m:den>
+              </m:f>
+            </m:oMath>
+            <w:r>
+              <w:rPr>
+                <w:rFonts w:asciiTheme="minorHAnsi" w:hAnsiTheme="minorHAnsi" w:cstheme="minorHAnsi"/>
+                <w:sz w:val="20"/>
+              </w:rPr>
+              <w:t>.</w:t>
+            </w:r>
+          </w:p>
+          <w:p>
+            <w:pPr>
+              <w:pStyle w:val="DefaultText"/>
+              <w:rPr>
+                <w:rFonts w:asciiTheme="minorHAnsi" w:hAnsiTheme="minorHAnsi" w:cstheme="minorHAnsi"/>
+                <w:sz w:val="20"/>
+              </w:rPr>
+            </w:pPr>
+          </w:p>
+          <w:p>
+            <w:pPr>
+              <w:pStyle w:val="DefaultText"/>
+              <w:rPr>
+                <w:rFonts w:asciiTheme="minorHAnsi" w:hAnsiTheme="minorHAnsi" w:cstheme="minorHAnsi"/>
+                <w:sz w:val="20"/>
+              </w:rPr>
+            </w:pPr>
+            <w:r>
+              <w:rPr>
+                <w:rFonts w:asciiTheme="minorHAnsi" w:hAnsiTheme="minorHAnsi" w:cstheme="minorHAnsi"/>
+                <w:sz w:val="20"/>
+              </w:rPr>
+              <w:lastRenderedPageBreak/>
+              <w:t>The transf</w:t>
+            </w:r>
+            <w:r>
+              <w:rPr>
+                <w:rFonts w:asciiTheme="minorHAnsi" w:hAnsiTheme="minorHAnsi" w:cstheme="minorHAnsi"/>
+                <w:sz w:val="20"/>
+              </w:rPr>
+              <w:t xml:space="preserve">er function is in the form of a second order transfer function. The first stage of analysis was to evaluate the poles to determine the type of system. The poles of the system were found to be </w:t>
+            </w:r>
+          </w:p>
+          <w:p>
+            <w:pPr>
+              <w:pStyle w:val="DefaultText"/>
+              <w:rPr>
+                <w:rFonts w:asciiTheme="minorHAnsi" w:hAnsiTheme="minorHAnsi" w:cstheme="minorHAnsi"/>
+                <w:sz w:val="20"/>
+              </w:rPr>
+            </w:pPr>
+            <m:oMath>
+              <m:r>
+                <w:rPr>
+                  <w:rFonts w:ascii="Cambria Math" w:hAnsi="Cambria Math" w:cstheme="minorHAnsi"/>
+                  <w:sz w:val="20"/>
+                </w:rPr>
+                <m:t>s= -1.637±2.033j</m:t>
+              </m:r>
+            </m:oMath>
+            <w:r>
+              <w:rPr>
+                <w:rFonts w:asciiTheme="minorHAnsi" w:hAnsiTheme="minorHAnsi" w:cstheme="minorHAnsi"/>
+                <w:sz w:val="20"/>
+              </w:rPr>
+              <w:t>, complex poles indicate that the system is underdamped.</w:t>
+            </w:r>
+          </w:p>
+          <w:p>
+            <w:pPr>
+              <w:pStyle w:val="DefaultText"/>
+              <w:rPr>
+                <w:rFonts w:asciiTheme="minorHAnsi" w:hAnsiTheme="minorHAnsi" w:cstheme="minorHAnsi"/>
+                <w:sz w:val="20"/>
+              </w:rPr>
+            </w:pPr>
+            <w:r>
+              <w:rPr>
+                <w:rFonts w:asciiTheme="minorHAnsi" w:hAnsiTheme="minorHAnsi" w:cstheme="minorHAnsi"/>
+                <w:sz w:val="20"/>
+              </w:rPr>
+              <w:t>Using the general second order system values the step response behaviours can be approximated, these values were calculated below.</w:t>
+            </w:r>
+          </w:p>
+          <w:p>
+            <w:pPr>
+              <w:pStyle w:val="DefaultText"/>
+              <w:rPr>
+                <w:rFonts w:asciiTheme="minorHAnsi" w:hAnsiTheme="minorHAnsi" w:cstheme="minorHAnsi"/>
+                <w:sz w:val="20"/>
+              </w:rPr>
+            </w:pPr>
+            <m:oMathPara>
+              <m:oMath>
+                <m:sSub>
+                  <m:sSubPr>
+                    <m:ctrlPr>
+                      <w:rPr>
+                        <w:rFonts w:ascii="Cambria Math" w:hAnsi="Cambria Math" w:cstheme="minorHAnsi"/>
+                        <w:i/>
+                        <w:sz w:val="20"/>
+                      </w:rPr>
+                    </m:ctrlPr>
+                  </m:sSubPr>
+                  <m:e>
+                    <m:r>
+                      <w:rPr>
+                        <w:rFonts w:ascii="Cambria Math" w:hAnsi="Cambria Math" w:cstheme="minorHAnsi"/>
+                        <w:sz w:val="20"/>
+                      </w:rPr>
+                      <m:t>ω</m:t>
+                    </m:r>
+                  </m:e>
+                  <m:sub>
+                    <m:r>
+                      <w:rPr>
+                        <w:rFonts w:ascii="Cambria Math" w:hAnsi="Cambria Math" w:cstheme="minorHAnsi"/>
+                        <w:sz w:val="20"/>
+                      </w:rPr>
+                      <m:t>n</m:t>
+                    </m:r>
+                  </m:sub>
+                </m:sSub>
+                <m:r>
+                  <w:rPr>
+                    <w:rFonts w:ascii="Cambria Math" w:hAnsi="Cambria Math" w:cstheme="minorHAnsi"/>
+                    <w:sz w:val="20"/>
+                  </w:rPr>
+                  <m:t>=</m:t>
+                </m:r>
+                <m:rad>
+                  <m:radPr>
+                    <m:degHide m:val="1"/>
+                    <m:ctrlPr>
+                      <w:rPr>
+                        <w:rFonts w:ascii="Cambria Math" w:hAnsi="Cambria Math" w:cstheme="minorHAnsi"/>
+                        <w:i/>
+                        <w:sz w:val="20"/>
+                      </w:rPr>
+                    </m:ctrlPr>
+                  </m:radPr>
+                  <m:deg/>
+                  <m:e>
+                    <m:r>
+                      <w:rPr>
+                        <w:rFonts w:ascii="Cambria Math" w:hAnsi="Cambria Math" w:cstheme="minorHAnsi"/>
+                        <w:sz w:val="20"/>
+                      </w:rPr>
+                      <m:t>6.8528</m:t>
+                    </m:r>
+                  </m:e>
+                </m:rad>
+                <m:r>
+                  <w:rPr>
+                    <w:rFonts w:ascii="Cambria Math" w:hAnsi="Cambria Math" w:cstheme="minorHAnsi"/>
+                    <w:sz w:val="20"/>
+                  </w:rPr>
+                  <m:t>=2.618</m:t>
+                </m:r>
+              </m:oMath>
+            </m:oMathPara>
+          </w:p>
+          <w:p>
+            <w:pPr>
+              <w:pStyle w:val="DefaultText"/>
+              <w:rPr>
+                <w:rFonts w:asciiTheme="minorHAnsi" w:hAnsiTheme="minorHAnsi" w:cstheme="minorHAnsi"/>
+                <w:sz w:val="20"/>
+              </w:rPr>
+            </w:pPr>
+            <m:oMathPara>
+              <m:oMath>
+                <m:r>
+                  <w:rPr>
+                    <w:rFonts w:ascii="Cambria Math" w:hAnsi="Cambria Math" w:cstheme="minorHAnsi"/>
+                    <w:sz w:val="20"/>
+                  </w:rPr>
+                  <m:t>ζ=</m:t>
+                </m:r>
+                <m:f>
+                  <m:fPr>
+                    <m:ctrlPr>
+                      <w:rPr>
+                        <w:rFonts w:ascii="Cambria Math" w:hAnsi="Cambria Math" w:cstheme="minorHAnsi"/>
+                        <w:i/>
+                        <w:sz w:val="20"/>
+                      </w:rPr>
+                    </m:ctrlPr>
+                  </m:fPr>
+                  <m:num>
+                    <m:r>
+                      <w:rPr>
+                        <w:rFonts w:ascii="Cambria Math" w:hAnsi="Cambria Math" w:cstheme="minorHAnsi"/>
+                        <w:sz w:val="20"/>
+                      </w:rPr>
+                      <m:t>3.2737</m:t>
+                    </m:r>
+                  </m:num>
+                  <m:den>
+                    <m:r>
+                      <w:rPr>
+                        <w:rFonts w:ascii="Cambria Math" w:hAnsi="Cambria Math" w:cstheme="minorHAnsi"/>
+                        <w:sz w:val="20"/>
+                      </w:rPr>
+                      <m:t>2</m:t>
+                    </m:r>
+                    <m:sSub>
+                      <m:sSubPr>
+                        <m:ctrlPr>
+                          <w:rPr>
+                            <w:rFonts w:ascii="Cambria Math" w:hAnsi="Cambria Math" w:cstheme="minorHAnsi"/>
+                            <w:i/>
+                            <w:sz w:val="20"/>
+                          </w:rPr>
+                        </m:ctrlPr>
+                      </m:sSubPr>
+                      <m:e>
+                        <m:r>
+                          <w:rPr>
+                            <w:rFonts w:ascii="Cambria Math" w:hAnsi="Cambria Math" w:cstheme="minorHAnsi"/>
+                            <w:sz w:val="20"/>
+                          </w:rPr>
+                          <m:t>ω</m:t>
+                        </m:r>
+                      </m:e>
+                      <m:sub>
+                        <m:r>
+                          <w:rPr>
+                            <w:rFonts w:ascii="Cambria Math" w:hAnsi="Cambria Math" w:cstheme="minorHAnsi"/>
+                            <w:sz w:val="20"/>
+                          </w:rPr>
+                          <m:t>n</m:t>
+                        </m:r>
+                      </m:sub>
+                    </m:sSub>
+                  </m:den>
+                </m:f>
+                <m:r>
+                  <w:rPr>
+                    <w:rFonts w:ascii="Cambria Math" w:hAnsi="Cambria Math" w:cstheme="minorHAnsi"/>
+                    <w:sz w:val="20"/>
+                  </w:rPr>
+                  <m:t>=0.625</m:t>
+                </m:r>
+              </m:oMath>
+            </m:oMathPara>
+          </w:p>
+          <w:p>
+            <w:pPr>
+              <w:pStyle w:val="DefaultText"/>
+              <w:rPr>
+                <w:rFonts w:asciiTheme="minorHAnsi" w:hAnsiTheme="minorHAnsi" w:cstheme="minorHAnsi"/>
+                <w:sz w:val="20"/>
+              </w:rPr>
+            </w:pPr>
+            <m:oMathPara>
+              <m:oMath>
+                <m:sSub>
+                  <m:sSubPr>
+                    <m:ctrlPr>
+                      <w:rPr>
+                        <w:rFonts w:ascii="Cambria Math" w:hAnsi="Cambria Math" w:cstheme="minorHAnsi"/>
+                        <w:i/>
+                        <w:sz w:val="20"/>
+                      </w:rPr>
+                    </m:ctrlPr>
+                  </m:sSubPr>
+                  <m:e>
+                    <m:r>
+                      <w:rPr>
+                        <w:rFonts w:ascii="Cambria Math" w:hAnsi="Cambria Math" w:cstheme="minorHAnsi"/>
+                        <w:sz w:val="20"/>
+                      </w:rPr>
+                      <m:t>T</m:t>
+                    </m:r>
+                  </m:e>
+                  <m:sub>
+                    <m:r>
+                      <w:rPr>
+                        <w:rFonts w:ascii="Cambria Math" w:hAnsi="Cambria Math" w:cstheme="minorHAnsi"/>
+                        <w:sz w:val="20"/>
+                      </w:rPr>
+                      <m:t>s</m:t>
+                    </m:r>
+                  </m:sub>
+                </m:sSub>
+                <m:r>
+                  <w:rPr>
+                    <w:rFonts w:ascii="Cambria Math" w:hAnsi="Cambria Math" w:cstheme="minorHAnsi"/>
+                    <w:sz w:val="20"/>
+                  </w:rPr>
+                  <m:t>=</m:t>
+                </m:r>
+                <m:f>
+                  <m:fPr>
+                    <m:ctrlPr>
+                      <w:rPr>
+                        <w:rFonts w:ascii="Cambria Math" w:hAnsi="Cambria Math" w:cstheme="minorHAnsi"/>
+                        <w:i/>
+                        <w:sz w:val="20"/>
+                      </w:rPr>
+                    </m:ctrlPr>
+                  </m:fPr>
+                  <m:num>
+                    <m:r>
+                      <w:rPr>
+                        <w:rFonts w:ascii="Cambria Math" w:hAnsi="Cambria Math" w:cstheme="minorHAnsi"/>
+                        <w:sz w:val="20"/>
+                      </w:rPr>
+                      <m:t>4</m:t>
+                    </m:r>
+                  </m:num>
+                  <m:den>
+                    <m:r>
+                      <w:rPr>
+                        <w:rFonts w:ascii="Cambria Math" w:hAnsi="Cambria Math" w:cstheme="minorHAnsi"/>
+                        <w:sz w:val="20"/>
+                      </w:rPr>
+                      <m:t>0.625×2.618</m:t>
+                    </m:r>
+                  </m:den>
+                </m:f>
+                <m:r>
+                  <w:rPr>
+                    <w:rFonts w:ascii="Cambria Math" w:hAnsi="Cambria Math" w:cstheme="minorHAnsi"/>
+                    <w:sz w:val="20"/>
+                  </w:rPr>
+                  <m:t>=2.94 seconds</m:t>
+                </m:r>
+              </m:oMath>
+            </m:oMathPara>
+          </w:p>
+          <w:p>
+            <w:pPr>
+              <w:pStyle w:val="DefaultText"/>
+              <w:rPr>
+                <w:rFonts w:asciiTheme="minorHAnsi" w:hAnsiTheme="minorHAnsi" w:cstheme="minorHAnsi"/>
+                <w:sz w:val="20"/>
+              </w:rPr>
+            </w:pPr>
+            <m:oMathPara>
+              <m:oMath>
+                <m:r>
+                  <w:rPr>
+                    <w:rFonts w:ascii="Cambria Math" w:hAnsi="Cambria Math" w:cstheme="minorHAnsi"/>
+                    <w:sz w:val="20"/>
+                  </w:rPr>
+                  <m:t>%OS=</m:t>
+                </m:r>
+                <m:r>
+                  <w:rPr>
+                    <w:rFonts w:ascii="Cambria Math" w:hAnsi="Cambria Math" w:cstheme="minorHAnsi"/>
+                    <w:sz w:val="20"/>
+                  </w:rPr>
+                  <m:t>100</m:t>
+                </m:r>
+                <m:sSup>
+                  <m:sSupPr>
+                    <m:ctrlPr>
+                      <w:rPr>
+                        <w:rFonts w:ascii="Cambria Math" w:hAnsi="Cambria Math" w:cstheme="minorHAnsi"/>
+                        <w:i/>
+                        <w:sz w:val="20"/>
+                      </w:rPr>
+                    </m:ctrlPr>
+                  </m:sSupPr>
+                  <m:e>
+                    <m:r>
+                      <w:rPr>
+                        <w:rFonts w:ascii="Cambria Math" w:hAnsi="Cambria Math" w:cstheme="minorHAnsi"/>
+                        <w:sz w:val="20"/>
+                      </w:rPr>
+                      <m:t>e</m:t>
+                    </m:r>
+                  </m:e>
+                  <m:sup>
+                    <m:f>
+                      <m:fPr>
+                        <m:ctrlPr>
+                          <w:rPr>
+                            <w:rFonts w:ascii="Cambria Math" w:hAnsi="Cambria Math" w:cstheme="minorHAnsi"/>
+                            <w:i/>
+                            <w:sz w:val="20"/>
+                          </w:rPr>
+                        </m:ctrlPr>
+                      </m:fPr>
+                      <m:num>
+                        <m:r>
+                          <w:rPr>
+                            <w:rFonts w:ascii="Cambria Math" w:hAnsi="Cambria Math" w:cstheme="minorHAnsi"/>
+                            <w:sz w:val="20"/>
+                          </w:rPr>
+                          <m:t>ζπ</m:t>
+                        </m:r>
+                      </m:num>
+                      <m:den>
+                        <m:rad>
+                          <m:radPr>
+                            <m:degHide m:val="1"/>
+                            <m:ctrlPr>
+                              <w:rPr>
+                                <w:rFonts w:ascii="Cambria Math" w:hAnsi="Cambria Math" w:cstheme="minorHAnsi"/>
+                                <w:i/>
+                                <w:sz w:val="20"/>
+                              </w:rPr>
+                            </m:ctrlPr>
+                          </m:radPr>
+                          <m:deg/>
+                          <m:e>
+                            <m:r>
+                              <w:rPr>
+                                <w:rFonts w:ascii="Cambria Math" w:hAnsi="Cambria Math" w:cstheme="minorHAnsi"/>
+                                <w:sz w:val="20"/>
+                              </w:rPr>
+                              <m:t>1-</m:t>
+                            </m:r>
+                            <m:sSup>
+                              <m:sSupPr>
+                                <m:ctrlPr>
+                                  <w:rPr>
+                                    <w:rFonts w:ascii="Cambria Math" w:hAnsi="Cambria Math" w:cstheme="minorHAnsi"/>
+                                    <w:i/>
+                                    <w:sz w:val="20"/>
+                                  </w:rPr>
+                                </m:ctrlPr>
+                              </m:sSupPr>
+                              <m:e>
+                                <m:r>
+                                  <w:rPr>
+                                    <w:rFonts w:ascii="Cambria Math" w:hAnsi="Cambria Math" w:cstheme="minorHAnsi"/>
+                                    <w:sz w:val="20"/>
+                                  </w:rPr>
+                                  <m:t>ζ</m:t>
+                                </m:r>
+                              </m:e>
+                              <m:sup>
+                                <m:r>
+                                  <w:rPr>
+                                    <w:rFonts w:ascii="Cambria Math" w:hAnsi="Cambria Math" w:cstheme="minorHAnsi"/>
+                                    <w:sz w:val="20"/>
+                                  </w:rPr>
+                                  <m:t>2</m:t>
+                                </m:r>
+                              </m:sup>
+                            </m:sSup>
+                          </m:e>
+                        </m:rad>
+                      </m:den>
+                    </m:f>
+                  </m:sup>
+                </m:sSup>
+                <m:r>
+                  <w:rPr>
+                    <w:rFonts w:ascii="Cambria Math" w:hAnsi="Cambria Math" w:cstheme="minorHAnsi"/>
+                    <w:sz w:val="20"/>
+                  </w:rPr>
+                  <m:t>=100</m:t>
+                </m:r>
+                <m:sSup>
+                  <m:sSupPr>
+                    <m:ctrlPr>
+                      <w:rPr>
+                        <w:rFonts w:ascii="Cambria Math" w:hAnsi="Cambria Math" w:cstheme="minorHAnsi"/>
+                        <w:i/>
+                        <w:sz w:val="20"/>
+                      </w:rPr>
+                    </m:ctrlPr>
+                  </m:sSupPr>
+                  <m:e>
+                    <m:r>
+                      <w:rPr>
+                        <w:rFonts w:ascii="Cambria Math" w:hAnsi="Cambria Math" w:cstheme="minorHAnsi"/>
+                        <w:sz w:val="20"/>
+                      </w:rPr>
+                      <m:t>e</m:t>
+                    </m:r>
+                  </m:e>
+                  <m:sup>
+                    <m:r>
+                      <w:rPr>
+                        <w:rFonts w:ascii="Cambria Math" w:hAnsi="Cambria Math" w:cstheme="minorHAnsi"/>
+                        <w:sz w:val="20"/>
+                      </w:rPr>
+                      <m:t>-2.517</m:t>
+                    </m:r>
+                  </m:sup>
+                </m:sSup>
+                <m:r>
+                  <w:rPr>
+                    <w:rFonts w:ascii="Cambria Math" w:hAnsi="Cambria Math" w:cstheme="minorHAnsi"/>
+                    <w:sz w:val="20"/>
+                  </w:rPr>
+                  <m:t>=8.069%</m:t>
+                </m:r>
+              </m:oMath>
+            </m:oMathPara>
+          </w:p>
+          <w:p>
+            <w:pPr>
+              <w:pStyle w:val="DefaultText"/>
+              <w:rPr>
+                <w:rFonts w:asciiTheme="minorHAnsi" w:hAnsiTheme="minorHAnsi" w:cstheme="minorHAnsi"/>
+                <w:sz w:val="20"/>
+              </w:rPr>
+            </w:pPr>
+            <w:r>
+              <w:rPr>
+                <w:rFonts w:asciiTheme="minorHAnsi" w:hAnsiTheme="minorHAnsi" w:cstheme="minorHAnsi"/>
+                <w:sz w:val="20"/>
+              </w:rPr>
+              <w:t>Numerical analysis determines that the system with overshoot by 8.069% and reach stability at 2.94 seconds. To confirm this a MATLAB simulation was plotted below:</w:t>
+            </w:r>
+          </w:p>
+          <w:p>
+            <w:pPr>
+              <w:pStyle w:val="DefaultText"/>
+              <w:jc w:val="center"/>
+              <w:rPr>
+                <w:rFonts w:asciiTheme="minorHAnsi" w:hAnsiTheme="minorHAnsi" w:cstheme="minorHAnsi"/>
+                <w:sz w:val="20"/>
+              </w:rPr>
+            </w:pPr>
+            <w:r>
+              <w:rPr>
+                <w:rFonts w:asciiTheme="minorHAnsi" w:hAnsiTheme="minorHAnsi" w:cstheme="minorHAnsi"/>
+                <w:noProof/>
+                <w:sz w:val="20"/>
+              </w:rPr>
+              <w:drawing>
+                <wp:inline distT="0" distB="0" distL="0" distR="0" wp14:anchorId="6D2467B4" wp14:editId="296A5DBE">
+                  <wp:extent cx="3139440" cy="1974744"/>
+                  <wp:effectExtent l="0" t="0" r="3810" b="6985"/>
+                  <wp:docPr id="447708661" name="Picture 2" descr="A graph of a diagram&#10;&#10;AI-generated content may be incorrect."/>
+                  <wp:cNvGraphicFramePr>
+                    <a:graphicFrameLocks xmlns:a="http://schemas.openxmlformats.org/drawingml/2006/main" noChangeAspect="1"/>
+                  </wp:cNvGraphicFramePr>
+                  <a:graphic xmlns:a="http://schemas.openxmlformats.org/drawingml/2006/main">
+                    <a:graphicData uri="http://schemas.openxmlformats.org/drawingml/2006/picture">
+                      <pic:pic xmlns:pic="http://schemas.openxmlformats.org/drawingml/2006/picture">
+                        <pic:nvPicPr>
+                          <pic:cNvPr id="447708661" name="Picture 2" descr="A graph of a diagram&#10;&#10;AI-generated content may be incorrect."/>
+                          <pic:cNvPicPr/>
+                        </pic:nvPicPr>
+                        <pic:blipFill>
+                          <a:blip r:embed="rId9" cstate="hqprint">
+                            <a:extLst>
+                              <a:ext uri="{28A0092B-C50C-407E-A947-70E740481C1C}">
+                                <a14:useLocalDpi xmlns:a14="http://schemas.microsoft.com/office/drawing/2010/main" val="0"/>
+                              </a:ext>
+                            </a:extLst>
+                          </a:blip>
+                          <a:stretch>
+                            <a:fillRect/>
+                          </a:stretch>
+                        </pic:blipFill>
+                        <pic:spPr>
+                          <a:xfrm>
+                            <a:off x="0" y="0"/>
+                            <a:ext cx="3142813" cy="1976866"/>
+                          </a:xfrm>
+                          <a:prstGeom prst="rect">
+                            <a:avLst/>
+                          </a:prstGeom>
+                        </pic:spPr>
+                      </pic:pic>
+                    </a:graphicData>
+                  </a:graphic>
+                </wp:inline>
+              </w:drawing>
+            </w:r>
+          </w:p>
+          <w:p>
+            <w:pPr>
+              <w:pStyle w:val="DefaultText"/>
+              <w:rPr>
+                <w:rFonts w:asciiTheme="minorHAnsi" w:hAnsiTheme="minorHAnsi" w:cstheme="minorHAnsi"/>
+                <w:sz w:val="20"/>
+              </w:rPr>
+            </w:pPr>
+            <w:r>
+              <w:rPr>
+                <w:rFonts w:asciiTheme="minorHAnsi" w:hAnsiTheme="minorHAnsi" w:cstheme="minorHAnsi"/>
+                <w:sz w:val="20"/>
+              </w:rPr>
+              <w:t>The simulation confirms the properties derived numerically.</w:t>
+            </w:r>
+          </w:p>
+          <w:p>
+            <w:pPr>
+              <w:pStyle w:val="DefaultText"/>
+              <w:rPr>
+                <w:rFonts w:asciiTheme="minorHAnsi" w:hAnsiTheme="minorHAnsi" w:cstheme="minorHAnsi"/>
+                <w:sz w:val="20"/>
+              </w:rPr>
+            </w:pPr>
+            <w:r>
+              <w:rPr>
+                <w:rFonts w:asciiTheme="minorHAnsi" w:hAnsiTheme="minorHAnsi" w:cstheme="minorHAnsi"/>
+                <w:sz w:val="20"/>
+              </w:rPr>
+              <w:t>Following this it was decided to modify the gain to allow for a 5% overshoot. The key value referring to overshoot is the damping ratio</w:t>
+            </w:r>
+            <w:r>
+              <w:rPr>
+                <w:rFonts w:asciiTheme="minorHAnsi" w:hAnsiTheme="minorHAnsi" w:cstheme="minorHAnsi"/>
+                <w:sz w:val="20"/>
+              </w:rPr>
+              <w:t xml:space="preserve"> </w:t>
+            </w:r>
+            <m:oMath>
+              <m:r>
+                <w:rPr>
+                  <w:rFonts w:ascii="Cambria Math" w:hAnsi="Cambria Math" w:cstheme="minorHAnsi"/>
+                  <w:sz w:val="20"/>
+                </w:rPr>
+                <m:t>ζ</m:t>
+              </m:r>
+            </m:oMath>
+            <w:r>
+              <w:rPr>
+                <w:rFonts w:asciiTheme="minorHAnsi" w:hAnsiTheme="minorHAnsi" w:cstheme="minorHAnsi"/>
+                <w:sz w:val="20"/>
+              </w:rPr>
+              <w:t xml:space="preserve">. This was calculated using the formula </w:t>
+            </w:r>
+            <m:oMath>
+              <m:func>
+                <m:funcPr>
+                  <m:ctrlPr>
+                    <w:rPr>
+                      <w:rFonts w:ascii="Cambria Math" w:hAnsi="Cambria Math" w:cstheme="minorHAnsi"/>
+                      <w:i/>
+                      <w:sz w:val="20"/>
+                    </w:rPr>
+                  </m:ctrlPr>
+                </m:funcPr>
+                <m:fName>
+                  <m:r>
+                    <m:rPr>
+                      <m:sty m:val="p"/>
+                    </m:rPr>
+                    <w:rPr>
+                      <w:rFonts w:ascii="Cambria Math" w:hAnsi="Cambria Math" w:cstheme="minorHAnsi"/>
+                      <w:sz w:val="20"/>
+                    </w:rPr>
+                    <m:t>ln</m:t>
+                  </m:r>
+                </m:fName>
+                <m:e>
+                  <m:d>
+                    <m:dPr>
+                      <m:ctrlPr>
+                        <w:rPr>
+                          <w:rFonts w:ascii="Cambria Math" w:hAnsi="Cambria Math" w:cstheme="minorHAnsi"/>
+                          <w:i/>
+                          <w:sz w:val="20"/>
+                        </w:rPr>
+                      </m:ctrlPr>
+                    </m:dPr>
+                    <m:e>
+                      <m:f>
+                        <m:fPr>
+                          <m:ctrlPr>
+                            <w:rPr>
+                              <w:rFonts w:ascii="Cambria Math" w:hAnsi="Cambria Math" w:cstheme="minorHAnsi"/>
+                              <w:i/>
+                              <w:sz w:val="20"/>
+                            </w:rPr>
+                          </m:ctrlPr>
+                        </m:fPr>
+                        <m:num>
+                          <m:r>
+                            <w:rPr>
+                              <w:rFonts w:ascii="Cambria Math" w:hAnsi="Cambria Math" w:cstheme="minorHAnsi"/>
+                              <w:sz w:val="20"/>
+                            </w:rPr>
+                            <m:t>%OS</m:t>
+                          </m:r>
+                        </m:num>
+                        <m:den>
+                          <m:r>
+                            <w:rPr>
+                              <w:rFonts w:ascii="Cambria Math" w:hAnsi="Cambria Math" w:cstheme="minorHAnsi"/>
+                              <w:sz w:val="20"/>
+                            </w:rPr>
+                            <m:t>100</m:t>
+                          </m:r>
+                        </m:den>
+                      </m:f>
+                    </m:e>
+                  </m:d>
+                </m:e>
+              </m:func>
+              <m:r>
+                <w:rPr>
+                  <w:rFonts w:ascii="Cambria Math" w:hAnsi="Cambria Math" w:cstheme="minorHAnsi"/>
+                  <w:sz w:val="20"/>
+                </w:rPr>
+                <m:t>=</m:t>
+              </m:r>
+              <m:f>
+                <m:fPr>
+                  <m:ctrlPr>
+                    <w:rPr>
+                      <w:rFonts w:ascii="Cambria Math" w:hAnsi="Cambria Math" w:cstheme="minorHAnsi"/>
+                      <w:i/>
+                      <w:sz w:val="20"/>
+                    </w:rPr>
+                  </m:ctrlPr>
+                </m:fPr>
+                <m:num>
+                  <m:r>
+                    <w:rPr>
+                      <w:rFonts w:ascii="Cambria Math" w:hAnsi="Cambria Math" w:cstheme="minorHAnsi"/>
+                      <w:sz w:val="20"/>
+                    </w:rPr>
+                    <m:t>-ζπ</m:t>
+                  </m:r>
+                </m:num>
+                <m:den>
+                  <m:rad>
+                    <m:radPr>
+                      <m:degHide m:val="1"/>
+                      <m:ctrlPr>
+                        <w:rPr>
+                          <w:rFonts w:ascii="Cambria Math" w:hAnsi="Cambria Math" w:cstheme="minorHAnsi"/>
+                          <w:i/>
+                          <w:sz w:val="20"/>
+                        </w:rPr>
+                      </m:ctrlPr>
+                    </m:radPr>
+                    <m:deg/>
+                    <m:e>
+                      <m:r>
+                        <w:rPr>
+                          <w:rFonts w:ascii="Cambria Math" w:hAnsi="Cambria Math" w:cstheme="minorHAnsi"/>
+                          <w:sz w:val="20"/>
+                        </w:rPr>
+                        <m:t>1-</m:t>
+                      </m:r>
+                      <m:sSup>
+                        <m:sSupPr>
+                          <m:ctrlPr>
+                            <w:rPr>
+                              <w:rFonts w:ascii="Cambria Math" w:hAnsi="Cambria Math" w:cstheme="minorHAnsi"/>
+                              <w:i/>
+                              <w:sz w:val="20"/>
+                            </w:rPr>
+                          </m:ctrlPr>
+                        </m:sSupPr>
+                        <m:e>
+                          <m:r>
+                            <w:rPr>
+                              <w:rFonts w:ascii="Cambria Math" w:hAnsi="Cambria Math" w:cstheme="minorHAnsi"/>
+                              <w:sz w:val="20"/>
+                            </w:rPr>
+                            <m:t>ζ</m:t>
+                          </m:r>
+                        </m:e>
+                        <m:sup>
+                          <m:r>
+                            <w:rPr>
+                              <w:rFonts w:ascii="Cambria Math" w:hAnsi="Cambria Math" w:cstheme="minorHAnsi"/>
+                              <w:sz w:val="20"/>
+                            </w:rPr>
+                            <m:t>2</m:t>
+                          </m:r>
+                        </m:sup>
+                      </m:sSup>
+                    </m:e>
+                  </m:rad>
+                </m:den>
+              </m:f>
+            </m:oMath>
+            <w:r>
+              <w:rPr>
+                <w:rFonts w:asciiTheme="minorHAnsi" w:hAnsiTheme="minorHAnsi" w:cstheme="minorHAnsi"/>
+                <w:sz w:val="20"/>
+              </w:rPr>
+              <w:t xml:space="preserve">. This found that the value of </w:t>
+            </w:r>
+            <m:oMath>
+              <m:r>
+                <w:rPr>
+                  <w:rFonts w:ascii="Cambria Math" w:hAnsi="Cambria Math" w:cstheme="minorHAnsi"/>
+                  <w:sz w:val="20"/>
+                </w:rPr>
+                <m:t>ζ</m:t>
+              </m:r>
+            </m:oMath>
+            <w:r>
+              <w:rPr>
+                <w:rFonts w:asciiTheme="minorHAnsi" w:hAnsiTheme="minorHAnsi" w:cstheme="minorHAnsi"/>
+                <w:sz w:val="20"/>
+              </w:rPr>
+              <w:t xml:space="preserve"> required is 0.6901. Following this </w:t>
+            </w:r>
+            <m:oMath>
+              <m:sSub>
+                <m:sSubPr>
+                  <m:ctrlPr>
+                    <w:rPr>
+                      <w:rFonts w:ascii="Cambria Math" w:hAnsi="Cambria Math" w:cstheme="minorHAnsi"/>
+                      <w:i/>
+                      <w:sz w:val="20"/>
+                    </w:rPr>
+                  </m:ctrlPr>
+                </m:sSubPr>
+                <m:e>
+                  <m:r>
+                    <w:rPr>
+                      <w:rFonts w:ascii="Cambria Math" w:hAnsi="Cambria Math" w:cstheme="minorHAnsi"/>
+                      <w:sz w:val="20"/>
+                    </w:rPr>
+                    <m:t>ω</m:t>
+                  </m:r>
+                </m:e>
+                <m:sub>
+                  <m:r>
+                    <w:rPr>
+                      <w:rFonts w:ascii="Cambria Math" w:hAnsi="Cambria Math" w:cstheme="minorHAnsi"/>
+                      <w:sz w:val="20"/>
+                    </w:rPr>
+                    <m:t>n</m:t>
+                  </m:r>
+                </m:sub>
+              </m:sSub>
+            </m:oMath>
+            <w:r>
+              <w:rPr>
+                <w:rFonts w:asciiTheme="minorHAnsi" w:hAnsiTheme="minorHAnsi" w:cstheme="minorHAnsi"/>
+                <w:sz w:val="20"/>
+              </w:rPr>
+              <w:t xml:space="preserve"> must be calculated to allow for the adjusted </w:t>
+            </w:r>
+            <m:oMath>
+              <m:r>
+                <w:rPr>
+                  <w:rFonts w:ascii="Cambria Math" w:hAnsi="Cambria Math" w:cstheme="minorHAnsi"/>
+                  <w:sz w:val="20"/>
+                </w:rPr>
+                <m:t>ζ</m:t>
+              </m:r>
+            </m:oMath>
+            <w:r>
+              <w:rPr>
+                <w:rFonts w:asciiTheme="minorHAnsi" w:hAnsiTheme="minorHAnsi" w:cstheme="minorHAnsi"/>
+                <w:sz w:val="20"/>
+              </w:rPr>
+              <w:t xml:space="preserve"> value. </w:t>
+            </w:r>
+          </w:p>
+          <w:p>
+            <w:pPr>
+              <w:pStyle w:val="DefaultText"/>
+              <w:rPr>
+                <w:rFonts w:asciiTheme="minorHAnsi" w:hAnsiTheme="minorHAnsi" w:cstheme="minorHAnsi"/>
+                <w:sz w:val="20"/>
+              </w:rPr>
+            </w:pPr>
+          </w:p>
+          <w:p>
+            <w:pPr>
+              <w:pStyle w:val="DefaultText"/>
+              <w:jc w:val="center"/>
+              <w:rPr>
+                <w:rFonts w:asciiTheme="minorHAnsi" w:hAnsiTheme="minorHAnsi" w:cstheme="minorHAnsi"/>
+                <w:sz w:val="20"/>
+              </w:rPr>
+            </w:pPr>
+            <m:oMathPara>
+              <m:oMath>
+                <m:sSub>
+                  <m:sSubPr>
+                    <m:ctrlPr>
+                      <w:rPr>
+                        <w:rFonts w:ascii="Cambria Math" w:hAnsi="Cambria Math" w:cstheme="minorHAnsi"/>
+                        <w:i/>
+                        <w:sz w:val="20"/>
+                      </w:rPr>
+                    </m:ctrlPr>
+                  </m:sSubPr>
+                  <m:e>
+                    <m:r>
+                      <w:rPr>
+                        <w:rFonts w:ascii="Cambria Math" w:hAnsi="Cambria Math" w:cstheme="minorHAnsi"/>
+                        <w:sz w:val="20"/>
+                      </w:rPr>
+                      <m:t>ω</m:t>
+                    </m:r>
+                  </m:e>
+                  <m:sub>
+                    <m:r>
+                      <w:rPr>
+                        <w:rFonts w:ascii="Cambria Math" w:hAnsi="Cambria Math" w:cstheme="minorHAnsi"/>
+                        <w:sz w:val="20"/>
+                      </w:rPr>
+                      <m:t>n</m:t>
+                    </m:r>
+                  </m:sub>
+                </m:sSub>
+                <m:r>
+                  <w:rPr>
+                    <w:rFonts w:ascii="Cambria Math" w:hAnsi="Cambria Math" w:cstheme="minorHAnsi"/>
+                    <w:sz w:val="20"/>
+                  </w:rPr>
+                  <m:t>=</m:t>
+                </m:r>
+                <m:f>
+                  <m:fPr>
+                    <m:ctrlPr>
+                      <w:rPr>
+                        <w:rFonts w:ascii="Cambria Math" w:hAnsi="Cambria Math" w:cstheme="minorHAnsi"/>
+                        <w:i/>
+                        <w:sz w:val="20"/>
+                      </w:rPr>
+                    </m:ctrlPr>
+                  </m:fPr>
+                  <m:num>
+                    <m:r>
+                      <w:rPr>
+                        <w:rFonts w:ascii="Cambria Math" w:hAnsi="Cambria Math" w:cstheme="minorHAnsi"/>
+                        <w:sz w:val="20"/>
+                      </w:rPr>
+                      <m:t>3.2737</m:t>
+                    </m:r>
+                  </m:num>
+                  <m:den>
+                    <m:r>
+                      <w:rPr>
+                        <w:rFonts w:ascii="Cambria Math" w:hAnsi="Cambria Math" w:cstheme="minorHAnsi"/>
+                        <w:sz w:val="20"/>
+                      </w:rPr>
+                      <m:t>2×ζ</m:t>
+                    </m:r>
+                  </m:den>
+                </m:f>
+                <m:r>
+                  <w:rPr>
+                    <w:rFonts w:ascii="Cambria Math" w:hAnsi="Cambria Math" w:cstheme="minorHAnsi"/>
+                    <w:sz w:val="20"/>
+                  </w:rPr>
+                  <m:t>=2.372</m:t>
+                </m:r>
+              </m:oMath>
+            </m:oMathPara>
+          </w:p>
+          <w:p>
+            <w:pPr>
+              <w:pStyle w:val="DefaultText"/>
+              <w:rPr>
+                <w:rFonts w:asciiTheme="minorHAnsi" w:hAnsiTheme="minorHAnsi" w:cstheme="minorHAnsi"/>
+                <w:sz w:val="20"/>
+              </w:rPr>
+            </w:pPr>
+            <w:r>
+              <w:rPr>
+                <w:rFonts w:asciiTheme="minorHAnsi" w:hAnsiTheme="minorHAnsi" w:cstheme="minorHAnsi"/>
+                <w:sz w:val="20"/>
+              </w:rPr>
+              <w:t xml:space="preserve">The value of K was calculated that would achieve this value of </w:t>
+            </w:r>
+            <m:oMath>
+              <m:sSub>
+                <m:sSubPr>
+                  <m:ctrlPr>
+                    <w:rPr>
+                      <w:rFonts w:ascii="Cambria Math" w:hAnsi="Cambria Math" w:cstheme="minorHAnsi"/>
+                      <w:i/>
+                      <w:sz w:val="20"/>
+                    </w:rPr>
+                  </m:ctrlPr>
+                </m:sSubPr>
+                <m:e>
+                  <m:r>
+                    <w:rPr>
+                      <w:rFonts w:ascii="Cambria Math" w:hAnsi="Cambria Math" w:cstheme="minorHAnsi"/>
+                      <w:sz w:val="20"/>
+                    </w:rPr>
+                    <m:t>ω</m:t>
+                  </m:r>
+                </m:e>
+                <m:sub>
+                  <m:r>
+                    <w:rPr>
+                      <w:rFonts w:ascii="Cambria Math" w:hAnsi="Cambria Math" w:cstheme="minorHAnsi"/>
+                      <w:sz w:val="20"/>
+                    </w:rPr>
+                    <m:t>n</m:t>
+                  </m:r>
+                </m:sub>
+              </m:sSub>
+              <m:r>
+                <w:rPr>
+                  <w:rFonts w:ascii="Cambria Math" w:hAnsi="Cambria Math" w:cstheme="minorHAnsi"/>
+                  <w:sz w:val="20"/>
+                </w:rPr>
+                <m:t>.</m:t>
+              </m:r>
+            </m:oMath>
+          </w:p>
+          <w:p>
+            <w:pPr>
+              <w:pStyle w:val="DefaultText"/>
+              <w:rPr>
+                <w:rFonts w:asciiTheme="minorHAnsi" w:hAnsiTheme="minorHAnsi" w:cstheme="minorHAnsi"/>
+                <w:sz w:val="20"/>
+              </w:rPr>
+            </w:pPr>
+          </w:p>
+          <w:p>
+            <w:pPr>
+              <w:pStyle w:val="DefaultText"/>
+              <w:rPr>
+                <w:rFonts w:asciiTheme="minorHAnsi" w:hAnsiTheme="minorHAnsi" w:cstheme="minorHAnsi"/>
+                <w:sz w:val="20"/>
+              </w:rPr>
+            </w:pPr>
+            <m:oMathPara>
+              <m:oMath>
+                <m:r>
+                  <w:rPr>
+                    <w:rFonts w:ascii="Cambria Math" w:hAnsi="Cambria Math" w:cstheme="minorHAnsi"/>
+                    <w:sz w:val="20"/>
+                  </w:rPr>
+                  <m:t>K=</m:t>
+                </m:r>
+                <m:f>
+                  <m:fPr>
+                    <m:ctrlPr>
+                      <w:rPr>
+                        <w:rFonts w:ascii="Cambria Math" w:hAnsi="Cambria Math" w:cstheme="minorHAnsi"/>
+                        <w:i/>
+                        <w:sz w:val="20"/>
+                      </w:rPr>
+                    </m:ctrlPr>
+                  </m:fPr>
+                  <m:num>
+                    <m:sSubSup>
+                      <m:sSubSupPr>
+                        <m:ctrlPr>
+                          <w:rPr>
+                            <w:rFonts w:ascii="Cambria Math" w:hAnsi="Cambria Math" w:cstheme="minorHAnsi"/>
+                            <w:i/>
+                            <w:sz w:val="20"/>
+                          </w:rPr>
+                        </m:ctrlPr>
+                      </m:sSubSupPr>
+                      <m:e>
+                        <m:r>
+                          <w:rPr>
+                            <w:rFonts w:ascii="Cambria Math" w:hAnsi="Cambria Math" w:cstheme="minorHAnsi"/>
+                            <w:sz w:val="20"/>
+                          </w:rPr>
+                          <m:t>ω</m:t>
+                        </m:r>
+                      </m:e>
+                      <m:sub>
+                        <m:r>
+                          <w:rPr>
+                            <w:rFonts w:ascii="Cambria Math" w:hAnsi="Cambria Math" w:cstheme="minorHAnsi"/>
+                            <w:sz w:val="20"/>
+                          </w:rPr>
+                          <m:t>n</m:t>
+                        </m:r>
+                      </m:sub>
+                      <m:sup>
+                        <m:r>
+                          <w:rPr>
+                            <w:rFonts w:ascii="Cambria Math" w:hAnsi="Cambria Math" w:cstheme="minorHAnsi"/>
+                            <w:sz w:val="20"/>
+                          </w:rPr>
+                          <m:t>2</m:t>
+                        </m:r>
+                      </m:sup>
+                    </m:sSubSup>
+                  </m:num>
+                  <m:den>
+                    <m:r>
+                      <w:rPr>
+                        <w:rFonts w:ascii="Cambria Math" w:hAnsi="Cambria Math" w:cstheme="minorHAnsi"/>
+                        <w:sz w:val="20"/>
+                      </w:rPr>
+                      <m:t>6.82528</m:t>
+                    </m:r>
+                  </m:den>
+                </m:f>
+                <m:r>
+                  <w:rPr>
+                    <w:rFonts w:ascii="Cambria Math" w:hAnsi="Cambria Math" w:cstheme="minorHAnsi"/>
+                    <w:sz w:val="20"/>
+                  </w:rPr>
+                  <m:t>=0.824</m:t>
+                </m:r>
+              </m:oMath>
+            </m:oMathPara>
+          </w:p>
+          <w:p>
+            <w:pPr>
+              <w:pStyle w:val="DefaultText"/>
+              <w:rPr>
+                <w:rFonts w:asciiTheme="minorHAnsi" w:hAnsiTheme="minorHAnsi" w:cstheme="minorHAnsi"/>
+                <w:sz w:val="20"/>
+              </w:rPr>
+            </w:pPr>
+            <w:r>
+              <w:rPr>
+                <w:rFonts w:asciiTheme="minorHAnsi" w:hAnsiTheme="minorHAnsi" w:cstheme="minorHAnsi"/>
+                <w:sz w:val="20"/>
+              </w:rPr>
+              <w:t>The resultant systems step response was plotted below:</w:t>
+            </w:r>
+          </w:p>
+          <w:p>
+            <w:pPr>
+              <w:pStyle w:val="DefaultText"/>
+              <w:jc w:val="center"/>
+              <w:rPr>
+                <w:rFonts w:asciiTheme="minorHAnsi" w:hAnsiTheme="minorHAnsi" w:cstheme="minorHAnsi"/>
+                <w:sz w:val="20"/>
+              </w:rPr>
+            </w:pPr>
+            <w:r>
+              <w:rPr>
+                <w:rFonts w:asciiTheme="minorHAnsi" w:hAnsiTheme="minorHAnsi" w:cstheme="minorHAnsi"/>
+                <w:noProof/>
+                <w:sz w:val="20"/>
+              </w:rPr>
+              <w:drawing>
+                <wp:inline distT="0" distB="0" distL="0" distR="0" wp14:anchorId="2CD31C05" wp14:editId="1D217BCB">
+                  <wp:extent cx="3002280" cy="1989588"/>
+                  <wp:effectExtent l="0" t="0" r="7620" b="0"/>
+                  <wp:docPr id="409365778" name="Picture 4" descr="A graph of a closed loop step response&#10;&#10;AI-generated content may be incorrect."/>
+                  <wp:cNvGraphicFramePr>
+                    <a:graphicFrameLocks xmlns:a="http://schemas.openxmlformats.org/drawingml/2006/main" noChangeAspect="1"/>
+                  </wp:cNvGraphicFramePr>
+                  <a:graphic xmlns:a="http://schemas.openxmlformats.org/drawingml/2006/main">
+                    <a:graphicData uri="http://schemas.openxmlformats.org/drawingml/2006/picture">
+                      <pic:pic xmlns:pic="http://schemas.openxmlformats.org/drawingml/2006/picture">
+                        <pic:nvPicPr>
+                          <pic:cNvPr id="409365778" name="Picture 4" descr="A graph of a closed loop step response&#10;&#10;AI-generated content may be incorrect."/>
+                          <pic:cNvPicPr/>
+                        </pic:nvPicPr>
+                        <pic:blipFill>
+                          <a:blip r:embed="rId10" cstate="hqprint">
+                            <a:extLst>
+                              <a:ext uri="{28A0092B-C50C-407E-A947-70E740481C1C}">
+                                <a14:useLocalDpi xmlns:a14="http://schemas.microsoft.com/office/drawing/2010/main" val="0"/>
+                              </a:ext>
+                            </a:extLst>
+                          </a:blip>
+                          <a:stretch>
+                            <a:fillRect/>
+                          </a:stretch>
+                        </pic:blipFill>
+                        <pic:spPr>
+                          <a:xfrm>
+                            <a:off x="0" y="0"/>
+                            <a:ext cx="3009051" cy="1994075"/>
+                          </a:xfrm>
+                          <a:prstGeom prst="rect">
+                            <a:avLst/>
+                          </a:prstGeom>
+                        </pic:spPr>
+                      </pic:pic>
+                    </a:graphicData>
+                  </a:graphic>
+                </wp:inline>
+              </w:drawing>
+            </w:r>
+          </w:p>
+          <w:p>
+            <w:pPr>
+              <w:pStyle w:val="DefaultText"/>
+              <w:rPr>
+                <w:rFonts w:asciiTheme="minorHAnsi" w:hAnsiTheme="minorHAnsi" w:cstheme="minorHAnsi"/>
+                <w:sz w:val="20"/>
+              </w:rPr>
+            </w:pPr>
+            <w:r>
+              <w:rPr>
+                <w:rFonts w:asciiTheme="minorHAnsi" w:hAnsiTheme="minorHAnsi" w:cstheme="minorHAnsi"/>
+                <w:sz w:val="20"/>
+              </w:rPr>
+              <w:t>The step response of the 5% overshoot model behaved as predicted with a max overshoot of 5%.</w:t>
+            </w:r>
+          </w:p>
+          <w:p>
+            <w:pPr>
+              <w:pStyle w:val="DefaultText"/>
+              <w:rPr>
+                <w:rFonts w:asciiTheme="minorHAnsi" w:hAnsiTheme="minorHAnsi" w:cstheme="minorHAnsi"/>
+                <w:sz w:val="20"/>
+              </w:rPr>
+            </w:pPr>
+          </w:p>
+          <w:p>
+            <w:pPr>
+              <w:pStyle w:val="DefaultText"/>
+              <w:rPr>
+                <w:rFonts w:asciiTheme="minorHAnsi" w:hAnsiTheme="minorHAnsi" w:cstheme="minorHAnsi"/>
+                <w:sz w:val="20"/>
+              </w:rPr>
+            </w:pPr>
+            <w:r>
+              <w:rPr>
+                <w:rFonts w:asciiTheme="minorHAnsi" w:hAnsiTheme="minorHAnsi" w:cstheme="minorHAnsi"/>
+                <w:sz w:val="20"/>
+              </w:rPr>
+              <w:t>MATLAB CODE:</w:t>
+            </w:r>
+          </w:p>
+          <w:p>
+            <w:pPr>
+              <w:pStyle w:val="DefaultText"/>
+              <w:rPr>
+                <w:rFonts w:asciiTheme="minorHAnsi" w:hAnsiTheme="minorHAnsi" w:cstheme="minorHAnsi"/>
+                <w:sz w:val="20"/>
+              </w:rPr>
+            </w:pPr>
+            <w:r>
+              <w:rPr>
+                <w:rFonts w:asciiTheme="minorHAnsi" w:hAnsiTheme="minorHAnsi" w:cstheme="minorHAnsi"/>
+                <w:sz w:val="20"/>
+              </w:rPr>
+              <w:t xml:space="preserve"> </w:t>
+            </w:r>
+          </w:p>
+          <w:p>
+            <w:pPr>
+              <w:pStyle w:val="DefaultText"/>
+              <w:rPr>
+                <w:rFonts w:asciiTheme="minorHAnsi" w:hAnsiTheme="minorHAnsi" w:cstheme="minorHAnsi"/>
+                <w:sz w:val="20"/>
+              </w:rPr>
+            </w:pPr>
+          </w:p>
+          <w:p>
+            <w:pPr>
+              <w:pStyle w:val="DefaultText"/>
+              <w:rPr>
+                <w:rFonts w:asciiTheme="minorHAnsi" w:hAnsiTheme="minorHAnsi" w:cstheme="minorHAnsi"/>
+                <w:sz w:val="20"/>
               </w:rPr>
             </w:pPr>
           </w:p>
@@ -1848,6 +3382,784 @@
                 <w:sz w:val="20"/>
                 <w:lang w:val="en-US"/>
               </w:rPr>
+              <w:lastRenderedPageBreak/>
+              <w:t>Task</w:t>
+            </w:r>
+            <w:r>
+              <w:rPr>
+                <w:rFonts w:asciiTheme="minorHAnsi" w:hAnsiTheme="minorHAnsi" w:cstheme="minorHAnsi"/>
+                <w:sz w:val="20"/>
+                <w:lang w:val="en-US"/>
+              </w:rPr>
+              <w:t xml:space="preserve"> 2 </w:t>
+            </w:r>
+            <w:r>
+              <w:rPr>
+                <w:rFonts w:asciiTheme="minorHAnsi" w:hAnsiTheme="minorHAnsi" w:cstheme="minorHAnsi"/>
+                <w:sz w:val="20"/>
+              </w:rPr>
+              <w:t xml:space="preserve"> </w:t>
+            </w:r>
+            <w:r>
+              <w:rPr>
+                <w:rFonts w:asciiTheme="minorHAnsi" w:hAnsiTheme="minorHAnsi" w:cstheme="minorHAnsi"/>
+                <w:sz w:val="20"/>
+                <w:lang w:val="en-US"/>
+              </w:rPr>
+              <w:t xml:space="preserve">  </w:t>
+            </w:r>
+          </w:p>
+        </w:tc>
+        <w:tc>
+          <w:tcPr>
+            <w:tcW w:w="9072" w:type="dxa"/>
+          </w:tcPr>
+          <w:tbl>
+            <w:tblPr>
+              <w:tblStyle w:val="TableGrid"/>
+              <w:tblW w:w="0" w:type="auto"/>
+              <w:tblLook w:val="04A0" w:firstRow="1" w:lastRow="0" w:firstColumn="1" w:lastColumn="0" w:noHBand="0" w:noVBand="1"/>
+            </w:tblPr>
+            <w:tblGrid>
+              <w:gridCol w:w="4423"/>
+              <w:gridCol w:w="4423"/>
+            </w:tblGrid>
+            <w:tr>
+              <w:tc>
+                <w:tcPr>
+                  <w:tcW w:w="4423" w:type="dxa"/>
+                </w:tcPr>
+                <w:p>
+                  <w:pPr>
+                    <w:pStyle w:val="DefaultText"/>
+                    <w:jc w:val="both"/>
+                    <w:rPr>
+                      <w:rFonts w:asciiTheme="minorHAnsi" w:hAnsiTheme="minorHAnsi" w:cstheme="minorHAnsi"/>
+                      <w:sz w:val="20"/>
+                    </w:rPr>
+                  </w:pPr>
+                  <w:r>
+                    <w:rPr>
+                      <w:rFonts w:asciiTheme="minorHAnsi" w:hAnsiTheme="minorHAnsi" w:cstheme="minorHAnsi"/>
+                      <w:sz w:val="20"/>
+                    </w:rPr>
+                    <w:t>K value</w:t>
+                  </w:r>
+                </w:p>
+              </w:tc>
+              <w:tc>
+                <w:tcPr>
+                  <w:tcW w:w="4423" w:type="dxa"/>
+                </w:tcPr>
+                <w:p>
+                  <w:pPr>
+                    <w:pStyle w:val="DefaultText"/>
+                    <w:jc w:val="both"/>
+                    <w:rPr>
+                      <w:rFonts w:asciiTheme="minorHAnsi" w:hAnsiTheme="minorHAnsi" w:cstheme="minorHAnsi"/>
+                      <w:sz w:val="20"/>
+                    </w:rPr>
+                  </w:pPr>
+                </w:p>
+              </w:tc>
+            </w:tr>
+            <w:tr>
+              <w:tc>
+                <w:tcPr>
+                  <w:tcW w:w="4423" w:type="dxa"/>
+                </w:tcPr>
+                <w:p>
+                  <w:pPr>
+                    <w:pStyle w:val="DefaultText"/>
+                    <w:jc w:val="both"/>
+                    <w:rPr>
+                      <w:rFonts w:asciiTheme="minorHAnsi" w:hAnsiTheme="minorHAnsi" w:cstheme="minorHAnsi"/>
+                      <w:sz w:val="20"/>
+                    </w:rPr>
+                  </w:pPr>
+                  <w:r>
+                    <w:rPr>
+                      <w:rFonts w:asciiTheme="minorHAnsi" w:hAnsiTheme="minorHAnsi" w:cstheme="minorHAnsi"/>
+                      <w:sz w:val="20"/>
+                    </w:rPr>
+                    <w:t>1.8</w:t>
+                  </w:r>
+                </w:p>
+              </w:tc>
+              <w:tc>
+                <w:tcPr>
+                  <w:tcW w:w="4423" w:type="dxa"/>
+                </w:tcPr>
+                <w:p>
+                  <w:pPr>
+                    <w:pStyle w:val="DefaultText"/>
+                    <w:jc w:val="both"/>
+                    <w:rPr>
+                      <w:rFonts w:asciiTheme="minorHAnsi" w:hAnsiTheme="minorHAnsi" w:cstheme="minorHAnsi"/>
+                      <w:sz w:val="20"/>
+                    </w:rPr>
+                  </w:pPr>
+                  <m:oMathPara>
+                    <m:oMath>
+                      <m:r>
+                        <w:rPr>
+                          <w:rFonts w:ascii="Cambria Math" w:hAnsi="Cambria Math" w:cstheme="minorHAnsi"/>
+                          <w:sz w:val="20"/>
+                        </w:rPr>
+                        <m:t>s=1.637±-3.107j</m:t>
+                      </m:r>
+                    </m:oMath>
+                  </m:oMathPara>
+                </w:p>
+              </w:tc>
+            </w:tr>
+            <w:tr>
+              <w:tc>
+                <w:tcPr>
+                  <w:tcW w:w="4423" w:type="dxa"/>
+                </w:tcPr>
+                <w:p>
+                  <w:pPr>
+                    <w:pStyle w:val="DefaultText"/>
+                    <w:jc w:val="both"/>
+                    <w:rPr>
+                      <w:rFonts w:asciiTheme="minorHAnsi" w:hAnsiTheme="minorHAnsi" w:cstheme="minorHAnsi"/>
+                      <w:sz w:val="20"/>
+                    </w:rPr>
+                  </w:pPr>
+                  <w:r>
+                    <w:rPr>
+                      <w:rFonts w:asciiTheme="minorHAnsi" w:hAnsiTheme="minorHAnsi" w:cstheme="minorHAnsi"/>
+                      <w:sz w:val="20"/>
+                    </w:rPr>
+                    <w:t>1.</w:t>
+                  </w:r>
+                  <w:r>
+                    <w:rPr>
+                      <w:rFonts w:asciiTheme="minorHAnsi" w:hAnsiTheme="minorHAnsi" w:cstheme="minorHAnsi"/>
+                      <w:sz w:val="20"/>
+                    </w:rPr>
+                    <w:t>6</w:t>
+                  </w:r>
+                </w:p>
+              </w:tc>
+              <w:tc>
+                <w:tcPr>
+                  <w:tcW w:w="4423" w:type="dxa"/>
+                </w:tcPr>
+                <w:p>
+                  <w:pPr>
+                    <w:pStyle w:val="DefaultText"/>
+                    <w:jc w:val="both"/>
+                    <w:rPr>
+                      <w:rFonts w:asciiTheme="minorHAnsi" w:hAnsiTheme="minorHAnsi" w:cstheme="minorHAnsi"/>
+                      <w:sz w:val="20"/>
+                    </w:rPr>
+                  </w:pPr>
+                  <m:oMathPara>
+                    <m:oMath>
+                      <m:r>
+                        <w:rPr>
+                          <w:rFonts w:ascii="Cambria Math" w:hAnsi="Cambria Math" w:cstheme="minorHAnsi"/>
+                          <w:sz w:val="20"/>
+                        </w:rPr>
+                        <m:t>s= -1.637±2.878j</m:t>
+                      </m:r>
+                    </m:oMath>
+                  </m:oMathPara>
+                </w:p>
+              </w:tc>
+            </w:tr>
+            <w:tr>
+              <w:tc>
+                <w:tcPr>
+                  <w:tcW w:w="4423" w:type="dxa"/>
+                </w:tcPr>
+                <w:p>
+                  <w:pPr>
+                    <w:pStyle w:val="DefaultText"/>
+                    <w:jc w:val="both"/>
+                    <w:rPr>
+                      <w:rFonts w:asciiTheme="minorHAnsi" w:hAnsiTheme="minorHAnsi" w:cstheme="minorHAnsi"/>
+                      <w:sz w:val="20"/>
+                    </w:rPr>
+                  </w:pPr>
+                  <w:r>
+                    <w:rPr>
+                      <w:rFonts w:asciiTheme="minorHAnsi" w:hAnsiTheme="minorHAnsi" w:cstheme="minorHAnsi"/>
+                      <w:sz w:val="20"/>
+                    </w:rPr>
+                    <w:t>1.</w:t>
+                  </w:r>
+                  <w:r>
+                    <w:rPr>
+                      <w:rFonts w:asciiTheme="minorHAnsi" w:hAnsiTheme="minorHAnsi" w:cstheme="minorHAnsi"/>
+                      <w:sz w:val="20"/>
+                    </w:rPr>
+                    <w:t>4</w:t>
+                  </w:r>
+                </w:p>
+              </w:tc>
+              <w:tc>
+                <w:tcPr>
+                  <w:tcW w:w="4423" w:type="dxa"/>
+                </w:tcPr>
+                <w:p>
+                  <w:pPr>
+                    <w:pStyle w:val="DefaultText"/>
+                    <w:jc w:val="both"/>
+                    <w:rPr>
+                      <w:rFonts w:asciiTheme="minorHAnsi" w:hAnsiTheme="minorHAnsi" w:cstheme="minorHAnsi"/>
+                      <w:sz w:val="20"/>
+                    </w:rPr>
+                  </w:pPr>
+                  <m:oMathPara>
+                    <m:oMath>
+                      <m:r>
+                        <w:rPr>
+                          <w:rFonts w:ascii="Cambria Math" w:hAnsi="Cambria Math" w:cstheme="minorHAnsi"/>
+                          <w:sz w:val="20"/>
+                        </w:rPr>
+                        <m:t>s= -1.637±2.630j</m:t>
+                      </m:r>
+                    </m:oMath>
+                  </m:oMathPara>
+                </w:p>
+              </w:tc>
+            </w:tr>
+            <w:tr>
+              <w:tc>
+                <w:tcPr>
+                  <w:tcW w:w="4423" w:type="dxa"/>
+                </w:tcPr>
+                <w:p>
+                  <w:pPr>
+                    <w:pStyle w:val="DefaultText"/>
+                    <w:jc w:val="both"/>
+                    <w:rPr>
+                      <w:rFonts w:asciiTheme="minorHAnsi" w:hAnsiTheme="minorHAnsi" w:cstheme="minorHAnsi"/>
+                      <w:sz w:val="20"/>
+                    </w:rPr>
+                  </w:pPr>
+                  <w:r>
+                    <w:rPr>
+                      <w:rFonts w:asciiTheme="minorHAnsi" w:hAnsiTheme="minorHAnsi" w:cstheme="minorHAnsi"/>
+                      <w:sz w:val="20"/>
+                    </w:rPr>
+                    <w:t>1.2</w:t>
+                  </w:r>
+                </w:p>
+              </w:tc>
+              <w:tc>
+                <w:tcPr>
+                  <w:tcW w:w="4423" w:type="dxa"/>
+                </w:tcPr>
+                <w:p>
+                  <w:pPr>
+                    <w:pStyle w:val="DefaultText"/>
+                    <w:jc w:val="both"/>
+                    <w:rPr>
+                      <w:rFonts w:ascii="Calibri" w:hAnsi="Calibri" w:cs="Calibri"/>
+                      <w:sz w:val="20"/>
+                    </w:rPr>
+                  </w:pPr>
+                  <m:oMathPara>
+                    <m:oMath>
+                      <m:r>
+                        <w:rPr>
+                          <w:rFonts w:ascii="Cambria Math" w:hAnsi="Cambria Math" w:cs="Calibri"/>
+                          <w:sz w:val="20"/>
+                        </w:rPr>
+                        <m:t>s= -1.637±2.355j</m:t>
+                      </m:r>
+                    </m:oMath>
+                  </m:oMathPara>
+                </w:p>
+              </w:tc>
+            </w:tr>
+            <w:tr>
+              <w:tc>
+                <w:tcPr>
+                  <w:tcW w:w="4423" w:type="dxa"/>
+                </w:tcPr>
+                <w:p>
+                  <w:pPr>
+                    <w:pStyle w:val="DefaultText"/>
+                    <w:jc w:val="both"/>
+                    <w:rPr>
+                      <w:rFonts w:asciiTheme="minorHAnsi" w:hAnsiTheme="minorHAnsi" w:cstheme="minorHAnsi"/>
+                      <w:sz w:val="20"/>
+                    </w:rPr>
+                  </w:pPr>
+                  <w:r>
+                    <w:rPr>
+                      <w:rFonts w:asciiTheme="minorHAnsi" w:hAnsiTheme="minorHAnsi" w:cstheme="minorHAnsi"/>
+                      <w:sz w:val="20"/>
+                    </w:rPr>
+                    <w:t>1</w:t>
+                  </w:r>
+                </w:p>
+              </w:tc>
+              <w:tc>
+                <w:tcPr>
+                  <w:tcW w:w="4423" w:type="dxa"/>
+                </w:tcPr>
+                <w:p>
+                  <w:pPr>
+                    <w:pStyle w:val="DefaultText"/>
+                    <w:jc w:val="both"/>
+                    <w:rPr>
+                      <w:rFonts w:asciiTheme="minorHAnsi" w:hAnsiTheme="minorHAnsi" w:cstheme="minorHAnsi"/>
+                      <w:sz w:val="20"/>
+                    </w:rPr>
+                  </w:pPr>
+                  <m:oMathPara>
+                    <m:oMath>
+                      <m:r>
+                        <w:rPr>
+                          <w:rFonts w:ascii="Cambria Math" w:hAnsi="Cambria Math" w:cstheme="minorHAnsi"/>
+                          <w:sz w:val="20"/>
+                        </w:rPr>
+                        <m:t>s= -1.637±2.043j</m:t>
+                      </m:r>
+                    </m:oMath>
+                  </m:oMathPara>
+                </w:p>
+              </w:tc>
+            </w:tr>
+            <w:tr>
+              <w:tc>
+                <w:tcPr>
+                  <w:tcW w:w="4423" w:type="dxa"/>
+                </w:tcPr>
+                <w:p>
+                  <w:pPr>
+                    <w:pStyle w:val="DefaultText"/>
+                    <w:jc w:val="both"/>
+                    <w:rPr>
+                      <w:rFonts w:asciiTheme="minorHAnsi" w:hAnsiTheme="minorHAnsi" w:cstheme="minorHAnsi"/>
+                      <w:sz w:val="20"/>
+                    </w:rPr>
+                  </w:pPr>
+                  <w:r>
+                    <w:rPr>
+                      <w:rFonts w:asciiTheme="minorHAnsi" w:hAnsiTheme="minorHAnsi" w:cstheme="minorHAnsi"/>
+                      <w:sz w:val="20"/>
+                    </w:rPr>
+                    <w:t>0.8</w:t>
+                  </w:r>
+                </w:p>
+              </w:tc>
+              <w:tc>
+                <w:tcPr>
+                  <w:tcW w:w="4423" w:type="dxa"/>
+                </w:tcPr>
+                <w:p>
+                  <w:pPr>
+                    <w:pStyle w:val="DefaultText"/>
+                    <w:jc w:val="both"/>
+                    <w:rPr>
+                      <w:rFonts w:asciiTheme="minorHAnsi" w:hAnsiTheme="minorHAnsi" w:cstheme="minorHAnsi"/>
+                      <w:sz w:val="20"/>
+                    </w:rPr>
+                  </w:pPr>
+                  <m:oMathPara>
+                    <m:oMath>
+                      <m:r>
+                        <w:rPr>
+                          <w:rFonts w:ascii="Cambria Math" w:hAnsi="Cambria Math" w:cstheme="minorHAnsi"/>
+                          <w:sz w:val="20"/>
+                        </w:rPr>
+                        <m:t>s= -1.637±1.674j</m:t>
+                      </m:r>
+                    </m:oMath>
+                  </m:oMathPara>
+                </w:p>
+              </w:tc>
+            </w:tr>
+            <w:tr>
+              <w:tc>
+                <w:tcPr>
+                  <w:tcW w:w="4423" w:type="dxa"/>
+                </w:tcPr>
+                <w:p>
+                  <w:pPr>
+                    <w:pStyle w:val="DefaultText"/>
+                    <w:jc w:val="both"/>
+                    <w:rPr>
+                      <w:rFonts w:asciiTheme="minorHAnsi" w:hAnsiTheme="minorHAnsi" w:cstheme="minorHAnsi"/>
+                      <w:sz w:val="20"/>
+                    </w:rPr>
+                  </w:pPr>
+                  <w:r>
+                    <w:rPr>
+                      <w:rFonts w:asciiTheme="minorHAnsi" w:hAnsiTheme="minorHAnsi" w:cstheme="minorHAnsi"/>
+                      <w:sz w:val="20"/>
+                    </w:rPr>
+                    <w:t>0.6</w:t>
+                  </w:r>
+                </w:p>
+              </w:tc>
+              <w:tc>
+                <w:tcPr>
+                  <w:tcW w:w="4423" w:type="dxa"/>
+                </w:tcPr>
+                <w:p>
+                  <w:pPr>
+                    <w:pStyle w:val="DefaultText"/>
+                    <w:jc w:val="both"/>
+                    <w:rPr>
+                      <w:rFonts w:asciiTheme="minorHAnsi" w:hAnsiTheme="minorHAnsi" w:cstheme="minorHAnsi"/>
+                      <w:sz w:val="20"/>
+                    </w:rPr>
+                  </w:pPr>
+                  <m:oMathPara>
+                    <m:oMath>
+                      <m:r>
+                        <w:rPr>
+                          <w:rFonts w:ascii="Cambria Math" w:hAnsi="Cambria Math" w:cstheme="minorHAnsi"/>
+                          <w:sz w:val="20"/>
+                        </w:rPr>
+                        <m:t>s= -1.637±1.197j</m:t>
+                      </m:r>
+                    </m:oMath>
+                  </m:oMathPara>
+                </w:p>
+              </w:tc>
+            </w:tr>
+            <w:tr>
+              <w:tc>
+                <w:tcPr>
+                  <w:tcW w:w="4423" w:type="dxa"/>
+                </w:tcPr>
+                <w:p>
+                  <w:pPr>
+                    <w:pStyle w:val="DefaultText"/>
+                    <w:jc w:val="both"/>
+                    <w:rPr>
+                      <w:rFonts w:asciiTheme="minorHAnsi" w:hAnsiTheme="minorHAnsi" w:cstheme="minorHAnsi"/>
+                      <w:sz w:val="20"/>
+                    </w:rPr>
+                  </w:pPr>
+                  <w:r>
+                    <w:rPr>
+                      <w:rFonts w:asciiTheme="minorHAnsi" w:hAnsiTheme="minorHAnsi" w:cstheme="minorHAnsi"/>
+                      <w:sz w:val="20"/>
+                    </w:rPr>
+                    <w:t>0.4</w:t>
+                  </w:r>
+                </w:p>
+              </w:tc>
+              <w:tc>
+                <w:tcPr>
+                  <w:tcW w:w="4423" w:type="dxa"/>
+                </w:tcPr>
+                <w:p>
+                  <w:pPr>
+                    <w:pStyle w:val="DefaultText"/>
+                    <w:jc w:val="both"/>
+                    <w:rPr>
+                      <w:rFonts w:ascii="Calibri" w:hAnsi="Calibri" w:cs="Calibri"/>
+                      <w:sz w:val="20"/>
+                    </w:rPr>
+                  </w:pPr>
+                  <m:oMathPara>
+                    <m:oMath>
+                      <m:r>
+                        <w:rPr>
+                          <w:rFonts w:ascii="Cambria Math" w:hAnsi="Cambria Math" w:cs="Calibri"/>
+                          <w:sz w:val="20"/>
+                        </w:rPr>
+                        <m:t>s= -1.637±0.248681</m:t>
+                      </m:r>
+                    </m:oMath>
+                  </m:oMathPara>
+                </w:p>
+              </w:tc>
+            </w:tr>
+            <w:tr>
+              <w:tc>
+                <w:tcPr>
+                  <w:tcW w:w="4423" w:type="dxa"/>
+                </w:tcPr>
+                <w:p>
+                  <w:pPr>
+                    <w:pStyle w:val="DefaultText"/>
+                    <w:jc w:val="both"/>
+                    <w:rPr>
+                      <w:rFonts w:asciiTheme="minorHAnsi" w:hAnsiTheme="minorHAnsi" w:cstheme="minorHAnsi"/>
+                      <w:sz w:val="20"/>
+                    </w:rPr>
+                  </w:pPr>
+                  <w:r>
+                    <w:rPr>
+                      <w:rFonts w:asciiTheme="minorHAnsi" w:hAnsiTheme="minorHAnsi" w:cstheme="minorHAnsi"/>
+                      <w:sz w:val="20"/>
+                    </w:rPr>
+                    <w:t>0.2</w:t>
+                  </w:r>
+                </w:p>
+              </w:tc>
+              <w:tc>
+                <w:tcPr>
+                  <w:tcW w:w="4423" w:type="dxa"/>
+                </w:tcPr>
+                <w:p>
+                  <w:pPr>
+                    <w:pStyle w:val="DefaultText"/>
+                    <w:jc w:val="both"/>
+                    <w:rPr>
+                      <w:rFonts w:ascii="Calibri" w:hAnsi="Calibri" w:cs="Calibri"/>
+                      <w:sz w:val="20"/>
+                    </w:rPr>
+                  </w:pPr>
+                  <m:oMathPara>
+                    <m:oMath>
+                      <m:r>
+                        <w:rPr>
+                          <w:rFonts w:ascii="Cambria Math" w:hAnsi="Cambria Math" w:cs="Calibri"/>
+                          <w:sz w:val="20"/>
+                        </w:rPr>
+                        <m:t>s= -2.781, s= -0.493</m:t>
+                      </m:r>
+                    </m:oMath>
+                  </m:oMathPara>
+                </w:p>
+              </w:tc>
+            </w:tr>
+            <w:tr>
+              <w:tc>
+                <w:tcPr>
+                  <w:tcW w:w="4423" w:type="dxa"/>
+                </w:tcPr>
+                <w:p>
+                  <w:pPr>
+                    <w:pStyle w:val="DefaultText"/>
+                    <w:jc w:val="both"/>
+                    <w:rPr>
+                      <w:rFonts w:asciiTheme="minorHAnsi" w:hAnsiTheme="minorHAnsi" w:cstheme="minorHAnsi"/>
+                      <w:sz w:val="20"/>
+                    </w:rPr>
+                  </w:pPr>
+                  <w:r>
+                    <w:rPr>
+                      <w:rFonts w:asciiTheme="minorHAnsi" w:hAnsiTheme="minorHAnsi" w:cstheme="minorHAnsi"/>
+                      <w:sz w:val="20"/>
+                    </w:rPr>
+                    <w:t>0.1</w:t>
+                  </w:r>
+                </w:p>
+              </w:tc>
+              <w:tc>
+                <w:tcPr>
+                  <w:tcW w:w="4423" w:type="dxa"/>
+                </w:tcPr>
+                <w:p>
+                  <w:pPr>
+                    <w:pStyle w:val="DefaultText"/>
+                    <w:jc w:val="both"/>
+                    <w:rPr>
+                      <w:rFonts w:ascii="Calibri" w:hAnsi="Calibri" w:cs="Calibri"/>
+                      <w:sz w:val="20"/>
+                    </w:rPr>
+                  </w:pPr>
+                  <m:oMathPara>
+                    <m:oMath>
+                      <m:r>
+                        <w:rPr>
+                          <w:rFonts w:ascii="Cambria Math" w:hAnsi="Cambria Math" w:cs="Calibri"/>
+                          <w:sz w:val="20"/>
+                        </w:rPr>
+                        <m:t>s= -3.04894, s=-0.22476</m:t>
+                      </m:r>
+                    </m:oMath>
+                  </m:oMathPara>
+                </w:p>
+              </w:tc>
+            </w:tr>
+          </w:tbl>
+          <w:p>
+            <w:pPr>
+              <w:pStyle w:val="DefaultText"/>
+              <w:jc w:val="both"/>
+              <w:rPr>
+                <w:rFonts w:asciiTheme="minorHAnsi" w:hAnsiTheme="minorHAnsi" w:cstheme="minorHAnsi"/>
+                <w:sz w:val="20"/>
+              </w:rPr>
+            </w:pPr>
+          </w:p>
+          <w:p>
+            <w:pPr>
+              <w:pStyle w:val="DefaultText"/>
+              <w:jc w:val="center"/>
+              <w:rPr>
+                <w:rFonts w:asciiTheme="minorHAnsi" w:hAnsiTheme="minorHAnsi" w:cstheme="minorHAnsi"/>
+                <w:sz w:val="20"/>
+              </w:rPr>
+            </w:pPr>
+            <w:r>
+              <w:rPr>
+                <w:rFonts w:asciiTheme="minorHAnsi" w:hAnsiTheme="minorHAnsi" w:cstheme="minorHAnsi"/>
+                <w:sz w:val="20"/>
+              </w:rPr>
+              <w:t>Hand drawn poles at gain values</w:t>
+            </w:r>
+          </w:p>
+          <w:p>
+            <w:pPr>
+              <w:pStyle w:val="DefaultText"/>
+              <w:jc w:val="center"/>
+              <w:rPr>
+                <w:rFonts w:asciiTheme="minorHAnsi" w:hAnsiTheme="minorHAnsi" w:cstheme="minorHAnsi"/>
+                <w:sz w:val="20"/>
+              </w:rPr>
+            </w:pPr>
+            <w:r>
+              <w:rPr>
+                <w:rFonts w:asciiTheme="minorHAnsi" w:hAnsiTheme="minorHAnsi" w:cstheme="minorHAnsi"/>
+                <w:noProof/>
+                <w:sz w:val="20"/>
+              </w:rPr>
+              <w:drawing>
+                <wp:inline distT="0" distB="0" distL="0" distR="0" wp14:anchorId="27A429D9" wp14:editId="137D6665">
+                  <wp:extent cx="3075641" cy="3223846"/>
+                  <wp:effectExtent l="0" t="0" r="0" b="0"/>
+                  <wp:docPr id="444313992" name="Picture 5"/>
+                  <wp:cNvGraphicFramePr>
+                    <a:graphicFrameLocks xmlns:a="http://schemas.openxmlformats.org/drawingml/2006/main" noChangeAspect="1"/>
+                  </wp:cNvGraphicFramePr>
+                  <a:graphic xmlns:a="http://schemas.openxmlformats.org/drawingml/2006/main">
+                    <a:graphicData uri="http://schemas.openxmlformats.org/drawingml/2006/picture">
+                      <pic:pic xmlns:pic="http://schemas.openxmlformats.org/drawingml/2006/picture">
+                        <pic:nvPicPr>
+                          <pic:cNvPr id="444313992" name="Picture 444313992"/>
+                          <pic:cNvPicPr/>
+                        </pic:nvPicPr>
+                        <pic:blipFill>
+                          <a:blip r:embed="rId11" cstate="hqprint">
+                            <a:extLst>
+                              <a:ext uri="{28A0092B-C50C-407E-A947-70E740481C1C}">
+                                <a14:useLocalDpi xmlns:a14="http://schemas.microsoft.com/office/drawing/2010/main" val="0"/>
+                              </a:ext>
+                            </a:extLst>
+                          </a:blip>
+                          <a:stretch>
+                            <a:fillRect/>
+                          </a:stretch>
+                        </pic:blipFill>
+                        <pic:spPr>
+                          <a:xfrm>
+                            <a:off x="0" y="0"/>
+                            <a:ext cx="3083336" cy="3231911"/>
+                          </a:xfrm>
+                          <a:prstGeom prst="rect">
+                            <a:avLst/>
+                          </a:prstGeom>
+                        </pic:spPr>
+                      </pic:pic>
+                    </a:graphicData>
+                  </a:graphic>
+                </wp:inline>
+              </w:drawing>
+            </w:r>
+          </w:p>
+          <w:p>
+            <w:pPr>
+              <w:pStyle w:val="DefaultText"/>
+              <w:jc w:val="center"/>
+              <w:rPr>
+                <w:rFonts w:asciiTheme="minorHAnsi" w:hAnsiTheme="minorHAnsi" w:cstheme="minorHAnsi"/>
+                <w:sz w:val="20"/>
+              </w:rPr>
+            </w:pPr>
+            <w:r>
+              <w:rPr>
+                <w:rFonts w:asciiTheme="minorHAnsi" w:hAnsiTheme="minorHAnsi" w:cstheme="minorHAnsi"/>
+                <w:noProof/>
+                <w:sz w:val="20"/>
+              </w:rPr>
+              <w:drawing>
+                <wp:inline distT="0" distB="0" distL="0" distR="0" wp14:anchorId="7DBD910B" wp14:editId="0A598CE5">
+                  <wp:extent cx="3235569" cy="2144187"/>
+                  <wp:effectExtent l="0" t="0" r="3175" b="8890"/>
+                  <wp:docPr id="634806864" name="Picture 6" descr="A graph of a step response&#10;&#10;AI-generated content may be incorrect."/>
+                  <wp:cNvGraphicFramePr>
+                    <a:graphicFrameLocks xmlns:a="http://schemas.openxmlformats.org/drawingml/2006/main" noChangeAspect="1"/>
+                  </wp:cNvGraphicFramePr>
+                  <a:graphic xmlns:a="http://schemas.openxmlformats.org/drawingml/2006/main">
+                    <a:graphicData uri="http://schemas.openxmlformats.org/drawingml/2006/picture">
+                      <pic:pic xmlns:pic="http://schemas.openxmlformats.org/drawingml/2006/picture">
+                        <pic:nvPicPr>
+                          <pic:cNvPr id="634806864" name="Picture 6" descr="A graph of a step response&#10;&#10;AI-generated content may be incorrect."/>
+                          <pic:cNvPicPr/>
+                        </pic:nvPicPr>
+                        <pic:blipFill>
+                          <a:blip r:embed="rId12">
+                            <a:extLst>
+                              <a:ext uri="{28A0092B-C50C-407E-A947-70E740481C1C}">
+                                <a14:useLocalDpi xmlns:a14="http://schemas.microsoft.com/office/drawing/2010/main" val="0"/>
+                              </a:ext>
+                            </a:extLst>
+                          </a:blip>
+                          <a:stretch>
+                            <a:fillRect/>
+                          </a:stretch>
+                        </pic:blipFill>
+                        <pic:spPr>
+                          <a:xfrm>
+                            <a:off x="0" y="0"/>
+                            <a:ext cx="3254730" cy="2156885"/>
+                          </a:xfrm>
+                          <a:prstGeom prst="rect">
+                            <a:avLst/>
+                          </a:prstGeom>
+                        </pic:spPr>
+                      </pic:pic>
+                    </a:graphicData>
+                  </a:graphic>
+                </wp:inline>
+              </w:drawing>
+            </w:r>
+          </w:p>
+          <w:p>
+            <w:pPr>
+              <w:pStyle w:val="DefaultText"/>
+              <w:rPr>
+                <w:rFonts w:asciiTheme="minorHAnsi" w:hAnsiTheme="minorHAnsi" w:cstheme="minorHAnsi"/>
+                <w:sz w:val="20"/>
+              </w:rPr>
+            </w:pPr>
+            <w:r>
+              <w:rPr>
+                <w:rFonts w:asciiTheme="minorHAnsi" w:hAnsiTheme="minorHAnsi" w:cstheme="minorHAnsi"/>
+                <w:sz w:val="20"/>
+              </w:rPr>
+              <w:t>MATLAB Code:</w:t>
+            </w:r>
+          </w:p>
+        </w:tc>
+      </w:tr>
+      <w:tr>
+        <w:tc>
+          <w:tcPr>
+            <w:tcW w:w="1821" w:type="dxa"/>
+          </w:tcPr>
+          <w:p>
+            <w:pPr>
+              <w:pStyle w:val="DefaultText"/>
+              <w:jc w:val="both"/>
+              <w:rPr>
+                <w:rFonts w:asciiTheme="minorHAnsi" w:hAnsiTheme="minorHAnsi" w:cstheme="minorHAnsi"/>
+                <w:sz w:val="20"/>
+                <w:lang w:val="en-US"/>
+              </w:rPr>
+            </w:pPr>
+            <w:r>
+              <w:rPr>
+                <w:rFonts w:asciiTheme="minorHAnsi" w:hAnsiTheme="minorHAnsi" w:cstheme="minorHAnsi"/>
+                <w:sz w:val="20"/>
+                <w:lang w:val="en-US"/>
+              </w:rPr>
               <w:t>Task</w:t>
             </w:r>
             <w:r>
@@ -1893,34 +4205,35 @@
               <w:rPr>
                 <w:rFonts w:asciiTheme="minorHAnsi" w:hAnsiTheme="minorHAnsi" w:cstheme="minorHAnsi"/>
                 <w:sz w:val="20"/>
-                <w:highlight w:val="yellow"/>
               </w:rPr>
             </w:pPr>
             <w:r>
               <w:rPr>
                 <w:rFonts w:asciiTheme="minorHAnsi" w:hAnsiTheme="minorHAnsi" w:cstheme="minorHAnsi"/>
                 <w:sz w:val="20"/>
-                <w:highlight w:val="yellow"/>
-              </w:rPr>
-              <w:t xml:space="preserve">The requested items, </w:t>
-            </w:r>
-            <w:r>
-              <w:rPr>
-                <w:rFonts w:asciiTheme="minorHAnsi" w:hAnsiTheme="minorHAnsi" w:cstheme="minorHAnsi"/>
-                <w:sz w:val="20"/>
-                <w:highlight w:val="yellow"/>
-                <w:lang w:val="en-US"/>
-              </w:rPr>
-              <w:t>see the task sheet</w:t>
-            </w:r>
-            <w:r>
-              <w:rPr>
-                <w:rFonts w:asciiTheme="minorHAnsi" w:hAnsiTheme="minorHAnsi" w:cstheme="minorHAnsi"/>
-                <w:sz w:val="20"/>
-                <w:highlight w:val="yellow"/>
-                <w:lang w:val="en-US"/>
-              </w:rPr>
-              <w:t>.</w:t>
+              </w:rPr>
+              <w:t>The addition of the added poles add</w:t>
+            </w:r>
+            <w:r>
+              <w:rPr>
+                <w:rFonts w:asciiTheme="minorHAnsi" w:hAnsiTheme="minorHAnsi" w:cstheme="minorHAnsi"/>
+                <w:sz w:val="20"/>
+              </w:rPr>
+              <w:t xml:space="preserve">s a layer of complexity as there is not easy way to calculate settling time and percent overshoot. As a </w:t>
+            </w:r>
+            <w:r>
+              <w:rPr>
+                <w:rFonts w:asciiTheme="minorHAnsi" w:hAnsiTheme="minorHAnsi" w:cstheme="minorHAnsi"/>
+                <w:sz w:val="20"/>
+              </w:rPr>
+              <w:t>result,</w:t>
+            </w:r>
+            <w:r>
+              <w:rPr>
+                <w:rFonts w:asciiTheme="minorHAnsi" w:hAnsiTheme="minorHAnsi" w:cstheme="minorHAnsi"/>
+                <w:sz w:val="20"/>
+              </w:rPr>
+              <w:t xml:space="preserve"> root locus was determined to be the most efficient method for determining the gain required to get the desired response.</w:t>
             </w:r>
           </w:p>
           <w:p>
@@ -1930,7 +4243,312 @@
               <w:rPr>
                 <w:rFonts w:asciiTheme="minorHAnsi" w:hAnsiTheme="minorHAnsi" w:cstheme="minorHAnsi"/>
                 <w:sz w:val="20"/>
-                <w:highlight w:val="yellow"/>
+              </w:rPr>
+            </w:pPr>
+            <w:r>
+              <w:rPr>
+                <w:rFonts w:asciiTheme="minorHAnsi" w:hAnsiTheme="minorHAnsi" w:cstheme="minorHAnsi"/>
+                <w:sz w:val="20"/>
+              </w:rPr>
+              <w:t>The root locus of the fast pole system was plotted after calculating some key values. These values include the asymptote point (</w:t>
+            </w:r>
+            <m:oMath>
+              <m:sSub>
+                <m:sSubPr>
+                  <m:ctrlPr>
+                    <w:rPr>
+                      <w:rFonts w:ascii="Cambria Math" w:hAnsi="Cambria Math" w:cstheme="minorHAnsi"/>
+                      <w:i/>
+                      <w:sz w:val="20"/>
+                    </w:rPr>
+                  </m:ctrlPr>
+                </m:sSubPr>
+                <m:e>
+                  <m:r>
+                    <w:rPr>
+                      <w:rFonts w:ascii="Cambria Math" w:hAnsi="Cambria Math" w:cstheme="minorHAnsi"/>
+                      <w:sz w:val="20"/>
+                    </w:rPr>
+                    <m:t>σ</m:t>
+                  </m:r>
+                </m:e>
+                <m:sub>
+                  <m:r>
+                    <w:rPr>
+                      <w:rFonts w:ascii="Cambria Math" w:hAnsi="Cambria Math" w:cstheme="minorHAnsi"/>
+                      <w:sz w:val="20"/>
+                    </w:rPr>
+                    <m:t>0</m:t>
+                  </m:r>
+                </m:sub>
+              </m:sSub>
+            </m:oMath>
+            <w:r>
+              <w:rPr>
+                <w:rFonts w:asciiTheme="minorHAnsi" w:hAnsiTheme="minorHAnsi" w:cstheme="minorHAnsi"/>
+                <w:sz w:val="20"/>
+              </w:rPr>
+              <w:t>), asymptote angels (</w:t>
+            </w:r>
+            <m:oMath>
+              <m:sSub>
+                <m:sSubPr>
+                  <m:ctrlPr>
+                    <w:rPr>
+                      <w:rFonts w:ascii="Cambria Math" w:hAnsi="Cambria Math" w:cstheme="minorHAnsi"/>
+                      <w:i/>
+                      <w:sz w:val="20"/>
+                    </w:rPr>
+                  </m:ctrlPr>
+                </m:sSubPr>
+                <m:e>
+                  <m:r>
+                    <w:rPr>
+                      <w:rFonts w:ascii="Cambria Math" w:hAnsi="Cambria Math" w:cstheme="minorHAnsi"/>
+                      <w:sz w:val="20"/>
+                    </w:rPr>
+                    <m:t>θ</m:t>
+                  </m:r>
+                </m:e>
+                <m:sub>
+                  <m:r>
+                    <w:rPr>
+                      <w:rFonts w:ascii="Cambria Math" w:hAnsi="Cambria Math" w:cstheme="minorHAnsi"/>
+                      <w:sz w:val="20"/>
+                    </w:rPr>
+                    <m:t>0</m:t>
+                  </m:r>
+                </m:sub>
+              </m:sSub>
+            </m:oMath>
+            <w:r>
+              <w:rPr>
+                <w:rFonts w:asciiTheme="minorHAnsi" w:hAnsiTheme="minorHAnsi" w:cstheme="minorHAnsi"/>
+                <w:sz w:val="20"/>
+              </w:rPr>
+              <w:t xml:space="preserve">), zeta </w:t>
+            </w:r>
+            <m:oMath>
+              <m:r>
+                <w:rPr>
+                  <w:rFonts w:ascii="Cambria Math" w:hAnsi="Cambria Math" w:cstheme="minorHAnsi"/>
+                  <w:sz w:val="20"/>
+                </w:rPr>
+                <m:t>ζ</m:t>
+              </m:r>
+            </m:oMath>
+            <w:r>
+              <w:rPr>
+                <w:rFonts w:asciiTheme="minorHAnsi" w:hAnsiTheme="minorHAnsi" w:cstheme="minorHAnsi"/>
+                <w:sz w:val="20"/>
+              </w:rPr>
+              <w:t>, breakaway point (</w:t>
+            </w:r>
+            <m:oMath>
+              <m:r>
+                <w:rPr>
+                  <w:rFonts w:ascii="Cambria Math" w:hAnsi="Cambria Math" w:cstheme="minorHAnsi"/>
+                  <w:sz w:val="20"/>
+                </w:rPr>
+                <m:t>σ</m:t>
+              </m:r>
+            </m:oMath>
+            <w:r>
+              <w:rPr>
+                <w:rFonts w:asciiTheme="minorHAnsi" w:hAnsiTheme="minorHAnsi" w:cstheme="minorHAnsi"/>
+                <w:sz w:val="20"/>
+              </w:rPr>
+              <w:t>) and the point where the root locus crosses the imaginary axis (</w:t>
+            </w:r>
+            <m:oMath>
+              <m:r>
+                <w:rPr>
+                  <w:rFonts w:ascii="Cambria Math" w:hAnsi="Cambria Math" w:cstheme="minorHAnsi"/>
+                  <w:sz w:val="20"/>
+                </w:rPr>
+                <m:t>ω</m:t>
+              </m:r>
+            </m:oMath>
+            <w:r>
+              <w:rPr>
+                <w:rFonts w:asciiTheme="minorHAnsi" w:hAnsiTheme="minorHAnsi" w:cstheme="minorHAnsi"/>
+                <w:sz w:val="20"/>
+              </w:rPr>
+              <w:t>)</w:t>
+            </w:r>
+            <w:r>
+              <w:rPr>
+                <w:rFonts w:asciiTheme="minorHAnsi" w:hAnsiTheme="minorHAnsi" w:cstheme="minorHAnsi"/>
+                <w:sz w:val="20"/>
+              </w:rPr>
+              <w:t>, this is completed below.</w:t>
+            </w:r>
+          </w:p>
+          <w:p>
+            <w:pPr>
+              <w:pStyle w:val="DefaultText"/>
+              <w:jc w:val="both"/>
+              <w:rPr>
+                <w:rFonts w:asciiTheme="minorHAnsi" w:hAnsiTheme="minorHAnsi" w:cstheme="minorHAnsi"/>
+                <w:sz w:val="20"/>
+              </w:rPr>
+            </w:pPr>
+            <m:oMathPara>
+              <m:oMath>
+                <m:sSub>
+                  <m:sSubPr>
+                    <m:ctrlPr>
+                      <w:rPr>
+                        <w:rFonts w:ascii="Cambria Math" w:hAnsi="Cambria Math" w:cstheme="minorHAnsi"/>
+                        <w:i/>
+                        <w:sz w:val="20"/>
+                      </w:rPr>
+                    </m:ctrlPr>
+                  </m:sSubPr>
+                  <m:e>
+                    <m:r>
+                      <w:rPr>
+                        <w:rFonts w:ascii="Cambria Math" w:hAnsi="Cambria Math" w:cstheme="minorHAnsi"/>
+                        <w:sz w:val="20"/>
+                      </w:rPr>
+                      <m:t>σ</m:t>
+                    </m:r>
+                  </m:e>
+                  <m:sub>
+                    <m:r>
+                      <w:rPr>
+                        <w:rFonts w:ascii="Cambria Math" w:hAnsi="Cambria Math" w:cstheme="minorHAnsi"/>
+                        <w:sz w:val="20"/>
+                      </w:rPr>
+                      <m:t>0</m:t>
+                    </m:r>
+                  </m:sub>
+                </m:sSub>
+                <m:r>
+                  <w:rPr>
+                    <w:rFonts w:ascii="Cambria Math" w:hAnsi="Cambria Math" w:cstheme="minorHAnsi"/>
+                    <w:sz w:val="20"/>
+                  </w:rPr>
+                  <m:t>=</m:t>
+                </m:r>
+                <m:f>
+                  <m:fPr>
+                    <m:ctrlPr>
+                      <w:rPr>
+                        <w:rFonts w:ascii="Cambria Math" w:hAnsi="Cambria Math" w:cstheme="minorHAnsi"/>
+                        <w:i/>
+                        <w:sz w:val="20"/>
+                      </w:rPr>
+                    </m:ctrlPr>
+                  </m:fPr>
+                  <m:num>
+                    <m:r>
+                      <w:rPr>
+                        <w:rFonts w:ascii="Cambria Math" w:hAnsi="Cambria Math" w:cstheme="minorHAnsi"/>
+                        <w:sz w:val="20"/>
+                      </w:rPr>
+                      <m:t>∑finite poles-∑finite zeros</m:t>
+                    </m:r>
+                  </m:num>
+                  <m:den>
+                    <m:r>
+                      <w:rPr>
+                        <w:rFonts w:ascii="Cambria Math" w:hAnsi="Cambria Math" w:cstheme="minorHAnsi"/>
+                        <w:sz w:val="20"/>
+                      </w:rPr>
+                      <m:t>#finite poles-#finite zeros</m:t>
+                    </m:r>
+                  </m:den>
+                </m:f>
+                <m:r>
+                  <w:rPr>
+                    <w:rFonts w:ascii="Cambria Math" w:hAnsi="Cambria Math" w:cstheme="minorHAnsi"/>
+                    <w:sz w:val="20"/>
+                  </w:rPr>
+                  <m:t>=</m:t>
+                </m:r>
+                <m:f>
+                  <m:fPr>
+                    <m:ctrlPr>
+                      <w:rPr>
+                        <w:rFonts w:ascii="Cambria Math" w:hAnsi="Cambria Math" w:cstheme="minorHAnsi"/>
+                        <w:i/>
+                        <w:sz w:val="20"/>
+                      </w:rPr>
+                    </m:ctrlPr>
+                  </m:fPr>
+                  <m:num>
+                    <m:r>
+                      <w:rPr>
+                        <w:rFonts w:ascii="Cambria Math" w:hAnsi="Cambria Math" w:cstheme="minorHAnsi"/>
+                        <w:sz w:val="20"/>
+                      </w:rPr>
+                      <m:t>0-3.2737-32.737</m:t>
+                    </m:r>
+                  </m:num>
+                  <m:den>
+                    <m:r>
+                      <w:rPr>
+                        <w:rFonts w:ascii="Cambria Math" w:hAnsi="Cambria Math" w:cstheme="minorHAnsi"/>
+                        <w:sz w:val="20"/>
+                      </w:rPr>
+                      <m:t>3-0</m:t>
+                    </m:r>
+                  </m:den>
+                </m:f>
+                <m:r>
+                  <w:rPr>
+                    <w:rFonts w:ascii="Cambria Math" w:hAnsi="Cambria Math" w:cstheme="minorHAnsi"/>
+                    <w:sz w:val="20"/>
+                  </w:rPr>
+                  <m:t>= -</m:t>
+                </m:r>
+                <m:f>
+                  <m:fPr>
+                    <m:ctrlPr>
+                      <w:rPr>
+                        <w:rFonts w:ascii="Cambria Math" w:hAnsi="Cambria Math" w:cstheme="minorHAnsi"/>
+                        <w:i/>
+                        <w:sz w:val="20"/>
+                      </w:rPr>
+                    </m:ctrlPr>
+                  </m:fPr>
+                  <m:num>
+                    <m:r>
+                      <w:rPr>
+                        <w:rFonts w:ascii="Cambria Math" w:hAnsi="Cambria Math" w:cstheme="minorHAnsi"/>
+                        <w:sz w:val="20"/>
+                      </w:rPr>
+                      <m:t>36.01</m:t>
+                    </m:r>
+                  </m:num>
+                  <m:den>
+                    <m:r>
+                      <w:rPr>
+                        <w:rFonts w:ascii="Cambria Math" w:hAnsi="Cambria Math" w:cstheme="minorHAnsi"/>
+                        <w:sz w:val="20"/>
+                      </w:rPr>
+                      <m:t>3</m:t>
+                    </m:r>
+                  </m:den>
+                </m:f>
+                <m:r>
+                  <w:rPr>
+                    <w:rFonts w:ascii="Cambria Math" w:hAnsi="Cambria Math" w:cstheme="minorHAnsi"/>
+                    <w:sz w:val="20"/>
+                  </w:rPr>
+                  <m:t>=-12</m:t>
+                </m:r>
+              </m:oMath>
+            </m:oMathPara>
+          </w:p>
+          <w:p>
+            <w:pPr>
+              <w:pStyle w:val="DefaultText"/>
+              <w:jc w:val="both"/>
+              <w:rPr>
+                <w:rFonts w:asciiTheme="minorHAnsi" w:hAnsiTheme="minorHAnsi" w:cstheme="minorHAnsi"/>
+                <w:sz w:val="20"/>
               </w:rPr>
             </w:pPr>
           </w:p>
@@ -1941,7 +4559,2276 @@
               <w:rPr>
                 <w:rFonts w:asciiTheme="minorHAnsi" w:hAnsiTheme="minorHAnsi" w:cstheme="minorHAnsi"/>
                 <w:sz w:val="20"/>
-                <w:highlight w:val="yellow"/>
+              </w:rPr>
+            </w:pPr>
+            <m:oMathPara>
+              <m:oMath>
+                <m:sSub>
+                  <m:sSubPr>
+                    <m:ctrlPr>
+                      <w:rPr>
+                        <w:rFonts w:ascii="Cambria Math" w:hAnsi="Cambria Math" w:cstheme="minorHAnsi"/>
+                        <w:i/>
+                        <w:sz w:val="20"/>
+                      </w:rPr>
+                    </m:ctrlPr>
+                  </m:sSubPr>
+                  <m:e>
+                    <m:r>
+                      <w:rPr>
+                        <w:rFonts w:ascii="Cambria Math" w:hAnsi="Cambria Math" w:cstheme="minorHAnsi"/>
+                        <w:sz w:val="20"/>
+                      </w:rPr>
+                      <m:t>θ</m:t>
+                    </m:r>
+                  </m:e>
+                  <m:sub>
+                    <m:r>
+                      <w:rPr>
+                        <w:rFonts w:ascii="Cambria Math" w:hAnsi="Cambria Math" w:cstheme="minorHAnsi"/>
+                        <w:sz w:val="20"/>
+                      </w:rPr>
+                      <m:t>0</m:t>
+                    </m:r>
+                  </m:sub>
+                </m:sSub>
+                <m:r>
+                  <w:rPr>
+                    <w:rFonts w:ascii="Cambria Math" w:hAnsi="Cambria Math" w:cstheme="minorHAnsi"/>
+                    <w:sz w:val="20"/>
+                  </w:rPr>
+                  <m:t>=</m:t>
+                </m:r>
+                <m:f>
+                  <m:fPr>
+                    <m:ctrlPr>
+                      <w:rPr>
+                        <w:rFonts w:ascii="Cambria Math" w:hAnsi="Cambria Math" w:cstheme="minorHAnsi"/>
+                        <w:i/>
+                        <w:sz w:val="20"/>
+                      </w:rPr>
+                    </m:ctrlPr>
+                  </m:fPr>
+                  <m:num>
+                    <m:d>
+                      <m:dPr>
+                        <m:ctrlPr>
+                          <w:rPr>
+                            <w:rFonts w:ascii="Cambria Math" w:hAnsi="Cambria Math" w:cstheme="minorHAnsi"/>
+                            <w:i/>
+                            <w:sz w:val="20"/>
+                          </w:rPr>
+                        </m:ctrlPr>
+                      </m:dPr>
+                      <m:e>
+                        <m:r>
+                          <w:rPr>
+                            <w:rFonts w:ascii="Cambria Math" w:hAnsi="Cambria Math" w:cstheme="minorHAnsi"/>
+                            <w:sz w:val="20"/>
+                          </w:rPr>
+                          <m:t>2k+1</m:t>
+                        </m:r>
+                      </m:e>
+                    </m:d>
+                    <m:r>
+                      <w:rPr>
+                        <w:rFonts w:ascii="Cambria Math" w:hAnsi="Cambria Math" w:cstheme="minorHAnsi"/>
+                        <w:sz w:val="20"/>
+                      </w:rPr>
+                      <m:t>180</m:t>
+                    </m:r>
+                  </m:num>
+                  <m:den>
+                    <m:r>
+                      <w:rPr>
+                        <w:rFonts w:ascii="Cambria Math" w:hAnsi="Cambria Math" w:cstheme="minorHAnsi"/>
+                        <w:sz w:val="20"/>
+                      </w:rPr>
+                      <m:t>#finite poles-#finite zeros</m:t>
+                    </m:r>
+                  </m:den>
+                </m:f>
+                <m:r>
+                  <w:rPr>
+                    <w:rFonts w:ascii="Cambria Math" w:hAnsi="Cambria Math" w:cstheme="minorHAnsi"/>
+                    <w:sz w:val="20"/>
+                  </w:rPr>
+                  <m:t>=60°,180°,300°</m:t>
+                </m:r>
+              </m:oMath>
+            </m:oMathPara>
+          </w:p>
+          <w:p>
+            <w:pPr>
+              <w:pStyle w:val="DefaultText"/>
+              <w:jc w:val="both"/>
+              <w:rPr>
+                <w:rFonts w:asciiTheme="minorHAnsi" w:hAnsiTheme="minorHAnsi" w:cstheme="minorHAnsi"/>
+                <w:sz w:val="20"/>
+              </w:rPr>
+            </w:pPr>
+            <m:oMathPara>
+              <m:oMath>
+                <m:r>
+                  <w:rPr>
+                    <w:rFonts w:ascii="Cambria Math" w:hAnsi="Cambria Math" w:cstheme="minorHAnsi"/>
+                    <w:sz w:val="20"/>
+                  </w:rPr>
+                  <m:t>ζ=</m:t>
+                </m:r>
+                <m:f>
+                  <m:fPr>
+                    <m:ctrlPr>
+                      <w:rPr>
+                        <w:rFonts w:ascii="Cambria Math" w:hAnsi="Cambria Math" w:cstheme="minorHAnsi"/>
+                        <w:i/>
+                        <w:sz w:val="20"/>
+                      </w:rPr>
+                    </m:ctrlPr>
+                  </m:fPr>
+                  <m:num>
+                    <m:r>
+                      <w:rPr>
+                        <w:rFonts w:ascii="Cambria Math" w:hAnsi="Cambria Math" w:cstheme="minorHAnsi"/>
+                        <w:sz w:val="20"/>
+                      </w:rPr>
+                      <m:t>-</m:t>
+                    </m:r>
+                    <m:func>
+                      <m:funcPr>
+                        <m:ctrlPr>
+                          <w:rPr>
+                            <w:rFonts w:ascii="Cambria Math" w:hAnsi="Cambria Math" w:cstheme="minorHAnsi"/>
+                            <w:sz w:val="20"/>
+                          </w:rPr>
+                        </m:ctrlPr>
+                      </m:funcPr>
+                      <m:fName>
+                        <m:r>
+                          <m:rPr>
+                            <m:sty m:val="p"/>
+                          </m:rPr>
+                          <w:rPr>
+                            <w:rFonts w:ascii="Cambria Math" w:hAnsi="Cambria Math" w:cstheme="minorHAnsi"/>
+                            <w:sz w:val="20"/>
+                          </w:rPr>
+                          <m:t>ln</m:t>
+                        </m:r>
+                        <m:ctrlPr>
+                          <w:rPr>
+                            <w:rFonts w:ascii="Cambria Math" w:hAnsi="Cambria Math" w:cstheme="minorHAnsi"/>
+                            <w:i/>
+                            <w:sz w:val="20"/>
+                          </w:rPr>
+                        </m:ctrlPr>
+                      </m:fName>
+                      <m:e>
+                        <m:d>
+                          <m:dPr>
+                            <m:ctrlPr>
+                              <w:rPr>
+                                <w:rFonts w:ascii="Cambria Math" w:hAnsi="Cambria Math" w:cstheme="minorHAnsi"/>
+                                <w:i/>
+                                <w:sz w:val="20"/>
+                              </w:rPr>
+                            </m:ctrlPr>
+                          </m:dPr>
+                          <m:e>
+                            <m:f>
+                              <m:fPr>
+                                <m:ctrlPr>
+                                  <w:rPr>
+                                    <w:rFonts w:ascii="Cambria Math" w:hAnsi="Cambria Math" w:cstheme="minorHAnsi"/>
+                                    <w:i/>
+                                    <w:sz w:val="20"/>
+                                  </w:rPr>
+                                </m:ctrlPr>
+                              </m:fPr>
+                              <m:num>
+                                <m:r>
+                                  <w:rPr>
+                                    <w:rFonts w:ascii="Cambria Math" w:hAnsi="Cambria Math" w:cstheme="minorHAnsi"/>
+                                    <w:sz w:val="20"/>
+                                  </w:rPr>
+                                  <m:t>%OS</m:t>
+                                </m:r>
+                              </m:num>
+                              <m:den>
+                                <m:r>
+                                  <w:rPr>
+                                    <w:rFonts w:ascii="Cambria Math" w:hAnsi="Cambria Math" w:cstheme="minorHAnsi"/>
+                                    <w:sz w:val="20"/>
+                                  </w:rPr>
+                                  <m:t>100</m:t>
+                                </m:r>
+                              </m:den>
+                            </m:f>
+                          </m:e>
+                        </m:d>
+                      </m:e>
+                    </m:func>
+                  </m:num>
+                  <m:den>
+                    <m:rad>
+                      <m:radPr>
+                        <m:degHide m:val="1"/>
+                        <m:ctrlPr>
+                          <w:rPr>
+                            <w:rFonts w:ascii="Cambria Math" w:hAnsi="Cambria Math" w:cstheme="minorHAnsi"/>
+                            <w:i/>
+                            <w:sz w:val="20"/>
+                          </w:rPr>
+                        </m:ctrlPr>
+                      </m:radPr>
+                      <m:deg/>
+                      <m:e>
+                        <m:sSup>
+                          <m:sSupPr>
+                            <m:ctrlPr>
+                              <w:rPr>
+                                <w:rFonts w:ascii="Cambria Math" w:hAnsi="Cambria Math" w:cstheme="minorHAnsi"/>
+                                <w:i/>
+                                <w:sz w:val="20"/>
+                              </w:rPr>
+                            </m:ctrlPr>
+                          </m:sSupPr>
+                          <m:e>
+                            <m:r>
+                              <w:rPr>
+                                <w:rFonts w:ascii="Cambria Math" w:hAnsi="Cambria Math" w:cstheme="minorHAnsi"/>
+                                <w:sz w:val="20"/>
+                              </w:rPr>
+                              <m:t>π</m:t>
+                            </m:r>
+                          </m:e>
+                          <m:sup>
+                            <m:r>
+                              <w:rPr>
+                                <w:rFonts w:ascii="Cambria Math" w:hAnsi="Cambria Math" w:cstheme="minorHAnsi"/>
+                                <w:sz w:val="20"/>
+                              </w:rPr>
+                              <m:t>2</m:t>
+                            </m:r>
+                          </m:sup>
+                        </m:sSup>
+                        <m:r>
+                          <w:rPr>
+                            <w:rFonts w:ascii="Cambria Math" w:hAnsi="Cambria Math" w:cstheme="minorHAnsi"/>
+                            <w:sz w:val="20"/>
+                          </w:rPr>
+                          <m:t>+</m:t>
+                        </m:r>
+                        <m:func>
+                          <m:funcPr>
+                            <m:ctrlPr>
+                              <w:rPr>
+                                <w:rFonts w:ascii="Cambria Math" w:hAnsi="Cambria Math" w:cstheme="minorHAnsi"/>
+                                <w:i/>
+                                <w:sz w:val="20"/>
+                              </w:rPr>
+                            </m:ctrlPr>
+                          </m:funcPr>
+                          <m:fName>
+                            <m:sSup>
+                              <m:sSupPr>
+                                <m:ctrlPr>
+                                  <w:rPr>
+                                    <w:rFonts w:ascii="Cambria Math" w:hAnsi="Cambria Math" w:cstheme="minorHAnsi"/>
+                                    <w:i/>
+                                    <w:sz w:val="20"/>
+                                  </w:rPr>
+                                </m:ctrlPr>
+                              </m:sSupPr>
+                              <m:e>
+                                <m:r>
+                                  <m:rPr>
+                                    <m:sty m:val="p"/>
+                                  </m:rPr>
+                                  <w:rPr>
+                                    <w:rFonts w:ascii="Cambria Math" w:hAnsi="Cambria Math" w:cstheme="minorHAnsi"/>
+                                    <w:sz w:val="20"/>
+                                  </w:rPr>
+                                  <m:t>ln</m:t>
+                                </m:r>
+                              </m:e>
+                              <m:sup>
+                                <m:r>
+                                  <w:rPr>
+                                    <w:rFonts w:ascii="Cambria Math" w:hAnsi="Cambria Math" w:cstheme="minorHAnsi"/>
+                                    <w:sz w:val="20"/>
+                                  </w:rPr>
+                                  <m:t>2</m:t>
+                                </m:r>
+                                <m:ctrlPr>
+                                  <w:rPr>
+                                    <w:rFonts w:ascii="Cambria Math" w:hAnsi="Cambria Math" w:cstheme="minorHAnsi"/>
+                                    <w:sz w:val="20"/>
+                                  </w:rPr>
+                                </m:ctrlPr>
+                              </m:sup>
+                            </m:sSup>
+                          </m:fName>
+                          <m:e>
+                            <m:d>
+                              <m:dPr>
+                                <m:ctrlPr>
+                                  <w:rPr>
+                                    <w:rFonts w:ascii="Cambria Math" w:hAnsi="Cambria Math" w:cstheme="minorHAnsi"/>
+                                    <w:i/>
+                                    <w:sz w:val="20"/>
+                                  </w:rPr>
+                                </m:ctrlPr>
+                              </m:dPr>
+                              <m:e>
+                                <m:f>
+                                  <m:fPr>
+                                    <m:ctrlPr>
+                                      <w:rPr>
+                                        <w:rFonts w:ascii="Cambria Math" w:hAnsi="Cambria Math" w:cstheme="minorHAnsi"/>
+                                        <w:i/>
+                                        <w:sz w:val="20"/>
+                                      </w:rPr>
+                                    </m:ctrlPr>
+                                  </m:fPr>
+                                  <m:num>
+                                    <m:r>
+                                      <w:rPr>
+                                        <w:rFonts w:ascii="Cambria Math" w:hAnsi="Cambria Math" w:cstheme="minorHAnsi"/>
+                                        <w:sz w:val="20"/>
+                                      </w:rPr>
+                                      <m:t>%OS</m:t>
+                                    </m:r>
+                                  </m:num>
+                                  <m:den>
+                                    <m:r>
+                                      <w:rPr>
+                                        <w:rFonts w:ascii="Cambria Math" w:hAnsi="Cambria Math" w:cstheme="minorHAnsi"/>
+                                        <w:sz w:val="20"/>
+                                      </w:rPr>
+                                      <m:t>100</m:t>
+                                    </m:r>
+                                  </m:den>
+                                </m:f>
+                              </m:e>
+                            </m:d>
+                          </m:e>
+                        </m:func>
+                      </m:e>
+                    </m:rad>
+                  </m:den>
+                </m:f>
+                <m:r>
+                  <w:rPr>
+                    <w:rFonts w:ascii="Cambria Math" w:hAnsi="Cambria Math" w:cstheme="minorHAnsi"/>
+                    <w:sz w:val="20"/>
+                  </w:rPr>
+                  <m:t xml:space="preserve">= </m:t>
+                </m:r>
+                <m:f>
+                  <m:fPr>
+                    <m:ctrlPr>
+                      <w:rPr>
+                        <w:rFonts w:ascii="Cambria Math" w:hAnsi="Cambria Math" w:cstheme="minorHAnsi"/>
+                        <w:i/>
+                        <w:sz w:val="20"/>
+                      </w:rPr>
+                    </m:ctrlPr>
+                  </m:fPr>
+                  <m:num>
+                    <m:r>
+                      <w:rPr>
+                        <w:rFonts w:ascii="Cambria Math" w:hAnsi="Cambria Math" w:cstheme="minorHAnsi"/>
+                        <w:sz w:val="20"/>
+                      </w:rPr>
+                      <m:t>-</m:t>
+                    </m:r>
+                    <m:func>
+                      <m:funcPr>
+                        <m:ctrlPr>
+                          <w:rPr>
+                            <w:rFonts w:ascii="Cambria Math" w:hAnsi="Cambria Math" w:cstheme="minorHAnsi"/>
+                            <w:sz w:val="20"/>
+                          </w:rPr>
+                        </m:ctrlPr>
+                      </m:funcPr>
+                      <m:fName>
+                        <m:r>
+                          <m:rPr>
+                            <m:sty m:val="p"/>
+                          </m:rPr>
+                          <w:rPr>
+                            <w:rFonts w:ascii="Cambria Math" w:hAnsi="Cambria Math" w:cstheme="minorHAnsi"/>
+                            <w:sz w:val="20"/>
+                          </w:rPr>
+                          <m:t>ln</m:t>
+                        </m:r>
+                        <m:ctrlPr>
+                          <w:rPr>
+                            <w:rFonts w:ascii="Cambria Math" w:hAnsi="Cambria Math" w:cstheme="minorHAnsi"/>
+                            <w:i/>
+                            <w:sz w:val="20"/>
+                          </w:rPr>
+                        </m:ctrlPr>
+                      </m:fName>
+                      <m:e>
+                        <m:d>
+                          <m:dPr>
+                            <m:ctrlPr>
+                              <w:rPr>
+                                <w:rFonts w:ascii="Cambria Math" w:hAnsi="Cambria Math" w:cstheme="minorHAnsi"/>
+                                <w:i/>
+                                <w:sz w:val="20"/>
+                              </w:rPr>
+                            </m:ctrlPr>
+                          </m:dPr>
+                          <m:e>
+                            <m:f>
+                              <m:fPr>
+                                <m:ctrlPr>
+                                  <w:rPr>
+                                    <w:rFonts w:ascii="Cambria Math" w:hAnsi="Cambria Math" w:cstheme="minorHAnsi"/>
+                                    <w:i/>
+                                    <w:sz w:val="20"/>
+                                  </w:rPr>
+                                </m:ctrlPr>
+                              </m:fPr>
+                              <m:num>
+                                <m:r>
+                                  <w:rPr>
+                                    <w:rFonts w:ascii="Cambria Math" w:hAnsi="Cambria Math" w:cstheme="minorHAnsi"/>
+                                    <w:sz w:val="20"/>
+                                  </w:rPr>
+                                  <m:t>5</m:t>
+                                </m:r>
+                              </m:num>
+                              <m:den>
+                                <m:r>
+                                  <w:rPr>
+                                    <w:rFonts w:ascii="Cambria Math" w:hAnsi="Cambria Math" w:cstheme="minorHAnsi"/>
+                                    <w:sz w:val="20"/>
+                                  </w:rPr>
+                                  <m:t>100</m:t>
+                                </m:r>
+                              </m:den>
+                            </m:f>
+                          </m:e>
+                        </m:d>
+                      </m:e>
+                    </m:func>
+                  </m:num>
+                  <m:den>
+                    <m:rad>
+                      <m:radPr>
+                        <m:degHide m:val="1"/>
+                        <m:ctrlPr>
+                          <w:rPr>
+                            <w:rFonts w:ascii="Cambria Math" w:hAnsi="Cambria Math" w:cstheme="minorHAnsi"/>
+                            <w:i/>
+                            <w:sz w:val="20"/>
+                          </w:rPr>
+                        </m:ctrlPr>
+                      </m:radPr>
+                      <m:deg/>
+                      <m:e>
+                        <m:sSup>
+                          <m:sSupPr>
+                            <m:ctrlPr>
+                              <w:rPr>
+                                <w:rFonts w:ascii="Cambria Math" w:hAnsi="Cambria Math" w:cstheme="minorHAnsi"/>
+                                <w:i/>
+                                <w:sz w:val="20"/>
+                              </w:rPr>
+                            </m:ctrlPr>
+                          </m:sSupPr>
+                          <m:e>
+                            <m:r>
+                              <w:rPr>
+                                <w:rFonts w:ascii="Cambria Math" w:hAnsi="Cambria Math" w:cstheme="minorHAnsi"/>
+                                <w:sz w:val="20"/>
+                              </w:rPr>
+                              <m:t>π</m:t>
+                            </m:r>
+                          </m:e>
+                          <m:sup>
+                            <m:r>
+                              <w:rPr>
+                                <w:rFonts w:ascii="Cambria Math" w:hAnsi="Cambria Math" w:cstheme="minorHAnsi"/>
+                                <w:sz w:val="20"/>
+                              </w:rPr>
+                              <m:t>2</m:t>
+                            </m:r>
+                          </m:sup>
+                        </m:sSup>
+                        <m:r>
+                          <w:rPr>
+                            <w:rFonts w:ascii="Cambria Math" w:hAnsi="Cambria Math" w:cstheme="minorHAnsi"/>
+                            <w:sz w:val="20"/>
+                          </w:rPr>
+                          <m:t>+</m:t>
+                        </m:r>
+                        <m:func>
+                          <m:funcPr>
+                            <m:ctrlPr>
+                              <w:rPr>
+                                <w:rFonts w:ascii="Cambria Math" w:hAnsi="Cambria Math" w:cstheme="minorHAnsi"/>
+                                <w:i/>
+                                <w:sz w:val="20"/>
+                              </w:rPr>
+                            </m:ctrlPr>
+                          </m:funcPr>
+                          <m:fName>
+                            <m:sSup>
+                              <m:sSupPr>
+                                <m:ctrlPr>
+                                  <w:rPr>
+                                    <w:rFonts w:ascii="Cambria Math" w:hAnsi="Cambria Math" w:cstheme="minorHAnsi"/>
+                                    <w:i/>
+                                    <w:sz w:val="20"/>
+                                  </w:rPr>
+                                </m:ctrlPr>
+                              </m:sSupPr>
+                              <m:e>
+                                <m:r>
+                                  <m:rPr>
+                                    <m:sty m:val="p"/>
+                                  </m:rPr>
+                                  <w:rPr>
+                                    <w:rFonts w:ascii="Cambria Math" w:hAnsi="Cambria Math" w:cstheme="minorHAnsi"/>
+                                    <w:sz w:val="20"/>
+                                  </w:rPr>
+                                  <m:t>ln</m:t>
+                                </m:r>
+                              </m:e>
+                              <m:sup>
+                                <m:r>
+                                  <w:rPr>
+                                    <w:rFonts w:ascii="Cambria Math" w:hAnsi="Cambria Math" w:cstheme="minorHAnsi"/>
+                                    <w:sz w:val="20"/>
+                                  </w:rPr>
+                                  <m:t>2</m:t>
+                                </m:r>
+                                <m:ctrlPr>
+                                  <w:rPr>
+                                    <w:rFonts w:ascii="Cambria Math" w:hAnsi="Cambria Math" w:cstheme="minorHAnsi"/>
+                                    <w:sz w:val="20"/>
+                                  </w:rPr>
+                                </m:ctrlPr>
+                              </m:sup>
+                            </m:sSup>
+                          </m:fName>
+                          <m:e>
+                            <m:d>
+                              <m:dPr>
+                                <m:ctrlPr>
+                                  <w:rPr>
+                                    <w:rFonts w:ascii="Cambria Math" w:hAnsi="Cambria Math" w:cstheme="minorHAnsi"/>
+                                    <w:i/>
+                                    <w:sz w:val="20"/>
+                                  </w:rPr>
+                                </m:ctrlPr>
+                              </m:dPr>
+                              <m:e>
+                                <m:f>
+                                  <m:fPr>
+                                    <m:ctrlPr>
+                                      <w:rPr>
+                                        <w:rFonts w:ascii="Cambria Math" w:hAnsi="Cambria Math" w:cstheme="minorHAnsi"/>
+                                        <w:i/>
+                                        <w:sz w:val="20"/>
+                                      </w:rPr>
+                                    </m:ctrlPr>
+                                  </m:fPr>
+                                  <m:num>
+                                    <m:r>
+                                      <w:rPr>
+                                        <w:rFonts w:ascii="Cambria Math" w:hAnsi="Cambria Math" w:cstheme="minorHAnsi"/>
+                                        <w:sz w:val="20"/>
+                                      </w:rPr>
+                                      <m:t>5</m:t>
+                                    </m:r>
+                                  </m:num>
+                                  <m:den>
+                                    <m:r>
+                                      <w:rPr>
+                                        <w:rFonts w:ascii="Cambria Math" w:hAnsi="Cambria Math" w:cstheme="minorHAnsi"/>
+                                        <w:sz w:val="20"/>
+                                      </w:rPr>
+                                      <m:t>100</m:t>
+                                    </m:r>
+                                  </m:den>
+                                </m:f>
+                              </m:e>
+                            </m:d>
+                          </m:e>
+                        </m:func>
+                      </m:e>
+                    </m:rad>
+                  </m:den>
+                </m:f>
+                <m:r>
+                  <w:rPr>
+                    <w:rFonts w:ascii="Cambria Math" w:hAnsi="Cambria Math" w:cstheme="minorHAnsi"/>
+                    <w:sz w:val="20"/>
+                  </w:rPr>
+                  <m:t>=0.6901</m:t>
+                </m:r>
+              </m:oMath>
+            </m:oMathPara>
+          </w:p>
+          <w:p>
+            <w:pPr>
+              <w:pStyle w:val="DefaultText"/>
+              <w:jc w:val="center"/>
+              <w:rPr>
+                <w:rFonts w:asciiTheme="minorHAnsi" w:hAnsiTheme="minorHAnsi" w:cstheme="minorHAnsi"/>
+                <w:sz w:val="20"/>
+              </w:rPr>
+            </w:pPr>
+          </w:p>
+          <w:p>
+            <w:pPr>
+              <w:pStyle w:val="DefaultText"/>
+              <w:jc w:val="center"/>
+              <w:rPr>
+                <w:rFonts w:asciiTheme="minorHAnsi" w:hAnsiTheme="minorHAnsi" w:cstheme="minorHAnsi"/>
+                <w:sz w:val="20"/>
+              </w:rPr>
+            </w:pPr>
+            <w:r>
+              <w:rPr>
+                <w:rFonts w:asciiTheme="minorHAnsi" w:hAnsiTheme="minorHAnsi" w:cstheme="minorHAnsi"/>
+                <w:sz w:val="20"/>
+              </w:rPr>
+              <w:t>Breakaway Point Calculation</w:t>
+            </w:r>
+          </w:p>
+          <w:p>
+            <w:pPr>
+              <w:pStyle w:val="DefaultText"/>
+              <w:jc w:val="both"/>
+              <w:rPr>
+                <w:rFonts w:asciiTheme="minorHAnsi" w:hAnsiTheme="minorHAnsi" w:cstheme="minorHAnsi"/>
+                <w:sz w:val="20"/>
+              </w:rPr>
+            </w:pPr>
+            <m:oMathPara>
+              <m:oMath>
+                <m:r>
+                  <w:rPr>
+                    <w:rFonts w:ascii="Cambria Math" w:hAnsi="Cambria Math" w:cstheme="minorHAnsi"/>
+                    <w:sz w:val="20"/>
+                  </w:rPr>
+                  <m:t>0=</m:t>
+                </m:r>
+                <m:f>
+                  <m:fPr>
+                    <m:ctrlPr>
+                      <w:rPr>
+                        <w:rFonts w:ascii="Cambria Math" w:hAnsi="Cambria Math" w:cstheme="minorHAnsi"/>
+                        <w:i/>
+                        <w:sz w:val="20"/>
+                      </w:rPr>
+                    </m:ctrlPr>
+                  </m:fPr>
+                  <m:num>
+                    <m:r>
+                      <w:rPr>
+                        <w:rFonts w:ascii="Cambria Math" w:hAnsi="Cambria Math" w:cstheme="minorHAnsi"/>
+                        <w:sz w:val="20"/>
+                      </w:rPr>
+                      <m:t>1</m:t>
+                    </m:r>
+                  </m:num>
+                  <m:den>
+                    <m:r>
+                      <w:rPr>
+                        <w:rFonts w:ascii="Cambria Math" w:hAnsi="Cambria Math" w:cstheme="minorHAnsi"/>
+                        <w:sz w:val="20"/>
+                      </w:rPr>
+                      <m:t>σ+3.2737</m:t>
+                    </m:r>
+                  </m:den>
+                </m:f>
+                <m:r>
+                  <w:rPr>
+                    <w:rFonts w:ascii="Cambria Math" w:hAnsi="Cambria Math" w:cstheme="minorHAnsi"/>
+                    <w:sz w:val="20"/>
+                  </w:rPr>
+                  <m:t>+</m:t>
+                </m:r>
+                <m:f>
+                  <m:fPr>
+                    <m:ctrlPr>
+                      <w:rPr>
+                        <w:rFonts w:ascii="Cambria Math" w:hAnsi="Cambria Math" w:cstheme="minorHAnsi"/>
+                        <w:i/>
+                        <w:sz w:val="20"/>
+                      </w:rPr>
+                    </m:ctrlPr>
+                  </m:fPr>
+                  <m:num>
+                    <m:r>
+                      <w:rPr>
+                        <w:rFonts w:ascii="Cambria Math" w:hAnsi="Cambria Math" w:cstheme="minorHAnsi"/>
+                        <w:sz w:val="20"/>
+                      </w:rPr>
+                      <m:t>1</m:t>
+                    </m:r>
+                  </m:num>
+                  <m:den>
+                    <m:r>
+                      <w:rPr>
+                        <w:rFonts w:ascii="Cambria Math" w:hAnsi="Cambria Math" w:cstheme="minorHAnsi"/>
+                        <w:sz w:val="20"/>
+                      </w:rPr>
+                      <m:t>σ</m:t>
+                    </m:r>
+                  </m:den>
+                </m:f>
+                <m:r>
+                  <w:rPr>
+                    <w:rFonts w:ascii="Cambria Math" w:hAnsi="Cambria Math" w:cstheme="minorHAnsi"/>
+                    <w:sz w:val="20"/>
+                  </w:rPr>
+                  <m:t>+</m:t>
+                </m:r>
+                <m:f>
+                  <m:fPr>
+                    <m:ctrlPr>
+                      <w:rPr>
+                        <w:rFonts w:ascii="Cambria Math" w:hAnsi="Cambria Math" w:cstheme="minorHAnsi"/>
+                        <w:i/>
+                        <w:sz w:val="20"/>
+                      </w:rPr>
+                    </m:ctrlPr>
+                  </m:fPr>
+                  <m:num>
+                    <m:r>
+                      <w:rPr>
+                        <w:rFonts w:ascii="Cambria Math" w:hAnsi="Cambria Math" w:cstheme="minorHAnsi"/>
+                        <w:sz w:val="20"/>
+                      </w:rPr>
+                      <m:t>1</m:t>
+                    </m:r>
+                  </m:num>
+                  <m:den>
+                    <m:r>
+                      <w:rPr>
+                        <w:rFonts w:ascii="Cambria Math" w:hAnsi="Cambria Math" w:cstheme="minorHAnsi"/>
+                        <w:sz w:val="20"/>
+                      </w:rPr>
+                      <m:t>σ+32.737</m:t>
+                    </m:r>
+                  </m:den>
+                </m:f>
+              </m:oMath>
+            </m:oMathPara>
+          </w:p>
+          <w:p>
+            <w:pPr>
+              <w:pStyle w:val="DefaultText"/>
+              <w:jc w:val="both"/>
+              <w:rPr>
+                <w:rFonts w:asciiTheme="minorHAnsi" w:hAnsiTheme="minorHAnsi" w:cstheme="minorHAnsi"/>
+                <w:sz w:val="20"/>
+              </w:rPr>
+            </w:pPr>
+            <m:oMathPara>
+              <m:oMath>
+                <m:r>
+                  <w:rPr>
+                    <w:rFonts w:ascii="Cambria Math" w:hAnsi="Cambria Math" w:cstheme="minorHAnsi"/>
+                    <w:sz w:val="20"/>
+                  </w:rPr>
+                  <m:t>0=</m:t>
+                </m:r>
+                <m:f>
+                  <m:fPr>
+                    <m:ctrlPr>
+                      <w:rPr>
+                        <w:rFonts w:ascii="Cambria Math" w:hAnsi="Cambria Math" w:cstheme="minorHAnsi"/>
+                        <w:i/>
+                        <w:sz w:val="20"/>
+                      </w:rPr>
+                    </m:ctrlPr>
+                  </m:fPr>
+                  <m:num>
+                    <m:r>
+                      <w:rPr>
+                        <w:rFonts w:ascii="Cambria Math" w:hAnsi="Cambria Math" w:cstheme="minorHAnsi"/>
+                        <w:sz w:val="20"/>
+                      </w:rPr>
+                      <m:t>σ</m:t>
+                    </m:r>
+                    <m:d>
+                      <m:dPr>
+                        <m:ctrlPr>
+                          <w:rPr>
+                            <w:rFonts w:ascii="Cambria Math" w:hAnsi="Cambria Math" w:cstheme="minorHAnsi"/>
+                            <w:i/>
+                            <w:sz w:val="20"/>
+                          </w:rPr>
+                        </m:ctrlPr>
+                      </m:dPr>
+                      <m:e>
+                        <m:r>
+                          <w:rPr>
+                            <w:rFonts w:ascii="Cambria Math" w:hAnsi="Cambria Math" w:cstheme="minorHAnsi"/>
+                            <w:sz w:val="20"/>
+                          </w:rPr>
+                          <m:t>σ+32.737</m:t>
+                        </m:r>
+                      </m:e>
+                    </m:d>
+                    <m:r>
+                      <w:rPr>
+                        <w:rFonts w:ascii="Cambria Math" w:hAnsi="Cambria Math" w:cstheme="minorHAnsi"/>
+                        <w:sz w:val="20"/>
+                      </w:rPr>
+                      <m:t>+</m:t>
+                    </m:r>
+                    <m:d>
+                      <m:dPr>
+                        <m:ctrlPr>
+                          <w:rPr>
+                            <w:rFonts w:ascii="Cambria Math" w:hAnsi="Cambria Math" w:cstheme="minorHAnsi"/>
+                            <w:i/>
+                            <w:sz w:val="20"/>
+                          </w:rPr>
+                        </m:ctrlPr>
+                      </m:dPr>
+                      <m:e>
+                        <m:r>
+                          <w:rPr>
+                            <w:rFonts w:ascii="Cambria Math" w:hAnsi="Cambria Math" w:cstheme="minorHAnsi"/>
+                            <w:sz w:val="20"/>
+                          </w:rPr>
+                          <m:t>σ+3.2737</m:t>
+                        </m:r>
+                      </m:e>
+                    </m:d>
+                    <m:d>
+                      <m:dPr>
+                        <m:ctrlPr>
+                          <w:rPr>
+                            <w:rFonts w:ascii="Cambria Math" w:hAnsi="Cambria Math" w:cstheme="minorHAnsi"/>
+                            <w:i/>
+                            <w:sz w:val="20"/>
+                          </w:rPr>
+                        </m:ctrlPr>
+                      </m:dPr>
+                      <m:e>
+                        <m:r>
+                          <w:rPr>
+                            <w:rFonts w:ascii="Cambria Math" w:hAnsi="Cambria Math" w:cstheme="minorHAnsi"/>
+                            <w:sz w:val="20"/>
+                          </w:rPr>
+                          <m:t>σ+32.737</m:t>
+                        </m:r>
+                      </m:e>
+                    </m:d>
+                    <m:r>
+                      <w:rPr>
+                        <w:rFonts w:ascii="Cambria Math" w:hAnsi="Cambria Math" w:cstheme="minorHAnsi"/>
+                        <w:sz w:val="20"/>
+                      </w:rPr>
+                      <m:t>+σ</m:t>
+                    </m:r>
+                    <m:d>
+                      <m:dPr>
+                        <m:ctrlPr>
+                          <w:rPr>
+                            <w:rFonts w:ascii="Cambria Math" w:hAnsi="Cambria Math" w:cstheme="minorHAnsi"/>
+                            <w:i/>
+                            <w:sz w:val="20"/>
+                          </w:rPr>
+                        </m:ctrlPr>
+                      </m:dPr>
+                      <m:e>
+                        <m:r>
+                          <w:rPr>
+                            <w:rFonts w:ascii="Cambria Math" w:hAnsi="Cambria Math" w:cstheme="minorHAnsi"/>
+                            <w:sz w:val="20"/>
+                          </w:rPr>
+                          <m:t>σ+3.2737</m:t>
+                        </m:r>
+                      </m:e>
+                    </m:d>
+                  </m:num>
+                  <m:den>
+                    <m:r>
+                      <w:rPr>
+                        <w:rFonts w:ascii="Cambria Math" w:hAnsi="Cambria Math" w:cstheme="minorHAnsi"/>
+                        <w:sz w:val="20"/>
+                      </w:rPr>
+                      <m:t>σ</m:t>
+                    </m:r>
+                    <m:d>
+                      <m:dPr>
+                        <m:ctrlPr>
+                          <w:rPr>
+                            <w:rFonts w:ascii="Cambria Math" w:hAnsi="Cambria Math" w:cstheme="minorHAnsi"/>
+                            <w:i/>
+                            <w:sz w:val="20"/>
+                          </w:rPr>
+                        </m:ctrlPr>
+                      </m:dPr>
+                      <m:e>
+                        <m:r>
+                          <w:rPr>
+                            <w:rFonts w:ascii="Cambria Math" w:hAnsi="Cambria Math" w:cstheme="minorHAnsi"/>
+                            <w:sz w:val="20"/>
+                          </w:rPr>
+                          <m:t>σ+3.2737</m:t>
+                        </m:r>
+                      </m:e>
+                    </m:d>
+                    <m:d>
+                      <m:dPr>
+                        <m:ctrlPr>
+                          <w:rPr>
+                            <w:rFonts w:ascii="Cambria Math" w:hAnsi="Cambria Math" w:cstheme="minorHAnsi"/>
+                            <w:i/>
+                            <w:sz w:val="20"/>
+                          </w:rPr>
+                        </m:ctrlPr>
+                      </m:dPr>
+                      <m:e>
+                        <m:r>
+                          <w:rPr>
+                            <w:rFonts w:ascii="Cambria Math" w:hAnsi="Cambria Math" w:cstheme="minorHAnsi"/>
+                            <w:sz w:val="20"/>
+                          </w:rPr>
+                          <m:t>σ+32.737</m:t>
+                        </m:r>
+                      </m:e>
+                    </m:d>
+                  </m:den>
+                </m:f>
+              </m:oMath>
+            </m:oMathPara>
+          </w:p>
+          <w:p>
+            <w:pPr>
+              <w:pStyle w:val="DefaultText"/>
+              <w:jc w:val="both"/>
+              <w:rPr>
+                <w:rFonts w:asciiTheme="minorHAnsi" w:hAnsiTheme="minorHAnsi" w:cstheme="minorHAnsi"/>
+                <w:sz w:val="20"/>
+              </w:rPr>
+            </w:pPr>
+            <m:oMathPara>
+              <m:oMath>
+                <m:r>
+                  <w:rPr>
+                    <w:rFonts w:ascii="Cambria Math" w:hAnsi="Cambria Math" w:cstheme="minorHAnsi"/>
+                    <w:sz w:val="20"/>
+                  </w:rPr>
+                  <m:t>σ= -22.4313, -1.5938</m:t>
+                </m:r>
+              </m:oMath>
+            </m:oMathPara>
+          </w:p>
+          <w:p>
+            <w:pPr>
+              <w:pStyle w:val="DefaultText"/>
+              <w:jc w:val="center"/>
+              <w:rPr>
+                <w:rFonts w:asciiTheme="minorHAnsi" w:hAnsiTheme="minorHAnsi" w:cstheme="minorHAnsi"/>
+                <w:sz w:val="20"/>
+              </w:rPr>
+            </w:pPr>
+            <w:r>
+              <w:rPr>
+                <w:rFonts w:asciiTheme="minorHAnsi" w:hAnsiTheme="minorHAnsi" w:cstheme="minorHAnsi"/>
+                <w:sz w:val="20"/>
+              </w:rPr>
+              <w:t>Imaginary Axis Cross point</w:t>
+            </w:r>
+          </w:p>
+          <w:p>
+            <w:pPr>
+              <w:pStyle w:val="DefaultText"/>
+              <w:rPr>
+                <w:rFonts w:asciiTheme="minorHAnsi" w:hAnsiTheme="minorHAnsi" w:cstheme="minorHAnsi"/>
+                <w:sz w:val="20"/>
+              </w:rPr>
+            </w:pPr>
+            <m:oMathPara>
+              <m:oMath>
+                <m:r>
+                  <w:rPr>
+                    <w:rFonts w:ascii="Cambria Math" w:hAnsi="Cambria Math" w:cstheme="minorHAnsi"/>
+                    <w:sz w:val="20"/>
+                  </w:rPr>
+                  <m:t>-1=</m:t>
+                </m:r>
+                <m:f>
+                  <m:fPr>
+                    <m:ctrlPr>
+                      <w:rPr>
+                        <w:rFonts w:ascii="Cambria Math" w:hAnsi="Cambria Math" w:cstheme="minorHAnsi"/>
+                        <w:i/>
+                        <w:sz w:val="20"/>
+                      </w:rPr>
+                    </m:ctrlPr>
+                  </m:fPr>
+                  <m:num>
+                    <m:r>
+                      <w:rPr>
+                        <w:rFonts w:ascii="Cambria Math" w:hAnsi="Cambria Math" w:cstheme="minorHAnsi"/>
+                        <w:sz w:val="20"/>
+                      </w:rPr>
+                      <m:t>Km×10α×K</m:t>
+                    </m:r>
+                  </m:num>
+                  <m:den>
+                    <m:r>
+                      <w:rPr>
+                        <w:rFonts w:ascii="Cambria Math" w:hAnsi="Cambria Math" w:cstheme="minorHAnsi"/>
+                        <w:sz w:val="20"/>
+                      </w:rPr>
+                      <m:t>jω</m:t>
+                    </m:r>
+                    <m:d>
+                      <m:dPr>
+                        <m:ctrlPr>
+                          <w:rPr>
+                            <w:rFonts w:ascii="Cambria Math" w:hAnsi="Cambria Math" w:cstheme="minorHAnsi"/>
+                            <w:i/>
+                            <w:sz w:val="20"/>
+                          </w:rPr>
+                        </m:ctrlPr>
+                      </m:dPr>
+                      <m:e>
+                        <m:r>
+                          <w:rPr>
+                            <w:rFonts w:ascii="Cambria Math" w:hAnsi="Cambria Math" w:cstheme="minorHAnsi"/>
+                            <w:sz w:val="20"/>
+                          </w:rPr>
+                          <m:t>jω+α</m:t>
+                        </m:r>
+                      </m:e>
+                    </m:d>
+                    <m:d>
+                      <m:dPr>
+                        <m:ctrlPr>
+                          <w:rPr>
+                            <w:rFonts w:ascii="Cambria Math" w:hAnsi="Cambria Math" w:cstheme="minorHAnsi"/>
+                            <w:i/>
+                            <w:sz w:val="20"/>
+                          </w:rPr>
+                        </m:ctrlPr>
+                      </m:dPr>
+                      <m:e>
+                        <m:r>
+                          <w:rPr>
+                            <w:rFonts w:ascii="Cambria Math" w:hAnsi="Cambria Math" w:cstheme="minorHAnsi"/>
+                            <w:sz w:val="20"/>
+                          </w:rPr>
+                          <m:t>jω+10α</m:t>
+                        </m:r>
+                      </m:e>
+                    </m:d>
+                  </m:den>
+                </m:f>
+              </m:oMath>
+            </m:oMathPara>
+          </w:p>
+          <w:p>
+            <w:pPr>
+              <w:pStyle w:val="DefaultText"/>
+              <w:rPr>
+                <w:rFonts w:asciiTheme="minorHAnsi" w:hAnsiTheme="minorHAnsi" w:cstheme="minorHAnsi"/>
+                <w:sz w:val="20"/>
+              </w:rPr>
+            </w:pPr>
+            <m:oMathPara>
+              <m:oMath>
+                <m:r>
+                  <w:rPr>
+                    <w:rFonts w:ascii="Cambria Math" w:hAnsi="Cambria Math" w:cstheme="minorHAnsi"/>
+                    <w:sz w:val="20"/>
+                  </w:rPr>
+                  <m:t>jω</m:t>
+                </m:r>
+                <m:d>
+                  <m:dPr>
+                    <m:ctrlPr>
+                      <w:rPr>
+                        <w:rFonts w:ascii="Cambria Math" w:hAnsi="Cambria Math" w:cstheme="minorHAnsi"/>
+                        <w:i/>
+                        <w:sz w:val="20"/>
+                      </w:rPr>
+                    </m:ctrlPr>
+                  </m:dPr>
+                  <m:e>
+                    <m:r>
+                      <w:rPr>
+                        <w:rFonts w:ascii="Cambria Math" w:hAnsi="Cambria Math" w:cstheme="minorHAnsi"/>
+                        <w:sz w:val="20"/>
+                      </w:rPr>
+                      <m:t>jω+α</m:t>
+                    </m:r>
+                  </m:e>
+                </m:d>
+                <m:d>
+                  <m:dPr>
+                    <m:ctrlPr>
+                      <w:rPr>
+                        <w:rFonts w:ascii="Cambria Math" w:hAnsi="Cambria Math" w:cstheme="minorHAnsi"/>
+                        <w:i/>
+                        <w:sz w:val="20"/>
+                      </w:rPr>
+                    </m:ctrlPr>
+                  </m:dPr>
+                  <m:e>
+                    <m:r>
+                      <w:rPr>
+                        <w:rFonts w:ascii="Cambria Math" w:hAnsi="Cambria Math" w:cstheme="minorHAnsi"/>
+                        <w:sz w:val="20"/>
+                      </w:rPr>
+                      <m:t>jω+10α</m:t>
+                    </m:r>
+                  </m:e>
+                </m:d>
+                <m:r>
+                  <w:rPr>
+                    <w:rFonts w:ascii="Cambria Math" w:hAnsi="Cambria Math" w:cstheme="minorHAnsi"/>
+                    <w:sz w:val="20"/>
+                  </w:rPr>
+                  <m:t>= -Km×10α×K</m:t>
+                </m:r>
+              </m:oMath>
+            </m:oMathPara>
+          </w:p>
+          <w:p>
+            <w:pPr>
+              <w:pStyle w:val="DefaultText"/>
+              <w:rPr>
+                <w:rFonts w:asciiTheme="minorHAnsi" w:hAnsiTheme="minorHAnsi" w:cstheme="minorHAnsi"/>
+                <w:sz w:val="20"/>
+              </w:rPr>
+            </w:pPr>
+            <m:oMathPara>
+              <m:oMath>
+                <m:r>
+                  <w:rPr>
+                    <w:rFonts w:ascii="Cambria Math" w:hAnsi="Cambria Math" w:cstheme="minorHAnsi"/>
+                    <w:sz w:val="20"/>
+                  </w:rPr>
+                  <m:t>jω</m:t>
+                </m:r>
+                <m:d>
+                  <m:dPr>
+                    <m:ctrlPr>
+                      <w:rPr>
+                        <w:rFonts w:ascii="Cambria Math" w:hAnsi="Cambria Math" w:cstheme="minorHAnsi"/>
+                        <w:i/>
+                        <w:sz w:val="20"/>
+                      </w:rPr>
+                    </m:ctrlPr>
+                  </m:dPr>
+                  <m:e>
+                    <m:r>
+                      <w:rPr>
+                        <w:rFonts w:ascii="Cambria Math" w:hAnsi="Cambria Math" w:cstheme="minorHAnsi"/>
+                        <w:sz w:val="20"/>
+                      </w:rPr>
+                      <m:t>10</m:t>
+                    </m:r>
+                    <m:sSup>
+                      <m:sSupPr>
+                        <m:ctrlPr>
+                          <w:rPr>
+                            <w:rFonts w:ascii="Cambria Math" w:hAnsi="Cambria Math" w:cstheme="minorHAnsi"/>
+                            <w:i/>
+                            <w:sz w:val="20"/>
+                          </w:rPr>
+                        </m:ctrlPr>
+                      </m:sSupPr>
+                      <m:e>
+                        <m:r>
+                          <w:rPr>
+                            <w:rFonts w:ascii="Cambria Math" w:hAnsi="Cambria Math" w:cstheme="minorHAnsi"/>
+                            <w:sz w:val="20"/>
+                          </w:rPr>
+                          <m:t>α</m:t>
+                        </m:r>
+                      </m:e>
+                      <m:sup>
+                        <m:r>
+                          <w:rPr>
+                            <w:rFonts w:ascii="Cambria Math" w:hAnsi="Cambria Math" w:cstheme="minorHAnsi"/>
+                            <w:sz w:val="20"/>
+                          </w:rPr>
+                          <m:t>2</m:t>
+                        </m:r>
+                      </m:sup>
+                    </m:sSup>
+                    <m:r>
+                      <w:rPr>
+                        <w:rFonts w:ascii="Cambria Math" w:hAnsi="Cambria Math" w:cstheme="minorHAnsi"/>
+                        <w:sz w:val="20"/>
+                      </w:rPr>
+                      <m:t>+</m:t>
+                    </m:r>
+                    <m:sSup>
+                      <m:sSupPr>
+                        <m:ctrlPr>
+                          <w:rPr>
+                            <w:rFonts w:ascii="Cambria Math" w:hAnsi="Cambria Math" w:cstheme="minorHAnsi"/>
+                            <w:i/>
+                            <w:sz w:val="20"/>
+                          </w:rPr>
+                        </m:ctrlPr>
+                      </m:sSupPr>
+                      <m:e>
+                        <m:r>
+                          <w:rPr>
+                            <w:rFonts w:ascii="Cambria Math" w:hAnsi="Cambria Math" w:cstheme="minorHAnsi"/>
+                            <w:sz w:val="20"/>
+                          </w:rPr>
+                          <m:t>ω</m:t>
+                        </m:r>
+                      </m:e>
+                      <m:sup>
+                        <m:r>
+                          <w:rPr>
+                            <w:rFonts w:ascii="Cambria Math" w:hAnsi="Cambria Math" w:cstheme="minorHAnsi"/>
+                            <w:sz w:val="20"/>
+                          </w:rPr>
+                          <m:t>2</m:t>
+                        </m:r>
+                      </m:sup>
+                    </m:sSup>
+                  </m:e>
+                </m:d>
+                <m:r>
+                  <w:rPr>
+                    <w:rFonts w:ascii="Cambria Math" w:hAnsi="Cambria Math" w:cstheme="minorHAnsi"/>
+                    <w:sz w:val="20"/>
+                  </w:rPr>
+                  <m:t>-</m:t>
+                </m:r>
+                <m:d>
+                  <m:dPr>
+                    <m:ctrlPr>
+                      <w:rPr>
+                        <w:rFonts w:ascii="Cambria Math" w:hAnsi="Cambria Math" w:cstheme="minorHAnsi"/>
+                        <w:i/>
+                        <w:sz w:val="20"/>
+                      </w:rPr>
+                    </m:ctrlPr>
+                  </m:dPr>
+                  <m:e>
+                    <m:sSup>
+                      <m:sSupPr>
+                        <m:ctrlPr>
+                          <w:rPr>
+                            <w:rFonts w:ascii="Cambria Math" w:hAnsi="Cambria Math" w:cstheme="minorHAnsi"/>
+                            <w:i/>
+                            <w:sz w:val="20"/>
+                          </w:rPr>
+                        </m:ctrlPr>
+                      </m:sSupPr>
+                      <m:e>
+                        <m:r>
+                          <w:rPr>
+                            <w:rFonts w:ascii="Cambria Math" w:hAnsi="Cambria Math" w:cstheme="minorHAnsi"/>
+                            <w:sz w:val="20"/>
+                          </w:rPr>
+                          <m:t>ω</m:t>
+                        </m:r>
+                      </m:e>
+                      <m:sup>
+                        <m:r>
+                          <w:rPr>
+                            <w:rFonts w:ascii="Cambria Math" w:hAnsi="Cambria Math" w:cstheme="minorHAnsi"/>
+                            <w:sz w:val="20"/>
+                          </w:rPr>
+                          <m:t>2</m:t>
+                        </m:r>
+                      </m:sup>
+                    </m:sSup>
+                    <m:r>
+                      <w:rPr>
+                        <w:rFonts w:ascii="Cambria Math" w:hAnsi="Cambria Math" w:cstheme="minorHAnsi"/>
+                        <w:sz w:val="20"/>
+                      </w:rPr>
+                      <m:t>α-10</m:t>
+                    </m:r>
+                    <m:sSup>
+                      <m:sSupPr>
+                        <m:ctrlPr>
+                          <w:rPr>
+                            <w:rFonts w:ascii="Cambria Math" w:hAnsi="Cambria Math" w:cstheme="minorHAnsi"/>
+                            <w:i/>
+                            <w:sz w:val="20"/>
+                          </w:rPr>
+                        </m:ctrlPr>
+                      </m:sSupPr>
+                      <m:e>
+                        <m:r>
+                          <w:rPr>
+                            <w:rFonts w:ascii="Cambria Math" w:hAnsi="Cambria Math" w:cstheme="minorHAnsi"/>
+                            <w:sz w:val="20"/>
+                          </w:rPr>
+                          <m:t>ω</m:t>
+                        </m:r>
+                      </m:e>
+                      <m:sup>
+                        <m:r>
+                          <w:rPr>
+                            <w:rFonts w:ascii="Cambria Math" w:hAnsi="Cambria Math" w:cstheme="minorHAnsi"/>
+                            <w:sz w:val="20"/>
+                          </w:rPr>
+                          <m:t>2</m:t>
+                        </m:r>
+                      </m:sup>
+                    </m:sSup>
+                    <m:r>
+                      <w:rPr>
+                        <w:rFonts w:ascii="Cambria Math" w:hAnsi="Cambria Math" w:cstheme="minorHAnsi"/>
+                        <w:sz w:val="20"/>
+                      </w:rPr>
+                      <m:t>α</m:t>
+                    </m:r>
+                  </m:e>
+                </m:d>
+                <m:r>
+                  <w:rPr>
+                    <w:rFonts w:ascii="Cambria Math" w:hAnsi="Cambria Math" w:cstheme="minorHAnsi"/>
+                    <w:sz w:val="20"/>
+                  </w:rPr>
+                  <m:t>= -Km×10α×K</m:t>
+                </m:r>
+              </m:oMath>
+            </m:oMathPara>
+          </w:p>
+          <w:p>
+            <w:pPr>
+              <w:pStyle w:val="DefaultText"/>
+              <w:rPr>
+                <w:rFonts w:asciiTheme="minorHAnsi" w:hAnsiTheme="minorHAnsi" w:cstheme="minorHAnsi"/>
+                <w:sz w:val="20"/>
+              </w:rPr>
+            </w:pPr>
+            <m:oMathPara>
+              <m:oMath>
+                <m:r>
+                  <w:rPr>
+                    <w:rFonts w:ascii="Cambria Math" w:hAnsi="Cambria Math" w:cstheme="minorHAnsi"/>
+                    <w:sz w:val="20"/>
+                  </w:rPr>
+                  <m:t>jω</m:t>
+                </m:r>
+                <m:d>
+                  <m:dPr>
+                    <m:ctrlPr>
+                      <w:rPr>
+                        <w:rFonts w:ascii="Cambria Math" w:hAnsi="Cambria Math" w:cstheme="minorHAnsi"/>
+                        <w:i/>
+                        <w:sz w:val="20"/>
+                      </w:rPr>
+                    </m:ctrlPr>
+                  </m:dPr>
+                  <m:e>
+                    <m:f>
+                      <m:fPr>
+                        <m:ctrlPr>
+                          <w:rPr>
+                            <w:rFonts w:ascii="Cambria Math" w:hAnsi="Cambria Math" w:cstheme="minorHAnsi"/>
+                            <w:i/>
+                            <w:sz w:val="20"/>
+                          </w:rPr>
+                        </m:ctrlPr>
+                      </m:fPr>
+                      <m:num>
+                        <m:r>
+                          <w:rPr>
+                            <w:rFonts w:ascii="Cambria Math" w:hAnsi="Cambria Math" w:cstheme="minorHAnsi"/>
+                            <w:sz w:val="20"/>
+                          </w:rPr>
+                          <m:t>10</m:t>
+                        </m:r>
+                        <m:sSup>
+                          <m:sSupPr>
+                            <m:ctrlPr>
+                              <w:rPr>
+                                <w:rFonts w:ascii="Cambria Math" w:hAnsi="Cambria Math" w:cstheme="minorHAnsi"/>
+                                <w:i/>
+                                <w:sz w:val="20"/>
+                              </w:rPr>
+                            </m:ctrlPr>
+                          </m:sSupPr>
+                          <m:e>
+                            <m:r>
+                              <w:rPr>
+                                <w:rFonts w:ascii="Cambria Math" w:hAnsi="Cambria Math" w:cstheme="minorHAnsi"/>
+                                <w:sz w:val="20"/>
+                              </w:rPr>
+                              <m:t>α</m:t>
+                            </m:r>
+                          </m:e>
+                          <m:sup>
+                            <m:r>
+                              <w:rPr>
+                                <w:rFonts w:ascii="Cambria Math" w:hAnsi="Cambria Math" w:cstheme="minorHAnsi"/>
+                                <w:sz w:val="20"/>
+                              </w:rPr>
+                              <m:t>2</m:t>
+                            </m:r>
+                          </m:sup>
+                        </m:sSup>
+                        <m:r>
+                          <w:rPr>
+                            <w:rFonts w:ascii="Cambria Math" w:hAnsi="Cambria Math" w:cstheme="minorHAnsi"/>
+                            <w:sz w:val="20"/>
+                          </w:rPr>
+                          <m:t>-</m:t>
+                        </m:r>
+                        <m:sSup>
+                          <m:sSupPr>
+                            <m:ctrlPr>
+                              <w:rPr>
+                                <w:rFonts w:ascii="Cambria Math" w:hAnsi="Cambria Math" w:cstheme="minorHAnsi"/>
+                                <w:i/>
+                                <w:sz w:val="20"/>
+                              </w:rPr>
+                            </m:ctrlPr>
+                          </m:sSupPr>
+                          <m:e>
+                            <m:r>
+                              <w:rPr>
+                                <w:rFonts w:ascii="Cambria Math" w:hAnsi="Cambria Math" w:cstheme="minorHAnsi"/>
+                                <w:sz w:val="20"/>
+                              </w:rPr>
+                              <m:t>ω</m:t>
+                            </m:r>
+                          </m:e>
+                          <m:sup>
+                            <m:r>
+                              <w:rPr>
+                                <w:rFonts w:ascii="Cambria Math" w:hAnsi="Cambria Math" w:cstheme="minorHAnsi"/>
+                                <w:sz w:val="20"/>
+                              </w:rPr>
+                              <m:t>2</m:t>
+                            </m:r>
+                          </m:sup>
+                        </m:sSup>
+                      </m:num>
+                      <m:den>
+                        <m:r>
+                          <w:rPr>
+                            <w:rFonts w:ascii="Cambria Math" w:hAnsi="Cambria Math" w:cstheme="minorHAnsi"/>
+                            <w:sz w:val="20"/>
+                          </w:rPr>
+                          <m:t>Km×10α</m:t>
+                        </m:r>
+                      </m:den>
+                    </m:f>
+                  </m:e>
+                </m:d>
+                <m:r>
+                  <w:rPr>
+                    <w:rFonts w:ascii="Cambria Math" w:hAnsi="Cambria Math" w:cstheme="minorHAnsi"/>
+                    <w:sz w:val="20"/>
+                  </w:rPr>
+                  <m:t>-</m:t>
+                </m:r>
+                <m:d>
+                  <m:dPr>
+                    <m:ctrlPr>
+                      <w:rPr>
+                        <w:rFonts w:ascii="Cambria Math" w:hAnsi="Cambria Math" w:cstheme="minorHAnsi"/>
+                        <w:i/>
+                        <w:sz w:val="20"/>
+                      </w:rPr>
+                    </m:ctrlPr>
+                  </m:dPr>
+                  <m:e>
+                    <m:f>
+                      <m:fPr>
+                        <m:ctrlPr>
+                          <w:rPr>
+                            <w:rFonts w:ascii="Cambria Math" w:hAnsi="Cambria Math" w:cstheme="minorHAnsi"/>
+                            <w:i/>
+                            <w:sz w:val="20"/>
+                          </w:rPr>
+                        </m:ctrlPr>
+                      </m:fPr>
+                      <m:num>
+                        <m:sSup>
+                          <m:sSupPr>
+                            <m:ctrlPr>
+                              <w:rPr>
+                                <w:rFonts w:ascii="Cambria Math" w:hAnsi="Cambria Math" w:cstheme="minorHAnsi"/>
+                                <w:i/>
+                                <w:sz w:val="20"/>
+                              </w:rPr>
+                            </m:ctrlPr>
+                          </m:sSupPr>
+                          <m:e>
+                            <m:r>
+                              <w:rPr>
+                                <w:rFonts w:ascii="Cambria Math" w:hAnsi="Cambria Math" w:cstheme="minorHAnsi"/>
+                                <w:sz w:val="20"/>
+                              </w:rPr>
+                              <m:t>ω</m:t>
+                            </m:r>
+                          </m:e>
+                          <m:sup>
+                            <m:r>
+                              <w:rPr>
+                                <w:rFonts w:ascii="Cambria Math" w:hAnsi="Cambria Math" w:cstheme="minorHAnsi"/>
+                                <w:sz w:val="20"/>
+                              </w:rPr>
+                              <m:t>2</m:t>
+                            </m:r>
+                          </m:sup>
+                        </m:sSup>
+                        <m:r>
+                          <w:rPr>
+                            <w:rFonts w:ascii="Cambria Math" w:hAnsi="Cambria Math" w:cstheme="minorHAnsi"/>
+                            <w:sz w:val="20"/>
+                          </w:rPr>
+                          <m:t>α-10</m:t>
+                        </m:r>
+                        <m:sSup>
+                          <m:sSupPr>
+                            <m:ctrlPr>
+                              <w:rPr>
+                                <w:rFonts w:ascii="Cambria Math" w:hAnsi="Cambria Math" w:cstheme="minorHAnsi"/>
+                                <w:i/>
+                                <w:sz w:val="20"/>
+                              </w:rPr>
+                            </m:ctrlPr>
+                          </m:sSupPr>
+                          <m:e>
+                            <m:r>
+                              <w:rPr>
+                                <w:rFonts w:ascii="Cambria Math" w:hAnsi="Cambria Math" w:cstheme="minorHAnsi"/>
+                                <w:sz w:val="20"/>
+                              </w:rPr>
+                              <m:t>ω</m:t>
+                            </m:r>
+                          </m:e>
+                          <m:sup>
+                            <m:r>
+                              <w:rPr>
+                                <w:rFonts w:ascii="Cambria Math" w:hAnsi="Cambria Math" w:cstheme="minorHAnsi"/>
+                                <w:sz w:val="20"/>
+                              </w:rPr>
+                              <m:t>2</m:t>
+                            </m:r>
+                          </m:sup>
+                        </m:sSup>
+                        <m:r>
+                          <w:rPr>
+                            <w:rFonts w:ascii="Cambria Math" w:hAnsi="Cambria Math" w:cstheme="minorHAnsi"/>
+                            <w:sz w:val="20"/>
+                          </w:rPr>
+                          <m:t>α</m:t>
+                        </m:r>
+                      </m:num>
+                      <m:den>
+                        <m:r>
+                          <w:rPr>
+                            <w:rFonts w:ascii="Cambria Math" w:hAnsi="Cambria Math" w:cstheme="minorHAnsi"/>
+                            <w:sz w:val="20"/>
+                          </w:rPr>
+                          <m:t>Km×10α</m:t>
+                        </m:r>
+                      </m:den>
+                    </m:f>
+                  </m:e>
+                </m:d>
+                <m:r>
+                  <w:rPr>
+                    <w:rFonts w:ascii="Cambria Math" w:hAnsi="Cambria Math" w:cstheme="minorHAnsi"/>
+                    <w:sz w:val="20"/>
+                  </w:rPr>
+                  <m:t>= -Km</m:t>
+                </m:r>
+              </m:oMath>
+            </m:oMathPara>
+          </w:p>
+          <w:p>
+            <w:pPr>
+              <w:pStyle w:val="DefaultText"/>
+              <w:rPr>
+                <w:rFonts w:asciiTheme="minorHAnsi" w:hAnsiTheme="minorHAnsi" w:cstheme="minorHAnsi"/>
+                <w:sz w:val="20"/>
+              </w:rPr>
+            </w:pPr>
+          </w:p>
+          <w:p>
+            <w:pPr>
+              <w:pStyle w:val="DefaultText"/>
+              <w:jc w:val="center"/>
+              <w:rPr>
+                <w:rFonts w:asciiTheme="minorHAnsi" w:hAnsiTheme="minorHAnsi" w:cstheme="minorHAnsi"/>
+                <w:sz w:val="20"/>
+              </w:rPr>
+            </w:pPr>
+            <w:r>
+              <w:rPr>
+                <w:rFonts w:asciiTheme="minorHAnsi" w:hAnsiTheme="minorHAnsi" w:cstheme="minorHAnsi"/>
+                <w:sz w:val="20"/>
+              </w:rPr>
+              <w:t>Since we are looking for the point at which the root locus crosses the imaginary axis that is all that we care about, therefore.</w:t>
+            </w:r>
+          </w:p>
+          <w:p>
+            <w:pPr>
+              <w:pStyle w:val="DefaultText"/>
+              <w:jc w:val="center"/>
+              <w:rPr>
+                <w:rFonts w:asciiTheme="minorHAnsi" w:hAnsiTheme="minorHAnsi" w:cstheme="minorHAnsi"/>
+                <w:sz w:val="20"/>
+              </w:rPr>
+            </w:pPr>
+            <m:oMathPara>
+              <m:oMath>
+                <m:f>
+                  <m:fPr>
+                    <m:ctrlPr>
+                      <w:rPr>
+                        <w:rFonts w:ascii="Cambria Math" w:hAnsi="Cambria Math" w:cstheme="minorHAnsi"/>
+                        <w:i/>
+                        <w:sz w:val="20"/>
+                      </w:rPr>
+                    </m:ctrlPr>
+                  </m:fPr>
+                  <m:num>
+                    <m:r>
+                      <w:rPr>
+                        <w:rFonts w:ascii="Cambria Math" w:hAnsi="Cambria Math" w:cstheme="minorHAnsi"/>
+                        <w:sz w:val="20"/>
+                      </w:rPr>
+                      <m:t>10</m:t>
+                    </m:r>
+                    <m:sSup>
+                      <m:sSupPr>
+                        <m:ctrlPr>
+                          <w:rPr>
+                            <w:rFonts w:ascii="Cambria Math" w:hAnsi="Cambria Math" w:cstheme="minorHAnsi"/>
+                            <w:i/>
+                            <w:sz w:val="20"/>
+                          </w:rPr>
+                        </m:ctrlPr>
+                      </m:sSupPr>
+                      <m:e>
+                        <m:r>
+                          <w:rPr>
+                            <w:rFonts w:ascii="Cambria Math" w:hAnsi="Cambria Math" w:cstheme="minorHAnsi"/>
+                            <w:sz w:val="20"/>
+                          </w:rPr>
+                          <m:t>α</m:t>
+                        </m:r>
+                      </m:e>
+                      <m:sup>
+                        <m:r>
+                          <w:rPr>
+                            <w:rFonts w:ascii="Cambria Math" w:hAnsi="Cambria Math" w:cstheme="minorHAnsi"/>
+                            <w:sz w:val="20"/>
+                          </w:rPr>
+                          <m:t>2</m:t>
+                        </m:r>
+                      </m:sup>
+                    </m:sSup>
+                    <m:r>
+                      <w:rPr>
+                        <w:rFonts w:ascii="Cambria Math" w:hAnsi="Cambria Math" w:cstheme="minorHAnsi"/>
+                        <w:sz w:val="20"/>
+                      </w:rPr>
+                      <m:t>-</m:t>
+                    </m:r>
+                    <m:sSup>
+                      <m:sSupPr>
+                        <m:ctrlPr>
+                          <w:rPr>
+                            <w:rFonts w:ascii="Cambria Math" w:hAnsi="Cambria Math" w:cstheme="minorHAnsi"/>
+                            <w:i/>
+                            <w:sz w:val="20"/>
+                          </w:rPr>
+                        </m:ctrlPr>
+                      </m:sSupPr>
+                      <m:e>
+                        <m:r>
+                          <w:rPr>
+                            <w:rFonts w:ascii="Cambria Math" w:hAnsi="Cambria Math" w:cstheme="minorHAnsi"/>
+                            <w:sz w:val="20"/>
+                          </w:rPr>
+                          <m:t>ω</m:t>
+                        </m:r>
+                      </m:e>
+                      <m:sup>
+                        <m:r>
+                          <w:rPr>
+                            <w:rFonts w:ascii="Cambria Math" w:hAnsi="Cambria Math" w:cstheme="minorHAnsi"/>
+                            <w:sz w:val="20"/>
+                          </w:rPr>
+                          <m:t>2</m:t>
+                        </m:r>
+                      </m:sup>
+                    </m:sSup>
+                  </m:num>
+                  <m:den>
+                    <m:r>
+                      <w:rPr>
+                        <w:rFonts w:ascii="Cambria Math" w:hAnsi="Cambria Math" w:cstheme="minorHAnsi"/>
+                        <w:sz w:val="20"/>
+                      </w:rPr>
+                      <m:t>Km×10α</m:t>
+                    </m:r>
+                  </m:den>
+                </m:f>
+                <m:r>
+                  <w:rPr>
+                    <w:rFonts w:ascii="Cambria Math" w:hAnsi="Cambria Math" w:cstheme="minorHAnsi"/>
+                    <w:sz w:val="20"/>
+                  </w:rPr>
+                  <m:t>=0</m:t>
+                </m:r>
+              </m:oMath>
+            </m:oMathPara>
+          </w:p>
+          <w:p>
+            <w:pPr>
+              <w:pStyle w:val="DefaultText"/>
+              <w:jc w:val="center"/>
+              <w:rPr>
+                <w:rFonts w:asciiTheme="minorHAnsi" w:hAnsiTheme="minorHAnsi" w:cstheme="minorHAnsi"/>
+                <w:sz w:val="20"/>
+              </w:rPr>
+            </w:pPr>
+            <m:oMathPara>
+              <m:oMath>
+                <m:r>
+                  <w:rPr>
+                    <w:rFonts w:ascii="Cambria Math" w:hAnsi="Cambria Math" w:cstheme="minorHAnsi"/>
+                    <w:sz w:val="20"/>
+                  </w:rPr>
+                  <m:t>10</m:t>
+                </m:r>
+                <m:sSup>
+                  <m:sSupPr>
+                    <m:ctrlPr>
+                      <w:rPr>
+                        <w:rFonts w:ascii="Cambria Math" w:hAnsi="Cambria Math" w:cstheme="minorHAnsi"/>
+                        <w:i/>
+                        <w:sz w:val="20"/>
+                      </w:rPr>
+                    </m:ctrlPr>
+                  </m:sSupPr>
+                  <m:e>
+                    <m:r>
+                      <w:rPr>
+                        <w:rFonts w:ascii="Cambria Math" w:hAnsi="Cambria Math" w:cstheme="minorHAnsi"/>
+                        <w:sz w:val="20"/>
+                      </w:rPr>
+                      <m:t>α</m:t>
+                    </m:r>
+                  </m:e>
+                  <m:sup>
+                    <m:r>
+                      <w:rPr>
+                        <w:rFonts w:ascii="Cambria Math" w:hAnsi="Cambria Math" w:cstheme="minorHAnsi"/>
+                        <w:sz w:val="20"/>
+                      </w:rPr>
+                      <m:t>2</m:t>
+                    </m:r>
+                  </m:sup>
+                </m:sSup>
+                <m:r>
+                  <w:rPr>
+                    <w:rFonts w:ascii="Cambria Math" w:hAnsi="Cambria Math" w:cstheme="minorHAnsi"/>
+                    <w:sz w:val="20"/>
+                  </w:rPr>
+                  <m:t>=</m:t>
+                </m:r>
+                <m:sSup>
+                  <m:sSupPr>
+                    <m:ctrlPr>
+                      <w:rPr>
+                        <w:rFonts w:ascii="Cambria Math" w:hAnsi="Cambria Math" w:cstheme="minorHAnsi"/>
+                        <w:i/>
+                        <w:sz w:val="20"/>
+                      </w:rPr>
+                    </m:ctrlPr>
+                  </m:sSupPr>
+                  <m:e>
+                    <m:r>
+                      <w:rPr>
+                        <w:rFonts w:ascii="Cambria Math" w:hAnsi="Cambria Math" w:cstheme="minorHAnsi"/>
+                        <w:sz w:val="20"/>
+                      </w:rPr>
+                      <m:t>ω</m:t>
+                    </m:r>
+                  </m:e>
+                  <m:sup>
+                    <m:r>
+                      <w:rPr>
+                        <w:rFonts w:ascii="Cambria Math" w:hAnsi="Cambria Math" w:cstheme="minorHAnsi"/>
+                        <w:sz w:val="20"/>
+                      </w:rPr>
+                      <m:t>2</m:t>
+                    </m:r>
+                  </m:sup>
+                </m:sSup>
+              </m:oMath>
+            </m:oMathPara>
+          </w:p>
+          <w:p>
+            <w:pPr>
+              <w:pStyle w:val="DefaultText"/>
+              <w:jc w:val="center"/>
+              <w:rPr>
+                <w:rFonts w:asciiTheme="minorHAnsi" w:hAnsiTheme="minorHAnsi" w:cstheme="minorHAnsi"/>
+                <w:sz w:val="20"/>
+              </w:rPr>
+            </w:pPr>
+            <m:oMathPara>
+              <m:oMath>
+                <m:r>
+                  <w:rPr>
+                    <w:rFonts w:ascii="Cambria Math" w:hAnsi="Cambria Math" w:cstheme="minorHAnsi"/>
+                    <w:sz w:val="20"/>
+                  </w:rPr>
+                  <m:t>ω=</m:t>
+                </m:r>
+                <m:rad>
+                  <m:radPr>
+                    <m:degHide m:val="1"/>
+                    <m:ctrlPr>
+                      <w:rPr>
+                        <w:rFonts w:ascii="Cambria Math" w:hAnsi="Cambria Math" w:cstheme="minorHAnsi"/>
+                        <w:i/>
+                        <w:sz w:val="20"/>
+                      </w:rPr>
+                    </m:ctrlPr>
+                  </m:radPr>
+                  <m:deg/>
+                  <m:e>
+                    <m:r>
+                      <w:rPr>
+                        <w:rFonts w:ascii="Cambria Math" w:hAnsi="Cambria Math" w:cstheme="minorHAnsi"/>
+                        <w:sz w:val="20"/>
+                      </w:rPr>
+                      <m:t>10×</m:t>
+                    </m:r>
+                    <m:sSup>
+                      <m:sSupPr>
+                        <m:ctrlPr>
+                          <w:rPr>
+                            <w:rFonts w:ascii="Cambria Math" w:hAnsi="Cambria Math" w:cstheme="minorHAnsi"/>
+                            <w:i/>
+                            <w:sz w:val="20"/>
+                          </w:rPr>
+                        </m:ctrlPr>
+                      </m:sSupPr>
+                      <m:e>
+                        <m:r>
+                          <w:rPr>
+                            <w:rFonts w:ascii="Cambria Math" w:hAnsi="Cambria Math" w:cstheme="minorHAnsi"/>
+                            <w:sz w:val="20"/>
+                          </w:rPr>
+                          <m:t>3.2737</m:t>
+                        </m:r>
+                      </m:e>
+                      <m:sup>
+                        <m:r>
+                          <w:rPr>
+                            <w:rFonts w:ascii="Cambria Math" w:hAnsi="Cambria Math" w:cstheme="minorHAnsi"/>
+                            <w:sz w:val="20"/>
+                          </w:rPr>
+                          <m:t>2</m:t>
+                        </m:r>
+                      </m:sup>
+                    </m:sSup>
+                  </m:e>
+                </m:rad>
+              </m:oMath>
+            </m:oMathPara>
+          </w:p>
+          <w:p>
+            <w:pPr>
+              <w:pStyle w:val="DefaultText"/>
+              <w:jc w:val="center"/>
+              <w:rPr>
+                <w:rFonts w:asciiTheme="minorHAnsi" w:hAnsiTheme="minorHAnsi" w:cstheme="minorHAnsi"/>
+                <w:sz w:val="20"/>
+              </w:rPr>
+            </w:pPr>
+            <m:oMathPara>
+              <m:oMath>
+                <m:r>
+                  <w:rPr>
+                    <w:rFonts w:ascii="Cambria Math" w:hAnsi="Cambria Math" w:cstheme="minorHAnsi"/>
+                    <w:sz w:val="20"/>
+                  </w:rPr>
+                  <m:t>ω=</m:t>
+                </m:r>
+                <m:r>
+                  <w:rPr>
+                    <w:rFonts w:ascii="Cambria Math" w:hAnsi="Cambria Math" w:cstheme="minorHAnsi"/>
+                    <w:sz w:val="20"/>
+                  </w:rPr>
+                  <m:t>±10.35</m:t>
+                </m:r>
+              </m:oMath>
+            </m:oMathPara>
+          </w:p>
+          <w:p>
+            <w:pPr>
+              <w:pStyle w:val="DefaultText"/>
+              <w:jc w:val="center"/>
+              <w:rPr>
+                <w:rFonts w:asciiTheme="minorHAnsi" w:hAnsiTheme="minorHAnsi" w:cstheme="minorHAnsi"/>
+                <w:sz w:val="20"/>
+              </w:rPr>
+            </w:pPr>
+            <w:r>
+              <w:rPr>
+                <w:rFonts w:asciiTheme="minorHAnsi" w:hAnsiTheme="minorHAnsi" w:cstheme="minorHAnsi"/>
+                <w:sz w:val="20"/>
+              </w:rPr>
+              <w:t xml:space="preserve">Therefore, the root locus crosses the imaginary axis at </w:t>
+            </w:r>
+            <m:oMath>
+              <m:r>
+                <w:rPr>
+                  <w:rFonts w:ascii="Cambria Math" w:hAnsi="Cambria Math" w:cstheme="minorHAnsi"/>
+                  <w:sz w:val="20"/>
+                </w:rPr>
+                <m:t>±10.35j</m:t>
+              </m:r>
+            </m:oMath>
+            <w:r>
+              <w:rPr>
+                <w:rFonts w:asciiTheme="minorHAnsi" w:hAnsiTheme="minorHAnsi" w:cstheme="minorHAnsi"/>
+                <w:sz w:val="20"/>
+              </w:rPr>
+              <w:t>.</w:t>
+            </w:r>
+          </w:p>
+          <w:p>
+            <w:pPr>
+              <w:pStyle w:val="DefaultText"/>
+              <w:jc w:val="center"/>
+              <w:rPr>
+                <w:rFonts w:asciiTheme="minorHAnsi" w:hAnsiTheme="minorHAnsi" w:cstheme="minorHAnsi"/>
+                <w:sz w:val="20"/>
+              </w:rPr>
+            </w:pPr>
+          </w:p>
+          <w:p>
+            <w:pPr>
+              <w:pStyle w:val="DefaultText"/>
+              <w:rPr>
+                <w:rFonts w:asciiTheme="minorHAnsi" w:hAnsiTheme="minorHAnsi" w:cstheme="minorHAnsi"/>
+                <w:sz w:val="20"/>
+              </w:rPr>
+            </w:pPr>
+            <w:r>
+              <w:rPr>
+                <w:rFonts w:asciiTheme="minorHAnsi" w:hAnsiTheme="minorHAnsi" w:cstheme="minorHAnsi"/>
+                <w:sz w:val="20"/>
+              </w:rPr>
+              <w:t>To truly utilise the root locus to determine a suitable gain for a percentage overshoot requirement the angle that the damping ratio will follow on the root locus must be found as the desired poles will be found at the intersection between the root locus and damping ratio</w:t>
+            </w:r>
+            <w:r>
+              <w:rPr>
+                <w:rFonts w:asciiTheme="minorHAnsi" w:hAnsiTheme="minorHAnsi" w:cstheme="minorHAnsi"/>
+                <w:sz w:val="20"/>
+              </w:rPr>
+              <w:t xml:space="preserve"> line. This is calculated through taking the inverse cosine of </w:t>
+            </w:r>
+            <m:oMath>
+              <m:r>
+                <w:rPr>
+                  <w:rFonts w:ascii="Cambria Math" w:hAnsi="Cambria Math" w:cstheme="minorHAnsi"/>
+                  <w:sz w:val="20"/>
+                </w:rPr>
+                <m:t>ζ</m:t>
+              </m:r>
+            </m:oMath>
+            <w:r>
+              <w:rPr>
+                <w:rFonts w:asciiTheme="minorHAnsi" w:hAnsiTheme="minorHAnsi" w:cstheme="minorHAnsi"/>
+                <w:sz w:val="20"/>
+              </w:rPr>
+              <w:t>.</w:t>
+            </w:r>
+          </w:p>
+          <w:p>
+            <w:pPr>
+              <w:pStyle w:val="DefaultText"/>
+              <w:rPr>
+                <w:rFonts w:asciiTheme="minorHAnsi" w:hAnsiTheme="minorHAnsi" w:cstheme="minorHAnsi"/>
+                <w:sz w:val="20"/>
+              </w:rPr>
+            </w:pPr>
+            <m:oMathPara>
+              <m:oMath>
+                <m:r>
+                  <w:rPr>
+                    <w:rFonts w:ascii="Cambria Math" w:hAnsi="Cambria Math" w:cstheme="minorHAnsi"/>
+                    <w:sz w:val="20"/>
+                  </w:rPr>
+                  <m:t>θ=</m:t>
+                </m:r>
+                <m:func>
+                  <m:funcPr>
+                    <m:ctrlPr>
+                      <w:rPr>
+                        <w:rFonts w:ascii="Cambria Math" w:hAnsi="Cambria Math" w:cstheme="minorHAnsi"/>
+                        <w:i/>
+                        <w:sz w:val="20"/>
+                      </w:rPr>
+                    </m:ctrlPr>
+                  </m:funcPr>
+                  <m:fName>
+                    <m:sSup>
+                      <m:sSupPr>
+                        <m:ctrlPr>
+                          <w:rPr>
+                            <w:rFonts w:ascii="Cambria Math" w:hAnsi="Cambria Math" w:cstheme="minorHAnsi"/>
+                            <w:i/>
+                            <w:sz w:val="20"/>
+                          </w:rPr>
+                        </m:ctrlPr>
+                      </m:sSupPr>
+                      <m:e>
+                        <m:r>
+                          <m:rPr>
+                            <m:sty m:val="p"/>
+                          </m:rPr>
+                          <w:rPr>
+                            <w:rFonts w:ascii="Cambria Math" w:hAnsi="Cambria Math" w:cstheme="minorHAnsi"/>
+                            <w:sz w:val="20"/>
+                          </w:rPr>
+                          <m:t>cos</m:t>
+                        </m:r>
+                        <m:ctrlPr>
+                          <w:rPr>
+                            <w:rFonts w:ascii="Cambria Math" w:hAnsi="Cambria Math" w:cstheme="minorHAnsi"/>
+                            <w:sz w:val="20"/>
+                          </w:rPr>
+                        </m:ctrlPr>
+                      </m:e>
+                      <m:sup>
+                        <m:r>
+                          <w:rPr>
+                            <w:rFonts w:ascii="Cambria Math" w:hAnsi="Cambria Math" w:cstheme="minorHAnsi"/>
+                            <w:sz w:val="20"/>
+                          </w:rPr>
+                          <m:t>-1</m:t>
+                        </m:r>
+                        <m:ctrlPr>
+                          <w:rPr>
+                            <w:rFonts w:ascii="Cambria Math" w:hAnsi="Cambria Math" w:cstheme="minorHAnsi"/>
+                            <w:sz w:val="20"/>
+                          </w:rPr>
+                        </m:ctrlPr>
+                      </m:sup>
+                    </m:sSup>
+                  </m:fName>
+                  <m:e>
+                    <m:d>
+                      <m:dPr>
+                        <m:ctrlPr>
+                          <w:rPr>
+                            <w:rFonts w:ascii="Cambria Math" w:hAnsi="Cambria Math" w:cstheme="minorHAnsi"/>
+                            <w:i/>
+                            <w:sz w:val="20"/>
+                          </w:rPr>
+                        </m:ctrlPr>
+                      </m:dPr>
+                      <m:e>
+                        <m:r>
+                          <w:rPr>
+                            <w:rFonts w:ascii="Cambria Math" w:hAnsi="Cambria Math" w:cstheme="minorHAnsi"/>
+                            <w:sz w:val="20"/>
+                          </w:rPr>
+                          <m:t>ζ</m:t>
+                        </m:r>
+                      </m:e>
+                    </m:d>
+                  </m:e>
+                </m:func>
+              </m:oMath>
+            </m:oMathPara>
+          </w:p>
+          <w:p>
+            <w:pPr>
+              <w:pStyle w:val="DefaultText"/>
+              <w:rPr>
+                <w:rFonts w:asciiTheme="minorHAnsi" w:hAnsiTheme="minorHAnsi" w:cstheme="minorHAnsi"/>
+                <w:sz w:val="20"/>
+              </w:rPr>
+            </w:pPr>
+            <m:oMathPara>
+              <m:oMath>
+                <m:r>
+                  <w:rPr>
+                    <w:rFonts w:ascii="Cambria Math" w:hAnsi="Cambria Math" w:cstheme="minorHAnsi"/>
+                    <w:sz w:val="20"/>
+                  </w:rPr>
+                  <m:t>θ=</m:t>
+                </m:r>
+                <m:func>
+                  <m:funcPr>
+                    <m:ctrlPr>
+                      <w:rPr>
+                        <w:rFonts w:ascii="Cambria Math" w:hAnsi="Cambria Math" w:cstheme="minorHAnsi"/>
+                        <w:i/>
+                        <w:sz w:val="20"/>
+                      </w:rPr>
+                    </m:ctrlPr>
+                  </m:funcPr>
+                  <m:fName>
+                    <m:sSup>
+                      <m:sSupPr>
+                        <m:ctrlPr>
+                          <w:rPr>
+                            <w:rFonts w:ascii="Cambria Math" w:hAnsi="Cambria Math" w:cstheme="minorHAnsi"/>
+                            <w:i/>
+                            <w:sz w:val="20"/>
+                          </w:rPr>
+                        </m:ctrlPr>
+                      </m:sSupPr>
+                      <m:e>
+                        <m:r>
+                          <m:rPr>
+                            <m:sty m:val="p"/>
+                          </m:rPr>
+                          <w:rPr>
+                            <w:rFonts w:ascii="Cambria Math" w:hAnsi="Cambria Math" w:cstheme="minorHAnsi"/>
+                            <w:sz w:val="20"/>
+                          </w:rPr>
+                          <m:t>cos</m:t>
+                        </m:r>
+                        <m:ctrlPr>
+                          <w:rPr>
+                            <w:rFonts w:ascii="Cambria Math" w:hAnsi="Cambria Math" w:cstheme="minorHAnsi"/>
+                            <w:sz w:val="20"/>
+                          </w:rPr>
+                        </m:ctrlPr>
+                      </m:e>
+                      <m:sup>
+                        <m:r>
+                          <w:rPr>
+                            <w:rFonts w:ascii="Cambria Math" w:hAnsi="Cambria Math" w:cstheme="minorHAnsi"/>
+                            <w:sz w:val="20"/>
+                          </w:rPr>
+                          <m:t>-1</m:t>
+                        </m:r>
+                        <m:ctrlPr>
+                          <w:rPr>
+                            <w:rFonts w:ascii="Cambria Math" w:hAnsi="Cambria Math" w:cstheme="minorHAnsi"/>
+                            <w:sz w:val="20"/>
+                          </w:rPr>
+                        </m:ctrlPr>
+                      </m:sup>
+                    </m:sSup>
+                  </m:fName>
+                  <m:e>
+                    <m:d>
+                      <m:dPr>
+                        <m:ctrlPr>
+                          <w:rPr>
+                            <w:rFonts w:ascii="Cambria Math" w:hAnsi="Cambria Math" w:cstheme="minorHAnsi"/>
+                            <w:i/>
+                            <w:sz w:val="20"/>
+                          </w:rPr>
+                        </m:ctrlPr>
+                      </m:dPr>
+                      <m:e>
+                        <m:r>
+                          <w:rPr>
+                            <w:rFonts w:ascii="Cambria Math" w:hAnsi="Cambria Math" w:cstheme="minorHAnsi"/>
+                            <w:sz w:val="20"/>
+                          </w:rPr>
+                          <m:t>-0.6901</m:t>
+                        </m:r>
+                      </m:e>
+                    </m:d>
+                  </m:e>
+                </m:func>
+              </m:oMath>
+            </m:oMathPara>
+          </w:p>
+          <w:p>
+            <w:pPr>
+              <w:pStyle w:val="DefaultText"/>
+              <w:rPr>
+                <w:rFonts w:asciiTheme="minorHAnsi" w:hAnsiTheme="minorHAnsi" w:cstheme="minorHAnsi"/>
+                <w:sz w:val="20"/>
+              </w:rPr>
+            </w:pPr>
+            <m:oMathPara>
+              <m:oMath>
+                <m:r>
+                  <w:rPr>
+                    <w:rFonts w:ascii="Cambria Math" w:hAnsi="Cambria Math" w:cstheme="minorHAnsi"/>
+                    <w:sz w:val="20"/>
+                  </w:rPr>
+                  <m:t>θ=46.4°</m:t>
+                </m:r>
+              </m:oMath>
+            </m:oMathPara>
+          </w:p>
+          <w:p>
+            <w:pPr>
+              <w:pStyle w:val="DefaultText"/>
+              <w:rPr>
+                <w:rFonts w:asciiTheme="minorHAnsi" w:hAnsiTheme="minorHAnsi" w:cstheme="minorHAnsi"/>
+                <w:sz w:val="20"/>
+              </w:rPr>
+            </w:pPr>
+            <w:r>
+              <w:rPr>
+                <w:rFonts w:asciiTheme="minorHAnsi" w:hAnsiTheme="minorHAnsi" w:cstheme="minorHAnsi"/>
+                <w:sz w:val="20"/>
+              </w:rPr>
+              <w:t xml:space="preserve">As the root locus is being drawn by hand and approximation of </w:t>
+            </w:r>
+            <m:oMath>
+              <m:r>
+                <w:rPr>
+                  <w:rFonts w:ascii="Cambria Math" w:hAnsi="Cambria Math" w:cstheme="minorHAnsi"/>
+                  <w:sz w:val="20"/>
+                </w:rPr>
+                <m:t>45°</m:t>
+              </m:r>
+            </m:oMath>
+            <w:r>
+              <w:rPr>
+                <w:rFonts w:asciiTheme="minorHAnsi" w:hAnsiTheme="minorHAnsi" w:cstheme="minorHAnsi"/>
+                <w:sz w:val="20"/>
+              </w:rPr>
+              <w:t xml:space="preserve"> will be sufficient. With these values calculated the root locus was sketched. </w:t>
+            </w:r>
+          </w:p>
+          <w:p>
+            <w:pPr>
+              <w:pStyle w:val="DefaultText"/>
+              <w:rPr>
+                <w:rFonts w:asciiTheme="minorHAnsi" w:hAnsiTheme="minorHAnsi" w:cstheme="minorHAnsi"/>
+                <w:sz w:val="20"/>
+              </w:rPr>
+            </w:pPr>
+          </w:p>
+          <w:p>
+            <w:pPr>
+              <w:pStyle w:val="DefaultText"/>
+              <w:jc w:val="center"/>
+              <w:rPr>
+                <w:rFonts w:asciiTheme="minorHAnsi" w:hAnsiTheme="minorHAnsi" w:cstheme="minorHAnsi"/>
+                <w:sz w:val="20"/>
               </w:rPr>
             </w:pPr>
           </w:p>
@@ -1962,14 +6849,25 @@
                 <w:lang w:val="en-US"/>
               </w:rPr>
             </w:pPr>
+            <w:proofErr w:type="spellStart"/>
             <w:r>
               <w:rPr>
                 <w:rFonts w:asciiTheme="minorHAnsi" w:hAnsiTheme="minorHAnsi" w:cstheme="minorHAnsi"/>
                 <w:sz w:val="20"/>
                 <w:lang w:val="en-US"/>
               </w:rPr>
+              <w:lastRenderedPageBreak/>
+              <w:t>o</w:t>
+            </w:r>
+            <w:r>
+              <w:rPr>
+                <w:rFonts w:asciiTheme="minorHAnsi" w:hAnsiTheme="minorHAnsi" w:cstheme="minorHAnsi"/>
+                <w:sz w:val="20"/>
+                <w:lang w:val="en-US"/>
+              </w:rPr>
               <w:t>Task</w:t>
             </w:r>
+            <w:proofErr w:type="spellEnd"/>
             <w:r>
               <w:rPr>
                 <w:rFonts w:asciiTheme="minorHAnsi" w:hAnsiTheme="minorHAnsi" w:cstheme="minorHAnsi"/>
@@ -2067,7 +6965,7 @@
       <w:pPr>
         <w:pStyle w:val="DefaultText"/>
         <w:ind w:left="-851"/>
-        <w:jc w:val="both"/>
+        <w:jc w:val="center"/>
         <w:rPr>
           <w:rFonts w:ascii="Cambria" w:hAnsi="Cambria"/>
           <w:lang w:val="en-US"/>
@@ -2075,12 +6973,12 @@
       </w:pPr>
     </w:p>
     <w:sectPr>
-      <w:headerReference w:type="even" r:id="rId9"/>
-      <w:headerReference w:type="default" r:id="rId10"/>
-      <w:footerReference w:type="even" r:id="rId11"/>
-      <w:footerReference w:type="default" r:id="rId12"/>
-      <w:headerReference w:type="first" r:id="rId13"/>
-      <w:footerReference w:type="first" r:id="rId14"/>
+      <w:headerReference w:type="even" r:id="rId13"/>
+      <w:headerReference w:type="default" r:id="rId14"/>
+      <w:footerReference w:type="even" r:id="rId15"/>
+      <w:footerReference w:type="default" r:id="rId16"/>
+      <w:headerReference w:type="first" r:id="rId17"/>
+      <w:footerReference w:type="first" r:id="rId18"/>
       <w:pgSz w:w="11905" w:h="16838"/>
       <w:pgMar w:top="922" w:right="366" w:bottom="1440" w:left="1474" w:header="792" w:footer="792" w:gutter="0"/>
       <w:cols w:space="720"/>

--- a/EGB345-ServoMotorControlDesignTask-N11977965-2025.docx
+++ b/EGB345-ServoMotorControlDesignTask-N11977965-2025.docx
@@ -1997,7 +1997,23 @@
                 <w:rFonts w:asciiTheme="minorHAnsi" w:hAnsiTheme="minorHAnsi" w:cstheme="minorHAnsi"/>
                 <w:sz w:val="20"/>
               </w:rPr>
-              <w:t xml:space="preserve">Following this analysis was performed to see what the resultant system without any gain would be. This was achieved through setting K to be 1, with all of the values substituted this resulted in a transfer function of </w:t>
+              <w:t xml:space="preserve">Following this analysis was performed to see what the resultant system without any gain would be. This was achieved through setting K to be 1, with </w:t>
+            </w:r>
+            <w:proofErr w:type="gramStart"/>
+            <w:r>
+              <w:rPr>
+                <w:rFonts w:asciiTheme="minorHAnsi" w:hAnsiTheme="minorHAnsi" w:cstheme="minorHAnsi"/>
+                <w:sz w:val="20"/>
+              </w:rPr>
+              <w:t>all of</w:t>
+            </w:r>
+            <w:proofErr w:type="gramEnd"/>
+            <w:r>
+              <w:rPr>
+                <w:rFonts w:asciiTheme="minorHAnsi" w:hAnsiTheme="minorHAnsi" w:cstheme="minorHAnsi"/>
+                <w:sz w:val="20"/>
+              </w:rPr>
+              <w:t xml:space="preserve"> the values substituted this resulted in a transfer function of </w:t>
             </w:r>
             <m:oMath>
               <m:sSub>
@@ -6810,7 +6826,384 @@
                 <w:rFonts w:asciiTheme="minorHAnsi" w:hAnsiTheme="minorHAnsi" w:cstheme="minorHAnsi"/>
                 <w:sz w:val="20"/>
               </w:rPr>
-              <w:t xml:space="preserve"> will be sufficient. With these values calculated the root locus was sketched. </w:t>
+              <w:t xml:space="preserve"> will be sufficient. With these values calculated the root locus was sketched.</w:t>
+            </w:r>
+          </w:p>
+          <w:p>
+            <w:pPr>
+              <w:pStyle w:val="DefaultText"/>
+              <w:rPr>
+                <w:rFonts w:asciiTheme="minorHAnsi" w:hAnsiTheme="minorHAnsi" w:cstheme="minorHAnsi"/>
+                <w:sz w:val="20"/>
+              </w:rPr>
+            </w:pPr>
+          </w:p>
+          <w:p>
+            <w:pPr>
+              <w:pStyle w:val="DefaultText"/>
+              <w:rPr>
+                <w:rFonts w:asciiTheme="minorHAnsi" w:hAnsiTheme="minorHAnsi" w:cstheme="minorHAnsi"/>
+                <w:sz w:val="20"/>
+              </w:rPr>
+            </w:pPr>
+            <w:r>
+              <w:rPr>
+                <w:rFonts w:asciiTheme="minorHAnsi" w:hAnsiTheme="minorHAnsi" w:cstheme="minorHAnsi"/>
+                <w:sz w:val="20"/>
+              </w:rPr>
+              <w:t xml:space="preserve">The intersection between the root locus and the damping ration line was found to be at </w:t>
+            </w:r>
+            <m:oMath>
+              <m:r>
+                <w:rPr>
+                  <w:rFonts w:ascii="Cambria Math" w:hAnsi="Cambria Math" w:cstheme="minorHAnsi"/>
+                  <w:sz w:val="20"/>
+                </w:rPr>
+                <m:t>-1.5±1.5j.</m:t>
+              </m:r>
+            </m:oMath>
+            <w:r>
+              <w:rPr>
+                <w:rFonts w:asciiTheme="minorHAnsi" w:hAnsiTheme="minorHAnsi" w:cstheme="minorHAnsi"/>
+                <w:sz w:val="20"/>
+              </w:rPr>
+              <w:t xml:space="preserve"> This indicates that the desired poles exist at </w:t>
+            </w:r>
+            <m:oMath>
+              <m:r>
+                <w:rPr>
+                  <w:rFonts w:ascii="Cambria Math" w:hAnsi="Cambria Math" w:cstheme="minorHAnsi"/>
+                  <w:sz w:val="20"/>
+                </w:rPr>
+                <m:t>s= -1.5±1.5j</m:t>
+              </m:r>
+            </m:oMath>
+            <w:r>
+              <w:rPr>
+                <w:rFonts w:asciiTheme="minorHAnsi" w:hAnsiTheme="minorHAnsi" w:cstheme="minorHAnsi"/>
+                <w:sz w:val="20"/>
+              </w:rPr>
+              <w:t>, using this gain can be calculated using the formula:</w:t>
+            </w:r>
+          </w:p>
+          <w:p>
+            <w:pPr>
+              <w:pStyle w:val="DefaultText"/>
+              <w:rPr>
+                <w:rFonts w:asciiTheme="minorHAnsi" w:hAnsiTheme="minorHAnsi" w:cstheme="minorHAnsi"/>
+                <w:sz w:val="20"/>
+              </w:rPr>
+            </w:pPr>
+            <m:oMathPara>
+              <m:oMath>
+                <m:r>
+                  <w:rPr>
+                    <w:rFonts w:ascii="Cambria Math" w:hAnsi="Cambria Math" w:cstheme="minorHAnsi"/>
+                    <w:sz w:val="20"/>
+                  </w:rPr>
+                  <m:t>K=</m:t>
+                </m:r>
+                <m:d>
+                  <m:dPr>
+                    <m:begChr m:val="|"/>
+                    <m:endChr m:val="|"/>
+                    <m:ctrlPr>
+                      <w:rPr>
+                        <w:rFonts w:ascii="Cambria Math" w:hAnsi="Cambria Math" w:cstheme="minorHAnsi"/>
+                        <w:i/>
+                        <w:sz w:val="20"/>
+                      </w:rPr>
+                    </m:ctrlPr>
+                  </m:dPr>
+                  <m:e>
+                    <m:func>
+                      <m:funcPr>
+                        <m:ctrlPr>
+                          <w:rPr>
+                            <w:rFonts w:ascii="Cambria Math" w:hAnsi="Cambria Math" w:cstheme="minorHAnsi"/>
+                            <w:sz w:val="20"/>
+                          </w:rPr>
+                        </m:ctrlPr>
+                      </m:funcPr>
+                      <m:fName>
+                        <m:limLow>
+                          <m:limLowPr>
+                            <m:ctrlPr>
+                              <w:rPr>
+                                <w:rFonts w:ascii="Cambria Math" w:hAnsi="Cambria Math" w:cstheme="minorHAnsi"/>
+                                <w:sz w:val="20"/>
+                              </w:rPr>
+                            </m:ctrlPr>
+                          </m:limLowPr>
+                          <m:e>
+                            <m:r>
+                              <m:rPr>
+                                <m:sty m:val="p"/>
+                              </m:rPr>
+                              <w:rPr>
+                                <w:rFonts w:ascii="Cambria Math" w:hAnsi="Cambria Math" w:cstheme="minorHAnsi"/>
+                                <w:sz w:val="20"/>
+                              </w:rPr>
+                              <m:t>lim</m:t>
+                            </m:r>
+                            <m:ctrlPr>
+                              <w:rPr>
+                                <w:rFonts w:ascii="Cambria Math" w:hAnsi="Cambria Math" w:cstheme="minorHAnsi"/>
+                                <w:i/>
+                                <w:sz w:val="20"/>
+                              </w:rPr>
+                            </m:ctrlPr>
+                          </m:e>
+                          <m:lim>
+                            <m:r>
+                              <m:rPr>
+                                <m:sty m:val="p"/>
+                              </m:rPr>
+                              <w:rPr>
+                                <w:rFonts w:ascii="Cambria Math" w:hAnsi="Cambria Math" w:cstheme="minorHAnsi"/>
+                                <w:sz w:val="20"/>
+                              </w:rPr>
+                              <m:t>s→p</m:t>
+                            </m:r>
+                          </m:lim>
+                        </m:limLow>
+                        <m:ctrlPr>
+                          <w:rPr>
+                            <w:rFonts w:ascii="Cambria Math" w:hAnsi="Cambria Math" w:cstheme="minorHAnsi"/>
+                            <w:i/>
+                            <w:sz w:val="20"/>
+                          </w:rPr>
+                        </m:ctrlPr>
+                      </m:fName>
+                      <m:e>
+                        <m:f>
+                          <m:fPr>
+                            <m:ctrlPr>
+                              <w:rPr>
+                                <w:rFonts w:ascii="Cambria Math" w:hAnsi="Cambria Math" w:cstheme="minorHAnsi"/>
+                                <w:i/>
+                                <w:sz w:val="20"/>
+                              </w:rPr>
+                            </m:ctrlPr>
+                          </m:fPr>
+                          <m:num>
+                            <m:r>
+                              <w:rPr>
+                                <w:rFonts w:ascii="Cambria Math" w:hAnsi="Cambria Math" w:cstheme="minorHAnsi"/>
+                                <w:sz w:val="20"/>
+                              </w:rPr>
+                              <m:t>1</m:t>
+                            </m:r>
+                          </m:num>
+                          <m:den>
+                            <m:r>
+                              <w:rPr>
+                                <w:rFonts w:ascii="Cambria Math" w:hAnsi="Cambria Math" w:cstheme="minorHAnsi"/>
+                                <w:sz w:val="20"/>
+                              </w:rPr>
+                              <m:t>G</m:t>
+                            </m:r>
+                            <m:d>
+                              <m:dPr>
+                                <m:ctrlPr>
+                                  <w:rPr>
+                                    <w:rFonts w:ascii="Cambria Math" w:hAnsi="Cambria Math" w:cstheme="minorHAnsi"/>
+                                    <w:i/>
+                                    <w:sz w:val="20"/>
+                                  </w:rPr>
+                                </m:ctrlPr>
+                              </m:dPr>
+                              <m:e>
+                                <m:r>
+                                  <w:rPr>
+                                    <w:rFonts w:ascii="Cambria Math" w:hAnsi="Cambria Math" w:cstheme="minorHAnsi"/>
+                                    <w:sz w:val="20"/>
+                                  </w:rPr>
+                                  <m:t>s</m:t>
+                                </m:r>
+                              </m:e>
+                            </m:d>
+                          </m:den>
+                        </m:f>
+                        <m:ctrlPr>
+                          <w:rPr>
+                            <w:rFonts w:ascii="Cambria Math" w:hAnsi="Cambria Math" w:cstheme="minorHAnsi"/>
+                            <w:i/>
+                            <w:sz w:val="20"/>
+                          </w:rPr>
+                        </m:ctrlPr>
+                      </m:e>
+                    </m:func>
+                  </m:e>
+                </m:d>
+                <m:r>
+                  <w:rPr>
+                    <w:rFonts w:ascii="Cambria Math" w:hAnsi="Cambria Math" w:cstheme="minorHAnsi"/>
+                    <w:sz w:val="20"/>
+                  </w:rPr>
+                  <m:t>=</m:t>
+                </m:r>
+                <m:d>
+                  <m:dPr>
+                    <m:begChr m:val="|"/>
+                    <m:endChr m:val="|"/>
+                    <m:ctrlPr>
+                      <w:rPr>
+                        <w:rFonts w:ascii="Cambria Math" w:hAnsi="Cambria Math" w:cstheme="minorHAnsi"/>
+                        <w:i/>
+                        <w:sz w:val="20"/>
+                      </w:rPr>
+                    </m:ctrlPr>
+                  </m:dPr>
+                  <m:e>
+                    <m:func>
+                      <m:funcPr>
+                        <m:ctrlPr>
+                          <w:rPr>
+                            <w:rFonts w:ascii="Cambria Math" w:hAnsi="Cambria Math" w:cstheme="minorHAnsi"/>
+                            <w:i/>
+                            <w:sz w:val="20"/>
+                          </w:rPr>
+                        </m:ctrlPr>
+                      </m:funcPr>
+                      <m:fName>
+                        <m:limLow>
+                          <m:limLowPr>
+                            <m:ctrlPr>
+                              <w:rPr>
+                                <w:rFonts w:ascii="Cambria Math" w:hAnsi="Cambria Math" w:cstheme="minorHAnsi"/>
+                                <w:i/>
+                                <w:sz w:val="20"/>
+                              </w:rPr>
+                            </m:ctrlPr>
+                          </m:limLowPr>
+                          <m:e>
+                            <m:r>
+                              <m:rPr>
+                                <m:sty m:val="p"/>
+                              </m:rPr>
+                              <w:rPr>
+                                <w:rFonts w:ascii="Cambria Math" w:hAnsi="Cambria Math" w:cstheme="minorHAnsi"/>
+                                <w:sz w:val="20"/>
+                              </w:rPr>
+                              <m:t>lim</m:t>
+                            </m:r>
+                          </m:e>
+                          <m:lim>
+                            <m:r>
+                              <w:rPr>
+                                <w:rFonts w:ascii="Cambria Math" w:hAnsi="Cambria Math" w:cstheme="minorHAnsi"/>
+                                <w:sz w:val="20"/>
+                              </w:rPr>
+                              <m:t>s→-1.5+1.5j</m:t>
+                            </m:r>
+                            <m:ctrlPr>
+                              <w:rPr>
+                                <w:rFonts w:ascii="Cambria Math" w:hAnsi="Cambria Math" w:cstheme="minorHAnsi"/>
+                                <w:sz w:val="20"/>
+                              </w:rPr>
+                            </m:ctrlPr>
+                          </m:lim>
+                        </m:limLow>
+                      </m:fName>
+                      <m:e>
+                        <m:f>
+                          <m:fPr>
+                            <m:ctrlPr>
+                              <w:rPr>
+                                <w:rFonts w:ascii="Cambria Math" w:hAnsi="Cambria Math" w:cstheme="minorHAnsi"/>
+                                <w:i/>
+                                <w:sz w:val="20"/>
+                              </w:rPr>
+                            </m:ctrlPr>
+                          </m:fPr>
+                          <m:num>
+                            <m:r>
+                              <w:rPr>
+                                <w:rFonts w:ascii="Cambria Math" w:hAnsi="Cambria Math" w:cstheme="minorHAnsi"/>
+                                <w:sz w:val="20"/>
+                              </w:rPr>
+                              <m:t>s</m:t>
+                            </m:r>
+                            <m:d>
+                              <m:dPr>
+                                <m:ctrlPr>
+                                  <w:rPr>
+                                    <w:rFonts w:ascii="Cambria Math" w:hAnsi="Cambria Math" w:cstheme="minorHAnsi"/>
+                                    <w:i/>
+                                    <w:sz w:val="20"/>
+                                  </w:rPr>
+                                </m:ctrlPr>
+                              </m:dPr>
+                              <m:e>
+                                <m:r>
+                                  <w:rPr>
+                                    <w:rFonts w:ascii="Cambria Math" w:hAnsi="Cambria Math" w:cstheme="minorHAnsi"/>
+                                    <w:sz w:val="20"/>
+                                  </w:rPr>
+                                  <m:t>s+α</m:t>
+                                </m:r>
+                              </m:e>
+                            </m:d>
+                            <m:d>
+                              <m:dPr>
+                                <m:ctrlPr>
+                                  <w:rPr>
+                                    <w:rFonts w:ascii="Cambria Math" w:hAnsi="Cambria Math" w:cstheme="minorHAnsi"/>
+                                    <w:i/>
+                                    <w:sz w:val="20"/>
+                                  </w:rPr>
+                                </m:ctrlPr>
+                              </m:dPr>
+                              <m:e>
+                                <m:r>
+                                  <w:rPr>
+                                    <w:rFonts w:ascii="Cambria Math" w:hAnsi="Cambria Math" w:cstheme="minorHAnsi"/>
+                                    <w:sz w:val="20"/>
+                                  </w:rPr>
+                                  <m:t>s+10α</m:t>
+                                </m:r>
+                              </m:e>
+                            </m:d>
+                          </m:num>
+                          <m:den>
+                            <m:r>
+                              <w:rPr>
+                                <w:rFonts w:ascii="Cambria Math" w:hAnsi="Cambria Math" w:cstheme="minorHAnsi"/>
+                                <w:sz w:val="20"/>
+                              </w:rPr>
+                              <m:t>10×6.88528×3.2737</m:t>
+                            </m:r>
+                          </m:den>
+                        </m:f>
+                      </m:e>
+                    </m:func>
+                  </m:e>
+                </m:d>
+                <m:r>
+                  <w:rPr>
+                    <w:rFonts w:ascii="Cambria Math" w:hAnsi="Cambria Math" w:cstheme="minorHAnsi"/>
+                    <w:sz w:val="20"/>
+                  </w:rPr>
+                  <m:t>=0.686919</m:t>
+                </m:r>
+              </m:oMath>
+            </m:oMathPara>
+          </w:p>
+          <w:p>
+            <w:pPr>
+              <w:pStyle w:val="DefaultText"/>
+              <w:rPr>
+                <w:rFonts w:asciiTheme="minorHAnsi" w:hAnsiTheme="minorHAnsi" w:cstheme="minorHAnsi"/>
+                <w:sz w:val="20"/>
+              </w:rPr>
+            </w:pPr>
+            <w:r>
+              <w:rPr>
+                <w:rFonts w:asciiTheme="minorHAnsi" w:hAnsiTheme="minorHAnsi" w:cstheme="minorHAnsi"/>
+                <w:sz w:val="20"/>
+              </w:rPr>
+              <w:t>The step response of the system with this gain was then plotted below:</w:t>
             </w:r>
           </w:p>
           <w:p>
@@ -6826,6 +7219,3203 @@
             <w:pPr>
               <w:pStyle w:val="DefaultText"/>
               <w:jc w:val="center"/>
+              <w:rPr>
+                <w:rFonts w:asciiTheme="minorHAnsi" w:hAnsiTheme="minorHAnsi" w:cstheme="minorHAnsi"/>
+                <w:sz w:val="20"/>
+              </w:rPr>
+            </w:pPr>
+            <w:r>
+              <w:rPr>
+                <w:rFonts w:asciiTheme="minorHAnsi" w:hAnsiTheme="minorHAnsi" w:cstheme="minorHAnsi"/>
+                <w:noProof/>
+                <w:sz w:val="20"/>
+              </w:rPr>
+              <w:drawing>
+                <wp:inline distT="0" distB="0" distL="0" distR="0" wp14:anchorId="56B63622" wp14:editId="4D6C656F">
+                  <wp:extent cx="2803877" cy="1858108"/>
+                  <wp:effectExtent l="0" t="0" r="0" b="8890"/>
+                  <wp:docPr id="1664314050" name="Picture 7" descr="A graph of a step response&#10;&#10;AI-generated content may be incorrect."/>
+                  <wp:cNvGraphicFramePr>
+                    <a:graphicFrameLocks xmlns:a="http://schemas.openxmlformats.org/drawingml/2006/main" noChangeAspect="1"/>
+                  </wp:cNvGraphicFramePr>
+                  <a:graphic xmlns:a="http://schemas.openxmlformats.org/drawingml/2006/main">
+                    <a:graphicData uri="http://schemas.openxmlformats.org/drawingml/2006/picture">
+                      <pic:pic xmlns:pic="http://schemas.openxmlformats.org/drawingml/2006/picture">
+                        <pic:nvPicPr>
+                          <pic:cNvPr id="1664314050" name="Picture 7" descr="A graph of a step response&#10;&#10;AI-generated content may be incorrect."/>
+                          <pic:cNvPicPr/>
+                        </pic:nvPicPr>
+                        <pic:blipFill>
+                          <a:blip r:embed="rId13" cstate="hqprint">
+                            <a:extLst>
+                              <a:ext uri="{28A0092B-C50C-407E-A947-70E740481C1C}">
+                                <a14:useLocalDpi xmlns:a14="http://schemas.microsoft.com/office/drawing/2010/main" val="0"/>
+                              </a:ext>
+                            </a:extLst>
+                          </a:blip>
+                          <a:stretch>
+                            <a:fillRect/>
+                          </a:stretch>
+                        </pic:blipFill>
+                        <pic:spPr>
+                          <a:xfrm>
+                            <a:off x="0" y="0"/>
+                            <a:ext cx="2808012" cy="1860848"/>
+                          </a:xfrm>
+                          <a:prstGeom prst="rect">
+                            <a:avLst/>
+                          </a:prstGeom>
+                        </pic:spPr>
+                      </pic:pic>
+                    </a:graphicData>
+                  </a:graphic>
+                </wp:inline>
+              </w:drawing>
+            </w:r>
+          </w:p>
+          <w:p>
+            <w:pPr>
+              <w:pStyle w:val="DefaultText"/>
+              <w:rPr>
+                <w:rFonts w:asciiTheme="minorHAnsi" w:hAnsiTheme="minorHAnsi" w:cstheme="minorHAnsi"/>
+                <w:sz w:val="20"/>
+              </w:rPr>
+            </w:pPr>
+            <w:proofErr w:type="gramStart"/>
+            <w:r>
+              <w:rPr>
+                <w:rFonts w:asciiTheme="minorHAnsi" w:hAnsiTheme="minorHAnsi" w:cstheme="minorHAnsi"/>
+                <w:sz w:val="20"/>
+              </w:rPr>
+              <w:lastRenderedPageBreak/>
+              <w:t>It can be seen that the</w:t>
+            </w:r>
+            <w:proofErr w:type="gramEnd"/>
+            <w:r>
+              <w:rPr>
+                <w:rFonts w:asciiTheme="minorHAnsi" w:hAnsiTheme="minorHAnsi" w:cstheme="minorHAnsi"/>
+                <w:sz w:val="20"/>
+              </w:rPr>
+              <w:t xml:space="preserve"> max percentage overshoot sits at 4%. This is close to the </w:t>
+            </w:r>
+            <w:proofErr w:type="gramStart"/>
+            <w:r>
+              <w:rPr>
+                <w:rFonts w:asciiTheme="minorHAnsi" w:hAnsiTheme="minorHAnsi" w:cstheme="minorHAnsi"/>
+                <w:sz w:val="20"/>
+              </w:rPr>
+              <w:t>target</w:t>
+            </w:r>
+            <w:proofErr w:type="gramEnd"/>
+            <w:r>
+              <w:rPr>
+                <w:rFonts w:asciiTheme="minorHAnsi" w:hAnsiTheme="minorHAnsi" w:cstheme="minorHAnsi"/>
+                <w:sz w:val="20"/>
+              </w:rPr>
+              <w:t xml:space="preserve"> and I considered accurate given that several approximations were required to draw the root locus by hand.</w:t>
+            </w:r>
+          </w:p>
+          <w:p>
+            <w:pPr>
+              <w:pStyle w:val="DefaultText"/>
+              <w:rPr>
+                <w:rFonts w:asciiTheme="minorHAnsi" w:hAnsiTheme="minorHAnsi" w:cstheme="minorHAnsi"/>
+                <w:sz w:val="20"/>
+              </w:rPr>
+            </w:pPr>
+          </w:p>
+          <w:p>
+            <w:pPr>
+              <w:pStyle w:val="DefaultText"/>
+              <w:rPr>
+                <w:rFonts w:asciiTheme="minorHAnsi" w:hAnsiTheme="minorHAnsi" w:cstheme="minorHAnsi"/>
+                <w:sz w:val="20"/>
+              </w:rPr>
+            </w:pPr>
+            <w:r>
+              <w:rPr>
+                <w:rFonts w:asciiTheme="minorHAnsi" w:hAnsiTheme="minorHAnsi" w:cstheme="minorHAnsi"/>
+                <w:sz w:val="20"/>
+              </w:rPr>
+              <w:t xml:space="preserve">This process was completed following the same process for the extra slow pole to calculate the gain required </w:t>
+            </w:r>
+            <w:r>
+              <w:rPr>
+                <w:rFonts w:asciiTheme="minorHAnsi" w:hAnsiTheme="minorHAnsi" w:cstheme="minorHAnsi"/>
+                <w:sz w:val="20"/>
+              </w:rPr>
+              <w:t>for a 5% overshoot:</w:t>
+            </w:r>
+          </w:p>
+          <w:p>
+            <w:pPr>
+              <w:pStyle w:val="DefaultText"/>
+              <w:rPr>
+                <w:rFonts w:asciiTheme="minorHAnsi" w:hAnsiTheme="minorHAnsi" w:cstheme="minorHAnsi"/>
+                <w:sz w:val="20"/>
+              </w:rPr>
+            </w:pPr>
+          </w:p>
+          <w:p>
+            <w:pPr>
+              <w:pStyle w:val="DefaultText"/>
+              <w:jc w:val="both"/>
+              <w:rPr>
+                <w:rFonts w:asciiTheme="minorHAnsi" w:hAnsiTheme="minorHAnsi" w:cstheme="minorHAnsi"/>
+                <w:sz w:val="20"/>
+              </w:rPr>
+            </w:pPr>
+            <m:oMathPara>
+              <m:oMath>
+                <m:sSub>
+                  <m:sSubPr>
+                    <m:ctrlPr>
+                      <w:rPr>
+                        <w:rFonts w:ascii="Cambria Math" w:hAnsi="Cambria Math" w:cstheme="minorHAnsi"/>
+                        <w:i/>
+                        <w:sz w:val="20"/>
+                      </w:rPr>
+                    </m:ctrlPr>
+                  </m:sSubPr>
+                  <m:e>
+                    <m:r>
+                      <w:rPr>
+                        <w:rFonts w:ascii="Cambria Math" w:hAnsi="Cambria Math" w:cstheme="minorHAnsi"/>
+                        <w:sz w:val="20"/>
+                      </w:rPr>
+                      <m:t>σ</m:t>
+                    </m:r>
+                  </m:e>
+                  <m:sub>
+                    <m:r>
+                      <w:rPr>
+                        <w:rFonts w:ascii="Cambria Math" w:hAnsi="Cambria Math" w:cstheme="minorHAnsi"/>
+                        <w:sz w:val="20"/>
+                      </w:rPr>
+                      <m:t>0</m:t>
+                    </m:r>
+                  </m:sub>
+                </m:sSub>
+                <m:r>
+                  <w:rPr>
+                    <w:rFonts w:ascii="Cambria Math" w:hAnsi="Cambria Math" w:cstheme="minorHAnsi"/>
+                    <w:sz w:val="20"/>
+                  </w:rPr>
+                  <m:t>=</m:t>
+                </m:r>
+                <m:f>
+                  <m:fPr>
+                    <m:ctrlPr>
+                      <w:rPr>
+                        <w:rFonts w:ascii="Cambria Math" w:hAnsi="Cambria Math" w:cstheme="minorHAnsi"/>
+                        <w:i/>
+                        <w:sz w:val="20"/>
+                      </w:rPr>
+                    </m:ctrlPr>
+                  </m:fPr>
+                  <m:num>
+                    <m:r>
+                      <w:rPr>
+                        <w:rFonts w:ascii="Cambria Math" w:hAnsi="Cambria Math" w:cstheme="minorHAnsi"/>
+                        <w:sz w:val="20"/>
+                      </w:rPr>
+                      <m:t>∑finite poles-∑finite zeros</m:t>
+                    </m:r>
+                  </m:num>
+                  <m:den>
+                    <m:r>
+                      <w:rPr>
+                        <w:rFonts w:ascii="Cambria Math" w:hAnsi="Cambria Math" w:cstheme="minorHAnsi"/>
+                        <w:sz w:val="20"/>
+                      </w:rPr>
+                      <m:t>#finite poles-#finite zeros</m:t>
+                    </m:r>
+                  </m:den>
+                </m:f>
+                <m:r>
+                  <w:rPr>
+                    <w:rFonts w:ascii="Cambria Math" w:hAnsi="Cambria Math" w:cstheme="minorHAnsi"/>
+                    <w:sz w:val="20"/>
+                  </w:rPr>
+                  <m:t>=</m:t>
+                </m:r>
+                <m:f>
+                  <m:fPr>
+                    <m:ctrlPr>
+                      <w:rPr>
+                        <w:rFonts w:ascii="Cambria Math" w:hAnsi="Cambria Math" w:cstheme="minorHAnsi"/>
+                        <w:i/>
+                        <w:sz w:val="20"/>
+                      </w:rPr>
+                    </m:ctrlPr>
+                  </m:fPr>
+                  <m:num>
+                    <m:r>
+                      <w:rPr>
+                        <w:rFonts w:ascii="Cambria Math" w:hAnsi="Cambria Math" w:cstheme="minorHAnsi"/>
+                        <w:sz w:val="20"/>
+                      </w:rPr>
+                      <m:t>0-3.2737-</m:t>
+                    </m:r>
+                    <m:r>
+                      <w:rPr>
+                        <w:rFonts w:ascii="Cambria Math" w:hAnsi="Cambria Math" w:cstheme="minorHAnsi"/>
+                        <w:sz w:val="20"/>
+                      </w:rPr>
+                      <m:t>6.5474</m:t>
+                    </m:r>
+                  </m:num>
+                  <m:den>
+                    <m:r>
+                      <w:rPr>
+                        <w:rFonts w:ascii="Cambria Math" w:hAnsi="Cambria Math" w:cstheme="minorHAnsi"/>
+                        <w:sz w:val="20"/>
+                      </w:rPr>
+                      <m:t>3-0</m:t>
+                    </m:r>
+                  </m:den>
+                </m:f>
+                <m:r>
+                  <w:rPr>
+                    <w:rFonts w:ascii="Cambria Math" w:hAnsi="Cambria Math" w:cstheme="minorHAnsi"/>
+                    <w:sz w:val="20"/>
+                  </w:rPr>
+                  <m:t>= -</m:t>
+                </m:r>
+                <m:f>
+                  <m:fPr>
+                    <m:ctrlPr>
+                      <w:rPr>
+                        <w:rFonts w:ascii="Cambria Math" w:hAnsi="Cambria Math" w:cstheme="minorHAnsi"/>
+                        <w:i/>
+                        <w:sz w:val="20"/>
+                      </w:rPr>
+                    </m:ctrlPr>
+                  </m:fPr>
+                  <m:num>
+                    <m:r>
+                      <w:rPr>
+                        <w:rFonts w:ascii="Cambria Math" w:hAnsi="Cambria Math" w:cstheme="minorHAnsi"/>
+                        <w:sz w:val="20"/>
+                      </w:rPr>
+                      <m:t>9.8211</m:t>
+                    </m:r>
+                  </m:num>
+                  <m:den>
+                    <m:r>
+                      <w:rPr>
+                        <w:rFonts w:ascii="Cambria Math" w:hAnsi="Cambria Math" w:cstheme="minorHAnsi"/>
+                        <w:sz w:val="20"/>
+                      </w:rPr>
+                      <m:t>3</m:t>
+                    </m:r>
+                  </m:den>
+                </m:f>
+                <m:r>
+                  <w:rPr>
+                    <w:rFonts w:ascii="Cambria Math" w:hAnsi="Cambria Math" w:cstheme="minorHAnsi"/>
+                    <w:sz w:val="20"/>
+                  </w:rPr>
+                  <m:t>=-</m:t>
+                </m:r>
+                <m:r>
+                  <w:rPr>
+                    <w:rFonts w:ascii="Cambria Math" w:hAnsi="Cambria Math" w:cstheme="minorHAnsi"/>
+                    <w:sz w:val="20"/>
+                  </w:rPr>
+                  <m:t>3.2737</m:t>
+                </m:r>
+              </m:oMath>
+            </m:oMathPara>
+          </w:p>
+          <w:p>
+            <w:pPr>
+              <w:pStyle w:val="DefaultText"/>
+              <w:jc w:val="both"/>
+              <w:rPr>
+                <w:rFonts w:asciiTheme="minorHAnsi" w:hAnsiTheme="minorHAnsi" w:cstheme="minorHAnsi"/>
+                <w:sz w:val="20"/>
+              </w:rPr>
+            </w:pPr>
+          </w:p>
+          <w:p>
+            <w:pPr>
+              <w:pStyle w:val="DefaultText"/>
+              <w:jc w:val="both"/>
+              <w:rPr>
+                <w:rFonts w:asciiTheme="minorHAnsi" w:hAnsiTheme="minorHAnsi" w:cstheme="minorHAnsi"/>
+                <w:sz w:val="20"/>
+              </w:rPr>
+            </w:pPr>
+            <m:oMathPara>
+              <m:oMath>
+                <m:sSub>
+                  <m:sSubPr>
+                    <m:ctrlPr>
+                      <w:rPr>
+                        <w:rFonts w:ascii="Cambria Math" w:hAnsi="Cambria Math" w:cstheme="minorHAnsi"/>
+                        <w:i/>
+                        <w:sz w:val="20"/>
+                      </w:rPr>
+                    </m:ctrlPr>
+                  </m:sSubPr>
+                  <m:e>
+                    <m:r>
+                      <w:rPr>
+                        <w:rFonts w:ascii="Cambria Math" w:hAnsi="Cambria Math" w:cstheme="minorHAnsi"/>
+                        <w:sz w:val="20"/>
+                      </w:rPr>
+                      <m:t>θ</m:t>
+                    </m:r>
+                  </m:e>
+                  <m:sub>
+                    <m:r>
+                      <w:rPr>
+                        <w:rFonts w:ascii="Cambria Math" w:hAnsi="Cambria Math" w:cstheme="minorHAnsi"/>
+                        <w:sz w:val="20"/>
+                      </w:rPr>
+                      <m:t>0</m:t>
+                    </m:r>
+                  </m:sub>
+                </m:sSub>
+                <m:r>
+                  <w:rPr>
+                    <w:rFonts w:ascii="Cambria Math" w:hAnsi="Cambria Math" w:cstheme="minorHAnsi"/>
+                    <w:sz w:val="20"/>
+                  </w:rPr>
+                  <m:t>=</m:t>
+                </m:r>
+                <m:f>
+                  <m:fPr>
+                    <m:ctrlPr>
+                      <w:rPr>
+                        <w:rFonts w:ascii="Cambria Math" w:hAnsi="Cambria Math" w:cstheme="minorHAnsi"/>
+                        <w:i/>
+                        <w:sz w:val="20"/>
+                      </w:rPr>
+                    </m:ctrlPr>
+                  </m:fPr>
+                  <m:num>
+                    <m:d>
+                      <m:dPr>
+                        <m:ctrlPr>
+                          <w:rPr>
+                            <w:rFonts w:ascii="Cambria Math" w:hAnsi="Cambria Math" w:cstheme="minorHAnsi"/>
+                            <w:i/>
+                            <w:sz w:val="20"/>
+                          </w:rPr>
+                        </m:ctrlPr>
+                      </m:dPr>
+                      <m:e>
+                        <m:r>
+                          <w:rPr>
+                            <w:rFonts w:ascii="Cambria Math" w:hAnsi="Cambria Math" w:cstheme="minorHAnsi"/>
+                            <w:sz w:val="20"/>
+                          </w:rPr>
+                          <m:t>2k+1</m:t>
+                        </m:r>
+                      </m:e>
+                    </m:d>
+                    <m:r>
+                      <w:rPr>
+                        <w:rFonts w:ascii="Cambria Math" w:hAnsi="Cambria Math" w:cstheme="minorHAnsi"/>
+                        <w:sz w:val="20"/>
+                      </w:rPr>
+                      <m:t>180</m:t>
+                    </m:r>
+                  </m:num>
+                  <m:den>
+                    <m:r>
+                      <w:rPr>
+                        <w:rFonts w:ascii="Cambria Math" w:hAnsi="Cambria Math" w:cstheme="minorHAnsi"/>
+                        <w:sz w:val="20"/>
+                      </w:rPr>
+                      <m:t>#finite poles-#finite zeros</m:t>
+                    </m:r>
+                  </m:den>
+                </m:f>
+                <m:r>
+                  <w:rPr>
+                    <w:rFonts w:ascii="Cambria Math" w:hAnsi="Cambria Math" w:cstheme="minorHAnsi"/>
+                    <w:sz w:val="20"/>
+                  </w:rPr>
+                  <m:t>=60°,180°,300°</m:t>
+                </m:r>
+              </m:oMath>
+            </m:oMathPara>
+          </w:p>
+          <w:p>
+            <w:pPr>
+              <w:pStyle w:val="DefaultText"/>
+              <w:jc w:val="both"/>
+              <w:rPr>
+                <w:rFonts w:asciiTheme="minorHAnsi" w:hAnsiTheme="minorHAnsi" w:cstheme="minorHAnsi"/>
+                <w:sz w:val="20"/>
+              </w:rPr>
+            </w:pPr>
+            <m:oMathPara>
+              <m:oMath>
+                <m:r>
+                  <w:rPr>
+                    <w:rFonts w:ascii="Cambria Math" w:hAnsi="Cambria Math" w:cstheme="minorHAnsi"/>
+                    <w:sz w:val="20"/>
+                  </w:rPr>
+                  <m:t>ζ=</m:t>
+                </m:r>
+                <m:f>
+                  <m:fPr>
+                    <m:ctrlPr>
+                      <w:rPr>
+                        <w:rFonts w:ascii="Cambria Math" w:hAnsi="Cambria Math" w:cstheme="minorHAnsi"/>
+                        <w:i/>
+                        <w:sz w:val="20"/>
+                      </w:rPr>
+                    </m:ctrlPr>
+                  </m:fPr>
+                  <m:num>
+                    <m:r>
+                      <w:rPr>
+                        <w:rFonts w:ascii="Cambria Math" w:hAnsi="Cambria Math" w:cstheme="minorHAnsi"/>
+                        <w:sz w:val="20"/>
+                      </w:rPr>
+                      <m:t>-</m:t>
+                    </m:r>
+                    <m:func>
+                      <m:funcPr>
+                        <m:ctrlPr>
+                          <w:rPr>
+                            <w:rFonts w:ascii="Cambria Math" w:hAnsi="Cambria Math" w:cstheme="minorHAnsi"/>
+                            <w:sz w:val="20"/>
+                          </w:rPr>
+                        </m:ctrlPr>
+                      </m:funcPr>
+                      <m:fName>
+                        <m:r>
+                          <m:rPr>
+                            <m:sty m:val="p"/>
+                          </m:rPr>
+                          <w:rPr>
+                            <w:rFonts w:ascii="Cambria Math" w:hAnsi="Cambria Math" w:cstheme="minorHAnsi"/>
+                            <w:sz w:val="20"/>
+                          </w:rPr>
+                          <m:t>ln</m:t>
+                        </m:r>
+                        <m:ctrlPr>
+                          <w:rPr>
+                            <w:rFonts w:ascii="Cambria Math" w:hAnsi="Cambria Math" w:cstheme="minorHAnsi"/>
+                            <w:i/>
+                            <w:sz w:val="20"/>
+                          </w:rPr>
+                        </m:ctrlPr>
+                      </m:fName>
+                      <m:e>
+                        <m:d>
+                          <m:dPr>
+                            <m:ctrlPr>
+                              <w:rPr>
+                                <w:rFonts w:ascii="Cambria Math" w:hAnsi="Cambria Math" w:cstheme="minorHAnsi"/>
+                                <w:i/>
+                                <w:sz w:val="20"/>
+                              </w:rPr>
+                            </m:ctrlPr>
+                          </m:dPr>
+                          <m:e>
+                            <m:f>
+                              <m:fPr>
+                                <m:ctrlPr>
+                                  <w:rPr>
+                                    <w:rFonts w:ascii="Cambria Math" w:hAnsi="Cambria Math" w:cstheme="minorHAnsi"/>
+                                    <w:i/>
+                                    <w:sz w:val="20"/>
+                                  </w:rPr>
+                                </m:ctrlPr>
+                              </m:fPr>
+                              <m:num>
+                                <m:r>
+                                  <w:rPr>
+                                    <w:rFonts w:ascii="Cambria Math" w:hAnsi="Cambria Math" w:cstheme="minorHAnsi"/>
+                                    <w:sz w:val="20"/>
+                                  </w:rPr>
+                                  <m:t>%OS</m:t>
+                                </m:r>
+                              </m:num>
+                              <m:den>
+                                <m:r>
+                                  <w:rPr>
+                                    <w:rFonts w:ascii="Cambria Math" w:hAnsi="Cambria Math" w:cstheme="minorHAnsi"/>
+                                    <w:sz w:val="20"/>
+                                  </w:rPr>
+                                  <m:t>100</m:t>
+                                </m:r>
+                              </m:den>
+                            </m:f>
+                          </m:e>
+                        </m:d>
+                      </m:e>
+                    </m:func>
+                  </m:num>
+                  <m:den>
+                    <m:rad>
+                      <m:radPr>
+                        <m:degHide m:val="1"/>
+                        <m:ctrlPr>
+                          <w:rPr>
+                            <w:rFonts w:ascii="Cambria Math" w:hAnsi="Cambria Math" w:cstheme="minorHAnsi"/>
+                            <w:i/>
+                            <w:sz w:val="20"/>
+                          </w:rPr>
+                        </m:ctrlPr>
+                      </m:radPr>
+                      <m:deg/>
+                      <m:e>
+                        <m:sSup>
+                          <m:sSupPr>
+                            <m:ctrlPr>
+                              <w:rPr>
+                                <w:rFonts w:ascii="Cambria Math" w:hAnsi="Cambria Math" w:cstheme="minorHAnsi"/>
+                                <w:i/>
+                                <w:sz w:val="20"/>
+                              </w:rPr>
+                            </m:ctrlPr>
+                          </m:sSupPr>
+                          <m:e>
+                            <m:r>
+                              <w:rPr>
+                                <w:rFonts w:ascii="Cambria Math" w:hAnsi="Cambria Math" w:cstheme="minorHAnsi"/>
+                                <w:sz w:val="20"/>
+                              </w:rPr>
+                              <m:t>π</m:t>
+                            </m:r>
+                          </m:e>
+                          <m:sup>
+                            <m:r>
+                              <w:rPr>
+                                <w:rFonts w:ascii="Cambria Math" w:hAnsi="Cambria Math" w:cstheme="minorHAnsi"/>
+                                <w:sz w:val="20"/>
+                              </w:rPr>
+                              <m:t>2</m:t>
+                            </m:r>
+                          </m:sup>
+                        </m:sSup>
+                        <m:r>
+                          <w:rPr>
+                            <w:rFonts w:ascii="Cambria Math" w:hAnsi="Cambria Math" w:cstheme="minorHAnsi"/>
+                            <w:sz w:val="20"/>
+                          </w:rPr>
+                          <m:t>+</m:t>
+                        </m:r>
+                        <m:func>
+                          <m:funcPr>
+                            <m:ctrlPr>
+                              <w:rPr>
+                                <w:rFonts w:ascii="Cambria Math" w:hAnsi="Cambria Math" w:cstheme="minorHAnsi"/>
+                                <w:i/>
+                                <w:sz w:val="20"/>
+                              </w:rPr>
+                            </m:ctrlPr>
+                          </m:funcPr>
+                          <m:fName>
+                            <m:sSup>
+                              <m:sSupPr>
+                                <m:ctrlPr>
+                                  <w:rPr>
+                                    <w:rFonts w:ascii="Cambria Math" w:hAnsi="Cambria Math" w:cstheme="minorHAnsi"/>
+                                    <w:i/>
+                                    <w:sz w:val="20"/>
+                                  </w:rPr>
+                                </m:ctrlPr>
+                              </m:sSupPr>
+                              <m:e>
+                                <m:r>
+                                  <m:rPr>
+                                    <m:sty m:val="p"/>
+                                  </m:rPr>
+                                  <w:rPr>
+                                    <w:rFonts w:ascii="Cambria Math" w:hAnsi="Cambria Math" w:cstheme="minorHAnsi"/>
+                                    <w:sz w:val="20"/>
+                                  </w:rPr>
+                                  <m:t>ln</m:t>
+                                </m:r>
+                              </m:e>
+                              <m:sup>
+                                <m:r>
+                                  <w:rPr>
+                                    <w:rFonts w:ascii="Cambria Math" w:hAnsi="Cambria Math" w:cstheme="minorHAnsi"/>
+                                    <w:sz w:val="20"/>
+                                  </w:rPr>
+                                  <m:t>2</m:t>
+                                </m:r>
+                                <m:ctrlPr>
+                                  <w:rPr>
+                                    <w:rFonts w:ascii="Cambria Math" w:hAnsi="Cambria Math" w:cstheme="minorHAnsi"/>
+                                    <w:sz w:val="20"/>
+                                  </w:rPr>
+                                </m:ctrlPr>
+                              </m:sup>
+                            </m:sSup>
+                          </m:fName>
+                          <m:e>
+                            <m:d>
+                              <m:dPr>
+                                <m:ctrlPr>
+                                  <w:rPr>
+                                    <w:rFonts w:ascii="Cambria Math" w:hAnsi="Cambria Math" w:cstheme="minorHAnsi"/>
+                                    <w:i/>
+                                    <w:sz w:val="20"/>
+                                  </w:rPr>
+                                </m:ctrlPr>
+                              </m:dPr>
+                              <m:e>
+                                <m:f>
+                                  <m:fPr>
+                                    <m:ctrlPr>
+                                      <w:rPr>
+                                        <w:rFonts w:ascii="Cambria Math" w:hAnsi="Cambria Math" w:cstheme="minorHAnsi"/>
+                                        <w:i/>
+                                        <w:sz w:val="20"/>
+                                      </w:rPr>
+                                    </m:ctrlPr>
+                                  </m:fPr>
+                                  <m:num>
+                                    <m:r>
+                                      <w:rPr>
+                                        <w:rFonts w:ascii="Cambria Math" w:hAnsi="Cambria Math" w:cstheme="minorHAnsi"/>
+                                        <w:sz w:val="20"/>
+                                      </w:rPr>
+                                      <m:t>%OS</m:t>
+                                    </m:r>
+                                  </m:num>
+                                  <m:den>
+                                    <m:r>
+                                      <w:rPr>
+                                        <w:rFonts w:ascii="Cambria Math" w:hAnsi="Cambria Math" w:cstheme="minorHAnsi"/>
+                                        <w:sz w:val="20"/>
+                                      </w:rPr>
+                                      <m:t>100</m:t>
+                                    </m:r>
+                                  </m:den>
+                                </m:f>
+                              </m:e>
+                            </m:d>
+                          </m:e>
+                        </m:func>
+                      </m:e>
+                    </m:rad>
+                  </m:den>
+                </m:f>
+                <m:r>
+                  <w:rPr>
+                    <w:rFonts w:ascii="Cambria Math" w:hAnsi="Cambria Math" w:cstheme="minorHAnsi"/>
+                    <w:sz w:val="20"/>
+                  </w:rPr>
+                  <m:t xml:space="preserve">= </m:t>
+                </m:r>
+                <m:f>
+                  <m:fPr>
+                    <m:ctrlPr>
+                      <w:rPr>
+                        <w:rFonts w:ascii="Cambria Math" w:hAnsi="Cambria Math" w:cstheme="minorHAnsi"/>
+                        <w:i/>
+                        <w:sz w:val="20"/>
+                      </w:rPr>
+                    </m:ctrlPr>
+                  </m:fPr>
+                  <m:num>
+                    <m:r>
+                      <w:rPr>
+                        <w:rFonts w:ascii="Cambria Math" w:hAnsi="Cambria Math" w:cstheme="minorHAnsi"/>
+                        <w:sz w:val="20"/>
+                      </w:rPr>
+                      <m:t>-</m:t>
+                    </m:r>
+                    <m:func>
+                      <m:funcPr>
+                        <m:ctrlPr>
+                          <w:rPr>
+                            <w:rFonts w:ascii="Cambria Math" w:hAnsi="Cambria Math" w:cstheme="minorHAnsi"/>
+                            <w:sz w:val="20"/>
+                          </w:rPr>
+                        </m:ctrlPr>
+                      </m:funcPr>
+                      <m:fName>
+                        <m:r>
+                          <m:rPr>
+                            <m:sty m:val="p"/>
+                          </m:rPr>
+                          <w:rPr>
+                            <w:rFonts w:ascii="Cambria Math" w:hAnsi="Cambria Math" w:cstheme="minorHAnsi"/>
+                            <w:sz w:val="20"/>
+                          </w:rPr>
+                          <m:t>ln</m:t>
+                        </m:r>
+                        <m:ctrlPr>
+                          <w:rPr>
+                            <w:rFonts w:ascii="Cambria Math" w:hAnsi="Cambria Math" w:cstheme="minorHAnsi"/>
+                            <w:i/>
+                            <w:sz w:val="20"/>
+                          </w:rPr>
+                        </m:ctrlPr>
+                      </m:fName>
+                      <m:e>
+                        <m:d>
+                          <m:dPr>
+                            <m:ctrlPr>
+                              <w:rPr>
+                                <w:rFonts w:ascii="Cambria Math" w:hAnsi="Cambria Math" w:cstheme="minorHAnsi"/>
+                                <w:i/>
+                                <w:sz w:val="20"/>
+                              </w:rPr>
+                            </m:ctrlPr>
+                          </m:dPr>
+                          <m:e>
+                            <m:f>
+                              <m:fPr>
+                                <m:ctrlPr>
+                                  <w:rPr>
+                                    <w:rFonts w:ascii="Cambria Math" w:hAnsi="Cambria Math" w:cstheme="minorHAnsi"/>
+                                    <w:i/>
+                                    <w:sz w:val="20"/>
+                                  </w:rPr>
+                                </m:ctrlPr>
+                              </m:fPr>
+                              <m:num>
+                                <m:r>
+                                  <w:rPr>
+                                    <w:rFonts w:ascii="Cambria Math" w:hAnsi="Cambria Math" w:cstheme="minorHAnsi"/>
+                                    <w:sz w:val="20"/>
+                                  </w:rPr>
+                                  <m:t>5</m:t>
+                                </m:r>
+                              </m:num>
+                              <m:den>
+                                <m:r>
+                                  <w:rPr>
+                                    <w:rFonts w:ascii="Cambria Math" w:hAnsi="Cambria Math" w:cstheme="minorHAnsi"/>
+                                    <w:sz w:val="20"/>
+                                  </w:rPr>
+                                  <m:t>100</m:t>
+                                </m:r>
+                              </m:den>
+                            </m:f>
+                          </m:e>
+                        </m:d>
+                      </m:e>
+                    </m:func>
+                  </m:num>
+                  <m:den>
+                    <m:rad>
+                      <m:radPr>
+                        <m:degHide m:val="1"/>
+                        <m:ctrlPr>
+                          <w:rPr>
+                            <w:rFonts w:ascii="Cambria Math" w:hAnsi="Cambria Math" w:cstheme="minorHAnsi"/>
+                            <w:i/>
+                            <w:sz w:val="20"/>
+                          </w:rPr>
+                        </m:ctrlPr>
+                      </m:radPr>
+                      <m:deg/>
+                      <m:e>
+                        <m:sSup>
+                          <m:sSupPr>
+                            <m:ctrlPr>
+                              <w:rPr>
+                                <w:rFonts w:ascii="Cambria Math" w:hAnsi="Cambria Math" w:cstheme="minorHAnsi"/>
+                                <w:i/>
+                                <w:sz w:val="20"/>
+                              </w:rPr>
+                            </m:ctrlPr>
+                          </m:sSupPr>
+                          <m:e>
+                            <m:r>
+                              <w:rPr>
+                                <w:rFonts w:ascii="Cambria Math" w:hAnsi="Cambria Math" w:cstheme="minorHAnsi"/>
+                                <w:sz w:val="20"/>
+                              </w:rPr>
+                              <m:t>π</m:t>
+                            </m:r>
+                          </m:e>
+                          <m:sup>
+                            <m:r>
+                              <w:rPr>
+                                <w:rFonts w:ascii="Cambria Math" w:hAnsi="Cambria Math" w:cstheme="minorHAnsi"/>
+                                <w:sz w:val="20"/>
+                              </w:rPr>
+                              <m:t>2</m:t>
+                            </m:r>
+                          </m:sup>
+                        </m:sSup>
+                        <m:r>
+                          <w:rPr>
+                            <w:rFonts w:ascii="Cambria Math" w:hAnsi="Cambria Math" w:cstheme="minorHAnsi"/>
+                            <w:sz w:val="20"/>
+                          </w:rPr>
+                          <m:t>+</m:t>
+                        </m:r>
+                        <m:func>
+                          <m:funcPr>
+                            <m:ctrlPr>
+                              <w:rPr>
+                                <w:rFonts w:ascii="Cambria Math" w:hAnsi="Cambria Math" w:cstheme="minorHAnsi"/>
+                                <w:i/>
+                                <w:sz w:val="20"/>
+                              </w:rPr>
+                            </m:ctrlPr>
+                          </m:funcPr>
+                          <m:fName>
+                            <m:sSup>
+                              <m:sSupPr>
+                                <m:ctrlPr>
+                                  <w:rPr>
+                                    <w:rFonts w:ascii="Cambria Math" w:hAnsi="Cambria Math" w:cstheme="minorHAnsi"/>
+                                    <w:i/>
+                                    <w:sz w:val="20"/>
+                                  </w:rPr>
+                                </m:ctrlPr>
+                              </m:sSupPr>
+                              <m:e>
+                                <m:r>
+                                  <m:rPr>
+                                    <m:sty m:val="p"/>
+                                  </m:rPr>
+                                  <w:rPr>
+                                    <w:rFonts w:ascii="Cambria Math" w:hAnsi="Cambria Math" w:cstheme="minorHAnsi"/>
+                                    <w:sz w:val="20"/>
+                                  </w:rPr>
+                                  <m:t>ln</m:t>
+                                </m:r>
+                              </m:e>
+                              <m:sup>
+                                <m:r>
+                                  <w:rPr>
+                                    <w:rFonts w:ascii="Cambria Math" w:hAnsi="Cambria Math" w:cstheme="minorHAnsi"/>
+                                    <w:sz w:val="20"/>
+                                  </w:rPr>
+                                  <m:t>2</m:t>
+                                </m:r>
+                                <m:ctrlPr>
+                                  <w:rPr>
+                                    <w:rFonts w:ascii="Cambria Math" w:hAnsi="Cambria Math" w:cstheme="minorHAnsi"/>
+                                    <w:sz w:val="20"/>
+                                  </w:rPr>
+                                </m:ctrlPr>
+                              </m:sup>
+                            </m:sSup>
+                          </m:fName>
+                          <m:e>
+                            <m:d>
+                              <m:dPr>
+                                <m:ctrlPr>
+                                  <w:rPr>
+                                    <w:rFonts w:ascii="Cambria Math" w:hAnsi="Cambria Math" w:cstheme="minorHAnsi"/>
+                                    <w:i/>
+                                    <w:sz w:val="20"/>
+                                  </w:rPr>
+                                </m:ctrlPr>
+                              </m:dPr>
+                              <m:e>
+                                <m:f>
+                                  <m:fPr>
+                                    <m:ctrlPr>
+                                      <w:rPr>
+                                        <w:rFonts w:ascii="Cambria Math" w:hAnsi="Cambria Math" w:cstheme="minorHAnsi"/>
+                                        <w:i/>
+                                        <w:sz w:val="20"/>
+                                      </w:rPr>
+                                    </m:ctrlPr>
+                                  </m:fPr>
+                                  <m:num>
+                                    <m:r>
+                                      <w:rPr>
+                                        <w:rFonts w:ascii="Cambria Math" w:hAnsi="Cambria Math" w:cstheme="minorHAnsi"/>
+                                        <w:sz w:val="20"/>
+                                      </w:rPr>
+                                      <m:t>5</m:t>
+                                    </m:r>
+                                  </m:num>
+                                  <m:den>
+                                    <m:r>
+                                      <w:rPr>
+                                        <w:rFonts w:ascii="Cambria Math" w:hAnsi="Cambria Math" w:cstheme="minorHAnsi"/>
+                                        <w:sz w:val="20"/>
+                                      </w:rPr>
+                                      <m:t>100</m:t>
+                                    </m:r>
+                                  </m:den>
+                                </m:f>
+                              </m:e>
+                            </m:d>
+                          </m:e>
+                        </m:func>
+                      </m:e>
+                    </m:rad>
+                  </m:den>
+                </m:f>
+                <m:r>
+                  <w:rPr>
+                    <w:rFonts w:ascii="Cambria Math" w:hAnsi="Cambria Math" w:cstheme="minorHAnsi"/>
+                    <w:sz w:val="20"/>
+                  </w:rPr>
+                  <m:t>=0.6901</m:t>
+                </m:r>
+              </m:oMath>
+            </m:oMathPara>
+          </w:p>
+          <w:p>
+            <w:pPr>
+              <w:pStyle w:val="DefaultText"/>
+              <w:jc w:val="center"/>
+              <w:rPr>
+                <w:rFonts w:asciiTheme="minorHAnsi" w:hAnsiTheme="minorHAnsi" w:cstheme="minorHAnsi"/>
+                <w:sz w:val="20"/>
+              </w:rPr>
+            </w:pPr>
+          </w:p>
+          <w:p>
+            <w:pPr>
+              <w:pStyle w:val="DefaultText"/>
+              <w:jc w:val="center"/>
+              <w:rPr>
+                <w:rFonts w:asciiTheme="minorHAnsi" w:hAnsiTheme="minorHAnsi" w:cstheme="minorHAnsi"/>
+                <w:sz w:val="20"/>
+              </w:rPr>
+            </w:pPr>
+            <w:r>
+              <w:rPr>
+                <w:rFonts w:asciiTheme="minorHAnsi" w:hAnsiTheme="minorHAnsi" w:cstheme="minorHAnsi"/>
+                <w:sz w:val="20"/>
+              </w:rPr>
+              <w:t>Breakaway Point Calculation</w:t>
+            </w:r>
+          </w:p>
+          <w:p>
+            <w:pPr>
+              <w:pStyle w:val="DefaultText"/>
+              <w:jc w:val="both"/>
+              <w:rPr>
+                <w:rFonts w:asciiTheme="minorHAnsi" w:hAnsiTheme="minorHAnsi" w:cstheme="minorHAnsi"/>
+                <w:sz w:val="20"/>
+              </w:rPr>
+            </w:pPr>
+            <m:oMathPara>
+              <m:oMath>
+                <m:r>
+                  <w:rPr>
+                    <w:rFonts w:ascii="Cambria Math" w:hAnsi="Cambria Math" w:cstheme="minorHAnsi"/>
+                    <w:sz w:val="20"/>
+                  </w:rPr>
+                  <m:t>0=</m:t>
+                </m:r>
+                <m:f>
+                  <m:fPr>
+                    <m:ctrlPr>
+                      <w:rPr>
+                        <w:rFonts w:ascii="Cambria Math" w:hAnsi="Cambria Math" w:cstheme="minorHAnsi"/>
+                        <w:i/>
+                        <w:sz w:val="20"/>
+                      </w:rPr>
+                    </m:ctrlPr>
+                  </m:fPr>
+                  <m:num>
+                    <m:r>
+                      <w:rPr>
+                        <w:rFonts w:ascii="Cambria Math" w:hAnsi="Cambria Math" w:cstheme="minorHAnsi"/>
+                        <w:sz w:val="20"/>
+                      </w:rPr>
+                      <m:t>1</m:t>
+                    </m:r>
+                  </m:num>
+                  <m:den>
+                    <m:r>
+                      <w:rPr>
+                        <w:rFonts w:ascii="Cambria Math" w:hAnsi="Cambria Math" w:cstheme="minorHAnsi"/>
+                        <w:sz w:val="20"/>
+                      </w:rPr>
+                      <m:t>σ+3.2737</m:t>
+                    </m:r>
+                  </m:den>
+                </m:f>
+                <m:r>
+                  <w:rPr>
+                    <w:rFonts w:ascii="Cambria Math" w:hAnsi="Cambria Math" w:cstheme="minorHAnsi"/>
+                    <w:sz w:val="20"/>
+                  </w:rPr>
+                  <m:t>+</m:t>
+                </m:r>
+                <m:f>
+                  <m:fPr>
+                    <m:ctrlPr>
+                      <w:rPr>
+                        <w:rFonts w:ascii="Cambria Math" w:hAnsi="Cambria Math" w:cstheme="minorHAnsi"/>
+                        <w:i/>
+                        <w:sz w:val="20"/>
+                      </w:rPr>
+                    </m:ctrlPr>
+                  </m:fPr>
+                  <m:num>
+                    <m:r>
+                      <w:rPr>
+                        <w:rFonts w:ascii="Cambria Math" w:hAnsi="Cambria Math" w:cstheme="minorHAnsi"/>
+                        <w:sz w:val="20"/>
+                      </w:rPr>
+                      <m:t>1</m:t>
+                    </m:r>
+                  </m:num>
+                  <m:den>
+                    <m:r>
+                      <w:rPr>
+                        <w:rFonts w:ascii="Cambria Math" w:hAnsi="Cambria Math" w:cstheme="minorHAnsi"/>
+                        <w:sz w:val="20"/>
+                      </w:rPr>
+                      <m:t>σ</m:t>
+                    </m:r>
+                  </m:den>
+                </m:f>
+                <m:r>
+                  <w:rPr>
+                    <w:rFonts w:ascii="Cambria Math" w:hAnsi="Cambria Math" w:cstheme="minorHAnsi"/>
+                    <w:sz w:val="20"/>
+                  </w:rPr>
+                  <m:t>+</m:t>
+                </m:r>
+                <m:f>
+                  <m:fPr>
+                    <m:ctrlPr>
+                      <w:rPr>
+                        <w:rFonts w:ascii="Cambria Math" w:hAnsi="Cambria Math" w:cstheme="minorHAnsi"/>
+                        <w:i/>
+                        <w:sz w:val="20"/>
+                      </w:rPr>
+                    </m:ctrlPr>
+                  </m:fPr>
+                  <m:num>
+                    <m:r>
+                      <w:rPr>
+                        <w:rFonts w:ascii="Cambria Math" w:hAnsi="Cambria Math" w:cstheme="minorHAnsi"/>
+                        <w:sz w:val="20"/>
+                      </w:rPr>
+                      <m:t>1</m:t>
+                    </m:r>
+                  </m:num>
+                  <m:den>
+                    <m:r>
+                      <w:rPr>
+                        <w:rFonts w:ascii="Cambria Math" w:hAnsi="Cambria Math" w:cstheme="minorHAnsi"/>
+                        <w:sz w:val="20"/>
+                      </w:rPr>
+                      <m:t>σ+32.737</m:t>
+                    </m:r>
+                  </m:den>
+                </m:f>
+              </m:oMath>
+            </m:oMathPara>
+          </w:p>
+          <w:p>
+            <w:pPr>
+              <w:pStyle w:val="DefaultText"/>
+              <w:jc w:val="both"/>
+              <w:rPr>
+                <w:rFonts w:asciiTheme="minorHAnsi" w:hAnsiTheme="minorHAnsi" w:cstheme="minorHAnsi"/>
+                <w:sz w:val="20"/>
+              </w:rPr>
+            </w:pPr>
+            <m:oMathPara>
+              <m:oMath>
+                <m:r>
+                  <w:rPr>
+                    <w:rFonts w:ascii="Cambria Math" w:hAnsi="Cambria Math" w:cstheme="minorHAnsi"/>
+                    <w:sz w:val="20"/>
+                  </w:rPr>
+                  <m:t>0=</m:t>
+                </m:r>
+                <m:f>
+                  <m:fPr>
+                    <m:ctrlPr>
+                      <w:rPr>
+                        <w:rFonts w:ascii="Cambria Math" w:hAnsi="Cambria Math" w:cstheme="minorHAnsi"/>
+                        <w:i/>
+                        <w:sz w:val="20"/>
+                      </w:rPr>
+                    </m:ctrlPr>
+                  </m:fPr>
+                  <m:num>
+                    <m:r>
+                      <w:rPr>
+                        <w:rFonts w:ascii="Cambria Math" w:hAnsi="Cambria Math" w:cstheme="minorHAnsi"/>
+                        <w:sz w:val="20"/>
+                      </w:rPr>
+                      <m:t>σ</m:t>
+                    </m:r>
+                    <m:d>
+                      <m:dPr>
+                        <m:ctrlPr>
+                          <w:rPr>
+                            <w:rFonts w:ascii="Cambria Math" w:hAnsi="Cambria Math" w:cstheme="minorHAnsi"/>
+                            <w:i/>
+                            <w:sz w:val="20"/>
+                          </w:rPr>
+                        </m:ctrlPr>
+                      </m:dPr>
+                      <m:e>
+                        <m:r>
+                          <w:rPr>
+                            <w:rFonts w:ascii="Cambria Math" w:hAnsi="Cambria Math" w:cstheme="minorHAnsi"/>
+                            <w:sz w:val="20"/>
+                          </w:rPr>
+                          <m:t>σ+32.737</m:t>
+                        </m:r>
+                      </m:e>
+                    </m:d>
+                    <m:r>
+                      <w:rPr>
+                        <w:rFonts w:ascii="Cambria Math" w:hAnsi="Cambria Math" w:cstheme="minorHAnsi"/>
+                        <w:sz w:val="20"/>
+                      </w:rPr>
+                      <m:t>+</m:t>
+                    </m:r>
+                    <m:d>
+                      <m:dPr>
+                        <m:ctrlPr>
+                          <w:rPr>
+                            <w:rFonts w:ascii="Cambria Math" w:hAnsi="Cambria Math" w:cstheme="minorHAnsi"/>
+                            <w:i/>
+                            <w:sz w:val="20"/>
+                          </w:rPr>
+                        </m:ctrlPr>
+                      </m:dPr>
+                      <m:e>
+                        <m:r>
+                          <w:rPr>
+                            <w:rFonts w:ascii="Cambria Math" w:hAnsi="Cambria Math" w:cstheme="minorHAnsi"/>
+                            <w:sz w:val="20"/>
+                          </w:rPr>
+                          <m:t>σ+3.2737</m:t>
+                        </m:r>
+                      </m:e>
+                    </m:d>
+                    <m:d>
+                      <m:dPr>
+                        <m:ctrlPr>
+                          <w:rPr>
+                            <w:rFonts w:ascii="Cambria Math" w:hAnsi="Cambria Math" w:cstheme="minorHAnsi"/>
+                            <w:i/>
+                            <w:sz w:val="20"/>
+                          </w:rPr>
+                        </m:ctrlPr>
+                      </m:dPr>
+                      <m:e>
+                        <m:r>
+                          <w:rPr>
+                            <w:rFonts w:ascii="Cambria Math" w:hAnsi="Cambria Math" w:cstheme="minorHAnsi"/>
+                            <w:sz w:val="20"/>
+                          </w:rPr>
+                          <m:t>σ+</m:t>
+                        </m:r>
+                        <m:r>
+                          <w:rPr>
+                            <w:rFonts w:ascii="Cambria Math" w:hAnsi="Cambria Math" w:cstheme="minorHAnsi"/>
+                            <w:sz w:val="20"/>
+                          </w:rPr>
+                          <m:t>6.5474</m:t>
+                        </m:r>
+                      </m:e>
+                    </m:d>
+                    <m:r>
+                      <w:rPr>
+                        <w:rFonts w:ascii="Cambria Math" w:hAnsi="Cambria Math" w:cstheme="minorHAnsi"/>
+                        <w:sz w:val="20"/>
+                      </w:rPr>
+                      <m:t>+σ</m:t>
+                    </m:r>
+                    <m:d>
+                      <m:dPr>
+                        <m:ctrlPr>
+                          <w:rPr>
+                            <w:rFonts w:ascii="Cambria Math" w:hAnsi="Cambria Math" w:cstheme="minorHAnsi"/>
+                            <w:i/>
+                            <w:sz w:val="20"/>
+                          </w:rPr>
+                        </m:ctrlPr>
+                      </m:dPr>
+                      <m:e>
+                        <m:r>
+                          <w:rPr>
+                            <w:rFonts w:ascii="Cambria Math" w:hAnsi="Cambria Math" w:cstheme="minorHAnsi"/>
+                            <w:sz w:val="20"/>
+                          </w:rPr>
+                          <m:t>σ+3.2737</m:t>
+                        </m:r>
+                      </m:e>
+                    </m:d>
+                  </m:num>
+                  <m:den>
+                    <m:r>
+                      <w:rPr>
+                        <w:rFonts w:ascii="Cambria Math" w:hAnsi="Cambria Math" w:cstheme="minorHAnsi"/>
+                        <w:sz w:val="20"/>
+                      </w:rPr>
+                      <m:t>σ</m:t>
+                    </m:r>
+                    <m:d>
+                      <m:dPr>
+                        <m:ctrlPr>
+                          <w:rPr>
+                            <w:rFonts w:ascii="Cambria Math" w:hAnsi="Cambria Math" w:cstheme="minorHAnsi"/>
+                            <w:i/>
+                            <w:sz w:val="20"/>
+                          </w:rPr>
+                        </m:ctrlPr>
+                      </m:dPr>
+                      <m:e>
+                        <m:r>
+                          <w:rPr>
+                            <w:rFonts w:ascii="Cambria Math" w:hAnsi="Cambria Math" w:cstheme="minorHAnsi"/>
+                            <w:sz w:val="20"/>
+                          </w:rPr>
+                          <m:t>σ+3.2737</m:t>
+                        </m:r>
+                      </m:e>
+                    </m:d>
+                    <m:d>
+                      <m:dPr>
+                        <m:ctrlPr>
+                          <w:rPr>
+                            <w:rFonts w:ascii="Cambria Math" w:hAnsi="Cambria Math" w:cstheme="minorHAnsi"/>
+                            <w:i/>
+                            <w:sz w:val="20"/>
+                          </w:rPr>
+                        </m:ctrlPr>
+                      </m:dPr>
+                      <m:e>
+                        <m:r>
+                          <w:rPr>
+                            <w:rFonts w:ascii="Cambria Math" w:hAnsi="Cambria Math" w:cstheme="minorHAnsi"/>
+                            <w:sz w:val="20"/>
+                          </w:rPr>
+                          <m:t>σ+6.5474</m:t>
+                        </m:r>
+                      </m:e>
+                    </m:d>
+                  </m:den>
+                </m:f>
+              </m:oMath>
+            </m:oMathPara>
+          </w:p>
+          <w:p>
+            <w:pPr>
+              <w:pStyle w:val="DefaultText"/>
+              <w:jc w:val="both"/>
+              <w:rPr>
+                <w:rFonts w:asciiTheme="minorHAnsi" w:hAnsiTheme="minorHAnsi" w:cstheme="minorHAnsi"/>
+                <w:sz w:val="20"/>
+              </w:rPr>
+            </w:pPr>
+            <m:oMathPara>
+              <m:oMath>
+                <m:r>
+                  <w:rPr>
+                    <w:rFonts w:ascii="Cambria Math" w:hAnsi="Cambria Math" w:cstheme="minorHAnsi"/>
+                    <w:sz w:val="20"/>
+                  </w:rPr>
+                  <m:t>σ= -</m:t>
+                </m:r>
+                <m:r>
+                  <w:rPr>
+                    <w:rFonts w:ascii="Cambria Math" w:hAnsi="Cambria Math" w:cstheme="minorHAnsi"/>
+                    <w:sz w:val="20"/>
+                  </w:rPr>
+                  <m:t>5.164,</m:t>
+                </m:r>
+                <m:r>
+                  <w:rPr>
+                    <w:rFonts w:ascii="Cambria Math" w:hAnsi="Cambria Math" w:cstheme="minorHAnsi"/>
+                    <w:sz w:val="20"/>
+                  </w:rPr>
+                  <m:t xml:space="preserve"> -1.</m:t>
+                </m:r>
+                <m:r>
+                  <w:rPr>
+                    <w:rFonts w:ascii="Cambria Math" w:hAnsi="Cambria Math" w:cstheme="minorHAnsi"/>
+                    <w:sz w:val="20"/>
+                  </w:rPr>
+                  <m:t>384</m:t>
+                </m:r>
+              </m:oMath>
+            </m:oMathPara>
+          </w:p>
+          <w:p>
+            <w:pPr>
+              <w:pStyle w:val="DefaultText"/>
+              <w:jc w:val="center"/>
+              <w:rPr>
+                <w:rFonts w:asciiTheme="minorHAnsi" w:hAnsiTheme="minorHAnsi" w:cstheme="minorHAnsi"/>
+                <w:sz w:val="20"/>
+              </w:rPr>
+            </w:pPr>
+            <w:r>
+              <w:rPr>
+                <w:rFonts w:asciiTheme="minorHAnsi" w:hAnsiTheme="minorHAnsi" w:cstheme="minorHAnsi"/>
+                <w:sz w:val="20"/>
+              </w:rPr>
+              <w:t>Imaginary Axis Cross point</w:t>
+            </w:r>
+          </w:p>
+          <w:p>
+            <w:pPr>
+              <w:pStyle w:val="DefaultText"/>
+              <w:rPr>
+                <w:rFonts w:asciiTheme="minorHAnsi" w:hAnsiTheme="minorHAnsi" w:cstheme="minorHAnsi"/>
+                <w:sz w:val="20"/>
+              </w:rPr>
+            </w:pPr>
+            <m:oMathPara>
+              <m:oMath>
+                <m:r>
+                  <w:rPr>
+                    <w:rFonts w:ascii="Cambria Math" w:hAnsi="Cambria Math" w:cstheme="minorHAnsi"/>
+                    <w:sz w:val="20"/>
+                  </w:rPr>
+                  <m:t>-1=</m:t>
+                </m:r>
+                <m:f>
+                  <m:fPr>
+                    <m:ctrlPr>
+                      <w:rPr>
+                        <w:rFonts w:ascii="Cambria Math" w:hAnsi="Cambria Math" w:cstheme="minorHAnsi"/>
+                        <w:i/>
+                        <w:sz w:val="20"/>
+                      </w:rPr>
+                    </m:ctrlPr>
+                  </m:fPr>
+                  <m:num>
+                    <m:r>
+                      <w:rPr>
+                        <w:rFonts w:ascii="Cambria Math" w:hAnsi="Cambria Math" w:cstheme="minorHAnsi"/>
+                        <w:sz w:val="20"/>
+                      </w:rPr>
+                      <m:t>Km×</m:t>
+                    </m:r>
+                    <m:r>
+                      <w:rPr>
+                        <w:rFonts w:ascii="Cambria Math" w:hAnsi="Cambria Math" w:cstheme="minorHAnsi"/>
+                        <w:sz w:val="20"/>
+                      </w:rPr>
+                      <m:t>2</m:t>
+                    </m:r>
+                    <m:r>
+                      <w:rPr>
+                        <w:rFonts w:ascii="Cambria Math" w:hAnsi="Cambria Math" w:cstheme="minorHAnsi"/>
+                        <w:sz w:val="20"/>
+                      </w:rPr>
+                      <m:t>α×K</m:t>
+                    </m:r>
+                  </m:num>
+                  <m:den>
+                    <m:r>
+                      <w:rPr>
+                        <w:rFonts w:ascii="Cambria Math" w:hAnsi="Cambria Math" w:cstheme="minorHAnsi"/>
+                        <w:sz w:val="20"/>
+                      </w:rPr>
+                      <m:t>jω</m:t>
+                    </m:r>
+                    <m:d>
+                      <m:dPr>
+                        <m:ctrlPr>
+                          <w:rPr>
+                            <w:rFonts w:ascii="Cambria Math" w:hAnsi="Cambria Math" w:cstheme="minorHAnsi"/>
+                            <w:i/>
+                            <w:sz w:val="20"/>
+                          </w:rPr>
+                        </m:ctrlPr>
+                      </m:dPr>
+                      <m:e>
+                        <m:r>
+                          <w:rPr>
+                            <w:rFonts w:ascii="Cambria Math" w:hAnsi="Cambria Math" w:cstheme="minorHAnsi"/>
+                            <w:sz w:val="20"/>
+                          </w:rPr>
+                          <m:t>jω+α</m:t>
+                        </m:r>
+                      </m:e>
+                    </m:d>
+                    <m:d>
+                      <m:dPr>
+                        <m:ctrlPr>
+                          <w:rPr>
+                            <w:rFonts w:ascii="Cambria Math" w:hAnsi="Cambria Math" w:cstheme="minorHAnsi"/>
+                            <w:i/>
+                            <w:sz w:val="20"/>
+                          </w:rPr>
+                        </m:ctrlPr>
+                      </m:dPr>
+                      <m:e>
+                        <m:r>
+                          <w:rPr>
+                            <w:rFonts w:ascii="Cambria Math" w:hAnsi="Cambria Math" w:cstheme="minorHAnsi"/>
+                            <w:sz w:val="20"/>
+                          </w:rPr>
+                          <m:t>jω+</m:t>
+                        </m:r>
+                        <m:r>
+                          <w:rPr>
+                            <w:rFonts w:ascii="Cambria Math" w:hAnsi="Cambria Math" w:cstheme="minorHAnsi"/>
+                            <w:sz w:val="20"/>
+                          </w:rPr>
+                          <m:t>2</m:t>
+                        </m:r>
+                        <m:r>
+                          <w:rPr>
+                            <w:rFonts w:ascii="Cambria Math" w:hAnsi="Cambria Math" w:cstheme="minorHAnsi"/>
+                            <w:sz w:val="20"/>
+                          </w:rPr>
+                          <m:t>α</m:t>
+                        </m:r>
+                      </m:e>
+                    </m:d>
+                  </m:den>
+                </m:f>
+              </m:oMath>
+            </m:oMathPara>
+          </w:p>
+          <w:p>
+            <w:pPr>
+              <w:pStyle w:val="DefaultText"/>
+              <w:rPr>
+                <w:rFonts w:asciiTheme="minorHAnsi" w:hAnsiTheme="minorHAnsi" w:cstheme="minorHAnsi"/>
+                <w:sz w:val="20"/>
+              </w:rPr>
+            </w:pPr>
+            <m:oMathPara>
+              <m:oMath>
+                <m:r>
+                  <w:rPr>
+                    <w:rFonts w:ascii="Cambria Math" w:hAnsi="Cambria Math" w:cstheme="minorHAnsi"/>
+                    <w:sz w:val="20"/>
+                  </w:rPr>
+                  <m:t>jω</m:t>
+                </m:r>
+                <m:d>
+                  <m:dPr>
+                    <m:ctrlPr>
+                      <w:rPr>
+                        <w:rFonts w:ascii="Cambria Math" w:hAnsi="Cambria Math" w:cstheme="minorHAnsi"/>
+                        <w:i/>
+                        <w:sz w:val="20"/>
+                      </w:rPr>
+                    </m:ctrlPr>
+                  </m:dPr>
+                  <m:e>
+                    <m:r>
+                      <w:rPr>
+                        <w:rFonts w:ascii="Cambria Math" w:hAnsi="Cambria Math" w:cstheme="minorHAnsi"/>
+                        <w:sz w:val="20"/>
+                      </w:rPr>
+                      <m:t>jω+α</m:t>
+                    </m:r>
+                  </m:e>
+                </m:d>
+                <m:d>
+                  <m:dPr>
+                    <m:ctrlPr>
+                      <w:rPr>
+                        <w:rFonts w:ascii="Cambria Math" w:hAnsi="Cambria Math" w:cstheme="minorHAnsi"/>
+                        <w:i/>
+                        <w:sz w:val="20"/>
+                      </w:rPr>
+                    </m:ctrlPr>
+                  </m:dPr>
+                  <m:e>
+                    <m:r>
+                      <w:rPr>
+                        <w:rFonts w:ascii="Cambria Math" w:hAnsi="Cambria Math" w:cstheme="minorHAnsi"/>
+                        <w:sz w:val="20"/>
+                      </w:rPr>
+                      <m:t>jω+</m:t>
+                    </m:r>
+                    <m:r>
+                      <w:rPr>
+                        <w:rFonts w:ascii="Cambria Math" w:hAnsi="Cambria Math" w:cstheme="minorHAnsi"/>
+                        <w:sz w:val="20"/>
+                      </w:rPr>
+                      <m:t>2</m:t>
+                    </m:r>
+                    <m:r>
+                      <w:rPr>
+                        <w:rFonts w:ascii="Cambria Math" w:hAnsi="Cambria Math" w:cstheme="minorHAnsi"/>
+                        <w:sz w:val="20"/>
+                      </w:rPr>
+                      <m:t>α</m:t>
+                    </m:r>
+                  </m:e>
+                </m:d>
+                <m:r>
+                  <w:rPr>
+                    <w:rFonts w:ascii="Cambria Math" w:hAnsi="Cambria Math" w:cstheme="minorHAnsi"/>
+                    <w:sz w:val="20"/>
+                  </w:rPr>
+                  <m:t>= -Km×10α×K</m:t>
+                </m:r>
+              </m:oMath>
+            </m:oMathPara>
+          </w:p>
+          <w:p>
+            <w:pPr>
+              <w:pStyle w:val="DefaultText"/>
+              <w:rPr>
+                <w:rFonts w:asciiTheme="minorHAnsi" w:hAnsiTheme="minorHAnsi" w:cstheme="minorHAnsi"/>
+                <w:sz w:val="20"/>
+              </w:rPr>
+            </w:pPr>
+            <m:oMathPara>
+              <m:oMath>
+                <m:r>
+                  <w:rPr>
+                    <w:rFonts w:ascii="Cambria Math" w:hAnsi="Cambria Math" w:cstheme="minorHAnsi"/>
+                    <w:sz w:val="20"/>
+                  </w:rPr>
+                  <m:t>jω</m:t>
+                </m:r>
+                <m:d>
+                  <m:dPr>
+                    <m:ctrlPr>
+                      <w:rPr>
+                        <w:rFonts w:ascii="Cambria Math" w:hAnsi="Cambria Math" w:cstheme="minorHAnsi"/>
+                        <w:i/>
+                        <w:sz w:val="20"/>
+                      </w:rPr>
+                    </m:ctrlPr>
+                  </m:dPr>
+                  <m:e>
+                    <m:r>
+                      <w:rPr>
+                        <w:rFonts w:ascii="Cambria Math" w:hAnsi="Cambria Math" w:cstheme="minorHAnsi"/>
+                        <w:sz w:val="20"/>
+                      </w:rPr>
+                      <m:t>2</m:t>
+                    </m:r>
+                    <m:sSup>
+                      <m:sSupPr>
+                        <m:ctrlPr>
+                          <w:rPr>
+                            <w:rFonts w:ascii="Cambria Math" w:hAnsi="Cambria Math" w:cstheme="minorHAnsi"/>
+                            <w:i/>
+                            <w:sz w:val="20"/>
+                          </w:rPr>
+                        </m:ctrlPr>
+                      </m:sSupPr>
+                      <m:e>
+                        <m:r>
+                          <w:rPr>
+                            <w:rFonts w:ascii="Cambria Math" w:hAnsi="Cambria Math" w:cstheme="minorHAnsi"/>
+                            <w:sz w:val="20"/>
+                          </w:rPr>
+                          <m:t>α</m:t>
+                        </m:r>
+                      </m:e>
+                      <m:sup>
+                        <m:r>
+                          <w:rPr>
+                            <w:rFonts w:ascii="Cambria Math" w:hAnsi="Cambria Math" w:cstheme="minorHAnsi"/>
+                            <w:sz w:val="20"/>
+                          </w:rPr>
+                          <m:t>2</m:t>
+                        </m:r>
+                      </m:sup>
+                    </m:sSup>
+                    <m:r>
+                      <w:rPr>
+                        <w:rFonts w:ascii="Cambria Math" w:hAnsi="Cambria Math" w:cstheme="minorHAnsi"/>
+                        <w:sz w:val="20"/>
+                      </w:rPr>
+                      <m:t>+</m:t>
+                    </m:r>
+                    <m:sSup>
+                      <m:sSupPr>
+                        <m:ctrlPr>
+                          <w:rPr>
+                            <w:rFonts w:ascii="Cambria Math" w:hAnsi="Cambria Math" w:cstheme="minorHAnsi"/>
+                            <w:i/>
+                            <w:sz w:val="20"/>
+                          </w:rPr>
+                        </m:ctrlPr>
+                      </m:sSupPr>
+                      <m:e>
+                        <m:r>
+                          <w:rPr>
+                            <w:rFonts w:ascii="Cambria Math" w:hAnsi="Cambria Math" w:cstheme="minorHAnsi"/>
+                            <w:sz w:val="20"/>
+                          </w:rPr>
+                          <m:t>ω</m:t>
+                        </m:r>
+                      </m:e>
+                      <m:sup>
+                        <m:r>
+                          <w:rPr>
+                            <w:rFonts w:ascii="Cambria Math" w:hAnsi="Cambria Math" w:cstheme="minorHAnsi"/>
+                            <w:sz w:val="20"/>
+                          </w:rPr>
+                          <m:t>2</m:t>
+                        </m:r>
+                      </m:sup>
+                    </m:sSup>
+                  </m:e>
+                </m:d>
+                <m:r>
+                  <w:rPr>
+                    <w:rFonts w:ascii="Cambria Math" w:hAnsi="Cambria Math" w:cstheme="minorHAnsi"/>
+                    <w:sz w:val="20"/>
+                  </w:rPr>
+                  <m:t>-</m:t>
+                </m:r>
+                <m:d>
+                  <m:dPr>
+                    <m:ctrlPr>
+                      <w:rPr>
+                        <w:rFonts w:ascii="Cambria Math" w:hAnsi="Cambria Math" w:cstheme="minorHAnsi"/>
+                        <w:i/>
+                        <w:sz w:val="20"/>
+                      </w:rPr>
+                    </m:ctrlPr>
+                  </m:dPr>
+                  <m:e>
+                    <m:sSup>
+                      <m:sSupPr>
+                        <m:ctrlPr>
+                          <w:rPr>
+                            <w:rFonts w:ascii="Cambria Math" w:hAnsi="Cambria Math" w:cstheme="minorHAnsi"/>
+                            <w:i/>
+                            <w:sz w:val="20"/>
+                          </w:rPr>
+                        </m:ctrlPr>
+                      </m:sSupPr>
+                      <m:e>
+                        <m:r>
+                          <w:rPr>
+                            <w:rFonts w:ascii="Cambria Math" w:hAnsi="Cambria Math" w:cstheme="minorHAnsi"/>
+                            <w:sz w:val="20"/>
+                          </w:rPr>
+                          <m:t>ω</m:t>
+                        </m:r>
+                      </m:e>
+                      <m:sup>
+                        <m:r>
+                          <w:rPr>
+                            <w:rFonts w:ascii="Cambria Math" w:hAnsi="Cambria Math" w:cstheme="minorHAnsi"/>
+                            <w:sz w:val="20"/>
+                          </w:rPr>
+                          <m:t>2</m:t>
+                        </m:r>
+                      </m:sup>
+                    </m:sSup>
+                    <m:r>
+                      <w:rPr>
+                        <w:rFonts w:ascii="Cambria Math" w:hAnsi="Cambria Math" w:cstheme="minorHAnsi"/>
+                        <w:sz w:val="20"/>
+                      </w:rPr>
+                      <m:t>α-</m:t>
+                    </m:r>
+                    <m:r>
+                      <w:rPr>
+                        <w:rFonts w:ascii="Cambria Math" w:hAnsi="Cambria Math" w:cstheme="minorHAnsi"/>
+                        <w:sz w:val="20"/>
+                      </w:rPr>
+                      <m:t>2</m:t>
+                    </m:r>
+                    <m:sSup>
+                      <m:sSupPr>
+                        <m:ctrlPr>
+                          <w:rPr>
+                            <w:rFonts w:ascii="Cambria Math" w:hAnsi="Cambria Math" w:cstheme="minorHAnsi"/>
+                            <w:i/>
+                            <w:sz w:val="20"/>
+                          </w:rPr>
+                        </m:ctrlPr>
+                      </m:sSupPr>
+                      <m:e>
+                        <m:r>
+                          <w:rPr>
+                            <w:rFonts w:ascii="Cambria Math" w:hAnsi="Cambria Math" w:cstheme="minorHAnsi"/>
+                            <w:sz w:val="20"/>
+                          </w:rPr>
+                          <m:t>ω</m:t>
+                        </m:r>
+                      </m:e>
+                      <m:sup>
+                        <m:r>
+                          <w:rPr>
+                            <w:rFonts w:ascii="Cambria Math" w:hAnsi="Cambria Math" w:cstheme="minorHAnsi"/>
+                            <w:sz w:val="20"/>
+                          </w:rPr>
+                          <m:t>2</m:t>
+                        </m:r>
+                      </m:sup>
+                    </m:sSup>
+                    <m:r>
+                      <w:rPr>
+                        <w:rFonts w:ascii="Cambria Math" w:hAnsi="Cambria Math" w:cstheme="minorHAnsi"/>
+                        <w:sz w:val="20"/>
+                      </w:rPr>
+                      <m:t>α</m:t>
+                    </m:r>
+                  </m:e>
+                </m:d>
+                <m:r>
+                  <w:rPr>
+                    <w:rFonts w:ascii="Cambria Math" w:hAnsi="Cambria Math" w:cstheme="minorHAnsi"/>
+                    <w:sz w:val="20"/>
+                  </w:rPr>
+                  <m:t>= -Km×</m:t>
+                </m:r>
+                <m:r>
+                  <w:rPr>
+                    <w:rFonts w:ascii="Cambria Math" w:hAnsi="Cambria Math" w:cstheme="minorHAnsi"/>
+                    <w:sz w:val="20"/>
+                  </w:rPr>
+                  <m:t>2</m:t>
+                </m:r>
+                <m:r>
+                  <w:rPr>
+                    <w:rFonts w:ascii="Cambria Math" w:hAnsi="Cambria Math" w:cstheme="minorHAnsi"/>
+                    <w:sz w:val="20"/>
+                  </w:rPr>
+                  <m:t>α×K</m:t>
+                </m:r>
+              </m:oMath>
+            </m:oMathPara>
+          </w:p>
+          <w:p>
+            <w:pPr>
+              <w:pStyle w:val="DefaultText"/>
+              <w:rPr>
+                <w:rFonts w:asciiTheme="minorHAnsi" w:hAnsiTheme="minorHAnsi" w:cstheme="minorHAnsi"/>
+                <w:sz w:val="20"/>
+              </w:rPr>
+            </w:pPr>
+            <m:oMathPara>
+              <m:oMath>
+                <m:r>
+                  <w:rPr>
+                    <w:rFonts w:ascii="Cambria Math" w:hAnsi="Cambria Math" w:cstheme="minorHAnsi"/>
+                    <w:sz w:val="20"/>
+                  </w:rPr>
+                  <m:t>jω</m:t>
+                </m:r>
+                <m:d>
+                  <m:dPr>
+                    <m:ctrlPr>
+                      <w:rPr>
+                        <w:rFonts w:ascii="Cambria Math" w:hAnsi="Cambria Math" w:cstheme="minorHAnsi"/>
+                        <w:i/>
+                        <w:sz w:val="20"/>
+                      </w:rPr>
+                    </m:ctrlPr>
+                  </m:dPr>
+                  <m:e>
+                    <m:f>
+                      <m:fPr>
+                        <m:ctrlPr>
+                          <w:rPr>
+                            <w:rFonts w:ascii="Cambria Math" w:hAnsi="Cambria Math" w:cstheme="minorHAnsi"/>
+                            <w:i/>
+                            <w:sz w:val="20"/>
+                          </w:rPr>
+                        </m:ctrlPr>
+                      </m:fPr>
+                      <m:num>
+                        <m:r>
+                          <w:rPr>
+                            <w:rFonts w:ascii="Cambria Math" w:hAnsi="Cambria Math" w:cstheme="minorHAnsi"/>
+                            <w:sz w:val="20"/>
+                          </w:rPr>
+                          <m:t>2</m:t>
+                        </m:r>
+                        <m:sSup>
+                          <m:sSupPr>
+                            <m:ctrlPr>
+                              <w:rPr>
+                                <w:rFonts w:ascii="Cambria Math" w:hAnsi="Cambria Math" w:cstheme="minorHAnsi"/>
+                                <w:i/>
+                                <w:sz w:val="20"/>
+                              </w:rPr>
+                            </m:ctrlPr>
+                          </m:sSupPr>
+                          <m:e>
+                            <m:r>
+                              <w:rPr>
+                                <w:rFonts w:ascii="Cambria Math" w:hAnsi="Cambria Math" w:cstheme="minorHAnsi"/>
+                                <w:sz w:val="20"/>
+                              </w:rPr>
+                              <m:t>α</m:t>
+                            </m:r>
+                          </m:e>
+                          <m:sup>
+                            <m:r>
+                              <w:rPr>
+                                <w:rFonts w:ascii="Cambria Math" w:hAnsi="Cambria Math" w:cstheme="minorHAnsi"/>
+                                <w:sz w:val="20"/>
+                              </w:rPr>
+                              <m:t>2</m:t>
+                            </m:r>
+                          </m:sup>
+                        </m:sSup>
+                        <m:r>
+                          <w:rPr>
+                            <w:rFonts w:ascii="Cambria Math" w:hAnsi="Cambria Math" w:cstheme="minorHAnsi"/>
+                            <w:sz w:val="20"/>
+                          </w:rPr>
+                          <m:t>-</m:t>
+                        </m:r>
+                        <m:sSup>
+                          <m:sSupPr>
+                            <m:ctrlPr>
+                              <w:rPr>
+                                <w:rFonts w:ascii="Cambria Math" w:hAnsi="Cambria Math" w:cstheme="minorHAnsi"/>
+                                <w:i/>
+                                <w:sz w:val="20"/>
+                              </w:rPr>
+                            </m:ctrlPr>
+                          </m:sSupPr>
+                          <m:e>
+                            <m:r>
+                              <w:rPr>
+                                <w:rFonts w:ascii="Cambria Math" w:hAnsi="Cambria Math" w:cstheme="minorHAnsi"/>
+                                <w:sz w:val="20"/>
+                              </w:rPr>
+                              <m:t>ω</m:t>
+                            </m:r>
+                          </m:e>
+                          <m:sup>
+                            <m:r>
+                              <w:rPr>
+                                <w:rFonts w:ascii="Cambria Math" w:hAnsi="Cambria Math" w:cstheme="minorHAnsi"/>
+                                <w:sz w:val="20"/>
+                              </w:rPr>
+                              <m:t>2</m:t>
+                            </m:r>
+                          </m:sup>
+                        </m:sSup>
+                      </m:num>
+                      <m:den>
+                        <m:r>
+                          <w:rPr>
+                            <w:rFonts w:ascii="Cambria Math" w:hAnsi="Cambria Math" w:cstheme="minorHAnsi"/>
+                            <w:sz w:val="20"/>
+                          </w:rPr>
+                          <m:t>Km×</m:t>
+                        </m:r>
+                        <m:r>
+                          <w:rPr>
+                            <w:rFonts w:ascii="Cambria Math" w:hAnsi="Cambria Math" w:cstheme="minorHAnsi"/>
+                            <w:sz w:val="20"/>
+                          </w:rPr>
+                          <m:t>2</m:t>
+                        </m:r>
+                        <m:r>
+                          <w:rPr>
+                            <w:rFonts w:ascii="Cambria Math" w:hAnsi="Cambria Math" w:cstheme="minorHAnsi"/>
+                            <w:sz w:val="20"/>
+                          </w:rPr>
+                          <m:t>α</m:t>
+                        </m:r>
+                      </m:den>
+                    </m:f>
+                  </m:e>
+                </m:d>
+                <m:r>
+                  <w:rPr>
+                    <w:rFonts w:ascii="Cambria Math" w:hAnsi="Cambria Math" w:cstheme="minorHAnsi"/>
+                    <w:sz w:val="20"/>
+                  </w:rPr>
+                  <m:t>-</m:t>
+                </m:r>
+                <m:d>
+                  <m:dPr>
+                    <m:ctrlPr>
+                      <w:rPr>
+                        <w:rFonts w:ascii="Cambria Math" w:hAnsi="Cambria Math" w:cstheme="minorHAnsi"/>
+                        <w:i/>
+                        <w:sz w:val="20"/>
+                      </w:rPr>
+                    </m:ctrlPr>
+                  </m:dPr>
+                  <m:e>
+                    <m:f>
+                      <m:fPr>
+                        <m:ctrlPr>
+                          <w:rPr>
+                            <w:rFonts w:ascii="Cambria Math" w:hAnsi="Cambria Math" w:cstheme="minorHAnsi"/>
+                            <w:i/>
+                            <w:sz w:val="20"/>
+                          </w:rPr>
+                        </m:ctrlPr>
+                      </m:fPr>
+                      <m:num>
+                        <m:sSup>
+                          <m:sSupPr>
+                            <m:ctrlPr>
+                              <w:rPr>
+                                <w:rFonts w:ascii="Cambria Math" w:hAnsi="Cambria Math" w:cstheme="minorHAnsi"/>
+                                <w:i/>
+                                <w:sz w:val="20"/>
+                              </w:rPr>
+                            </m:ctrlPr>
+                          </m:sSupPr>
+                          <m:e>
+                            <m:r>
+                              <w:rPr>
+                                <w:rFonts w:ascii="Cambria Math" w:hAnsi="Cambria Math" w:cstheme="minorHAnsi"/>
+                                <w:sz w:val="20"/>
+                              </w:rPr>
+                              <m:t>ω</m:t>
+                            </m:r>
+                          </m:e>
+                          <m:sup>
+                            <m:r>
+                              <w:rPr>
+                                <w:rFonts w:ascii="Cambria Math" w:hAnsi="Cambria Math" w:cstheme="minorHAnsi"/>
+                                <w:sz w:val="20"/>
+                              </w:rPr>
+                              <m:t>2</m:t>
+                            </m:r>
+                          </m:sup>
+                        </m:sSup>
+                        <m:r>
+                          <w:rPr>
+                            <w:rFonts w:ascii="Cambria Math" w:hAnsi="Cambria Math" w:cstheme="minorHAnsi"/>
+                            <w:sz w:val="20"/>
+                          </w:rPr>
+                          <m:t>α-</m:t>
+                        </m:r>
+                        <m:r>
+                          <w:rPr>
+                            <w:rFonts w:ascii="Cambria Math" w:hAnsi="Cambria Math" w:cstheme="minorHAnsi"/>
+                            <w:sz w:val="20"/>
+                          </w:rPr>
+                          <m:t>2</m:t>
+                        </m:r>
+                        <m:sSup>
+                          <m:sSupPr>
+                            <m:ctrlPr>
+                              <w:rPr>
+                                <w:rFonts w:ascii="Cambria Math" w:hAnsi="Cambria Math" w:cstheme="minorHAnsi"/>
+                                <w:i/>
+                                <w:sz w:val="20"/>
+                              </w:rPr>
+                            </m:ctrlPr>
+                          </m:sSupPr>
+                          <m:e>
+                            <m:r>
+                              <w:rPr>
+                                <w:rFonts w:ascii="Cambria Math" w:hAnsi="Cambria Math" w:cstheme="minorHAnsi"/>
+                                <w:sz w:val="20"/>
+                              </w:rPr>
+                              <m:t>ω</m:t>
+                            </m:r>
+                          </m:e>
+                          <m:sup>
+                            <m:r>
+                              <w:rPr>
+                                <w:rFonts w:ascii="Cambria Math" w:hAnsi="Cambria Math" w:cstheme="minorHAnsi"/>
+                                <w:sz w:val="20"/>
+                              </w:rPr>
+                              <m:t>2</m:t>
+                            </m:r>
+                          </m:sup>
+                        </m:sSup>
+                        <m:r>
+                          <w:rPr>
+                            <w:rFonts w:ascii="Cambria Math" w:hAnsi="Cambria Math" w:cstheme="minorHAnsi"/>
+                            <w:sz w:val="20"/>
+                          </w:rPr>
+                          <m:t>α</m:t>
+                        </m:r>
+                      </m:num>
+                      <m:den>
+                        <m:r>
+                          <w:rPr>
+                            <w:rFonts w:ascii="Cambria Math" w:hAnsi="Cambria Math" w:cstheme="minorHAnsi"/>
+                            <w:sz w:val="20"/>
+                          </w:rPr>
+                          <m:t>Km×</m:t>
+                        </m:r>
+                        <m:r>
+                          <w:rPr>
+                            <w:rFonts w:ascii="Cambria Math" w:hAnsi="Cambria Math" w:cstheme="minorHAnsi"/>
+                            <w:sz w:val="20"/>
+                          </w:rPr>
+                          <m:t>2</m:t>
+                        </m:r>
+                        <m:r>
+                          <w:rPr>
+                            <w:rFonts w:ascii="Cambria Math" w:hAnsi="Cambria Math" w:cstheme="minorHAnsi"/>
+                            <w:sz w:val="20"/>
+                          </w:rPr>
+                          <m:t>α</m:t>
+                        </m:r>
+                      </m:den>
+                    </m:f>
+                  </m:e>
+                </m:d>
+                <m:r>
+                  <w:rPr>
+                    <w:rFonts w:ascii="Cambria Math" w:hAnsi="Cambria Math" w:cstheme="minorHAnsi"/>
+                    <w:sz w:val="20"/>
+                  </w:rPr>
+                  <m:t>= -Km</m:t>
+                </m:r>
+              </m:oMath>
+            </m:oMathPara>
+          </w:p>
+          <w:p>
+            <w:pPr>
+              <w:pStyle w:val="DefaultText"/>
+              <w:rPr>
+                <w:rFonts w:asciiTheme="minorHAnsi" w:hAnsiTheme="minorHAnsi" w:cstheme="minorHAnsi"/>
+                <w:sz w:val="20"/>
+              </w:rPr>
+            </w:pPr>
+          </w:p>
+          <w:p>
+            <w:pPr>
+              <w:pStyle w:val="DefaultText"/>
+              <w:jc w:val="center"/>
+              <w:rPr>
+                <w:rFonts w:asciiTheme="minorHAnsi" w:hAnsiTheme="minorHAnsi" w:cstheme="minorHAnsi"/>
+                <w:sz w:val="20"/>
+              </w:rPr>
+            </w:pPr>
+            <m:oMathPara>
+              <m:oMath>
+                <m:f>
+                  <m:fPr>
+                    <m:ctrlPr>
+                      <w:rPr>
+                        <w:rFonts w:ascii="Cambria Math" w:hAnsi="Cambria Math" w:cstheme="minorHAnsi"/>
+                        <w:i/>
+                        <w:sz w:val="20"/>
+                      </w:rPr>
+                    </m:ctrlPr>
+                  </m:fPr>
+                  <m:num>
+                    <m:r>
+                      <w:rPr>
+                        <w:rFonts w:ascii="Cambria Math" w:hAnsi="Cambria Math" w:cstheme="minorHAnsi"/>
+                        <w:sz w:val="20"/>
+                      </w:rPr>
+                      <m:t>2</m:t>
+                    </m:r>
+                    <m:sSup>
+                      <m:sSupPr>
+                        <m:ctrlPr>
+                          <w:rPr>
+                            <w:rFonts w:ascii="Cambria Math" w:hAnsi="Cambria Math" w:cstheme="minorHAnsi"/>
+                            <w:i/>
+                            <w:sz w:val="20"/>
+                          </w:rPr>
+                        </m:ctrlPr>
+                      </m:sSupPr>
+                      <m:e>
+                        <m:r>
+                          <w:rPr>
+                            <w:rFonts w:ascii="Cambria Math" w:hAnsi="Cambria Math" w:cstheme="minorHAnsi"/>
+                            <w:sz w:val="20"/>
+                          </w:rPr>
+                          <m:t>α</m:t>
+                        </m:r>
+                      </m:e>
+                      <m:sup>
+                        <m:r>
+                          <w:rPr>
+                            <w:rFonts w:ascii="Cambria Math" w:hAnsi="Cambria Math" w:cstheme="minorHAnsi"/>
+                            <w:sz w:val="20"/>
+                          </w:rPr>
+                          <m:t>2</m:t>
+                        </m:r>
+                      </m:sup>
+                    </m:sSup>
+                    <m:r>
+                      <w:rPr>
+                        <w:rFonts w:ascii="Cambria Math" w:hAnsi="Cambria Math" w:cstheme="minorHAnsi"/>
+                        <w:sz w:val="20"/>
+                      </w:rPr>
+                      <m:t>-</m:t>
+                    </m:r>
+                    <m:sSup>
+                      <m:sSupPr>
+                        <m:ctrlPr>
+                          <w:rPr>
+                            <w:rFonts w:ascii="Cambria Math" w:hAnsi="Cambria Math" w:cstheme="minorHAnsi"/>
+                            <w:i/>
+                            <w:sz w:val="20"/>
+                          </w:rPr>
+                        </m:ctrlPr>
+                      </m:sSupPr>
+                      <m:e>
+                        <m:r>
+                          <w:rPr>
+                            <w:rFonts w:ascii="Cambria Math" w:hAnsi="Cambria Math" w:cstheme="minorHAnsi"/>
+                            <w:sz w:val="20"/>
+                          </w:rPr>
+                          <m:t>ω</m:t>
+                        </m:r>
+                      </m:e>
+                      <m:sup>
+                        <m:r>
+                          <w:rPr>
+                            <w:rFonts w:ascii="Cambria Math" w:hAnsi="Cambria Math" w:cstheme="minorHAnsi"/>
+                            <w:sz w:val="20"/>
+                          </w:rPr>
+                          <m:t>2</m:t>
+                        </m:r>
+                      </m:sup>
+                    </m:sSup>
+                  </m:num>
+                  <m:den>
+                    <m:r>
+                      <w:rPr>
+                        <w:rFonts w:ascii="Cambria Math" w:hAnsi="Cambria Math" w:cstheme="minorHAnsi"/>
+                        <w:sz w:val="20"/>
+                      </w:rPr>
+                      <m:t>Km×</m:t>
+                    </m:r>
+                    <m:r>
+                      <w:rPr>
+                        <w:rFonts w:ascii="Cambria Math" w:hAnsi="Cambria Math" w:cstheme="minorHAnsi"/>
+                        <w:sz w:val="20"/>
+                      </w:rPr>
+                      <m:t>2</m:t>
+                    </m:r>
+                    <m:r>
+                      <w:rPr>
+                        <w:rFonts w:ascii="Cambria Math" w:hAnsi="Cambria Math" w:cstheme="minorHAnsi"/>
+                        <w:sz w:val="20"/>
+                      </w:rPr>
+                      <m:t>α</m:t>
+                    </m:r>
+                  </m:den>
+                </m:f>
+                <m:r>
+                  <w:rPr>
+                    <w:rFonts w:ascii="Cambria Math" w:hAnsi="Cambria Math" w:cstheme="minorHAnsi"/>
+                    <w:sz w:val="20"/>
+                  </w:rPr>
+                  <m:t>=0</m:t>
+                </m:r>
+              </m:oMath>
+            </m:oMathPara>
+          </w:p>
+          <w:p>
+            <w:pPr>
+              <w:pStyle w:val="DefaultText"/>
+              <w:jc w:val="center"/>
+              <w:rPr>
+                <w:rFonts w:asciiTheme="minorHAnsi" w:hAnsiTheme="minorHAnsi" w:cstheme="minorHAnsi"/>
+                <w:sz w:val="20"/>
+              </w:rPr>
+            </w:pPr>
+            <m:oMathPara>
+              <m:oMath>
+                <m:r>
+                  <w:rPr>
+                    <w:rFonts w:ascii="Cambria Math" w:hAnsi="Cambria Math" w:cstheme="minorHAnsi"/>
+                    <w:sz w:val="20"/>
+                  </w:rPr>
+                  <m:t>2</m:t>
+                </m:r>
+                <m:sSup>
+                  <m:sSupPr>
+                    <m:ctrlPr>
+                      <w:rPr>
+                        <w:rFonts w:ascii="Cambria Math" w:hAnsi="Cambria Math" w:cstheme="minorHAnsi"/>
+                        <w:i/>
+                        <w:sz w:val="20"/>
+                      </w:rPr>
+                    </m:ctrlPr>
+                  </m:sSupPr>
+                  <m:e>
+                    <m:r>
+                      <w:rPr>
+                        <w:rFonts w:ascii="Cambria Math" w:hAnsi="Cambria Math" w:cstheme="minorHAnsi"/>
+                        <w:sz w:val="20"/>
+                      </w:rPr>
+                      <m:t>α</m:t>
+                    </m:r>
+                  </m:e>
+                  <m:sup>
+                    <m:r>
+                      <w:rPr>
+                        <w:rFonts w:ascii="Cambria Math" w:hAnsi="Cambria Math" w:cstheme="minorHAnsi"/>
+                        <w:sz w:val="20"/>
+                      </w:rPr>
+                      <m:t>2</m:t>
+                    </m:r>
+                  </m:sup>
+                </m:sSup>
+                <m:r>
+                  <w:rPr>
+                    <w:rFonts w:ascii="Cambria Math" w:hAnsi="Cambria Math" w:cstheme="minorHAnsi"/>
+                    <w:sz w:val="20"/>
+                  </w:rPr>
+                  <m:t>=</m:t>
+                </m:r>
+                <m:sSup>
+                  <m:sSupPr>
+                    <m:ctrlPr>
+                      <w:rPr>
+                        <w:rFonts w:ascii="Cambria Math" w:hAnsi="Cambria Math" w:cstheme="minorHAnsi"/>
+                        <w:i/>
+                        <w:sz w:val="20"/>
+                      </w:rPr>
+                    </m:ctrlPr>
+                  </m:sSupPr>
+                  <m:e>
+                    <m:r>
+                      <w:rPr>
+                        <w:rFonts w:ascii="Cambria Math" w:hAnsi="Cambria Math" w:cstheme="minorHAnsi"/>
+                        <w:sz w:val="20"/>
+                      </w:rPr>
+                      <m:t>ω</m:t>
+                    </m:r>
+                  </m:e>
+                  <m:sup>
+                    <m:r>
+                      <w:rPr>
+                        <w:rFonts w:ascii="Cambria Math" w:hAnsi="Cambria Math" w:cstheme="minorHAnsi"/>
+                        <w:sz w:val="20"/>
+                      </w:rPr>
+                      <m:t>2</m:t>
+                    </m:r>
+                  </m:sup>
+                </m:sSup>
+              </m:oMath>
+            </m:oMathPara>
+          </w:p>
+          <w:p>
+            <w:pPr>
+              <w:pStyle w:val="DefaultText"/>
+              <w:jc w:val="center"/>
+              <w:rPr>
+                <w:rFonts w:asciiTheme="minorHAnsi" w:hAnsiTheme="minorHAnsi" w:cstheme="minorHAnsi"/>
+                <w:sz w:val="20"/>
+              </w:rPr>
+            </w:pPr>
+            <m:oMathPara>
+              <m:oMath>
+                <m:r>
+                  <w:rPr>
+                    <w:rFonts w:ascii="Cambria Math" w:hAnsi="Cambria Math" w:cstheme="minorHAnsi"/>
+                    <w:sz w:val="20"/>
+                  </w:rPr>
+                  <m:t>ω=</m:t>
+                </m:r>
+                <m:rad>
+                  <m:radPr>
+                    <m:degHide m:val="1"/>
+                    <m:ctrlPr>
+                      <w:rPr>
+                        <w:rFonts w:ascii="Cambria Math" w:hAnsi="Cambria Math" w:cstheme="minorHAnsi"/>
+                        <w:i/>
+                        <w:sz w:val="20"/>
+                      </w:rPr>
+                    </m:ctrlPr>
+                  </m:radPr>
+                  <m:deg/>
+                  <m:e>
+                    <m:r>
+                      <w:rPr>
+                        <w:rFonts w:ascii="Cambria Math" w:hAnsi="Cambria Math" w:cstheme="minorHAnsi"/>
+                        <w:sz w:val="20"/>
+                      </w:rPr>
+                      <m:t>2</m:t>
+                    </m:r>
+                    <m:r>
+                      <w:rPr>
+                        <w:rFonts w:ascii="Cambria Math" w:hAnsi="Cambria Math" w:cstheme="minorHAnsi"/>
+                        <w:sz w:val="20"/>
+                      </w:rPr>
+                      <m:t>×</m:t>
+                    </m:r>
+                    <m:sSup>
+                      <m:sSupPr>
+                        <m:ctrlPr>
+                          <w:rPr>
+                            <w:rFonts w:ascii="Cambria Math" w:hAnsi="Cambria Math" w:cstheme="minorHAnsi"/>
+                            <w:i/>
+                            <w:sz w:val="20"/>
+                          </w:rPr>
+                        </m:ctrlPr>
+                      </m:sSupPr>
+                      <m:e>
+                        <m:r>
+                          <w:rPr>
+                            <w:rFonts w:ascii="Cambria Math" w:hAnsi="Cambria Math" w:cstheme="minorHAnsi"/>
+                            <w:sz w:val="20"/>
+                          </w:rPr>
+                          <m:t>3.2737</m:t>
+                        </m:r>
+                      </m:e>
+                      <m:sup>
+                        <m:r>
+                          <w:rPr>
+                            <w:rFonts w:ascii="Cambria Math" w:hAnsi="Cambria Math" w:cstheme="minorHAnsi"/>
+                            <w:sz w:val="20"/>
+                          </w:rPr>
+                          <m:t>2</m:t>
+                        </m:r>
+                      </m:sup>
+                    </m:sSup>
+                  </m:e>
+                </m:rad>
+              </m:oMath>
+            </m:oMathPara>
+          </w:p>
+          <w:p>
+            <w:pPr>
+              <w:pStyle w:val="DefaultText"/>
+              <w:jc w:val="center"/>
+              <w:rPr>
+                <w:rFonts w:asciiTheme="minorHAnsi" w:hAnsiTheme="minorHAnsi" w:cstheme="minorHAnsi"/>
+                <w:sz w:val="20"/>
+              </w:rPr>
+            </w:pPr>
+            <m:oMathPara>
+              <m:oMath>
+                <m:r>
+                  <w:rPr>
+                    <w:rFonts w:ascii="Cambria Math" w:hAnsi="Cambria Math" w:cstheme="minorHAnsi"/>
+                    <w:sz w:val="20"/>
+                  </w:rPr>
+                  <m:t>ω=±</m:t>
+                </m:r>
+                <m:r>
+                  <w:rPr>
+                    <w:rFonts w:ascii="Cambria Math" w:hAnsi="Cambria Math" w:cstheme="minorHAnsi"/>
+                    <w:sz w:val="20"/>
+                  </w:rPr>
+                  <m:t>4.63</m:t>
+                </m:r>
+              </m:oMath>
+            </m:oMathPara>
+          </w:p>
+          <w:p>
+            <w:pPr>
+              <w:pStyle w:val="DefaultText"/>
+              <w:jc w:val="center"/>
+              <w:rPr>
+                <w:rFonts w:asciiTheme="minorHAnsi" w:hAnsiTheme="minorHAnsi" w:cstheme="minorHAnsi"/>
+                <w:sz w:val="20"/>
+              </w:rPr>
+            </w:pPr>
+          </w:p>
+          <w:p>
+            <w:pPr>
+              <w:pStyle w:val="DefaultText"/>
+              <w:rPr>
+                <w:rFonts w:asciiTheme="minorHAnsi" w:hAnsiTheme="minorHAnsi" w:cstheme="minorHAnsi"/>
+                <w:sz w:val="20"/>
+              </w:rPr>
+            </w:pPr>
+            <m:oMathPara>
+              <m:oMath>
+                <m:r>
+                  <w:rPr>
+                    <w:rFonts w:ascii="Cambria Math" w:hAnsi="Cambria Math" w:cstheme="minorHAnsi"/>
+                    <w:sz w:val="20"/>
+                  </w:rPr>
+                  <m:t>θ=</m:t>
+                </m:r>
+                <m:func>
+                  <m:funcPr>
+                    <m:ctrlPr>
+                      <w:rPr>
+                        <w:rFonts w:ascii="Cambria Math" w:hAnsi="Cambria Math" w:cstheme="minorHAnsi"/>
+                        <w:i/>
+                        <w:sz w:val="20"/>
+                      </w:rPr>
+                    </m:ctrlPr>
+                  </m:funcPr>
+                  <m:fName>
+                    <m:sSup>
+                      <m:sSupPr>
+                        <m:ctrlPr>
+                          <w:rPr>
+                            <w:rFonts w:ascii="Cambria Math" w:hAnsi="Cambria Math" w:cstheme="minorHAnsi"/>
+                            <w:i/>
+                            <w:sz w:val="20"/>
+                          </w:rPr>
+                        </m:ctrlPr>
+                      </m:sSupPr>
+                      <m:e>
+                        <m:r>
+                          <m:rPr>
+                            <m:sty m:val="p"/>
+                          </m:rPr>
+                          <w:rPr>
+                            <w:rFonts w:ascii="Cambria Math" w:hAnsi="Cambria Math" w:cstheme="minorHAnsi"/>
+                            <w:sz w:val="20"/>
+                          </w:rPr>
+                          <m:t>cos</m:t>
+                        </m:r>
+                        <m:ctrlPr>
+                          <w:rPr>
+                            <w:rFonts w:ascii="Cambria Math" w:hAnsi="Cambria Math" w:cstheme="minorHAnsi"/>
+                            <w:sz w:val="20"/>
+                          </w:rPr>
+                        </m:ctrlPr>
+                      </m:e>
+                      <m:sup>
+                        <m:r>
+                          <w:rPr>
+                            <w:rFonts w:ascii="Cambria Math" w:hAnsi="Cambria Math" w:cstheme="minorHAnsi"/>
+                            <w:sz w:val="20"/>
+                          </w:rPr>
+                          <m:t>-1</m:t>
+                        </m:r>
+                        <m:ctrlPr>
+                          <w:rPr>
+                            <w:rFonts w:ascii="Cambria Math" w:hAnsi="Cambria Math" w:cstheme="minorHAnsi"/>
+                            <w:sz w:val="20"/>
+                          </w:rPr>
+                        </m:ctrlPr>
+                      </m:sup>
+                    </m:sSup>
+                  </m:fName>
+                  <m:e>
+                    <m:d>
+                      <m:dPr>
+                        <m:ctrlPr>
+                          <w:rPr>
+                            <w:rFonts w:ascii="Cambria Math" w:hAnsi="Cambria Math" w:cstheme="minorHAnsi"/>
+                            <w:i/>
+                            <w:sz w:val="20"/>
+                          </w:rPr>
+                        </m:ctrlPr>
+                      </m:dPr>
+                      <m:e>
+                        <m:r>
+                          <w:rPr>
+                            <w:rFonts w:ascii="Cambria Math" w:hAnsi="Cambria Math" w:cstheme="minorHAnsi"/>
+                            <w:sz w:val="20"/>
+                          </w:rPr>
+                          <m:t>ζ</m:t>
+                        </m:r>
+                      </m:e>
+                    </m:d>
+                  </m:e>
+                </m:func>
+              </m:oMath>
+            </m:oMathPara>
+          </w:p>
+          <w:p>
+            <w:pPr>
+              <w:pStyle w:val="DefaultText"/>
+              <w:rPr>
+                <w:rFonts w:asciiTheme="minorHAnsi" w:hAnsiTheme="minorHAnsi" w:cstheme="minorHAnsi"/>
+                <w:sz w:val="20"/>
+              </w:rPr>
+            </w:pPr>
+            <m:oMathPara>
+              <m:oMath>
+                <m:r>
+                  <w:rPr>
+                    <w:rFonts w:ascii="Cambria Math" w:hAnsi="Cambria Math" w:cstheme="minorHAnsi"/>
+                    <w:sz w:val="20"/>
+                  </w:rPr>
+                  <m:t>θ=</m:t>
+                </m:r>
+                <m:func>
+                  <m:funcPr>
+                    <m:ctrlPr>
+                      <w:rPr>
+                        <w:rFonts w:ascii="Cambria Math" w:hAnsi="Cambria Math" w:cstheme="minorHAnsi"/>
+                        <w:i/>
+                        <w:sz w:val="20"/>
+                      </w:rPr>
+                    </m:ctrlPr>
+                  </m:funcPr>
+                  <m:fName>
+                    <m:sSup>
+                      <m:sSupPr>
+                        <m:ctrlPr>
+                          <w:rPr>
+                            <w:rFonts w:ascii="Cambria Math" w:hAnsi="Cambria Math" w:cstheme="minorHAnsi"/>
+                            <w:i/>
+                            <w:sz w:val="20"/>
+                          </w:rPr>
+                        </m:ctrlPr>
+                      </m:sSupPr>
+                      <m:e>
+                        <m:r>
+                          <m:rPr>
+                            <m:sty m:val="p"/>
+                          </m:rPr>
+                          <w:rPr>
+                            <w:rFonts w:ascii="Cambria Math" w:hAnsi="Cambria Math" w:cstheme="minorHAnsi"/>
+                            <w:sz w:val="20"/>
+                          </w:rPr>
+                          <m:t>cos</m:t>
+                        </m:r>
+                        <m:ctrlPr>
+                          <w:rPr>
+                            <w:rFonts w:ascii="Cambria Math" w:hAnsi="Cambria Math" w:cstheme="minorHAnsi"/>
+                            <w:sz w:val="20"/>
+                          </w:rPr>
+                        </m:ctrlPr>
+                      </m:e>
+                      <m:sup>
+                        <m:r>
+                          <w:rPr>
+                            <w:rFonts w:ascii="Cambria Math" w:hAnsi="Cambria Math" w:cstheme="minorHAnsi"/>
+                            <w:sz w:val="20"/>
+                          </w:rPr>
+                          <m:t>-1</m:t>
+                        </m:r>
+                        <m:ctrlPr>
+                          <w:rPr>
+                            <w:rFonts w:ascii="Cambria Math" w:hAnsi="Cambria Math" w:cstheme="minorHAnsi"/>
+                            <w:sz w:val="20"/>
+                          </w:rPr>
+                        </m:ctrlPr>
+                      </m:sup>
+                    </m:sSup>
+                  </m:fName>
+                  <m:e>
+                    <m:d>
+                      <m:dPr>
+                        <m:ctrlPr>
+                          <w:rPr>
+                            <w:rFonts w:ascii="Cambria Math" w:hAnsi="Cambria Math" w:cstheme="minorHAnsi"/>
+                            <w:i/>
+                            <w:sz w:val="20"/>
+                          </w:rPr>
+                        </m:ctrlPr>
+                      </m:dPr>
+                      <m:e>
+                        <m:r>
+                          <w:rPr>
+                            <w:rFonts w:ascii="Cambria Math" w:hAnsi="Cambria Math" w:cstheme="minorHAnsi"/>
+                            <w:sz w:val="20"/>
+                          </w:rPr>
+                          <m:t>-0.6901</m:t>
+                        </m:r>
+                      </m:e>
+                    </m:d>
+                  </m:e>
+                </m:func>
+              </m:oMath>
+            </m:oMathPara>
+          </w:p>
+          <w:p>
+            <w:pPr>
+              <w:pStyle w:val="DefaultText"/>
+              <w:rPr>
+                <w:rFonts w:asciiTheme="minorHAnsi" w:hAnsiTheme="minorHAnsi" w:cstheme="minorHAnsi"/>
+                <w:sz w:val="20"/>
+              </w:rPr>
+            </w:pPr>
+            <m:oMathPara>
+              <m:oMath>
+                <m:r>
+                  <w:rPr>
+                    <w:rFonts w:ascii="Cambria Math" w:hAnsi="Cambria Math" w:cstheme="minorHAnsi"/>
+                    <w:sz w:val="20"/>
+                  </w:rPr>
+                  <m:t>θ=46.4°</m:t>
+                </m:r>
+              </m:oMath>
+            </m:oMathPara>
+          </w:p>
+          <w:p>
+            <w:pPr>
+              <w:pStyle w:val="DefaultText"/>
+              <w:rPr>
+                <w:rFonts w:asciiTheme="minorHAnsi" w:hAnsiTheme="minorHAnsi" w:cstheme="minorHAnsi"/>
+                <w:sz w:val="20"/>
+              </w:rPr>
+            </w:pPr>
+          </w:p>
+          <w:p>
+            <w:pPr>
+              <w:pStyle w:val="DefaultText"/>
+              <w:jc w:val="center"/>
+              <w:rPr>
+                <w:rFonts w:asciiTheme="minorHAnsi" w:hAnsiTheme="minorHAnsi" w:cstheme="minorHAnsi"/>
+                <w:sz w:val="20"/>
+              </w:rPr>
+            </w:pPr>
+            <w:r>
+              <w:rPr>
+                <w:rFonts w:asciiTheme="minorHAnsi" w:hAnsiTheme="minorHAnsi" w:cstheme="minorHAnsi"/>
+                <w:sz w:val="20"/>
+              </w:rPr>
+              <w:t>Once again using these values the root locus was sketched:</w:t>
+            </w:r>
+          </w:p>
+          <w:p>
+            <w:pPr>
+              <w:pStyle w:val="DefaultText"/>
+              <w:jc w:val="center"/>
+              <w:rPr>
+                <w:rFonts w:asciiTheme="minorHAnsi" w:hAnsiTheme="minorHAnsi" w:cstheme="minorHAnsi"/>
+                <w:sz w:val="20"/>
+              </w:rPr>
+            </w:pPr>
+          </w:p>
+          <w:p>
+            <w:pPr>
+              <w:pStyle w:val="DefaultText"/>
+              <w:rPr>
+                <w:rFonts w:asciiTheme="minorHAnsi" w:hAnsiTheme="minorHAnsi" w:cstheme="minorHAnsi"/>
+                <w:sz w:val="20"/>
+              </w:rPr>
+            </w:pPr>
+            <w:r>
+              <w:rPr>
+                <w:rFonts w:asciiTheme="minorHAnsi" w:hAnsiTheme="minorHAnsi" w:cstheme="minorHAnsi"/>
+                <w:sz w:val="20"/>
+              </w:rPr>
+              <w:t xml:space="preserve">The desired pole was found to be at </w:t>
+            </w:r>
+            <m:oMath>
+              <m:r>
+                <w:rPr>
+                  <w:rFonts w:ascii="Cambria Math" w:hAnsi="Cambria Math" w:cstheme="minorHAnsi"/>
+                  <w:sz w:val="20"/>
+                </w:rPr>
+                <m:t>s=1.2±1.2j.</m:t>
+              </m:r>
+            </m:oMath>
+          </w:p>
+          <w:p>
+            <w:pPr>
+              <w:pStyle w:val="DefaultText"/>
+              <w:rPr>
+                <w:rFonts w:asciiTheme="minorHAnsi" w:hAnsiTheme="minorHAnsi" w:cstheme="minorHAnsi"/>
+                <w:sz w:val="20"/>
+              </w:rPr>
+            </w:pPr>
+            <m:oMathPara>
+              <m:oMath>
+                <m:r>
+                  <w:rPr>
+                    <w:rFonts w:ascii="Cambria Math" w:hAnsi="Cambria Math" w:cstheme="minorHAnsi"/>
+                    <w:sz w:val="20"/>
+                  </w:rPr>
+                  <m:t>K=</m:t>
+                </m:r>
+                <m:d>
+                  <m:dPr>
+                    <m:begChr m:val="|"/>
+                    <m:endChr m:val="|"/>
+                    <m:ctrlPr>
+                      <w:rPr>
+                        <w:rFonts w:ascii="Cambria Math" w:hAnsi="Cambria Math" w:cstheme="minorHAnsi"/>
+                        <w:i/>
+                        <w:sz w:val="20"/>
+                      </w:rPr>
+                    </m:ctrlPr>
+                  </m:dPr>
+                  <m:e>
+                    <m:func>
+                      <m:funcPr>
+                        <m:ctrlPr>
+                          <w:rPr>
+                            <w:rFonts w:ascii="Cambria Math" w:hAnsi="Cambria Math" w:cstheme="minorHAnsi"/>
+                            <w:sz w:val="20"/>
+                          </w:rPr>
+                        </m:ctrlPr>
+                      </m:funcPr>
+                      <m:fName>
+                        <m:limLow>
+                          <m:limLowPr>
+                            <m:ctrlPr>
+                              <w:rPr>
+                                <w:rFonts w:ascii="Cambria Math" w:hAnsi="Cambria Math" w:cstheme="minorHAnsi"/>
+                                <w:sz w:val="20"/>
+                              </w:rPr>
+                            </m:ctrlPr>
+                          </m:limLowPr>
+                          <m:e>
+                            <m:r>
+                              <m:rPr>
+                                <m:sty m:val="p"/>
+                              </m:rPr>
+                              <w:rPr>
+                                <w:rFonts w:ascii="Cambria Math" w:hAnsi="Cambria Math" w:cstheme="minorHAnsi"/>
+                                <w:sz w:val="20"/>
+                              </w:rPr>
+                              <m:t>lim</m:t>
+                            </m:r>
+                            <m:ctrlPr>
+                              <w:rPr>
+                                <w:rFonts w:ascii="Cambria Math" w:hAnsi="Cambria Math" w:cstheme="minorHAnsi"/>
+                                <w:i/>
+                                <w:sz w:val="20"/>
+                              </w:rPr>
+                            </m:ctrlPr>
+                          </m:e>
+                          <m:lim>
+                            <m:r>
+                              <m:rPr>
+                                <m:sty m:val="p"/>
+                              </m:rPr>
+                              <w:rPr>
+                                <w:rFonts w:ascii="Cambria Math" w:hAnsi="Cambria Math" w:cstheme="minorHAnsi"/>
+                                <w:sz w:val="20"/>
+                              </w:rPr>
+                              <m:t>s→p</m:t>
+                            </m:r>
+                          </m:lim>
+                        </m:limLow>
+                        <m:ctrlPr>
+                          <w:rPr>
+                            <w:rFonts w:ascii="Cambria Math" w:hAnsi="Cambria Math" w:cstheme="minorHAnsi"/>
+                            <w:i/>
+                            <w:sz w:val="20"/>
+                          </w:rPr>
+                        </m:ctrlPr>
+                      </m:fName>
+                      <m:e>
+                        <m:f>
+                          <m:fPr>
+                            <m:ctrlPr>
+                              <w:rPr>
+                                <w:rFonts w:ascii="Cambria Math" w:hAnsi="Cambria Math" w:cstheme="minorHAnsi"/>
+                                <w:i/>
+                                <w:sz w:val="20"/>
+                              </w:rPr>
+                            </m:ctrlPr>
+                          </m:fPr>
+                          <m:num>
+                            <m:r>
+                              <w:rPr>
+                                <w:rFonts w:ascii="Cambria Math" w:hAnsi="Cambria Math" w:cstheme="minorHAnsi"/>
+                                <w:sz w:val="20"/>
+                              </w:rPr>
+                              <m:t>1</m:t>
+                            </m:r>
+                          </m:num>
+                          <m:den>
+                            <m:r>
+                              <w:rPr>
+                                <w:rFonts w:ascii="Cambria Math" w:hAnsi="Cambria Math" w:cstheme="minorHAnsi"/>
+                                <w:sz w:val="20"/>
+                              </w:rPr>
+                              <m:t>G</m:t>
+                            </m:r>
+                            <m:d>
+                              <m:dPr>
+                                <m:ctrlPr>
+                                  <w:rPr>
+                                    <w:rFonts w:ascii="Cambria Math" w:hAnsi="Cambria Math" w:cstheme="minorHAnsi"/>
+                                    <w:i/>
+                                    <w:sz w:val="20"/>
+                                  </w:rPr>
+                                </m:ctrlPr>
+                              </m:dPr>
+                              <m:e>
+                                <m:r>
+                                  <w:rPr>
+                                    <w:rFonts w:ascii="Cambria Math" w:hAnsi="Cambria Math" w:cstheme="minorHAnsi"/>
+                                    <w:sz w:val="20"/>
+                                  </w:rPr>
+                                  <m:t>s</m:t>
+                                </m:r>
+                              </m:e>
+                            </m:d>
+                          </m:den>
+                        </m:f>
+                        <m:ctrlPr>
+                          <w:rPr>
+                            <w:rFonts w:ascii="Cambria Math" w:hAnsi="Cambria Math" w:cstheme="minorHAnsi"/>
+                            <w:i/>
+                            <w:sz w:val="20"/>
+                          </w:rPr>
+                        </m:ctrlPr>
+                      </m:e>
+                    </m:func>
+                  </m:e>
+                </m:d>
+                <m:r>
+                  <w:rPr>
+                    <w:rFonts w:ascii="Cambria Math" w:hAnsi="Cambria Math" w:cstheme="minorHAnsi"/>
+                    <w:sz w:val="20"/>
+                  </w:rPr>
+                  <m:t>=</m:t>
+                </m:r>
+                <m:d>
+                  <m:dPr>
+                    <m:begChr m:val="|"/>
+                    <m:endChr m:val="|"/>
+                    <m:ctrlPr>
+                      <w:rPr>
+                        <w:rFonts w:ascii="Cambria Math" w:hAnsi="Cambria Math" w:cstheme="minorHAnsi"/>
+                        <w:i/>
+                        <w:sz w:val="20"/>
+                      </w:rPr>
+                    </m:ctrlPr>
+                  </m:dPr>
+                  <m:e>
+                    <m:func>
+                      <m:funcPr>
+                        <m:ctrlPr>
+                          <w:rPr>
+                            <w:rFonts w:ascii="Cambria Math" w:hAnsi="Cambria Math" w:cstheme="minorHAnsi"/>
+                            <w:i/>
+                            <w:sz w:val="20"/>
+                          </w:rPr>
+                        </m:ctrlPr>
+                      </m:funcPr>
+                      <m:fName>
+                        <m:limLow>
+                          <m:limLowPr>
+                            <m:ctrlPr>
+                              <w:rPr>
+                                <w:rFonts w:ascii="Cambria Math" w:hAnsi="Cambria Math" w:cstheme="minorHAnsi"/>
+                                <w:i/>
+                                <w:sz w:val="20"/>
+                              </w:rPr>
+                            </m:ctrlPr>
+                          </m:limLowPr>
+                          <m:e>
+                            <m:r>
+                              <m:rPr>
+                                <m:sty m:val="p"/>
+                              </m:rPr>
+                              <w:rPr>
+                                <w:rFonts w:ascii="Cambria Math" w:hAnsi="Cambria Math" w:cstheme="minorHAnsi"/>
+                                <w:sz w:val="20"/>
+                              </w:rPr>
+                              <m:t>lim</m:t>
+                            </m:r>
+                          </m:e>
+                          <m:lim>
+                            <m:r>
+                              <w:rPr>
+                                <w:rFonts w:ascii="Cambria Math" w:hAnsi="Cambria Math" w:cstheme="minorHAnsi"/>
+                                <w:sz w:val="20"/>
+                              </w:rPr>
+                              <m:t>s→-1.</m:t>
+                            </m:r>
+                            <m:r>
+                              <w:rPr>
+                                <w:rFonts w:ascii="Cambria Math" w:hAnsi="Cambria Math" w:cstheme="minorHAnsi"/>
+                                <w:sz w:val="20"/>
+                              </w:rPr>
+                              <m:t>2</m:t>
+                            </m:r>
+                            <m:r>
+                              <w:rPr>
+                                <w:rFonts w:ascii="Cambria Math" w:hAnsi="Cambria Math" w:cstheme="minorHAnsi"/>
+                                <w:sz w:val="20"/>
+                              </w:rPr>
+                              <m:t>+1.</m:t>
+                            </m:r>
+                            <m:r>
+                              <w:rPr>
+                                <w:rFonts w:ascii="Cambria Math" w:hAnsi="Cambria Math" w:cstheme="minorHAnsi"/>
+                                <w:sz w:val="20"/>
+                              </w:rPr>
+                              <m:t>2</m:t>
+                            </m:r>
+                            <m:r>
+                              <w:rPr>
+                                <w:rFonts w:ascii="Cambria Math" w:hAnsi="Cambria Math" w:cstheme="minorHAnsi"/>
+                                <w:sz w:val="20"/>
+                              </w:rPr>
+                              <m:t>j</m:t>
+                            </m:r>
+                            <m:ctrlPr>
+                              <w:rPr>
+                                <w:rFonts w:ascii="Cambria Math" w:hAnsi="Cambria Math" w:cstheme="minorHAnsi"/>
+                                <w:sz w:val="20"/>
+                              </w:rPr>
+                            </m:ctrlPr>
+                          </m:lim>
+                        </m:limLow>
+                      </m:fName>
+                      <m:e>
+                        <m:f>
+                          <m:fPr>
+                            <m:ctrlPr>
+                              <w:rPr>
+                                <w:rFonts w:ascii="Cambria Math" w:hAnsi="Cambria Math" w:cstheme="minorHAnsi"/>
+                                <w:i/>
+                                <w:sz w:val="20"/>
+                              </w:rPr>
+                            </m:ctrlPr>
+                          </m:fPr>
+                          <m:num>
+                            <m:r>
+                              <w:rPr>
+                                <w:rFonts w:ascii="Cambria Math" w:hAnsi="Cambria Math" w:cstheme="minorHAnsi"/>
+                                <w:sz w:val="20"/>
+                              </w:rPr>
+                              <m:t>s</m:t>
+                            </m:r>
+                            <m:d>
+                              <m:dPr>
+                                <m:ctrlPr>
+                                  <w:rPr>
+                                    <w:rFonts w:ascii="Cambria Math" w:hAnsi="Cambria Math" w:cstheme="minorHAnsi"/>
+                                    <w:i/>
+                                    <w:sz w:val="20"/>
+                                  </w:rPr>
+                                </m:ctrlPr>
+                              </m:dPr>
+                              <m:e>
+                                <m:r>
+                                  <w:rPr>
+                                    <w:rFonts w:ascii="Cambria Math" w:hAnsi="Cambria Math" w:cstheme="minorHAnsi"/>
+                                    <w:sz w:val="20"/>
+                                  </w:rPr>
+                                  <m:t>s+α</m:t>
+                                </m:r>
+                              </m:e>
+                            </m:d>
+                            <m:d>
+                              <m:dPr>
+                                <m:ctrlPr>
+                                  <w:rPr>
+                                    <w:rFonts w:ascii="Cambria Math" w:hAnsi="Cambria Math" w:cstheme="minorHAnsi"/>
+                                    <w:i/>
+                                    <w:sz w:val="20"/>
+                                  </w:rPr>
+                                </m:ctrlPr>
+                              </m:dPr>
+                              <m:e>
+                                <m:r>
+                                  <w:rPr>
+                                    <w:rFonts w:ascii="Cambria Math" w:hAnsi="Cambria Math" w:cstheme="minorHAnsi"/>
+                                    <w:sz w:val="20"/>
+                                  </w:rPr>
+                                  <m:t>s+</m:t>
+                                </m:r>
+                                <m:r>
+                                  <w:rPr>
+                                    <w:rFonts w:ascii="Cambria Math" w:hAnsi="Cambria Math" w:cstheme="minorHAnsi"/>
+                                    <w:sz w:val="20"/>
+                                  </w:rPr>
+                                  <m:t>2</m:t>
+                                </m:r>
+                                <m:r>
+                                  <w:rPr>
+                                    <w:rFonts w:ascii="Cambria Math" w:hAnsi="Cambria Math" w:cstheme="minorHAnsi"/>
+                                    <w:sz w:val="20"/>
+                                  </w:rPr>
+                                  <m:t>α</m:t>
+                                </m:r>
+                              </m:e>
+                            </m:d>
+                          </m:num>
+                          <m:den>
+                            <m:r>
+                              <w:rPr>
+                                <w:rFonts w:ascii="Cambria Math" w:hAnsi="Cambria Math" w:cstheme="minorHAnsi"/>
+                                <w:sz w:val="20"/>
+                              </w:rPr>
+                              <m:t>2</m:t>
+                            </m:r>
+                            <m:r>
+                              <w:rPr>
+                                <w:rFonts w:ascii="Cambria Math" w:hAnsi="Cambria Math" w:cstheme="minorHAnsi"/>
+                                <w:sz w:val="20"/>
+                              </w:rPr>
+                              <m:t>×6.88528×3.2737</m:t>
+                            </m:r>
+                          </m:den>
+                        </m:f>
+                      </m:e>
+                    </m:func>
+                  </m:e>
+                </m:d>
+                <m:r>
+                  <w:rPr>
+                    <w:rFonts w:ascii="Cambria Math" w:hAnsi="Cambria Math" w:cstheme="minorHAnsi"/>
+                    <w:sz w:val="20"/>
+                  </w:rPr>
+                  <m:t>=0.</m:t>
+                </m:r>
+                <m:r>
+                  <w:rPr>
+                    <w:rFonts w:ascii="Cambria Math" w:hAnsi="Cambria Math" w:cstheme="minorHAnsi"/>
+                    <w:sz w:val="20"/>
+                  </w:rPr>
+                  <m:t>496633</m:t>
+                </m:r>
+              </m:oMath>
+            </m:oMathPara>
+          </w:p>
+          <w:p>
+            <w:pPr>
+              <w:pStyle w:val="DefaultText"/>
+              <w:rPr>
+                <w:rFonts w:asciiTheme="minorHAnsi" w:hAnsiTheme="minorHAnsi" w:cstheme="minorHAnsi"/>
+                <w:sz w:val="20"/>
+              </w:rPr>
+            </w:pPr>
+            <w:r>
+              <w:rPr>
+                <w:rFonts w:asciiTheme="minorHAnsi" w:hAnsiTheme="minorHAnsi" w:cstheme="minorHAnsi"/>
+                <w:sz w:val="20"/>
+              </w:rPr>
+              <w:t>The step response was plotted to evaluate the feasibility of the model:</w:t>
+            </w:r>
+          </w:p>
+          <w:p>
+            <w:pPr>
+              <w:pStyle w:val="DefaultText"/>
+              <w:jc w:val="center"/>
+              <w:rPr>
+                <w:rFonts w:asciiTheme="minorHAnsi" w:hAnsiTheme="minorHAnsi" w:cstheme="minorHAnsi"/>
+                <w:sz w:val="20"/>
+              </w:rPr>
+            </w:pPr>
+            <w:r>
+              <w:rPr>
+                <w:rFonts w:asciiTheme="minorHAnsi" w:hAnsiTheme="minorHAnsi" w:cstheme="minorHAnsi"/>
+                <w:noProof/>
+                <w:sz w:val="20"/>
+              </w:rPr>
+              <w:drawing>
+                <wp:inline distT="0" distB="0" distL="0" distR="0" wp14:anchorId="07170801" wp14:editId="5BD53A4D">
+                  <wp:extent cx="2590800" cy="1730289"/>
+                  <wp:effectExtent l="0" t="0" r="0" b="3810"/>
+                  <wp:docPr id="632049272" name="Picture 8" descr="A graph of a step response&#10;&#10;AI-generated content may be incorrect."/>
+                  <wp:cNvGraphicFramePr>
+                    <a:graphicFrameLocks xmlns:a="http://schemas.openxmlformats.org/drawingml/2006/main" noChangeAspect="1"/>
+                  </wp:cNvGraphicFramePr>
+                  <a:graphic xmlns:a="http://schemas.openxmlformats.org/drawingml/2006/main">
+                    <a:graphicData uri="http://schemas.openxmlformats.org/drawingml/2006/picture">
+                      <pic:pic xmlns:pic="http://schemas.openxmlformats.org/drawingml/2006/picture">
+                        <pic:nvPicPr>
+                          <pic:cNvPr id="632049272" name="Picture 8" descr="A graph of a step response&#10;&#10;AI-generated content may be incorrect."/>
+                          <pic:cNvPicPr/>
+                        </pic:nvPicPr>
+                        <pic:blipFill>
+                          <a:blip r:embed="rId14" cstate="hqprint">
+                            <a:extLst>
+                              <a:ext uri="{28A0092B-C50C-407E-A947-70E740481C1C}">
+                                <a14:useLocalDpi xmlns:a14="http://schemas.microsoft.com/office/drawing/2010/main" val="0"/>
+                              </a:ext>
+                            </a:extLst>
+                          </a:blip>
+                          <a:stretch>
+                            <a:fillRect/>
+                          </a:stretch>
+                        </pic:blipFill>
+                        <pic:spPr>
+                          <a:xfrm>
+                            <a:off x="0" y="0"/>
+                            <a:ext cx="2599472" cy="1736081"/>
+                          </a:xfrm>
+                          <a:prstGeom prst="rect">
+                            <a:avLst/>
+                          </a:prstGeom>
+                        </pic:spPr>
+                      </pic:pic>
+                    </a:graphicData>
+                  </a:graphic>
+                </wp:inline>
+              </w:drawing>
+            </w:r>
+          </w:p>
+          <w:p>
+            <w:pPr>
+              <w:pStyle w:val="DefaultText"/>
+              <w:rPr>
+                <w:rFonts w:asciiTheme="minorHAnsi" w:hAnsiTheme="minorHAnsi" w:cstheme="minorHAnsi"/>
+                <w:sz w:val="20"/>
+              </w:rPr>
+            </w:pPr>
+            <w:r>
+              <w:rPr>
+                <w:rFonts w:asciiTheme="minorHAnsi" w:hAnsiTheme="minorHAnsi" w:cstheme="minorHAnsi"/>
+                <w:sz w:val="20"/>
+              </w:rPr>
+              <w:lastRenderedPageBreak/>
+              <w:t>The system peaks at a 4% overshoot demonstrating the feasibility of the model given that approximations had to be made to allow for hand sketching.</w:t>
+            </w:r>
+          </w:p>
+          <w:p>
+            <w:pPr>
+              <w:pStyle w:val="DefaultText"/>
+              <w:rPr>
+                <w:rFonts w:asciiTheme="minorHAnsi" w:hAnsiTheme="minorHAnsi" w:cstheme="minorHAnsi"/>
+                <w:sz w:val="20"/>
+              </w:rPr>
+            </w:pPr>
+          </w:p>
+          <w:p>
+            <w:pPr>
+              <w:pStyle w:val="DefaultText"/>
+              <w:rPr>
+                <w:rFonts w:asciiTheme="minorHAnsi" w:hAnsiTheme="minorHAnsi" w:cstheme="minorHAnsi"/>
+                <w:sz w:val="20"/>
+              </w:rPr>
+            </w:pPr>
+            <w:r>
+              <w:rPr>
+                <w:rFonts w:asciiTheme="minorHAnsi" w:hAnsiTheme="minorHAnsi" w:cstheme="minorHAnsi"/>
+                <w:sz w:val="20"/>
+              </w:rPr>
+              <w:t xml:space="preserve">To evaluate how the gains of each of the systems acted on each other new step responses were </w:t>
+            </w:r>
+            <w:proofErr w:type="gramStart"/>
+            <w:r>
+              <w:rPr>
+                <w:rFonts w:asciiTheme="minorHAnsi" w:hAnsiTheme="minorHAnsi" w:cstheme="minorHAnsi"/>
+                <w:sz w:val="20"/>
+              </w:rPr>
+              <w:t>plot</w:t>
+            </w:r>
+            <w:proofErr w:type="gramEnd"/>
+            <w:r>
+              <w:rPr>
+                <w:rFonts w:asciiTheme="minorHAnsi" w:hAnsiTheme="minorHAnsi" w:cstheme="minorHAnsi"/>
+                <w:sz w:val="20"/>
+              </w:rPr>
+              <w:t xml:space="preserve"> to allow for inspection.</w:t>
+            </w:r>
+          </w:p>
+          <w:p>
+            <w:pPr>
+              <w:pStyle w:val="DefaultText"/>
+              <w:rPr>
+                <w:rFonts w:asciiTheme="minorHAnsi" w:hAnsiTheme="minorHAnsi" w:cstheme="minorHAnsi"/>
+                <w:sz w:val="20"/>
+              </w:rPr>
+            </w:pPr>
+            <w:r>
+              <w:rPr>
+                <w:rFonts w:asciiTheme="minorHAnsi" w:hAnsiTheme="minorHAnsi" w:cstheme="minorHAnsi"/>
+                <w:sz w:val="20"/>
+                <w:highlight w:val="yellow"/>
+              </w:rPr>
+              <w:t>Finish</w:t>
+            </w:r>
+          </w:p>
+          <w:p>
+            <w:pPr>
+              <w:pStyle w:val="DefaultText"/>
+              <w:rPr>
+                <w:rFonts w:asciiTheme="minorHAnsi" w:hAnsiTheme="minorHAnsi" w:cstheme="minorHAnsi"/>
+                <w:sz w:val="20"/>
+              </w:rPr>
+            </w:pPr>
+          </w:p>
+          <w:p>
+            <w:pPr>
+              <w:pStyle w:val="DefaultText"/>
+              <w:rPr>
+                <w:rFonts w:asciiTheme="minorHAnsi" w:hAnsiTheme="minorHAnsi" w:cstheme="minorHAnsi"/>
+                <w:sz w:val="20"/>
+              </w:rPr>
+            </w:pPr>
+          </w:p>
+          <w:p>
+            <w:pPr>
+              <w:pStyle w:val="DefaultText"/>
               <w:rPr>
                 <w:rFonts w:asciiTheme="minorHAnsi" w:hAnsiTheme="minorHAnsi" w:cstheme="minorHAnsi"/>
                 <w:sz w:val="20"/>
@@ -6849,7 +10439,6 @@
                 <w:lang w:val="en-US"/>
               </w:rPr>
             </w:pPr>
-            <w:proofErr w:type="spellStart"/>
             <w:r>
               <w:rPr>
                 <w:rFonts w:asciiTheme="minorHAnsi" w:hAnsiTheme="minorHAnsi" w:cstheme="minorHAnsi"/>
@@ -6857,17 +10446,8 @@
                 <w:lang w:val="en-US"/>
               </w:rPr>
               <w:lastRenderedPageBreak/>
-              <w:t>o</w:t>
-            </w:r>
-            <w:r>
-              <w:rPr>
-                <w:rFonts w:asciiTheme="minorHAnsi" w:hAnsiTheme="minorHAnsi" w:cstheme="minorHAnsi"/>
-                <w:sz w:val="20"/>
-                <w:lang w:val="en-US"/>
-              </w:rPr>
               <w:t>Task</w:t>
             </w:r>
-            <w:proofErr w:type="spellEnd"/>
             <w:r>
               <w:rPr>
                 <w:rFonts w:asciiTheme="minorHAnsi" w:hAnsiTheme="minorHAnsi" w:cstheme="minorHAnsi"/>
@@ -6896,57 +10476,2075 @@
               <w:rPr>
                 <w:rFonts w:asciiTheme="minorHAnsi" w:hAnsiTheme="minorHAnsi" w:cstheme="minorHAnsi"/>
                 <w:sz w:val="20"/>
+              </w:rPr>
+            </w:pPr>
+            <w:r>
+              <w:rPr>
+                <w:rFonts w:asciiTheme="minorHAnsi" w:hAnsiTheme="minorHAnsi" w:cstheme="minorHAnsi"/>
+                <w:sz w:val="20"/>
+              </w:rPr>
+              <w:t>T</w:t>
+            </w:r>
+            <w:r>
+              <w:rPr>
+                <w:rFonts w:asciiTheme="minorHAnsi" w:hAnsiTheme="minorHAnsi" w:cstheme="minorHAnsi"/>
+                <w:sz w:val="20"/>
+              </w:rPr>
+              <w:t xml:space="preserve">he closed loop poles of the </w:t>
+            </w:r>
+            <w:r>
+              <w:rPr>
+                <w:rFonts w:asciiTheme="minorHAnsi" w:hAnsiTheme="minorHAnsi" w:cstheme="minorHAnsi"/>
+                <w:sz w:val="20"/>
+              </w:rPr>
+              <w:t xml:space="preserve">transfer function </w:t>
+            </w:r>
+            <m:oMath>
+              <m:r>
+                <w:rPr>
+                  <w:rFonts w:ascii="Cambria Math" w:hAnsi="Cambria Math" w:cstheme="minorHAnsi"/>
+                  <w:sz w:val="20"/>
+                </w:rPr>
+                <m:t>G</m:t>
+              </m:r>
+              <m:d>
+                <m:dPr>
+                  <m:ctrlPr>
+                    <w:rPr>
+                      <w:rFonts w:ascii="Cambria Math" w:hAnsi="Cambria Math" w:cstheme="minorHAnsi"/>
+                      <w:i/>
+                      <w:sz w:val="20"/>
+                    </w:rPr>
+                  </m:ctrlPr>
+                </m:dPr>
+                <m:e>
+                  <m:r>
+                    <w:rPr>
+                      <w:rFonts w:ascii="Cambria Math" w:hAnsi="Cambria Math" w:cstheme="minorHAnsi"/>
+                      <w:sz w:val="20"/>
+                    </w:rPr>
+                    <m:t>s</m:t>
+                  </m:r>
+                </m:e>
+              </m:d>
+              <m:r>
+                <w:rPr>
+                  <w:rFonts w:ascii="Cambria Math" w:hAnsi="Cambria Math" w:cstheme="minorHAnsi"/>
+                  <w:sz w:val="20"/>
+                </w:rPr>
+                <m:t>=</m:t>
+              </m:r>
+              <m:f>
+                <m:fPr>
+                  <m:ctrlPr>
+                    <w:rPr>
+                      <w:rFonts w:ascii="Cambria Math" w:hAnsi="Cambria Math" w:cstheme="minorHAnsi"/>
+                      <w:i/>
+                      <w:sz w:val="20"/>
+                    </w:rPr>
+                  </m:ctrlPr>
+                </m:fPr>
+                <m:num>
+                  <m:r>
+                    <w:rPr>
+                      <w:rFonts w:ascii="Cambria Math" w:hAnsi="Cambria Math" w:cstheme="minorHAnsi"/>
+                      <w:sz w:val="20"/>
+                    </w:rPr>
+                    <m:t>Km</m:t>
+                  </m:r>
+                </m:num>
+                <m:den>
+                  <m:r>
+                    <w:rPr>
+                      <w:rFonts w:ascii="Cambria Math" w:hAnsi="Cambria Math" w:cstheme="minorHAnsi"/>
+                      <w:sz w:val="20"/>
+                    </w:rPr>
+                    <m:t>s</m:t>
+                  </m:r>
+                  <m:d>
+                    <m:dPr>
+                      <m:ctrlPr>
+                        <w:rPr>
+                          <w:rFonts w:ascii="Cambria Math" w:hAnsi="Cambria Math" w:cstheme="minorHAnsi"/>
+                          <w:i/>
+                          <w:sz w:val="20"/>
+                        </w:rPr>
+                      </m:ctrlPr>
+                    </m:dPr>
+                    <m:e>
+                      <m:r>
+                        <w:rPr>
+                          <w:rFonts w:ascii="Cambria Math" w:hAnsi="Cambria Math" w:cstheme="minorHAnsi"/>
+                          <w:sz w:val="20"/>
+                        </w:rPr>
+                        <m:t>s+α</m:t>
+                      </m:r>
+                    </m:e>
+                  </m:d>
+                </m:den>
+              </m:f>
+              <m:r>
+                <w:rPr>
+                  <w:rFonts w:ascii="Cambria Math" w:hAnsi="Cambria Math" w:cstheme="minorHAnsi"/>
+                  <w:sz w:val="20"/>
+                </w:rPr>
+                <m:t xml:space="preserve"> </m:t>
+              </m:r>
+            </m:oMath>
+            <w:r>
+              <w:rPr>
+                <w:rFonts w:asciiTheme="minorHAnsi" w:hAnsiTheme="minorHAnsi" w:cstheme="minorHAnsi"/>
+                <w:sz w:val="20"/>
+              </w:rPr>
+              <w:t xml:space="preserve">can be found using through treating the denominator as a quadratic function and solving for the roots. </w:t>
+            </w:r>
+          </w:p>
+          <w:p>
+            <w:pPr>
+              <w:pStyle w:val="DefaultText"/>
+              <w:rPr>
+                <w:rFonts w:asciiTheme="minorHAnsi" w:hAnsiTheme="minorHAnsi" w:cstheme="minorHAnsi"/>
+                <w:sz w:val="20"/>
+              </w:rPr>
+            </w:pPr>
+            <m:oMathPara>
+              <m:oMath>
+                <m:r>
+                  <w:rPr>
+                    <w:rFonts w:ascii="Cambria Math" w:hAnsi="Cambria Math" w:cstheme="minorHAnsi"/>
+                    <w:sz w:val="20"/>
+                  </w:rPr>
+                  <m:t>s</m:t>
+                </m:r>
+                <m:d>
+                  <m:dPr>
+                    <m:ctrlPr>
+                      <w:rPr>
+                        <w:rFonts w:ascii="Cambria Math" w:hAnsi="Cambria Math" w:cstheme="minorHAnsi"/>
+                        <w:i/>
+                        <w:sz w:val="20"/>
+                      </w:rPr>
+                    </m:ctrlPr>
+                  </m:dPr>
+                  <m:e>
+                    <m:r>
+                      <w:rPr>
+                        <w:rFonts w:ascii="Cambria Math" w:hAnsi="Cambria Math" w:cstheme="minorHAnsi"/>
+                        <w:sz w:val="20"/>
+                      </w:rPr>
+                      <m:t>s+α</m:t>
+                    </m:r>
+                  </m:e>
+                </m:d>
+                <m:r>
+                  <w:rPr>
+                    <w:rFonts w:ascii="Cambria Math" w:hAnsi="Cambria Math" w:cstheme="minorHAnsi"/>
+                    <w:sz w:val="20"/>
+                  </w:rPr>
+                  <m:t>=0</m:t>
+                </m:r>
+              </m:oMath>
+            </m:oMathPara>
+          </w:p>
+          <w:p>
+            <w:pPr>
+              <w:pStyle w:val="DefaultText"/>
+              <w:rPr>
+                <w:rFonts w:asciiTheme="minorHAnsi" w:hAnsiTheme="minorHAnsi" w:cstheme="minorHAnsi"/>
+                <w:sz w:val="20"/>
+              </w:rPr>
+            </w:pPr>
+            <m:oMathPara>
+              <m:oMath>
+                <m:r>
+                  <w:rPr>
+                    <w:rFonts w:ascii="Cambria Math" w:hAnsi="Cambria Math" w:cstheme="minorHAnsi"/>
+                    <w:sz w:val="20"/>
+                  </w:rPr>
+                  <m:t>∴s=0 or s= -α= -3.2737</m:t>
+                </m:r>
+              </m:oMath>
+            </m:oMathPara>
+          </w:p>
+          <w:p>
+            <w:pPr>
+              <w:pStyle w:val="DefaultText"/>
+              <w:rPr>
+                <w:rFonts w:asciiTheme="minorHAnsi" w:hAnsiTheme="minorHAnsi" w:cstheme="minorHAnsi"/>
+                <w:sz w:val="20"/>
+              </w:rPr>
+            </w:pPr>
+            <w:r>
+              <w:rPr>
+                <w:rFonts w:asciiTheme="minorHAnsi" w:hAnsiTheme="minorHAnsi" w:cstheme="minorHAnsi"/>
+                <w:sz w:val="20"/>
+              </w:rPr>
+              <w:t xml:space="preserve">As the system only has two poles the root locus travel to the centre before increasing to </w:t>
+            </w:r>
+            <m:oMath>
+              <m:r>
+                <w:rPr>
+                  <w:rFonts w:ascii="Cambria Math" w:hAnsi="Cambria Math" w:cstheme="minorHAnsi"/>
+                  <w:sz w:val="20"/>
+                </w:rPr>
+                <m:t>∞</m:t>
+              </m:r>
+            </m:oMath>
+            <w:r>
+              <w:rPr>
+                <w:rFonts w:asciiTheme="minorHAnsi" w:hAnsiTheme="minorHAnsi" w:cstheme="minorHAnsi"/>
+                <w:sz w:val="20"/>
+              </w:rPr>
+              <w:t xml:space="preserve"> and </w:t>
+            </w:r>
+            <m:oMath>
+              <m:r>
+                <w:rPr>
+                  <w:rFonts w:ascii="Cambria Math" w:hAnsi="Cambria Math" w:cstheme="minorHAnsi"/>
+                  <w:sz w:val="20"/>
+                </w:rPr>
+                <m:t>-∞</m:t>
+              </m:r>
+            </m:oMath>
+            <w:r>
+              <w:rPr>
+                <w:rFonts w:asciiTheme="minorHAnsi" w:hAnsiTheme="minorHAnsi" w:cstheme="minorHAnsi"/>
+                <w:sz w:val="20"/>
+              </w:rPr>
+              <w:t xml:space="preserve"> at angles normal to the real axis. As such the desired poles can be found through calculating the breakaway point and applying the formula </w:t>
+            </w:r>
+            <m:oMath>
+              <m:sSub>
+                <m:sSubPr>
+                  <m:ctrlPr>
+                    <w:rPr>
+                      <w:rFonts w:ascii="Cambria Math" w:hAnsi="Cambria Math" w:cstheme="minorHAnsi"/>
+                      <w:i/>
+                      <w:sz w:val="20"/>
+                    </w:rPr>
+                  </m:ctrlPr>
+                </m:sSubPr>
+                <m:e>
+                  <m:r>
+                    <w:rPr>
+                      <w:rFonts w:ascii="Cambria Math" w:hAnsi="Cambria Math" w:cstheme="minorHAnsi"/>
+                      <w:sz w:val="20"/>
+                    </w:rPr>
+                    <m:t>p</m:t>
+                  </m:r>
+                </m:e>
+                <m:sub>
+                  <m:r>
+                    <w:rPr>
+                      <w:rFonts w:ascii="Cambria Math" w:hAnsi="Cambria Math" w:cstheme="minorHAnsi"/>
+                      <w:sz w:val="20"/>
+                    </w:rPr>
+                    <m:t>d</m:t>
+                  </m:r>
+                </m:sub>
+              </m:sSub>
+              <m:r>
+                <w:rPr>
+                  <w:rFonts w:ascii="Cambria Math" w:hAnsi="Cambria Math" w:cstheme="minorHAnsi"/>
+                  <w:sz w:val="20"/>
+                </w:rPr>
+                <m:t>=σ</m:t>
+              </m:r>
+              <m:r>
+                <w:rPr>
+                  <w:rFonts w:ascii="Cambria Math" w:hAnsi="Cambria Math" w:cstheme="minorHAnsi"/>
+                  <w:sz w:val="20"/>
+                </w:rPr>
+                <m:t>±</m:t>
+              </m:r>
+              <m:r>
+                <w:rPr>
+                  <w:rFonts w:ascii="Cambria Math" w:hAnsi="Cambria Math" w:cstheme="minorHAnsi"/>
+                  <w:sz w:val="20"/>
+                </w:rPr>
+                <m:t>σ</m:t>
+              </m:r>
+              <m:func>
+                <m:funcPr>
+                  <m:ctrlPr>
+                    <w:rPr>
+                      <w:rFonts w:ascii="Cambria Math" w:hAnsi="Cambria Math" w:cstheme="minorHAnsi"/>
+                      <w:i/>
+                      <w:sz w:val="20"/>
+                    </w:rPr>
+                  </m:ctrlPr>
+                </m:funcPr>
+                <m:fName>
+                  <m:r>
+                    <m:rPr>
+                      <m:sty m:val="p"/>
+                    </m:rPr>
+                    <w:rPr>
+                      <w:rFonts w:ascii="Cambria Math" w:hAnsi="Cambria Math" w:cstheme="minorHAnsi"/>
+                      <w:sz w:val="20"/>
+                    </w:rPr>
+                    <m:t>tan</m:t>
+                  </m:r>
+                </m:fName>
+                <m:e>
+                  <m:d>
+                    <m:dPr>
+                      <m:ctrlPr>
+                        <w:rPr>
+                          <w:rFonts w:ascii="Cambria Math" w:hAnsi="Cambria Math" w:cstheme="minorHAnsi"/>
+                          <w:i/>
+                          <w:sz w:val="20"/>
+                        </w:rPr>
+                      </m:ctrlPr>
+                    </m:dPr>
+                    <m:e>
+                      <m:r>
+                        <w:rPr>
+                          <w:rFonts w:ascii="Cambria Math" w:hAnsi="Cambria Math" w:cstheme="minorHAnsi"/>
+                          <w:sz w:val="20"/>
+                        </w:rPr>
+                        <m:t>θ</m:t>
+                      </m:r>
+                    </m:e>
+                  </m:d>
+                  <m:r>
+                    <w:rPr>
+                      <w:rFonts w:ascii="Cambria Math" w:hAnsi="Cambria Math" w:cstheme="minorHAnsi"/>
+                      <w:sz w:val="20"/>
+                    </w:rPr>
+                    <m:t>j</m:t>
+                  </m:r>
+                </m:e>
+              </m:func>
+            </m:oMath>
+            <w:r>
+              <w:rPr>
+                <w:rFonts w:asciiTheme="minorHAnsi" w:hAnsiTheme="minorHAnsi" w:cstheme="minorHAnsi"/>
+                <w:sz w:val="20"/>
+              </w:rPr>
+              <w:t xml:space="preserve"> where </w:t>
+            </w:r>
+            <m:oMath>
+              <m:r>
+                <w:rPr>
+                  <w:rFonts w:ascii="Cambria Math" w:hAnsi="Cambria Math" w:cstheme="minorHAnsi"/>
+                  <w:sz w:val="20"/>
+                </w:rPr>
+                <m:t>θ</m:t>
+              </m:r>
+            </m:oMath>
+            <w:r>
+              <w:rPr>
+                <w:rFonts w:asciiTheme="minorHAnsi" w:hAnsiTheme="minorHAnsi" w:cstheme="minorHAnsi"/>
+                <w:sz w:val="20"/>
+              </w:rPr>
+              <w:t xml:space="preserve"> is the angle calculated by the damping ratio </w:t>
+            </w:r>
+            <m:oMath>
+              <m:r>
+                <w:rPr>
+                  <w:rFonts w:ascii="Cambria Math" w:hAnsi="Cambria Math" w:cstheme="minorHAnsi"/>
+                  <w:sz w:val="20"/>
+                </w:rPr>
+                <m:t>ζ</m:t>
+              </m:r>
+            </m:oMath>
+            <w:r>
+              <w:rPr>
+                <w:rFonts w:asciiTheme="minorHAnsi" w:hAnsiTheme="minorHAnsi" w:cstheme="minorHAnsi"/>
+                <w:sz w:val="20"/>
+              </w:rPr>
+              <w:t xml:space="preserve">, which for the case of G(s) is </w:t>
+            </w:r>
+            <m:oMath>
+              <m:r>
+                <w:rPr>
+                  <w:rFonts w:ascii="Cambria Math" w:hAnsi="Cambria Math" w:cstheme="minorHAnsi"/>
+                  <w:sz w:val="20"/>
+                </w:rPr>
+                <m:t>46.4°</m:t>
+              </m:r>
+            </m:oMath>
+            <w:r>
+              <w:rPr>
+                <w:rFonts w:asciiTheme="minorHAnsi" w:hAnsiTheme="minorHAnsi" w:cstheme="minorHAnsi"/>
+                <w:sz w:val="20"/>
+              </w:rPr>
+              <w:t>.</w:t>
+            </w:r>
+          </w:p>
+          <w:p>
+            <w:pPr>
+              <w:pStyle w:val="DefaultText"/>
+              <w:rPr>
+                <w:rFonts w:asciiTheme="minorHAnsi" w:hAnsiTheme="minorHAnsi" w:cstheme="minorHAnsi"/>
+                <w:sz w:val="20"/>
+              </w:rPr>
+            </w:pPr>
+          </w:p>
+          <w:p>
+            <w:pPr>
+              <w:pStyle w:val="DefaultText"/>
+              <w:rPr>
+                <w:rFonts w:asciiTheme="minorHAnsi" w:hAnsiTheme="minorHAnsi" w:cstheme="minorHAnsi"/>
+                <w:sz w:val="20"/>
+              </w:rPr>
+            </w:pPr>
+            <m:oMathPara>
+              <m:oMath>
+                <m:r>
+                  <w:rPr>
+                    <w:rFonts w:ascii="Cambria Math" w:hAnsi="Cambria Math" w:cstheme="minorHAnsi"/>
+                    <w:sz w:val="20"/>
+                  </w:rPr>
+                  <m:t>σ=</m:t>
+                </m:r>
+                <m:f>
+                  <m:fPr>
+                    <m:ctrlPr>
+                      <w:rPr>
+                        <w:rFonts w:ascii="Cambria Math" w:hAnsi="Cambria Math" w:cstheme="minorHAnsi"/>
+                        <w:i/>
+                        <w:sz w:val="20"/>
+                      </w:rPr>
+                    </m:ctrlPr>
+                  </m:fPr>
+                  <m:num>
+                    <m:r>
+                      <w:rPr>
+                        <w:rFonts w:ascii="Cambria Math" w:hAnsi="Cambria Math" w:cstheme="minorHAnsi"/>
+                        <w:sz w:val="20"/>
+                      </w:rPr>
+                      <m:t>∑finite poles-∑finite zeros</m:t>
+                    </m:r>
+                  </m:num>
+                  <m:den>
+                    <m:r>
+                      <w:rPr>
+                        <w:rFonts w:ascii="Cambria Math" w:hAnsi="Cambria Math" w:cstheme="minorHAnsi"/>
+                        <w:sz w:val="20"/>
+                      </w:rPr>
+                      <m:t>#finites poles-#finite zeros</m:t>
+                    </m:r>
+                  </m:den>
+                </m:f>
+                <m:r>
+                  <w:rPr>
+                    <w:rFonts w:ascii="Cambria Math" w:hAnsi="Cambria Math" w:cstheme="minorHAnsi"/>
+                    <w:sz w:val="20"/>
+                  </w:rPr>
+                  <m:t>=</m:t>
+                </m:r>
+                <m:f>
+                  <m:fPr>
+                    <m:ctrlPr>
+                      <w:rPr>
+                        <w:rFonts w:ascii="Cambria Math" w:hAnsi="Cambria Math" w:cstheme="minorHAnsi"/>
+                        <w:i/>
+                        <w:sz w:val="20"/>
+                      </w:rPr>
+                    </m:ctrlPr>
+                  </m:fPr>
+                  <m:num>
+                    <m:r>
+                      <w:rPr>
+                        <w:rFonts w:ascii="Cambria Math" w:hAnsi="Cambria Math" w:cstheme="minorHAnsi"/>
+                        <w:sz w:val="20"/>
+                      </w:rPr>
+                      <m:t>0-3.2732-0</m:t>
+                    </m:r>
+                  </m:num>
+                  <m:den>
+                    <m:r>
+                      <w:rPr>
+                        <w:rFonts w:ascii="Cambria Math" w:hAnsi="Cambria Math" w:cstheme="minorHAnsi"/>
+                        <w:sz w:val="20"/>
+                      </w:rPr>
+                      <m:t>2-0</m:t>
+                    </m:r>
+                  </m:den>
+                </m:f>
+                <m:r>
+                  <w:rPr>
+                    <w:rFonts w:ascii="Cambria Math" w:hAnsi="Cambria Math" w:cstheme="minorHAnsi"/>
+                    <w:sz w:val="20"/>
+                  </w:rPr>
+                  <m:t>=-1.637</m:t>
+                </m:r>
+              </m:oMath>
+            </m:oMathPara>
+          </w:p>
+          <w:p>
+            <w:pPr>
+              <w:pStyle w:val="DefaultText"/>
+              <w:rPr>
+                <w:rFonts w:asciiTheme="minorHAnsi" w:hAnsiTheme="minorHAnsi" w:cstheme="minorHAnsi"/>
+                <w:sz w:val="20"/>
+              </w:rPr>
+            </w:pPr>
+            <m:oMathPara>
+              <m:oMath>
+                <m:sSub>
+                  <m:sSubPr>
+                    <m:ctrlPr>
+                      <w:rPr>
+                        <w:rFonts w:ascii="Cambria Math" w:hAnsi="Cambria Math" w:cstheme="minorHAnsi"/>
+                        <w:i/>
+                        <w:sz w:val="20"/>
+                      </w:rPr>
+                    </m:ctrlPr>
+                  </m:sSubPr>
+                  <m:e>
+                    <m:r>
+                      <w:rPr>
+                        <w:rFonts w:ascii="Cambria Math" w:hAnsi="Cambria Math" w:cstheme="minorHAnsi"/>
+                        <w:sz w:val="20"/>
+                      </w:rPr>
+                      <m:t>p</m:t>
+                    </m:r>
+                  </m:e>
+                  <m:sub>
+                    <m:r>
+                      <w:rPr>
+                        <w:rFonts w:ascii="Cambria Math" w:hAnsi="Cambria Math" w:cstheme="minorHAnsi"/>
+                        <w:sz w:val="20"/>
+                      </w:rPr>
+                      <m:t>d</m:t>
+                    </m:r>
+                  </m:sub>
+                </m:sSub>
+                <m:r>
+                  <w:rPr>
+                    <w:rFonts w:ascii="Cambria Math" w:hAnsi="Cambria Math" w:cstheme="minorHAnsi"/>
+                    <w:sz w:val="20"/>
+                  </w:rPr>
+                  <m:t>= -1.637±-1.637</m:t>
+                </m:r>
+                <m:func>
+                  <m:funcPr>
+                    <m:ctrlPr>
+                      <w:rPr>
+                        <w:rFonts w:ascii="Cambria Math" w:hAnsi="Cambria Math" w:cstheme="minorHAnsi"/>
+                        <w:i/>
+                        <w:sz w:val="20"/>
+                      </w:rPr>
+                    </m:ctrlPr>
+                  </m:funcPr>
+                  <m:fName>
+                    <m:r>
+                      <m:rPr>
+                        <m:sty m:val="p"/>
+                      </m:rPr>
+                      <w:rPr>
+                        <w:rFonts w:ascii="Cambria Math" w:hAnsi="Cambria Math" w:cstheme="minorHAnsi"/>
+                        <w:sz w:val="20"/>
+                      </w:rPr>
+                      <m:t>tan</m:t>
+                    </m:r>
+                  </m:fName>
+                  <m:e>
+                    <m:d>
+                      <m:dPr>
+                        <m:ctrlPr>
+                          <w:rPr>
+                            <w:rFonts w:ascii="Cambria Math" w:hAnsi="Cambria Math" w:cstheme="minorHAnsi"/>
+                            <w:i/>
+                            <w:sz w:val="20"/>
+                          </w:rPr>
+                        </m:ctrlPr>
+                      </m:dPr>
+                      <m:e>
+                        <m:r>
+                          <w:rPr>
+                            <w:rFonts w:ascii="Cambria Math" w:hAnsi="Cambria Math" w:cstheme="minorHAnsi"/>
+                            <w:sz w:val="20"/>
+                          </w:rPr>
+                          <m:t>46.4</m:t>
+                        </m:r>
+                      </m:e>
+                    </m:d>
+                    <m:r>
+                      <w:rPr>
+                        <w:rFonts w:ascii="Cambria Math" w:hAnsi="Cambria Math" w:cstheme="minorHAnsi"/>
+                        <w:sz w:val="20"/>
+                      </w:rPr>
+                      <m:t>j</m:t>
+                    </m:r>
+                  </m:e>
+                </m:func>
+                <m:r>
+                  <w:rPr>
+                    <w:rFonts w:ascii="Cambria Math" w:hAnsi="Cambria Math" w:cstheme="minorHAnsi"/>
+                    <w:sz w:val="20"/>
+                  </w:rPr>
+                  <m:t>= -1.637±1.719j</m:t>
+                </m:r>
+              </m:oMath>
+            </m:oMathPara>
+          </w:p>
+          <w:p>
+            <w:pPr>
+              <w:pStyle w:val="DefaultText"/>
+              <w:rPr>
+                <w:rFonts w:asciiTheme="minorHAnsi" w:hAnsiTheme="minorHAnsi" w:cstheme="minorHAnsi"/>
+                <w:sz w:val="20"/>
                 <w:highlight w:val="yellow"/>
-                <w:lang w:val="en-US"/>
-              </w:rPr>
-            </w:pPr>
-            <w:r>
+              </w:rPr>
+            </w:pPr>
+          </w:p>
+          <w:p>
+            <w:pPr>
+              <w:pStyle w:val="DefaultText"/>
+              <w:rPr>
+                <w:rFonts w:asciiTheme="minorHAnsi" w:hAnsiTheme="minorHAnsi" w:cstheme="minorHAnsi"/>
+                <w:sz w:val="20"/>
+              </w:rPr>
+            </w:pPr>
+            <w:r>
+              <w:rPr>
+                <w:rFonts w:asciiTheme="minorHAnsi" w:hAnsiTheme="minorHAnsi" w:cstheme="minorHAnsi"/>
+                <w:sz w:val="20"/>
+              </w:rPr>
+              <w:t>Since it is desired for the settling time to be halved it is crucial to know what the original settling time.</w:t>
+            </w:r>
+          </w:p>
+          <w:p>
+            <w:pPr>
+              <w:pStyle w:val="DefaultText"/>
+              <w:rPr>
+                <w:rFonts w:asciiTheme="minorHAnsi" w:hAnsiTheme="minorHAnsi" w:cstheme="minorHAnsi"/>
+                <w:sz w:val="20"/>
+              </w:rPr>
+            </w:pPr>
+            <m:oMathPara>
+              <m:oMath>
+                <m:sSub>
+                  <m:sSubPr>
+                    <m:ctrlPr>
+                      <w:rPr>
+                        <w:rFonts w:ascii="Cambria Math" w:hAnsi="Cambria Math" w:cstheme="minorHAnsi"/>
+                        <w:i/>
+                        <w:sz w:val="20"/>
+                      </w:rPr>
+                    </m:ctrlPr>
+                  </m:sSubPr>
+                  <m:e>
+                    <m:r>
+                      <w:rPr>
+                        <w:rFonts w:ascii="Cambria Math" w:hAnsi="Cambria Math" w:cstheme="minorHAnsi"/>
+                        <w:sz w:val="20"/>
+                      </w:rPr>
+                      <m:t>T</m:t>
+                    </m:r>
+                  </m:e>
+                  <m:sub>
+                    <m:r>
+                      <w:rPr>
+                        <w:rFonts w:ascii="Cambria Math" w:hAnsi="Cambria Math" w:cstheme="minorHAnsi"/>
+                        <w:sz w:val="20"/>
+                      </w:rPr>
+                      <m:t>s</m:t>
+                    </m:r>
+                  </m:sub>
+                </m:sSub>
+                <m:r>
+                  <w:rPr>
+                    <w:rFonts w:ascii="Cambria Math" w:hAnsi="Cambria Math" w:cstheme="minorHAnsi"/>
+                    <w:sz w:val="20"/>
+                  </w:rPr>
+                  <m:t>=</m:t>
+                </m:r>
+                <m:f>
+                  <m:fPr>
+                    <m:ctrlPr>
+                      <w:rPr>
+                        <w:rFonts w:ascii="Cambria Math" w:hAnsi="Cambria Math" w:cstheme="minorHAnsi"/>
+                        <w:i/>
+                        <w:sz w:val="20"/>
+                      </w:rPr>
+                    </m:ctrlPr>
+                  </m:fPr>
+                  <m:num>
+                    <m:r>
+                      <w:rPr>
+                        <w:rFonts w:ascii="Cambria Math" w:hAnsi="Cambria Math" w:cstheme="minorHAnsi"/>
+                        <w:sz w:val="20"/>
+                      </w:rPr>
+                      <m:t>4</m:t>
+                    </m:r>
+                  </m:num>
+                  <m:den>
+                    <m:r>
+                      <w:rPr>
+                        <w:rFonts w:ascii="Cambria Math" w:hAnsi="Cambria Math" w:cstheme="minorHAnsi"/>
+                        <w:sz w:val="20"/>
+                      </w:rPr>
+                      <m:t>σ</m:t>
+                    </m:r>
+                  </m:den>
+                </m:f>
+                <m:r>
+                  <w:rPr>
+                    <w:rFonts w:ascii="Cambria Math" w:hAnsi="Cambria Math" w:cstheme="minorHAnsi"/>
+                    <w:sz w:val="20"/>
+                  </w:rPr>
+                  <m:t>=</m:t>
+                </m:r>
+                <m:f>
+                  <m:fPr>
+                    <m:ctrlPr>
+                      <w:rPr>
+                        <w:rFonts w:ascii="Cambria Math" w:hAnsi="Cambria Math" w:cstheme="minorHAnsi"/>
+                        <w:i/>
+                        <w:sz w:val="20"/>
+                      </w:rPr>
+                    </m:ctrlPr>
+                  </m:fPr>
+                  <m:num>
+                    <m:r>
+                      <w:rPr>
+                        <w:rFonts w:ascii="Cambria Math" w:hAnsi="Cambria Math" w:cstheme="minorHAnsi"/>
+                        <w:sz w:val="20"/>
+                      </w:rPr>
+                      <m:t>4</m:t>
+                    </m:r>
+                  </m:num>
+                  <m:den>
+                    <m:r>
+                      <w:rPr>
+                        <w:rFonts w:ascii="Cambria Math" w:hAnsi="Cambria Math" w:cstheme="minorHAnsi"/>
+                        <w:sz w:val="20"/>
+                      </w:rPr>
+                      <m:t>1.637</m:t>
+                    </m:r>
+                  </m:den>
+                </m:f>
+                <m:r>
+                  <w:rPr>
+                    <w:rFonts w:ascii="Cambria Math" w:hAnsi="Cambria Math" w:cstheme="minorHAnsi"/>
+                    <w:sz w:val="20"/>
+                  </w:rPr>
+                  <m:t>=2.4439</m:t>
+                </m:r>
+              </m:oMath>
+            </m:oMathPara>
+          </w:p>
+          <w:p>
+            <w:pPr>
+              <w:pStyle w:val="DefaultText"/>
+              <w:rPr>
+                <w:rFonts w:asciiTheme="minorHAnsi" w:hAnsiTheme="minorHAnsi" w:cstheme="minorHAnsi"/>
+                <w:sz w:val="20"/>
+              </w:rPr>
+            </w:pPr>
+            <w:r>
+              <w:rPr>
+                <w:rFonts w:asciiTheme="minorHAnsi" w:hAnsiTheme="minorHAnsi" w:cstheme="minorHAnsi"/>
+                <w:sz w:val="20"/>
+              </w:rPr>
+              <w:t xml:space="preserve">With this calculated the value of </w:t>
+            </w:r>
+            <m:oMath>
+              <m:r>
+                <w:rPr>
+                  <w:rFonts w:ascii="Cambria Math" w:hAnsi="Cambria Math" w:cstheme="minorHAnsi"/>
+                  <w:sz w:val="20"/>
+                </w:rPr>
+                <m:t>σ</m:t>
+              </m:r>
+            </m:oMath>
+            <w:r>
+              <w:rPr>
+                <w:rFonts w:asciiTheme="minorHAnsi" w:hAnsiTheme="minorHAnsi" w:cstheme="minorHAnsi"/>
+                <w:sz w:val="20"/>
+              </w:rPr>
+              <w:t xml:space="preserve"> required to produce a </w:t>
+            </w:r>
+            <m:oMath>
+              <m:sSub>
+                <m:sSubPr>
+                  <m:ctrlPr>
+                    <w:rPr>
+                      <w:rFonts w:ascii="Cambria Math" w:hAnsi="Cambria Math" w:cstheme="minorHAnsi"/>
+                      <w:i/>
+                      <w:sz w:val="20"/>
+                    </w:rPr>
+                  </m:ctrlPr>
+                </m:sSubPr>
+                <m:e>
+                  <m:r>
+                    <w:rPr>
+                      <w:rFonts w:ascii="Cambria Math" w:hAnsi="Cambria Math" w:cstheme="minorHAnsi"/>
+                      <w:sz w:val="20"/>
+                    </w:rPr>
+                    <m:t>T</m:t>
+                  </m:r>
+                </m:e>
+                <m:sub>
+                  <m:r>
+                    <w:rPr>
+                      <w:rFonts w:ascii="Cambria Math" w:hAnsi="Cambria Math" w:cstheme="minorHAnsi"/>
+                      <w:sz w:val="20"/>
+                    </w:rPr>
+                    <m:t>s</m:t>
+                  </m:r>
+                </m:sub>
+              </m:sSub>
+            </m:oMath>
+            <w:r>
+              <w:rPr>
+                <w:rFonts w:asciiTheme="minorHAnsi" w:hAnsiTheme="minorHAnsi" w:cstheme="minorHAnsi"/>
+                <w:sz w:val="20"/>
+              </w:rPr>
+              <w:t xml:space="preserve"> of 1.2219 can now be calculated.</w:t>
+            </w:r>
+          </w:p>
+          <w:p>
+            <w:pPr>
+              <w:pStyle w:val="DefaultText"/>
+              <w:rPr>
+                <w:rFonts w:asciiTheme="minorHAnsi" w:hAnsiTheme="minorHAnsi" w:cstheme="minorHAnsi"/>
+                <w:sz w:val="20"/>
+              </w:rPr>
+            </w:pPr>
+            <m:oMathPara>
+              <m:oMath>
+                <m:r>
+                  <w:rPr>
+                    <w:rFonts w:ascii="Cambria Math" w:hAnsi="Cambria Math" w:cstheme="minorHAnsi"/>
+                    <w:sz w:val="20"/>
+                  </w:rPr>
+                  <m:t>σ=</m:t>
+                </m:r>
+                <m:f>
+                  <m:fPr>
+                    <m:ctrlPr>
+                      <w:rPr>
+                        <w:rFonts w:ascii="Cambria Math" w:hAnsi="Cambria Math" w:cstheme="minorHAnsi"/>
+                        <w:i/>
+                        <w:sz w:val="20"/>
+                      </w:rPr>
+                    </m:ctrlPr>
+                  </m:fPr>
+                  <m:num>
+                    <m:r>
+                      <w:rPr>
+                        <w:rFonts w:ascii="Cambria Math" w:hAnsi="Cambria Math" w:cstheme="minorHAnsi"/>
+                        <w:sz w:val="20"/>
+                      </w:rPr>
+                      <m:t>4</m:t>
+                    </m:r>
+                  </m:num>
+                  <m:den>
+                    <m:sSub>
+                      <m:sSubPr>
+                        <m:ctrlPr>
+                          <w:rPr>
+                            <w:rFonts w:ascii="Cambria Math" w:hAnsi="Cambria Math" w:cstheme="minorHAnsi"/>
+                            <w:i/>
+                            <w:sz w:val="20"/>
+                          </w:rPr>
+                        </m:ctrlPr>
+                      </m:sSubPr>
+                      <m:e>
+                        <m:r>
+                          <w:rPr>
+                            <w:rFonts w:ascii="Cambria Math" w:hAnsi="Cambria Math" w:cstheme="minorHAnsi"/>
+                            <w:sz w:val="20"/>
+                          </w:rPr>
+                          <m:t>T</m:t>
+                        </m:r>
+                      </m:e>
+                      <m:sub>
+                        <m:r>
+                          <w:rPr>
+                            <w:rFonts w:ascii="Cambria Math" w:hAnsi="Cambria Math" w:cstheme="minorHAnsi"/>
+                            <w:sz w:val="20"/>
+                          </w:rPr>
+                          <m:t>s</m:t>
+                        </m:r>
+                      </m:sub>
+                    </m:sSub>
+                  </m:den>
+                </m:f>
+                <m:r>
+                  <w:rPr>
+                    <w:rFonts w:ascii="Cambria Math" w:hAnsi="Cambria Math" w:cstheme="minorHAnsi"/>
+                    <w:sz w:val="20"/>
+                  </w:rPr>
+                  <m:t>=</m:t>
+                </m:r>
+                <m:f>
+                  <m:fPr>
+                    <m:ctrlPr>
+                      <w:rPr>
+                        <w:rFonts w:ascii="Cambria Math" w:hAnsi="Cambria Math" w:cstheme="minorHAnsi"/>
+                        <w:i/>
+                        <w:sz w:val="20"/>
+                      </w:rPr>
+                    </m:ctrlPr>
+                  </m:fPr>
+                  <m:num>
+                    <m:r>
+                      <w:rPr>
+                        <w:rFonts w:ascii="Cambria Math" w:hAnsi="Cambria Math" w:cstheme="minorHAnsi"/>
+                        <w:sz w:val="20"/>
+                      </w:rPr>
+                      <m:t>4</m:t>
+                    </m:r>
+                  </m:num>
+                  <m:den>
+                    <m:r>
+                      <w:rPr>
+                        <w:rFonts w:ascii="Cambria Math" w:hAnsi="Cambria Math" w:cstheme="minorHAnsi"/>
+                        <w:sz w:val="20"/>
+                      </w:rPr>
+                      <m:t>1.2219</m:t>
+                    </m:r>
+                  </m:den>
+                </m:f>
+                <m:r>
+                  <w:rPr>
+                    <w:rFonts w:ascii="Cambria Math" w:hAnsi="Cambria Math" w:cstheme="minorHAnsi"/>
+                    <w:sz w:val="20"/>
+                  </w:rPr>
+                  <m:t>=3.2737</m:t>
+                </m:r>
+              </m:oMath>
+            </m:oMathPara>
+          </w:p>
+          <w:p>
+            <w:pPr>
+              <w:pStyle w:val="DefaultText"/>
+              <w:rPr>
+                <w:rFonts w:asciiTheme="minorHAnsi" w:hAnsiTheme="minorHAnsi" w:cstheme="minorHAnsi"/>
+                <w:sz w:val="20"/>
+              </w:rPr>
+            </w:pPr>
+            <w:proofErr w:type="gramStart"/>
+            <w:r>
+              <w:rPr>
+                <w:rFonts w:asciiTheme="minorHAnsi" w:hAnsiTheme="minorHAnsi" w:cstheme="minorHAnsi"/>
+                <w:sz w:val="20"/>
+              </w:rPr>
+              <w:t>With this in mind the</w:t>
+            </w:r>
+            <w:proofErr w:type="gramEnd"/>
+            <w:r>
+              <w:rPr>
+                <w:rFonts w:asciiTheme="minorHAnsi" w:hAnsiTheme="minorHAnsi" w:cstheme="minorHAnsi"/>
+                <w:sz w:val="20"/>
+              </w:rPr>
+              <w:t xml:space="preserve"> lead compensator must adjust the root locus such that it</w:t>
+            </w:r>
+            <w:r>
+              <w:rPr>
+                <w:rFonts w:asciiTheme="minorHAnsi" w:hAnsiTheme="minorHAnsi" w:cstheme="minorHAnsi"/>
+                <w:sz w:val="20"/>
+              </w:rPr>
+              <w:t xml:space="preserve">s breakaway point is </w:t>
+            </w:r>
+            <w:r>
+              <w:rPr>
+                <w:rFonts w:asciiTheme="minorHAnsi" w:hAnsiTheme="minorHAnsi" w:cstheme="minorHAnsi"/>
+                <w:sz w:val="20"/>
+              </w:rPr>
+              <w:t>on 3.2737 on the real axis</w:t>
+            </w:r>
+            <w:r>
+              <w:rPr>
+                <w:rFonts w:asciiTheme="minorHAnsi" w:hAnsiTheme="minorHAnsi" w:cstheme="minorHAnsi"/>
+                <w:sz w:val="20"/>
+              </w:rPr>
+              <w:t>.</w:t>
+            </w:r>
+          </w:p>
+          <w:p>
+            <w:pPr>
+              <w:pStyle w:val="DefaultText"/>
+              <w:rPr>
+                <w:rFonts w:asciiTheme="minorHAnsi" w:hAnsiTheme="minorHAnsi" w:cstheme="minorHAnsi"/>
+                <w:sz w:val="20"/>
+              </w:rPr>
+            </w:pPr>
+            <w:r>
+              <w:rPr>
+                <w:rFonts w:asciiTheme="minorHAnsi" w:hAnsiTheme="minorHAnsi" w:cstheme="minorHAnsi"/>
+                <w:sz w:val="20"/>
+              </w:rPr>
+              <w:t>The dynamic compensator is the part of the system responsible for this shift. In this case a lead compensator is best utilized as it is a straightforward implementation for a second order system.</w:t>
+            </w:r>
+          </w:p>
+          <w:p>
+            <w:pPr>
+              <w:pStyle w:val="DefaultText"/>
+              <w:rPr>
+                <w:rFonts w:asciiTheme="minorHAnsi" w:hAnsiTheme="minorHAnsi" w:cstheme="minorHAnsi"/>
+                <w:sz w:val="20"/>
+              </w:rPr>
+            </w:pPr>
+            <w:r>
+              <w:rPr>
+                <w:rFonts w:asciiTheme="minorHAnsi" w:hAnsiTheme="minorHAnsi" w:cstheme="minorHAnsi"/>
+                <w:sz w:val="20"/>
+              </w:rPr>
+              <w:t xml:space="preserve">The lead compensator takes the form of  </w:t>
+            </w:r>
+            <m:oMath>
+              <m:f>
+                <m:fPr>
+                  <m:ctrlPr>
+                    <w:rPr>
+                      <w:rFonts w:ascii="Cambria Math" w:hAnsi="Cambria Math" w:cstheme="minorHAnsi"/>
+                      <w:i/>
+                      <w:sz w:val="20"/>
+                    </w:rPr>
+                  </m:ctrlPr>
+                </m:fPr>
+                <m:num>
+                  <m:r>
+                    <w:rPr>
+                      <w:rFonts w:ascii="Cambria Math" w:hAnsi="Cambria Math" w:cstheme="minorHAnsi"/>
+                      <w:sz w:val="20"/>
+                    </w:rPr>
+                    <m:t>s+</m:t>
+                  </m:r>
+                  <m:sSub>
+                    <m:sSubPr>
+                      <m:ctrlPr>
+                        <w:rPr>
+                          <w:rFonts w:ascii="Cambria Math" w:hAnsi="Cambria Math" w:cstheme="minorHAnsi"/>
+                          <w:i/>
+                          <w:sz w:val="20"/>
+                        </w:rPr>
+                      </m:ctrlPr>
+                    </m:sSubPr>
+                    <m:e>
+                      <m:r>
+                        <w:rPr>
+                          <w:rFonts w:ascii="Cambria Math" w:hAnsi="Cambria Math" w:cstheme="minorHAnsi"/>
+                          <w:sz w:val="20"/>
+                        </w:rPr>
+                        <m:t>z</m:t>
+                      </m:r>
+                    </m:e>
+                    <m:sub>
+                      <m:r>
+                        <w:rPr>
+                          <w:rFonts w:ascii="Cambria Math" w:hAnsi="Cambria Math" w:cstheme="minorHAnsi"/>
+                          <w:sz w:val="20"/>
+                        </w:rPr>
+                        <m:t>c</m:t>
+                      </m:r>
+                    </m:sub>
+                  </m:sSub>
+                </m:num>
+                <m:den>
+                  <m:r>
+                    <w:rPr>
+                      <w:rFonts w:ascii="Cambria Math" w:hAnsi="Cambria Math" w:cstheme="minorHAnsi"/>
+                      <w:sz w:val="20"/>
+                    </w:rPr>
+                    <m:t>s+</m:t>
+                  </m:r>
+                  <m:sSub>
+                    <m:sSubPr>
+                      <m:ctrlPr>
+                        <w:rPr>
+                          <w:rFonts w:ascii="Cambria Math" w:hAnsi="Cambria Math" w:cstheme="minorHAnsi"/>
+                          <w:i/>
+                          <w:sz w:val="20"/>
+                        </w:rPr>
+                      </m:ctrlPr>
+                    </m:sSubPr>
+                    <m:e>
+                      <m:r>
+                        <w:rPr>
+                          <w:rFonts w:ascii="Cambria Math" w:hAnsi="Cambria Math" w:cstheme="minorHAnsi"/>
+                          <w:sz w:val="20"/>
+                        </w:rPr>
+                        <m:t>p</m:t>
+                      </m:r>
+                    </m:e>
+                    <m:sub>
+                      <m:r>
+                        <w:rPr>
+                          <w:rFonts w:ascii="Cambria Math" w:hAnsi="Cambria Math" w:cstheme="minorHAnsi"/>
+                          <w:sz w:val="20"/>
+                        </w:rPr>
+                        <m:t>c</m:t>
+                      </m:r>
+                    </m:sub>
+                  </m:sSub>
+                </m:den>
+              </m:f>
+            </m:oMath>
+            <w:r>
+              <w:rPr>
+                <w:rFonts w:asciiTheme="minorHAnsi" w:hAnsiTheme="minorHAnsi" w:cstheme="minorHAnsi"/>
+                <w:sz w:val="20"/>
+              </w:rPr>
+              <w:t xml:space="preserve"> where </w:t>
+            </w:r>
+            <m:oMath>
+              <m:sSub>
+                <m:sSubPr>
+                  <m:ctrlPr>
+                    <w:rPr>
+                      <w:rFonts w:ascii="Cambria Math" w:hAnsi="Cambria Math" w:cstheme="minorHAnsi"/>
+                      <w:i/>
+                      <w:sz w:val="20"/>
+                    </w:rPr>
+                  </m:ctrlPr>
+                </m:sSubPr>
+                <m:e>
+                  <m:r>
+                    <w:rPr>
+                      <w:rFonts w:ascii="Cambria Math" w:hAnsi="Cambria Math" w:cstheme="minorHAnsi"/>
+                      <w:sz w:val="20"/>
+                    </w:rPr>
+                    <m:t>z</m:t>
+                  </m:r>
+                </m:e>
+                <m:sub>
+                  <m:r>
+                    <w:rPr>
+                      <w:rFonts w:ascii="Cambria Math" w:hAnsi="Cambria Math" w:cstheme="minorHAnsi"/>
+                      <w:sz w:val="20"/>
+                    </w:rPr>
+                    <m:t>c</m:t>
+                  </m:r>
+                </m:sub>
+              </m:sSub>
+            </m:oMath>
+            <w:r>
+              <w:rPr>
+                <w:rFonts w:asciiTheme="minorHAnsi" w:hAnsiTheme="minorHAnsi" w:cstheme="minorHAnsi"/>
+                <w:sz w:val="20"/>
+              </w:rPr>
+              <w:t xml:space="preserve"> and </w:t>
+            </w:r>
+            <m:oMath>
+              <m:sSub>
+                <m:sSubPr>
+                  <m:ctrlPr>
+                    <w:rPr>
+                      <w:rFonts w:ascii="Cambria Math" w:hAnsi="Cambria Math" w:cstheme="minorHAnsi"/>
+                      <w:i/>
+                      <w:sz w:val="20"/>
+                    </w:rPr>
+                  </m:ctrlPr>
+                </m:sSubPr>
+                <m:e>
+                  <m:r>
+                    <w:rPr>
+                      <w:rFonts w:ascii="Cambria Math" w:hAnsi="Cambria Math" w:cstheme="minorHAnsi"/>
+                      <w:sz w:val="20"/>
+                    </w:rPr>
+                    <m:t>p</m:t>
+                  </m:r>
+                </m:e>
+                <m:sub>
+                  <m:r>
+                    <w:rPr>
+                      <w:rFonts w:ascii="Cambria Math" w:hAnsi="Cambria Math" w:cstheme="minorHAnsi"/>
+                      <w:sz w:val="20"/>
+                    </w:rPr>
+                    <m:t>c</m:t>
+                  </m:r>
+                </m:sub>
+              </m:sSub>
+            </m:oMath>
+            <w:r>
+              <w:rPr>
+                <w:rFonts w:asciiTheme="minorHAnsi" w:hAnsiTheme="minorHAnsi" w:cstheme="minorHAnsi"/>
+                <w:sz w:val="20"/>
+              </w:rPr>
+              <w:t xml:space="preserve"> represent the zero and pole of the compensator. To achieve this shift of the </w:t>
+            </w:r>
+            <w:proofErr w:type="gramStart"/>
+            <w:r>
+              <w:rPr>
+                <w:rFonts w:asciiTheme="minorHAnsi" w:hAnsiTheme="minorHAnsi" w:cstheme="minorHAnsi"/>
+                <w:sz w:val="20"/>
+              </w:rPr>
+              <w:t>breakaway</w:t>
+            </w:r>
+            <w:proofErr w:type="gramEnd"/>
+            <w:r>
+              <w:rPr>
+                <w:rFonts w:asciiTheme="minorHAnsi" w:hAnsiTheme="minorHAnsi" w:cstheme="minorHAnsi"/>
+                <w:sz w:val="20"/>
+              </w:rPr>
+              <w:t xml:space="preserve"> point the dynamic compensator has a zero set at same point the outer pole effectively neutralising </w:t>
+            </w:r>
+            <w:proofErr w:type="gramStart"/>
+            <w:r>
+              <w:rPr>
+                <w:rFonts w:asciiTheme="minorHAnsi" w:hAnsiTheme="minorHAnsi" w:cstheme="minorHAnsi"/>
+                <w:sz w:val="20"/>
+              </w:rPr>
+              <w:t>the majority of</w:t>
+            </w:r>
+            <w:proofErr w:type="gramEnd"/>
+            <w:r>
+              <w:rPr>
+                <w:rFonts w:asciiTheme="minorHAnsi" w:hAnsiTheme="minorHAnsi" w:cstheme="minorHAnsi"/>
+                <w:sz w:val="20"/>
+              </w:rPr>
+              <w:t xml:space="preserve"> its effect on the system. As such </w:t>
+            </w:r>
+            <m:oMath>
+              <m:sSub>
+                <m:sSubPr>
+                  <m:ctrlPr>
+                    <w:rPr>
+                      <w:rFonts w:ascii="Cambria Math" w:hAnsi="Cambria Math" w:cstheme="minorHAnsi"/>
+                      <w:i/>
+                      <w:sz w:val="20"/>
+                    </w:rPr>
+                  </m:ctrlPr>
+                </m:sSubPr>
+                <m:e>
+                  <m:r>
+                    <w:rPr>
+                      <w:rFonts w:ascii="Cambria Math" w:hAnsi="Cambria Math" w:cstheme="minorHAnsi"/>
+                      <w:sz w:val="20"/>
+                    </w:rPr>
+                    <m:t>z</m:t>
+                  </m:r>
+                </m:e>
+                <m:sub>
+                  <m:r>
+                    <w:rPr>
+                      <w:rFonts w:ascii="Cambria Math" w:hAnsi="Cambria Math" w:cstheme="minorHAnsi"/>
+                      <w:sz w:val="20"/>
+                    </w:rPr>
+                    <m:t>c</m:t>
+                  </m:r>
+                </m:sub>
+              </m:sSub>
+              <m:r>
+                <w:rPr>
+                  <w:rFonts w:ascii="Cambria Math" w:hAnsi="Cambria Math" w:cstheme="minorHAnsi"/>
+                  <w:sz w:val="20"/>
+                </w:rPr>
+                <m:t>=3.2737.</m:t>
+              </m:r>
+            </m:oMath>
+          </w:p>
+          <w:p>
+            <w:pPr>
+              <w:pStyle w:val="DefaultText"/>
+              <w:rPr>
+                <w:rFonts w:asciiTheme="minorHAnsi" w:hAnsiTheme="minorHAnsi" w:cstheme="minorHAnsi"/>
+                <w:sz w:val="20"/>
+              </w:rPr>
+            </w:pPr>
+          </w:p>
+          <w:p>
+            <w:pPr>
+              <w:pStyle w:val="DefaultText"/>
+              <w:rPr>
+                <w:rFonts w:asciiTheme="minorHAnsi" w:hAnsiTheme="minorHAnsi" w:cstheme="minorHAnsi"/>
+                <w:sz w:val="20"/>
+              </w:rPr>
+            </w:pPr>
+            <w:r>
+              <w:rPr>
+                <w:rFonts w:asciiTheme="minorHAnsi" w:hAnsiTheme="minorHAnsi" w:cstheme="minorHAnsi"/>
+                <w:sz w:val="20"/>
+              </w:rPr>
+              <w:t xml:space="preserve">As the most positive pole sits directly on the origin </w:t>
+            </w:r>
+            <m:oMath>
+              <m:sSub>
+                <m:sSubPr>
+                  <m:ctrlPr>
+                    <w:rPr>
+                      <w:rFonts w:ascii="Cambria Math" w:hAnsi="Cambria Math" w:cstheme="minorHAnsi"/>
+                      <w:i/>
+                      <w:sz w:val="20"/>
+                    </w:rPr>
+                  </m:ctrlPr>
+                </m:sSubPr>
+                <m:e>
+                  <m:r>
+                    <w:rPr>
+                      <w:rFonts w:ascii="Cambria Math" w:hAnsi="Cambria Math" w:cstheme="minorHAnsi"/>
+                      <w:sz w:val="20"/>
+                    </w:rPr>
+                    <m:t>p</m:t>
+                  </m:r>
+                </m:e>
+                <m:sub>
+                  <m:r>
+                    <w:rPr>
+                      <w:rFonts w:ascii="Cambria Math" w:hAnsi="Cambria Math" w:cstheme="minorHAnsi"/>
+                      <w:sz w:val="20"/>
+                    </w:rPr>
+                    <m:t>c</m:t>
+                  </m:r>
+                </m:sub>
+              </m:sSub>
+              <m:r>
+                <w:rPr>
+                  <w:rFonts w:ascii="Cambria Math" w:hAnsi="Cambria Math" w:cstheme="minorHAnsi"/>
+                  <w:sz w:val="20"/>
+                </w:rPr>
+                <m:t xml:space="preserve"> </m:t>
+              </m:r>
+            </m:oMath>
+            <w:r>
+              <w:rPr>
+                <w:rFonts w:asciiTheme="minorHAnsi" w:hAnsiTheme="minorHAnsi" w:cstheme="minorHAnsi"/>
+                <w:sz w:val="20"/>
+              </w:rPr>
+              <w:t xml:space="preserve">must sit such that the </w:t>
+            </w:r>
+            <m:oMath>
+              <m:f>
+                <m:fPr>
+                  <m:ctrlPr>
+                    <w:rPr>
+                      <w:rFonts w:ascii="Cambria Math" w:hAnsi="Cambria Math" w:cstheme="minorHAnsi"/>
+                      <w:i/>
+                      <w:sz w:val="20"/>
+                    </w:rPr>
+                  </m:ctrlPr>
+                </m:fPr>
+                <m:num>
+                  <m:sSub>
+                    <m:sSubPr>
+                      <m:ctrlPr>
+                        <w:rPr>
+                          <w:rFonts w:ascii="Cambria Math" w:hAnsi="Cambria Math" w:cstheme="minorHAnsi"/>
+                          <w:i/>
+                          <w:sz w:val="20"/>
+                        </w:rPr>
+                      </m:ctrlPr>
+                    </m:sSubPr>
+                    <m:e>
+                      <m:r>
+                        <w:rPr>
+                          <w:rFonts w:ascii="Cambria Math" w:hAnsi="Cambria Math" w:cstheme="minorHAnsi"/>
+                          <w:sz w:val="20"/>
+                        </w:rPr>
+                        <m:t>p</m:t>
+                      </m:r>
+                    </m:e>
+                    <m:sub>
+                      <m:r>
+                        <w:rPr>
+                          <w:rFonts w:ascii="Cambria Math" w:hAnsi="Cambria Math" w:cstheme="minorHAnsi"/>
+                          <w:sz w:val="20"/>
+                        </w:rPr>
+                        <m:t>c</m:t>
+                      </m:r>
+                    </m:sub>
+                  </m:sSub>
+                </m:num>
+                <m:den>
+                  <m:r>
+                    <w:rPr>
+                      <w:rFonts w:ascii="Cambria Math" w:hAnsi="Cambria Math" w:cstheme="minorHAnsi"/>
+                      <w:sz w:val="20"/>
+                    </w:rPr>
+                    <m:t>2</m:t>
+                  </m:r>
+                </m:den>
+              </m:f>
+              <m:r>
+                <w:rPr>
+                  <w:rFonts w:ascii="Cambria Math" w:hAnsi="Cambria Math" w:cstheme="minorHAnsi"/>
+                  <w:sz w:val="20"/>
+                </w:rPr>
+                <m:t>=3.2737</m:t>
+              </m:r>
+            </m:oMath>
+            <w:r>
+              <w:rPr>
+                <w:rFonts w:asciiTheme="minorHAnsi" w:hAnsiTheme="minorHAnsi" w:cstheme="minorHAnsi"/>
+                <w:sz w:val="20"/>
+              </w:rPr>
+              <w:t xml:space="preserve">. As a </w:t>
+            </w:r>
+            <w:proofErr w:type="gramStart"/>
+            <w:r>
+              <w:rPr>
+                <w:rFonts w:asciiTheme="minorHAnsi" w:hAnsiTheme="minorHAnsi" w:cstheme="minorHAnsi"/>
+                <w:sz w:val="20"/>
+              </w:rPr>
+              <w:t>result</w:t>
+            </w:r>
+            <w:proofErr w:type="gramEnd"/>
+            <w:r>
+              <w:rPr>
+                <w:rFonts w:asciiTheme="minorHAnsi" w:hAnsiTheme="minorHAnsi" w:cstheme="minorHAnsi"/>
+                <w:sz w:val="20"/>
+              </w:rPr>
+              <w:t xml:space="preserve"> </w:t>
+            </w:r>
+            <m:oMath>
+              <m:r>
+                <w:rPr>
+                  <w:rFonts w:ascii="Cambria Math" w:hAnsi="Cambria Math" w:cstheme="minorHAnsi"/>
+                  <w:sz w:val="20"/>
+                </w:rPr>
+                <m:t>pc=6.5474</m:t>
+              </m:r>
+            </m:oMath>
+            <w:r>
+              <w:rPr>
+                <w:rFonts w:asciiTheme="minorHAnsi" w:hAnsiTheme="minorHAnsi" w:cstheme="minorHAnsi"/>
+                <w:sz w:val="20"/>
+              </w:rPr>
+              <w:t xml:space="preserve">. </w:t>
+            </w:r>
+            <w:proofErr w:type="gramStart"/>
+            <w:r>
+              <w:rPr>
+                <w:rFonts w:asciiTheme="minorHAnsi" w:hAnsiTheme="minorHAnsi" w:cstheme="minorHAnsi"/>
+                <w:sz w:val="20"/>
+              </w:rPr>
+              <w:t>With this in mind the</w:t>
+            </w:r>
+            <w:proofErr w:type="gramEnd"/>
+            <w:r>
+              <w:rPr>
+                <w:rFonts w:asciiTheme="minorHAnsi" w:hAnsiTheme="minorHAnsi" w:cstheme="minorHAnsi"/>
+                <w:sz w:val="20"/>
+              </w:rPr>
+              <w:t xml:space="preserve"> dynamic compensator is added to the system producing a transfer function of:</w:t>
+            </w:r>
+          </w:p>
+          <w:p>
+            <w:pPr>
+              <w:pStyle w:val="DefaultText"/>
+              <w:rPr>
+                <w:rFonts w:asciiTheme="minorHAnsi" w:hAnsiTheme="minorHAnsi" w:cstheme="minorHAnsi"/>
+                <w:sz w:val="20"/>
+              </w:rPr>
+            </w:pPr>
+            <m:oMathPara>
+              <m:oMath>
+                <m:r>
+                  <w:rPr>
+                    <w:rFonts w:ascii="Cambria Math" w:hAnsi="Cambria Math" w:cstheme="minorHAnsi"/>
+                    <w:sz w:val="20"/>
+                  </w:rPr>
+                  <m:t>G</m:t>
+                </m:r>
+                <m:d>
+                  <m:dPr>
+                    <m:ctrlPr>
+                      <w:rPr>
+                        <w:rFonts w:ascii="Cambria Math" w:hAnsi="Cambria Math" w:cstheme="minorHAnsi"/>
+                        <w:i/>
+                        <w:sz w:val="20"/>
+                      </w:rPr>
+                    </m:ctrlPr>
+                  </m:dPr>
+                  <m:e>
+                    <m:r>
+                      <w:rPr>
+                        <w:rFonts w:ascii="Cambria Math" w:hAnsi="Cambria Math" w:cstheme="minorHAnsi"/>
+                        <w:sz w:val="20"/>
+                      </w:rPr>
+                      <m:t>s</m:t>
+                    </m:r>
+                  </m:e>
+                </m:d>
+                <m:r>
+                  <w:rPr>
+                    <w:rFonts w:ascii="Cambria Math" w:hAnsi="Cambria Math" w:cstheme="minorHAnsi"/>
+                    <w:sz w:val="20"/>
+                  </w:rPr>
+                  <m:t>=</m:t>
+                </m:r>
+                <m:f>
+                  <m:fPr>
+                    <m:ctrlPr>
+                      <w:rPr>
+                        <w:rFonts w:ascii="Cambria Math" w:hAnsi="Cambria Math" w:cstheme="minorHAnsi"/>
+                        <w:i/>
+                        <w:sz w:val="20"/>
+                      </w:rPr>
+                    </m:ctrlPr>
+                  </m:fPr>
+                  <m:num>
+                    <m:d>
+                      <m:dPr>
+                        <m:ctrlPr>
+                          <w:rPr>
+                            <w:rFonts w:ascii="Cambria Math" w:hAnsi="Cambria Math" w:cstheme="minorHAnsi"/>
+                            <w:i/>
+                            <w:sz w:val="20"/>
+                          </w:rPr>
+                        </m:ctrlPr>
+                      </m:dPr>
+                      <m:e>
+                        <m:r>
+                          <w:rPr>
+                            <w:rFonts w:ascii="Cambria Math" w:hAnsi="Cambria Math" w:cstheme="minorHAnsi"/>
+                            <w:sz w:val="20"/>
+                          </w:rPr>
+                          <m:t>s+3.2737</m:t>
+                        </m:r>
+                      </m:e>
+                    </m:d>
+                  </m:num>
+                  <m:den>
+                    <m:r>
+                      <w:rPr>
+                        <w:rFonts w:ascii="Cambria Math" w:hAnsi="Cambria Math" w:cstheme="minorHAnsi"/>
+                        <w:sz w:val="20"/>
+                      </w:rPr>
+                      <m:t>s+6.54</m:t>
+                    </m:r>
+                  </m:den>
+                </m:f>
+                <m:d>
+                  <m:dPr>
+                    <m:ctrlPr>
+                      <w:rPr>
+                        <w:rFonts w:ascii="Cambria Math" w:hAnsi="Cambria Math" w:cstheme="minorHAnsi"/>
+                        <w:i/>
+                        <w:sz w:val="20"/>
+                      </w:rPr>
+                    </m:ctrlPr>
+                  </m:dPr>
+                  <m:e>
+                    <m:f>
+                      <m:fPr>
+                        <m:ctrlPr>
+                          <w:rPr>
+                            <w:rFonts w:ascii="Cambria Math" w:hAnsi="Cambria Math" w:cstheme="minorHAnsi"/>
+                            <w:i/>
+                            <w:sz w:val="20"/>
+                          </w:rPr>
+                        </m:ctrlPr>
+                      </m:fPr>
+                      <m:num>
+                        <m:r>
+                          <w:rPr>
+                            <w:rFonts w:ascii="Cambria Math" w:hAnsi="Cambria Math" w:cstheme="minorHAnsi"/>
+                            <w:sz w:val="20"/>
+                          </w:rPr>
+                          <m:t>Km</m:t>
+                        </m:r>
+                      </m:num>
+                      <m:den>
+                        <m:r>
+                          <w:rPr>
+                            <w:rFonts w:ascii="Cambria Math" w:hAnsi="Cambria Math" w:cstheme="minorHAnsi"/>
+                            <w:sz w:val="20"/>
+                          </w:rPr>
+                          <m:t>s</m:t>
+                        </m:r>
+                        <m:d>
+                          <m:dPr>
+                            <m:ctrlPr>
+                              <w:rPr>
+                                <w:rFonts w:ascii="Cambria Math" w:hAnsi="Cambria Math" w:cstheme="minorHAnsi"/>
+                                <w:i/>
+                                <w:sz w:val="20"/>
+                              </w:rPr>
+                            </m:ctrlPr>
+                          </m:dPr>
+                          <m:e>
+                            <m:r>
+                              <w:rPr>
+                                <w:rFonts w:ascii="Cambria Math" w:hAnsi="Cambria Math" w:cstheme="minorHAnsi"/>
+                                <w:sz w:val="20"/>
+                              </w:rPr>
+                              <m:t>s+3.2737</m:t>
+                            </m:r>
+                          </m:e>
+                        </m:d>
+                      </m:den>
+                    </m:f>
+                  </m:e>
+                </m:d>
+                <m:r>
+                  <w:rPr>
+                    <w:rFonts w:ascii="Cambria Math" w:hAnsi="Cambria Math" w:cstheme="minorHAnsi"/>
+                    <w:sz w:val="20"/>
+                  </w:rPr>
+                  <m:t>=</m:t>
+                </m:r>
+                <m:f>
+                  <m:fPr>
+                    <m:ctrlPr>
+                      <w:rPr>
+                        <w:rFonts w:ascii="Cambria Math" w:hAnsi="Cambria Math" w:cstheme="minorHAnsi"/>
+                        <w:i/>
+                        <w:sz w:val="20"/>
+                      </w:rPr>
+                    </m:ctrlPr>
+                  </m:fPr>
+                  <m:num>
+                    <m:r>
+                      <w:rPr>
+                        <w:rFonts w:ascii="Cambria Math" w:hAnsi="Cambria Math" w:cstheme="minorHAnsi"/>
+                        <w:sz w:val="20"/>
+                      </w:rPr>
+                      <m:t>Km</m:t>
+                    </m:r>
+                  </m:num>
+                  <m:den>
+                    <m:r>
+                      <w:rPr>
+                        <w:rFonts w:ascii="Cambria Math" w:hAnsi="Cambria Math" w:cstheme="minorHAnsi"/>
+                        <w:sz w:val="20"/>
+                      </w:rPr>
+                      <m:t>s</m:t>
+                    </m:r>
+                    <m:d>
+                      <m:dPr>
+                        <m:ctrlPr>
+                          <w:rPr>
+                            <w:rFonts w:ascii="Cambria Math" w:hAnsi="Cambria Math" w:cstheme="minorHAnsi"/>
+                            <w:i/>
+                            <w:sz w:val="20"/>
+                          </w:rPr>
+                        </m:ctrlPr>
+                      </m:dPr>
+                      <m:e>
+                        <m:r>
+                          <w:rPr>
+                            <w:rFonts w:ascii="Cambria Math" w:hAnsi="Cambria Math" w:cstheme="minorHAnsi"/>
+                            <w:sz w:val="20"/>
+                          </w:rPr>
+                          <m:t>s+6.54</m:t>
+                        </m:r>
+                      </m:e>
+                    </m:d>
+                  </m:den>
+                </m:f>
+              </m:oMath>
+            </m:oMathPara>
+          </w:p>
+          <w:p>
+            <w:pPr>
+              <w:pStyle w:val="DefaultText"/>
+              <w:rPr>
+                <w:rFonts w:asciiTheme="minorHAnsi" w:hAnsiTheme="minorHAnsi" w:cstheme="minorHAnsi"/>
+                <w:sz w:val="20"/>
+              </w:rPr>
+            </w:pPr>
+          </w:p>
+          <w:p>
+            <w:pPr>
+              <w:pStyle w:val="DefaultText"/>
+              <w:rPr>
+                <w:rFonts w:asciiTheme="minorHAnsi" w:hAnsiTheme="minorHAnsi" w:cstheme="minorHAnsi"/>
+                <w:sz w:val="20"/>
+              </w:rPr>
+            </w:pPr>
+            <w:r>
+              <w:rPr>
+                <w:rFonts w:asciiTheme="minorHAnsi" w:hAnsiTheme="minorHAnsi" w:cstheme="minorHAnsi"/>
+                <w:sz w:val="20"/>
+              </w:rPr>
+              <w:t xml:space="preserve">At this point the poles for the desired overshoot can be calculated through </w:t>
+            </w:r>
+          </w:p>
+          <w:p>
+            <w:pPr>
+              <w:pStyle w:val="DefaultText"/>
+              <w:rPr>
+                <w:rFonts w:asciiTheme="minorHAnsi" w:hAnsiTheme="minorHAnsi" w:cstheme="minorHAnsi"/>
+                <w:sz w:val="20"/>
+              </w:rPr>
+            </w:pPr>
+            <m:oMathPara>
+              <m:oMath>
+                <m:sSub>
+                  <m:sSubPr>
+                    <m:ctrlPr>
+                      <w:rPr>
+                        <w:rFonts w:ascii="Cambria Math" w:hAnsi="Cambria Math" w:cstheme="minorHAnsi"/>
+                        <w:i/>
+                        <w:sz w:val="20"/>
+                      </w:rPr>
+                    </m:ctrlPr>
+                  </m:sSubPr>
+                  <m:e>
+                    <m:r>
+                      <w:rPr>
+                        <w:rFonts w:ascii="Cambria Math" w:hAnsi="Cambria Math" w:cstheme="minorHAnsi"/>
+                        <w:sz w:val="20"/>
+                      </w:rPr>
+                      <m:t>p</m:t>
+                    </m:r>
+                  </m:e>
+                  <m:sub>
+                    <m:r>
+                      <w:rPr>
+                        <w:rFonts w:ascii="Cambria Math" w:hAnsi="Cambria Math" w:cstheme="minorHAnsi"/>
+                        <w:sz w:val="20"/>
+                      </w:rPr>
+                      <m:t>d</m:t>
+                    </m:r>
+                  </m:sub>
+                </m:sSub>
+                <m:r>
+                  <w:rPr>
+                    <w:rFonts w:ascii="Cambria Math" w:hAnsi="Cambria Math" w:cstheme="minorHAnsi"/>
+                    <w:sz w:val="20"/>
+                  </w:rPr>
+                  <m:t>=-3.2737±3.2737</m:t>
+                </m:r>
+                <m:func>
+                  <m:funcPr>
+                    <m:ctrlPr>
+                      <w:rPr>
+                        <w:rFonts w:ascii="Cambria Math" w:hAnsi="Cambria Math" w:cstheme="minorHAnsi"/>
+                        <w:i/>
+                        <w:sz w:val="20"/>
+                      </w:rPr>
+                    </m:ctrlPr>
+                  </m:funcPr>
+                  <m:fName>
+                    <m:r>
+                      <m:rPr>
+                        <m:sty m:val="p"/>
+                      </m:rPr>
+                      <w:rPr>
+                        <w:rFonts w:ascii="Cambria Math" w:hAnsi="Cambria Math" w:cstheme="minorHAnsi"/>
+                        <w:sz w:val="20"/>
+                      </w:rPr>
+                      <m:t>tan</m:t>
+                    </m:r>
+                  </m:fName>
+                  <m:e>
+                    <m:d>
+                      <m:dPr>
+                        <m:ctrlPr>
+                          <w:rPr>
+                            <w:rFonts w:ascii="Cambria Math" w:hAnsi="Cambria Math" w:cstheme="minorHAnsi"/>
+                            <w:i/>
+                            <w:sz w:val="20"/>
+                          </w:rPr>
+                        </m:ctrlPr>
+                      </m:dPr>
+                      <m:e>
+                        <m:r>
+                          <w:rPr>
+                            <w:rFonts w:ascii="Cambria Math" w:hAnsi="Cambria Math" w:cstheme="minorHAnsi"/>
+                            <w:sz w:val="20"/>
+                          </w:rPr>
+                          <m:t>46.4</m:t>
+                        </m:r>
+                      </m:e>
+                    </m:d>
+                    <m:r>
+                      <w:rPr>
+                        <w:rFonts w:ascii="Cambria Math" w:hAnsi="Cambria Math" w:cstheme="minorHAnsi"/>
+                        <w:sz w:val="20"/>
+                      </w:rPr>
+                      <m:t>j</m:t>
+                    </m:r>
+                  </m:e>
+                </m:func>
+                <m:r>
+                  <w:rPr>
+                    <w:rFonts w:ascii="Cambria Math" w:hAnsi="Cambria Math" w:cstheme="minorHAnsi"/>
+                    <w:sz w:val="20"/>
+                  </w:rPr>
+                  <m:t>= -3.2737±3.43j</m:t>
+                </m:r>
+              </m:oMath>
+            </m:oMathPara>
+          </w:p>
+          <w:p>
+            <w:pPr>
+              <w:pStyle w:val="DefaultText"/>
+              <w:rPr>
+                <w:rFonts w:asciiTheme="minorHAnsi" w:hAnsiTheme="minorHAnsi" w:cstheme="minorHAnsi"/>
+                <w:sz w:val="20"/>
+              </w:rPr>
+            </w:pPr>
+            <w:r>
+              <w:rPr>
+                <w:rFonts w:asciiTheme="minorHAnsi" w:hAnsiTheme="minorHAnsi" w:cstheme="minorHAnsi"/>
+                <w:sz w:val="20"/>
+              </w:rPr>
+              <w:t>With this the suitable gain for this system can be calculated through:</w:t>
+            </w:r>
+            <w:r>
+              <w:rPr>
+                <w:rFonts w:asciiTheme="minorHAnsi" w:hAnsiTheme="minorHAnsi" w:cstheme="minorHAnsi"/>
+                <w:sz w:val="20"/>
+              </w:rPr>
+              <w:br/>
+            </w:r>
+            <m:oMathPara>
+              <m:oMath>
+                <m:r>
+                  <w:rPr>
+                    <w:rFonts w:ascii="Cambria Math" w:hAnsi="Cambria Math" w:cstheme="minorHAnsi"/>
+                    <w:sz w:val="20"/>
+                  </w:rPr>
+                  <m:t>K=|</m:t>
+                </m:r>
+                <m:func>
+                  <m:funcPr>
+                    <m:ctrlPr>
+                      <w:rPr>
+                        <w:rFonts w:ascii="Cambria Math" w:hAnsi="Cambria Math" w:cstheme="minorHAnsi"/>
+                        <w:i/>
+                        <w:sz w:val="20"/>
+                      </w:rPr>
+                    </m:ctrlPr>
+                  </m:funcPr>
+                  <m:fName>
+                    <m:limLow>
+                      <m:limLowPr>
+                        <m:ctrlPr>
+                          <w:rPr>
+                            <w:rFonts w:ascii="Cambria Math" w:hAnsi="Cambria Math" w:cstheme="minorHAnsi"/>
+                            <w:i/>
+                            <w:sz w:val="20"/>
+                          </w:rPr>
+                        </m:ctrlPr>
+                      </m:limLowPr>
+                      <m:e>
+                        <m:r>
+                          <m:rPr>
+                            <m:sty m:val="p"/>
+                          </m:rPr>
+                          <w:rPr>
+                            <w:rFonts w:ascii="Cambria Math" w:hAnsi="Cambria Math" w:cstheme="minorHAnsi"/>
+                            <w:sz w:val="20"/>
+                          </w:rPr>
+                          <m:t>lim</m:t>
+                        </m:r>
+                      </m:e>
+                      <m:lim>
+                        <m:r>
+                          <w:rPr>
+                            <w:rFonts w:ascii="Cambria Math" w:hAnsi="Cambria Math" w:cstheme="minorHAnsi"/>
+                            <w:sz w:val="20"/>
+                          </w:rPr>
+                          <m:t>s→-3.2737+3.43j</m:t>
+                        </m:r>
+                        <m:ctrlPr>
+                          <w:rPr>
+                            <w:rFonts w:ascii="Cambria Math" w:hAnsi="Cambria Math" w:cstheme="minorHAnsi"/>
+                            <w:sz w:val="20"/>
+                          </w:rPr>
+                        </m:ctrlPr>
+                      </m:lim>
+                    </m:limLow>
+                  </m:fName>
+                  <m:e>
+                    <m:f>
+                      <m:fPr>
+                        <m:ctrlPr>
+                          <w:rPr>
+                            <w:rFonts w:ascii="Cambria Math" w:hAnsi="Cambria Math" w:cstheme="minorHAnsi"/>
+                            <w:i/>
+                            <w:sz w:val="20"/>
+                          </w:rPr>
+                        </m:ctrlPr>
+                      </m:fPr>
+                      <m:num>
+                        <m:r>
+                          <w:rPr>
+                            <w:rFonts w:ascii="Cambria Math" w:hAnsi="Cambria Math" w:cstheme="minorHAnsi"/>
+                            <w:sz w:val="20"/>
+                          </w:rPr>
+                          <m:t>s</m:t>
+                        </m:r>
+                        <m:d>
+                          <m:dPr>
+                            <m:ctrlPr>
+                              <w:rPr>
+                                <w:rFonts w:ascii="Cambria Math" w:hAnsi="Cambria Math" w:cstheme="minorHAnsi"/>
+                                <w:i/>
+                                <w:sz w:val="20"/>
+                              </w:rPr>
+                            </m:ctrlPr>
+                          </m:dPr>
+                          <m:e>
+                            <m:r>
+                              <w:rPr>
+                                <w:rFonts w:ascii="Cambria Math" w:hAnsi="Cambria Math" w:cstheme="minorHAnsi"/>
+                                <w:sz w:val="20"/>
+                              </w:rPr>
+                              <m:t>s+6.54</m:t>
+                            </m:r>
+                          </m:e>
+                        </m:d>
+                      </m:num>
+                      <m:den>
+                        <m:r>
+                          <w:rPr>
+                            <w:rFonts w:ascii="Cambria Math" w:hAnsi="Cambria Math" w:cstheme="minorHAnsi"/>
+                            <w:sz w:val="20"/>
+                          </w:rPr>
+                          <m:t>Km</m:t>
+                        </m:r>
+                      </m:den>
+                    </m:f>
+                    <m:r>
+                      <w:rPr>
+                        <w:rFonts w:ascii="Cambria Math" w:hAnsi="Cambria Math" w:cstheme="minorHAnsi"/>
+                        <w:sz w:val="20"/>
+                      </w:rPr>
+                      <m:t>|=3.27717</m:t>
+                    </m:r>
+                  </m:e>
+                </m:func>
+              </m:oMath>
+            </m:oMathPara>
+          </w:p>
+          <w:p>
+            <w:pPr>
+              <w:pStyle w:val="DefaultText"/>
+              <w:rPr>
+                <w:rFonts w:asciiTheme="minorHAnsi" w:hAnsiTheme="minorHAnsi" w:cstheme="minorHAnsi"/>
+                <w:sz w:val="20"/>
+              </w:rPr>
+            </w:pPr>
+            <w:r>
+              <w:rPr>
+                <w:rFonts w:asciiTheme="minorHAnsi" w:hAnsiTheme="minorHAnsi" w:cstheme="minorHAnsi"/>
+                <w:sz w:val="20"/>
+              </w:rPr>
+              <w:t xml:space="preserve">The step response of this was </w:t>
+            </w:r>
+            <w:proofErr w:type="gramStart"/>
+            <w:r>
+              <w:rPr>
+                <w:rFonts w:asciiTheme="minorHAnsi" w:hAnsiTheme="minorHAnsi" w:cstheme="minorHAnsi"/>
+                <w:sz w:val="20"/>
+              </w:rPr>
+              <w:t>plot</w:t>
+            </w:r>
+            <w:proofErr w:type="gramEnd"/>
+            <w:r>
+              <w:rPr>
+                <w:rFonts w:asciiTheme="minorHAnsi" w:hAnsiTheme="minorHAnsi" w:cstheme="minorHAnsi"/>
+                <w:sz w:val="20"/>
+              </w:rPr>
+              <w:t xml:space="preserve"> to evaluate whether the compensator is achieving </w:t>
+            </w:r>
+            <w:r>
+              <w:rPr>
+                <w:rFonts w:asciiTheme="minorHAnsi" w:hAnsiTheme="minorHAnsi" w:cstheme="minorHAnsi"/>
+                <w:sz w:val="20"/>
+              </w:rPr>
+              <w:t>the desired response:</w:t>
+            </w:r>
+          </w:p>
+          <w:p>
+            <w:pPr>
+              <w:pStyle w:val="DefaultText"/>
+              <w:jc w:val="center"/>
+              <w:rPr>
+                <w:rFonts w:asciiTheme="minorHAnsi" w:hAnsiTheme="minorHAnsi" w:cstheme="minorHAnsi"/>
+                <w:sz w:val="20"/>
+              </w:rPr>
+            </w:pPr>
+            <w:r>
+              <w:rPr>
+                <w:rFonts w:asciiTheme="minorHAnsi" w:hAnsiTheme="minorHAnsi" w:cstheme="minorHAnsi"/>
+                <w:noProof/>
+                <w:sz w:val="20"/>
+              </w:rPr>
+              <w:drawing>
+                <wp:inline distT="0" distB="0" distL="0" distR="0" wp14:anchorId="021C8BC3" wp14:editId="1D102342">
+                  <wp:extent cx="2397004" cy="1588477"/>
+                  <wp:effectExtent l="0" t="0" r="3810" b="0"/>
+                  <wp:docPr id="759763460" name="Picture 9" descr="A graph with a blue line&#10;&#10;AI-generated content may be incorrect."/>
+                  <wp:cNvGraphicFramePr>
+                    <a:graphicFrameLocks xmlns:a="http://schemas.openxmlformats.org/drawingml/2006/main" noChangeAspect="1"/>
+                  </wp:cNvGraphicFramePr>
+                  <a:graphic xmlns:a="http://schemas.openxmlformats.org/drawingml/2006/main">
+                    <a:graphicData uri="http://schemas.openxmlformats.org/drawingml/2006/picture">
+                      <pic:pic xmlns:pic="http://schemas.openxmlformats.org/drawingml/2006/picture">
+                        <pic:nvPicPr>
+                          <pic:cNvPr id="759763460" name="Picture 9" descr="A graph with a blue line&#10;&#10;AI-generated content may be incorrect."/>
+                          <pic:cNvPicPr/>
+                        </pic:nvPicPr>
+                        <pic:blipFill>
+                          <a:blip r:embed="rId15" cstate="hqprint">
+                            <a:extLst>
+                              <a:ext uri="{28A0092B-C50C-407E-A947-70E740481C1C}">
+                                <a14:useLocalDpi xmlns:a14="http://schemas.microsoft.com/office/drawing/2010/main" val="0"/>
+                              </a:ext>
+                            </a:extLst>
+                          </a:blip>
+                          <a:stretch>
+                            <a:fillRect/>
+                          </a:stretch>
+                        </pic:blipFill>
+                        <pic:spPr>
+                          <a:xfrm>
+                            <a:off x="0" y="0"/>
+                            <a:ext cx="2405751" cy="1594273"/>
+                          </a:xfrm>
+                          <a:prstGeom prst="rect">
+                            <a:avLst/>
+                          </a:prstGeom>
+                        </pic:spPr>
+                      </pic:pic>
+                    </a:graphicData>
+                  </a:graphic>
+                </wp:inline>
+              </w:drawing>
+            </w:r>
+          </w:p>
+          <w:p>
+            <w:pPr>
+              <w:pStyle w:val="DefaultText"/>
               <w:rPr>
                 <w:rFonts w:asciiTheme="minorHAnsi" w:hAnsiTheme="minorHAnsi" w:cstheme="minorHAnsi"/>
                 <w:sz w:val="20"/>
                 <w:highlight w:val="yellow"/>
-                <w:lang w:val="en-US"/>
-              </w:rPr>
-              <w:t>The requested items, see the task sheet.</w:t>
-            </w:r>
-            <w:r>
-              <w:rPr>
-                <w:rFonts w:asciiTheme="minorHAnsi" w:hAnsiTheme="minorHAnsi" w:cstheme="minorHAnsi"/>
-                <w:sz w:val="20"/>
-                <w:highlight w:val="yellow"/>
-                <w:lang w:val="en-US"/>
-              </w:rPr>
-              <w:t xml:space="preserve"> </w:t>
-            </w:r>
-            <w:r>
-              <w:rPr>
-                <w:rFonts w:asciiTheme="minorHAnsi" w:hAnsiTheme="minorHAnsi" w:cstheme="minorHAnsi"/>
-                <w:sz w:val="20"/>
-                <w:highlight w:val="yellow"/>
-                <w:lang w:val="en-US"/>
-              </w:rPr>
-              <w:t xml:space="preserve"> </w:t>
-            </w:r>
-          </w:p>
-          <w:p>
-            <w:pPr>
-              <w:pStyle w:val="DefaultText"/>
-              <w:rPr>
-                <w:rFonts w:asciiTheme="minorHAnsi" w:hAnsiTheme="minorHAnsi" w:cstheme="minorHAnsi"/>
-                <w:sz w:val="20"/>
-                <w:highlight w:val="yellow"/>
-              </w:rPr>
-            </w:pPr>
-          </w:p>
-          <w:p>
-            <w:pPr>
-              <w:pStyle w:val="DefaultText"/>
-              <w:rPr>
-                <w:rFonts w:asciiTheme="minorHAnsi" w:hAnsiTheme="minorHAnsi" w:cstheme="minorHAnsi"/>
-                <w:sz w:val="20"/>
-                <w:highlight w:val="yellow"/>
-              </w:rPr>
-            </w:pPr>
+              </w:rPr>
+            </w:pPr>
+            <w:proofErr w:type="gramStart"/>
+            <w:r>
+              <w:rPr>
+                <w:rFonts w:asciiTheme="minorHAnsi" w:hAnsiTheme="minorHAnsi" w:cstheme="minorHAnsi"/>
+                <w:sz w:val="20"/>
+              </w:rPr>
+              <w:lastRenderedPageBreak/>
+              <w:t>It</w:t>
+            </w:r>
+            <w:r>
+              <w:rPr>
+                <w:rFonts w:asciiTheme="minorHAnsi" w:hAnsiTheme="minorHAnsi" w:cstheme="minorHAnsi"/>
+                <w:sz w:val="20"/>
+              </w:rPr>
+              <w:t xml:space="preserve"> can be seen that the</w:t>
+            </w:r>
+            <w:proofErr w:type="gramEnd"/>
+            <w:r>
+              <w:rPr>
+                <w:rFonts w:asciiTheme="minorHAnsi" w:hAnsiTheme="minorHAnsi" w:cstheme="minorHAnsi"/>
+                <w:sz w:val="20"/>
+              </w:rPr>
+              <w:t xml:space="preserve"> model with the lead compensator adjusts the response to </w:t>
+            </w:r>
+            <w:r>
+              <w:rPr>
+                <w:rFonts w:asciiTheme="minorHAnsi" w:hAnsiTheme="minorHAnsi" w:cstheme="minorHAnsi"/>
+                <w:sz w:val="20"/>
+              </w:rPr>
+              <w:t>take</w:t>
+            </w:r>
+            <w:r>
+              <w:rPr>
+                <w:rFonts w:asciiTheme="minorHAnsi" w:hAnsiTheme="minorHAnsi" w:cstheme="minorHAnsi"/>
+                <w:sz w:val="20"/>
+              </w:rPr>
+              <w:t xml:space="preserve"> half the time to settle and still has an overshoot of 5%, thus demonstrating that the lead compensator is successful.</w:t>
+            </w:r>
           </w:p>
         </w:tc>
       </w:tr>
@@ -6973,12 +12571,12 @@
       </w:pPr>
     </w:p>
     <w:sectPr>
-      <w:headerReference w:type="even" r:id="rId13"/>
-      <w:headerReference w:type="default" r:id="rId14"/>
-      <w:footerReference w:type="even" r:id="rId15"/>
-      <w:footerReference w:type="default" r:id="rId16"/>
-      <w:headerReference w:type="first" r:id="rId17"/>
-      <w:footerReference w:type="first" r:id="rId18"/>
+      <w:headerReference w:type="even" r:id="rId16"/>
+      <w:headerReference w:type="default" r:id="rId17"/>
+      <w:footerReference w:type="even" r:id="rId18"/>
+      <w:footerReference w:type="default" r:id="rId19"/>
+      <w:headerReference w:type="first" r:id="rId20"/>
+      <w:footerReference w:type="first" r:id="rId21"/>
       <w:pgSz w:w="11905" w:h="16838"/>
       <w:pgMar w:top="922" w:right="366" w:bottom="1440" w:left="1474" w:header="792" w:footer="792" w:gutter="0"/>
       <w:cols w:space="720"/>
@@ -8529,7 +14127,6 @@
   <w:style w:type="character" w:default="1" w:styleId="DefaultParagraphFont">
     <w:name w:val="Default Paragraph Font"/>
     <w:uiPriority w:val="1"/>
-    <w:semiHidden/>
     <w:unhideWhenUsed/>
   </w:style>
   <w:style w:type="table" w:default="1" w:styleId="TableNormal">

--- a/EGB345-ServoMotorControlDesignTask-N11977965-2025.docx
+++ b/EGB345-ServoMotorControlDesignTask-N11977965-2025.docx
@@ -152,39 +152,6 @@
     <w:p>
       <w:pPr>
         <w:pStyle w:val="DefaultText"/>
-        <w:ind w:left="-709"/>
-        <w:rPr>
-          <w:rFonts w:asciiTheme="minorHAnsi" w:hAnsiTheme="minorHAnsi" w:cstheme="minorHAnsi"/>
-          <w:b/>
-          <w:smallCaps/>
-          <w:sz w:val="20"/>
-        </w:rPr>
-      </w:pPr>
-      <w:r>
-        <w:rPr>
-          <w:rFonts w:asciiTheme="minorHAnsi" w:hAnsiTheme="minorHAnsi" w:cstheme="minorHAnsi"/>
-          <w:sz w:val="20"/>
-        </w:rPr>
-        <w:t xml:space="preserve">Instructions: replace the yellow highlighted </w:t>
-      </w:r>
-      <w:r>
-        <w:rPr>
-          <w:rFonts w:asciiTheme="minorHAnsi" w:hAnsiTheme="minorHAnsi" w:cstheme="minorHAnsi"/>
-          <w:sz w:val="20"/>
-        </w:rPr>
-        <w:t>with the requested items</w:t>
-      </w:r>
-      <w:r>
-        <w:rPr>
-          <w:rFonts w:asciiTheme="minorHAnsi" w:hAnsiTheme="minorHAnsi" w:cstheme="minorHAnsi"/>
-          <w:sz w:val="20"/>
-        </w:rPr>
-        <w:t xml:space="preserve"> (that is, delete the yellow text).</w:t>
-      </w:r>
-    </w:p>
-    <w:p>
-      <w:pPr>
-        <w:pStyle w:val="DefaultText"/>
         <w:jc w:val="both"/>
         <w:rPr>
           <w:rFonts w:asciiTheme="minorHAnsi" w:hAnsiTheme="minorHAnsi" w:cstheme="minorHAnsi"/>
@@ -964,23 +931,9 @@
                       <w:color w:val="auto"/>
                       <w:sz w:val="20"/>
                       <w:szCs w:val="20"/>
-                      <w:highlight w:val="yellow"/>
                       <w:lang w:val="en-AU" w:eastAsia="en-AU"/>
                     </w:rPr>
-                    <w:t>=</w:t>
-                  </w:r>
-                  <w:r>
-                    <w:rPr>
-                      <w:rFonts w:asciiTheme="minorHAnsi" w:hAnsiTheme="minorHAnsi" w:cstheme="minorHAnsi"/>
-                      <w:i/>
-                      <w:iCs/>
-                      <w:color w:val="auto"/>
-                      <w:sz w:val="20"/>
-                      <w:szCs w:val="20"/>
-                      <w:highlight w:val="yellow"/>
-                      <w:lang w:val="en-AU" w:eastAsia="en-AU"/>
-                    </w:rPr>
-                    <w:t>XXX</w:t>
+                    <w:t>-3.2737</w:t>
                   </w:r>
                 </w:p>
               </w:tc>
@@ -1060,23 +1013,9 @@
                       <w:color w:val="auto"/>
                       <w:sz w:val="20"/>
                       <w:szCs w:val="20"/>
-                      <w:highlight w:val="yellow"/>
                       <w:lang w:val="en-AU" w:eastAsia="en-AU"/>
                     </w:rPr>
-                    <w:t>=</w:t>
-                  </w:r>
-                  <w:r>
-                    <w:rPr>
-                      <w:rFonts w:asciiTheme="minorHAnsi" w:hAnsiTheme="minorHAnsi" w:cstheme="minorHAnsi"/>
-                      <w:i/>
-                      <w:iCs/>
-                      <w:color w:val="auto"/>
-                      <w:sz w:val="20"/>
-                      <w:szCs w:val="20"/>
-                      <w:highlight w:val="yellow"/>
-                      <w:lang w:val="en-AU" w:eastAsia="en-AU"/>
-                    </w:rPr>
-                    <w:t>XXX</w:t>
+                    <w:t>-6.54</w:t>
                   </w:r>
                   <w:r>
                     <w:rPr>
@@ -2476,14 +2415,7 @@
                     <w:rFonts w:ascii="Cambria Math" w:hAnsi="Cambria Math" w:cstheme="minorHAnsi"/>
                     <w:sz w:val="20"/>
                   </w:rPr>
-                  <m:t>%OS=</m:t>
-                </m:r>
-                <m:r>
-                  <w:rPr>
-                    <w:rFonts w:ascii="Cambria Math" w:hAnsi="Cambria Math" w:cstheme="minorHAnsi"/>
-                    <w:sz w:val="20"/>
-                  </w:rPr>
-                  <m:t>100</m:t>
+                  <m:t>%OS=100</m:t>
                 </m:r>
                 <m:sSup>
                   <m:sSupPr>
@@ -2658,7 +2590,7 @@
                 <w:sz w:val="20"/>
               </w:rPr>
               <w:drawing>
-                <wp:inline distT="0" distB="0" distL="0" distR="0" wp14:anchorId="6D2467B4" wp14:editId="296A5DBE">
+                <wp:inline distT="0" distB="0" distL="0" distR="0" wp14:anchorId="6D2467B4" wp14:editId="7D17784B">
                   <wp:extent cx="3139440" cy="1974744"/>
                   <wp:effectExtent l="0" t="0" r="3810" b="6985"/>
                   <wp:docPr id="447708661" name="Picture 2" descr="A graph of a diagram&#10;&#10;AI-generated content may be incorrect."/>
@@ -3258,7 +3190,7 @@
                 <w:sz w:val="20"/>
               </w:rPr>
               <w:drawing>
-                <wp:inline distT="0" distB="0" distL="0" distR="0" wp14:anchorId="2CD31C05" wp14:editId="1D217BCB">
+                <wp:inline distT="0" distB="0" distL="0" distR="0" wp14:anchorId="2CD31C05" wp14:editId="0D0111E0">
                   <wp:extent cx="3002280" cy="1989588"/>
                   <wp:effectExtent l="0" t="0" r="7620" b="0"/>
                   <wp:docPr id="409365778" name="Picture 4" descr="A graph of a closed loop step response&#10;&#10;AI-generated content may be incorrect."/>
@@ -6485,14 +6417,7 @@
                     <w:rFonts w:ascii="Cambria Math" w:hAnsi="Cambria Math" w:cstheme="minorHAnsi"/>
                     <w:sz w:val="20"/>
                   </w:rPr>
-                  <m:t>ω=</m:t>
-                </m:r>
-                <m:r>
-                  <w:rPr>
-                    <w:rFonts w:ascii="Cambria Math" w:hAnsi="Cambria Math" w:cstheme="minorHAnsi"/>
-                    <w:sz w:val="20"/>
-                  </w:rPr>
-                  <m:t>±10.35</m:t>
+                  <m:t>ω=±10.35</m:t>
                 </m:r>
               </m:oMath>
             </m:oMathPara>
@@ -6832,11 +6757,60 @@
           <w:p>
             <w:pPr>
               <w:pStyle w:val="DefaultText"/>
-              <w:rPr>
-                <w:rFonts w:asciiTheme="minorHAnsi" w:hAnsiTheme="minorHAnsi" w:cstheme="minorHAnsi"/>
-                <w:sz w:val="20"/>
-              </w:rPr>
-            </w:pPr>
+              <w:jc w:val="center"/>
+              <w:rPr>
+                <w:rFonts w:asciiTheme="minorHAnsi" w:hAnsiTheme="minorHAnsi" w:cstheme="minorHAnsi"/>
+                <w:sz w:val="20"/>
+              </w:rPr>
+            </w:pPr>
+            <w:r>
+              <w:rPr>
+                <w:rFonts w:asciiTheme="minorHAnsi" w:hAnsiTheme="minorHAnsi" w:cstheme="minorHAnsi"/>
+                <w:noProof/>
+                <w:sz w:val="20"/>
+              </w:rPr>
+              <w:drawing>
+                <wp:inline distT="0" distB="0" distL="0" distR="0" wp14:anchorId="1738AD6E" wp14:editId="786E7002">
+                  <wp:extent cx="1641681" cy="1977683"/>
+                  <wp:effectExtent l="0" t="0" r="0" b="3810"/>
+                  <wp:docPr id="600947282" name="Picture 7"/>
+                  <wp:cNvGraphicFramePr>
+                    <a:graphicFrameLocks xmlns:a="http://schemas.openxmlformats.org/drawingml/2006/main" noChangeAspect="1"/>
+                  </wp:cNvGraphicFramePr>
+                  <a:graphic xmlns:a="http://schemas.openxmlformats.org/drawingml/2006/main">
+                    <a:graphicData uri="http://schemas.openxmlformats.org/drawingml/2006/picture">
+                      <pic:pic xmlns:pic="http://schemas.openxmlformats.org/drawingml/2006/picture">
+                        <pic:nvPicPr>
+                          <pic:cNvPr id="600947282" name="Picture 600947282"/>
+                          <pic:cNvPicPr/>
+                        </pic:nvPicPr>
+                        <pic:blipFill>
+                          <a:blip r:embed="rId13" cstate="hqprint">
+                            <a:extLst>
+                              <a:ext uri="{28A0092B-C50C-407E-A947-70E740481C1C}">
+                                <a14:useLocalDpi xmlns:a14="http://schemas.microsoft.com/office/drawing/2010/main" val="0"/>
+                              </a:ext>
+                            </a:extLst>
+                          </a:blip>
+                          <a:stretch>
+                            <a:fillRect/>
+                          </a:stretch>
+                        </pic:blipFill>
+                        <pic:spPr>
+                          <a:xfrm>
+                            <a:off x="0" y="0"/>
+                            <a:ext cx="1646885" cy="1983952"/>
+                          </a:xfrm>
+                          <a:prstGeom prst="rect">
+                            <a:avLst/>
+                          </a:prstGeom>
+                        </pic:spPr>
+                      </pic:pic>
+                    </a:graphicData>
+                  </a:graphic>
+                </wp:inline>
+              </w:drawing>
+            </w:r>
           </w:p>
           <w:p>
             <w:pPr>
@@ -7230,8 +7204,9 @@
                 <w:noProof/>
                 <w:sz w:val="20"/>
               </w:rPr>
+              <w:lastRenderedPageBreak/>
               <w:drawing>
-                <wp:inline distT="0" distB="0" distL="0" distR="0" wp14:anchorId="56B63622" wp14:editId="4D6C656F">
+                <wp:inline distT="0" distB="0" distL="0" distR="0" wp14:anchorId="56B63622" wp14:editId="03130DB2">
                   <wp:extent cx="2803877" cy="1858108"/>
                   <wp:effectExtent l="0" t="0" r="0" b="8890"/>
                   <wp:docPr id="1664314050" name="Picture 7" descr="A graph of a step response&#10;&#10;AI-generated content may be incorrect."/>
@@ -7246,7 +7221,7 @@
                           <pic:cNvPicPr/>
                         </pic:nvPicPr>
                         <pic:blipFill>
-                          <a:blip r:embed="rId13" cstate="hqprint">
+                          <a:blip r:embed="rId14" cstate="hqprint">
                             <a:extLst>
                               <a:ext uri="{28A0092B-C50C-407E-A947-70E740481C1C}">
                                 <a14:useLocalDpi xmlns:a14="http://schemas.microsoft.com/office/drawing/2010/main" val="0"/>
@@ -7287,7 +7262,6 @@
                 <w:rFonts w:asciiTheme="minorHAnsi" w:hAnsiTheme="minorHAnsi" w:cstheme="minorHAnsi"/>
                 <w:sz w:val="20"/>
               </w:rPr>
-              <w:lastRenderedPageBreak/>
               <w:t>It can be seen that the</w:t>
             </w:r>
             <w:proofErr w:type="gramEnd"/>
@@ -7455,14 +7429,7 @@
                         <w:rFonts w:ascii="Cambria Math" w:hAnsi="Cambria Math" w:cstheme="minorHAnsi"/>
                         <w:sz w:val="20"/>
                       </w:rPr>
-                      <m:t>0-3.2737-</m:t>
-                    </m:r>
-                    <m:r>
-                      <w:rPr>
-                        <w:rFonts w:ascii="Cambria Math" w:hAnsi="Cambria Math" w:cstheme="minorHAnsi"/>
-                        <w:sz w:val="20"/>
-                      </w:rPr>
-                      <m:t>6.5474</m:t>
+                      <m:t>0-3.2737-6.5474</m:t>
                     </m:r>
                   </m:num>
                   <m:den>
@@ -7516,14 +7483,7 @@
                     <w:rFonts w:ascii="Cambria Math" w:hAnsi="Cambria Math" w:cstheme="minorHAnsi"/>
                     <w:sz w:val="20"/>
                   </w:rPr>
-                  <m:t>=-</m:t>
-                </m:r>
-                <m:r>
-                  <w:rPr>
-                    <w:rFonts w:ascii="Cambria Math" w:hAnsi="Cambria Math" w:cstheme="minorHAnsi"/>
-                    <w:sz w:val="20"/>
-                  </w:rPr>
-                  <m:t>3.2737</m:t>
+                  <m:t>=-3.2737</m:t>
                 </m:r>
               </m:oMath>
             </m:oMathPara>
@@ -8409,14 +8369,7 @@
                             <w:rFonts w:ascii="Cambria Math" w:hAnsi="Cambria Math" w:cstheme="minorHAnsi"/>
                             <w:sz w:val="20"/>
                           </w:rPr>
-                          <m:t>σ+</m:t>
-                        </m:r>
-                        <m:r>
-                          <w:rPr>
-                            <w:rFonts w:ascii="Cambria Math" w:hAnsi="Cambria Math" w:cstheme="minorHAnsi"/>
-                            <w:sz w:val="20"/>
-                          </w:rPr>
-                          <m:t>6.5474</m:t>
+                          <m:t>σ+6.5474</m:t>
                         </m:r>
                       </m:e>
                     </m:d>
@@ -8517,28 +8470,7 @@
                     <w:rFonts w:ascii="Cambria Math" w:hAnsi="Cambria Math" w:cstheme="minorHAnsi"/>
                     <w:sz w:val="20"/>
                   </w:rPr>
-                  <m:t>σ= -</m:t>
-                </m:r>
-                <m:r>
-                  <w:rPr>
-                    <w:rFonts w:ascii="Cambria Math" w:hAnsi="Cambria Math" w:cstheme="minorHAnsi"/>
-                    <w:sz w:val="20"/>
-                  </w:rPr>
-                  <m:t>5.164,</m:t>
-                </m:r>
-                <m:r>
-                  <w:rPr>
-                    <w:rFonts w:ascii="Cambria Math" w:hAnsi="Cambria Math" w:cstheme="minorHAnsi"/>
-                    <w:sz w:val="20"/>
-                  </w:rPr>
-                  <m:t xml:space="preserve"> -1.</m:t>
-                </m:r>
-                <m:r>
-                  <w:rPr>
-                    <w:rFonts w:ascii="Cambria Math" w:hAnsi="Cambria Math" w:cstheme="minorHAnsi"/>
-                    <w:sz w:val="20"/>
-                  </w:rPr>
-                  <m:t>384</m:t>
+                  <m:t>σ= -5.164, -1.384</m:t>
                 </m:r>
               </m:oMath>
             </m:oMathPara>
@@ -8593,21 +8525,7 @@
                         <w:rFonts w:ascii="Cambria Math" w:hAnsi="Cambria Math" w:cstheme="minorHAnsi"/>
                         <w:sz w:val="20"/>
                       </w:rPr>
-                      <m:t>Km×</m:t>
-                    </m:r>
-                    <m:r>
-                      <w:rPr>
-                        <w:rFonts w:ascii="Cambria Math" w:hAnsi="Cambria Math" w:cstheme="minorHAnsi"/>
-                        <w:sz w:val="20"/>
-                      </w:rPr>
-                      <m:t>2</m:t>
-                    </m:r>
-                    <m:r>
-                      <w:rPr>
-                        <w:rFonts w:ascii="Cambria Math" w:hAnsi="Cambria Math" w:cstheme="minorHAnsi"/>
-                        <w:sz w:val="20"/>
-                      </w:rPr>
-                      <m:t>α×K</m:t>
+                      <m:t>Km×2α×K</m:t>
                     </m:r>
                   </m:num>
                   <m:den>
@@ -8654,21 +8572,7 @@
                             <w:rFonts w:ascii="Cambria Math" w:hAnsi="Cambria Math" w:cstheme="minorHAnsi"/>
                             <w:sz w:val="20"/>
                           </w:rPr>
-                          <m:t>jω+</m:t>
-                        </m:r>
-                        <m:r>
-                          <w:rPr>
-                            <w:rFonts w:ascii="Cambria Math" w:hAnsi="Cambria Math" w:cstheme="minorHAnsi"/>
-                            <w:sz w:val="20"/>
-                          </w:rPr>
-                          <m:t>2</m:t>
-                        </m:r>
-                        <m:r>
-                          <w:rPr>
-                            <w:rFonts w:ascii="Cambria Math" w:hAnsi="Cambria Math" w:cstheme="minorHAnsi"/>
-                            <w:sz w:val="20"/>
-                          </w:rPr>
-                          <m:t>α</m:t>
+                          <m:t>jω+2α</m:t>
                         </m:r>
                       </m:e>
                     </m:d>
@@ -8730,21 +8634,7 @@
                         <w:rFonts w:ascii="Cambria Math" w:hAnsi="Cambria Math" w:cstheme="minorHAnsi"/>
                         <w:sz w:val="20"/>
                       </w:rPr>
-                      <m:t>jω+</m:t>
-                    </m:r>
-                    <m:r>
-                      <w:rPr>
-                        <w:rFonts w:ascii="Cambria Math" w:hAnsi="Cambria Math" w:cstheme="minorHAnsi"/>
-                        <w:sz w:val="20"/>
-                      </w:rPr>
-                      <m:t>2</m:t>
-                    </m:r>
-                    <m:r>
-                      <w:rPr>
-                        <w:rFonts w:ascii="Cambria Math" w:hAnsi="Cambria Math" w:cstheme="minorHAnsi"/>
-                        <w:sz w:val="20"/>
-                      </w:rPr>
-                      <m:t>α</m:t>
+                      <m:t>jω+2α</m:t>
                     </m:r>
                   </m:e>
                 </m:d>
@@ -8912,14 +8802,7 @@
                         <w:rFonts w:ascii="Cambria Math" w:hAnsi="Cambria Math" w:cstheme="minorHAnsi"/>
                         <w:sz w:val="20"/>
                       </w:rPr>
-                      <m:t>α-</m:t>
-                    </m:r>
-                    <m:r>
-                      <w:rPr>
-                        <w:rFonts w:ascii="Cambria Math" w:hAnsi="Cambria Math" w:cstheme="minorHAnsi"/>
-                        <w:sz w:val="20"/>
-                      </w:rPr>
-                      <m:t>2</m:t>
+                      <m:t>α-2</m:t>
                     </m:r>
                     <m:sSup>
                       <m:sSupPr>
@@ -8964,21 +8847,7 @@
                     <w:rFonts w:ascii="Cambria Math" w:hAnsi="Cambria Math" w:cstheme="minorHAnsi"/>
                     <w:sz w:val="20"/>
                   </w:rPr>
-                  <m:t>= -Km×</m:t>
-                </m:r>
-                <m:r>
-                  <w:rPr>
-                    <w:rFonts w:ascii="Cambria Math" w:hAnsi="Cambria Math" w:cstheme="minorHAnsi"/>
-                    <w:sz w:val="20"/>
-                  </w:rPr>
-                  <m:t>2</m:t>
-                </m:r>
-                <m:r>
-                  <w:rPr>
-                    <w:rFonts w:ascii="Cambria Math" w:hAnsi="Cambria Math" w:cstheme="minorHAnsi"/>
-                    <w:sz w:val="20"/>
-                  </w:rPr>
-                  <m:t>α×K</m:t>
+                  <m:t>= -Km×2α×K</m:t>
                 </m:r>
               </m:oMath>
             </m:oMathPara>
@@ -9101,21 +8970,7 @@
                             <w:rFonts w:ascii="Cambria Math" w:hAnsi="Cambria Math" w:cstheme="minorHAnsi"/>
                             <w:sz w:val="20"/>
                           </w:rPr>
-                          <m:t>Km×</m:t>
-                        </m:r>
-                        <m:r>
-                          <w:rPr>
-                            <w:rFonts w:ascii="Cambria Math" w:hAnsi="Cambria Math" w:cstheme="minorHAnsi"/>
-                            <w:sz w:val="20"/>
-                          </w:rPr>
-                          <m:t>2</m:t>
-                        </m:r>
-                        <m:r>
-                          <w:rPr>
-                            <w:rFonts w:ascii="Cambria Math" w:hAnsi="Cambria Math" w:cstheme="minorHAnsi"/>
-                            <w:sz w:val="20"/>
-                          </w:rPr>
-                          <m:t>α</m:t>
+                          <m:t>Km×2α</m:t>
                         </m:r>
                       </m:den>
                     </m:f>
@@ -9184,14 +9039,7 @@
                             <w:rFonts w:ascii="Cambria Math" w:hAnsi="Cambria Math" w:cstheme="minorHAnsi"/>
                             <w:sz w:val="20"/>
                           </w:rPr>
-                          <m:t>α-</m:t>
-                        </m:r>
-                        <m:r>
-                          <w:rPr>
-                            <w:rFonts w:ascii="Cambria Math" w:hAnsi="Cambria Math" w:cstheme="minorHAnsi"/>
-                            <w:sz w:val="20"/>
-                          </w:rPr>
-                          <m:t>2</m:t>
+                          <m:t>α-2</m:t>
                         </m:r>
                         <m:sSup>
                           <m:sSupPr>
@@ -9236,21 +9084,7 @@
                             <w:rFonts w:ascii="Cambria Math" w:hAnsi="Cambria Math" w:cstheme="minorHAnsi"/>
                             <w:sz w:val="20"/>
                           </w:rPr>
-                          <m:t>Km×</m:t>
-                        </m:r>
-                        <m:r>
-                          <w:rPr>
-                            <w:rFonts w:ascii="Cambria Math" w:hAnsi="Cambria Math" w:cstheme="minorHAnsi"/>
-                            <w:sz w:val="20"/>
-                          </w:rPr>
-                          <m:t>2</m:t>
-                        </m:r>
-                        <m:r>
-                          <w:rPr>
-                            <w:rFonts w:ascii="Cambria Math" w:hAnsi="Cambria Math" w:cstheme="minorHAnsi"/>
-                            <w:sz w:val="20"/>
-                          </w:rPr>
-                          <m:t>α</m:t>
+                          <m:t>Km×2α</m:t>
                         </m:r>
                       </m:den>
                     </m:f>
@@ -9376,21 +9210,7 @@
                         <w:rFonts w:ascii="Cambria Math" w:hAnsi="Cambria Math" w:cstheme="minorHAnsi"/>
                         <w:sz w:val="20"/>
                       </w:rPr>
-                      <m:t>Km×</m:t>
-                    </m:r>
-                    <m:r>
-                      <w:rPr>
-                        <w:rFonts w:ascii="Cambria Math" w:hAnsi="Cambria Math" w:cstheme="minorHAnsi"/>
-                        <w:sz w:val="20"/>
-                      </w:rPr>
-                      <m:t>2</m:t>
-                    </m:r>
-                    <m:r>
-                      <w:rPr>
-                        <w:rFonts w:ascii="Cambria Math" w:hAnsi="Cambria Math" w:cstheme="minorHAnsi"/>
-                        <w:sz w:val="20"/>
-                      </w:rPr>
-                      <m:t>α</m:t>
+                      <m:t>Km×2α</m:t>
                     </m:r>
                   </m:den>
                 </m:f>
@@ -9526,14 +9346,7 @@
                         <w:rFonts w:ascii="Cambria Math" w:hAnsi="Cambria Math" w:cstheme="minorHAnsi"/>
                         <w:sz w:val="20"/>
                       </w:rPr>
-                      <m:t>2</m:t>
-                    </m:r>
-                    <m:r>
-                      <w:rPr>
-                        <w:rFonts w:ascii="Cambria Math" w:hAnsi="Cambria Math" w:cstheme="minorHAnsi"/>
-                        <w:sz w:val="20"/>
-                      </w:rPr>
-                      <m:t>×</m:t>
+                      <m:t>2×</m:t>
                     </m:r>
                     <m:sSup>
                       <m:sSupPr>
@@ -9585,14 +9398,7 @@
                     <w:rFonts w:ascii="Cambria Math" w:hAnsi="Cambria Math" w:cstheme="minorHAnsi"/>
                     <w:sz w:val="20"/>
                   </w:rPr>
-                  <m:t>ω=±</m:t>
-                </m:r>
-                <m:r>
-                  <w:rPr>
-                    <w:rFonts w:ascii="Cambria Math" w:hAnsi="Cambria Math" w:cstheme="minorHAnsi"/>
-                    <w:sz w:val="20"/>
-                  </w:rPr>
-                  <m:t>4.63</m:t>
+                  <m:t>ω=±4.63</m:t>
                 </m:r>
               </m:oMath>
             </m:oMathPara>
@@ -9860,6 +9666,55 @@
                 <w:sz w:val="20"/>
               </w:rPr>
             </w:pPr>
+            <w:r>
+              <w:rPr>
+                <w:rFonts w:asciiTheme="minorHAnsi" w:hAnsiTheme="minorHAnsi" w:cstheme="minorHAnsi"/>
+                <w:noProof/>
+                <w:sz w:val="20"/>
+              </w:rPr>
+              <w:lastRenderedPageBreak/>
+              <w:drawing>
+                <wp:inline distT="0" distB="0" distL="0" distR="0" wp14:anchorId="3B61B130" wp14:editId="36911F66">
+                  <wp:extent cx="2004646" cy="1810057"/>
+                  <wp:effectExtent l="0" t="0" r="0" b="0"/>
+                  <wp:docPr id="330263281" name="Picture 8" descr="A graph of a function&#10;&#10;AI-generated content may be incorrect."/>
+                  <wp:cNvGraphicFramePr>
+                    <a:graphicFrameLocks xmlns:a="http://schemas.openxmlformats.org/drawingml/2006/main" noChangeAspect="1"/>
+                  </wp:cNvGraphicFramePr>
+                  <a:graphic xmlns:a="http://schemas.openxmlformats.org/drawingml/2006/main">
+                    <a:graphicData uri="http://schemas.openxmlformats.org/drawingml/2006/picture">
+                      <pic:pic xmlns:pic="http://schemas.openxmlformats.org/drawingml/2006/picture">
+                        <pic:nvPicPr>
+                          <pic:cNvPr id="330263281" name="Picture 8" descr="A graph of a function&#10;&#10;AI-generated content may be incorrect."/>
+                          <pic:cNvPicPr/>
+                        </pic:nvPicPr>
+                        <pic:blipFill>
+                          <a:blip r:embed="rId15" cstate="hqprint">
+                            <a:extLst>
+                              <a:ext uri="{28A0092B-C50C-407E-A947-70E740481C1C}">
+                                <a14:useLocalDpi xmlns:a14="http://schemas.microsoft.com/office/drawing/2010/main" val="0"/>
+                              </a:ext>
+                            </a:extLst>
+                          </a:blip>
+                          <a:stretch>
+                            <a:fillRect/>
+                          </a:stretch>
+                        </pic:blipFill>
+                        <pic:spPr>
+                          <a:xfrm>
+                            <a:off x="0" y="0"/>
+                            <a:ext cx="2018156" cy="1822256"/>
+                          </a:xfrm>
+                          <a:prstGeom prst="rect">
+                            <a:avLst/>
+                          </a:prstGeom>
+                        </pic:spPr>
+                      </pic:pic>
+                    </a:graphicData>
+                  </a:graphic>
+                </wp:inline>
+              </w:drawing>
+            </w:r>
           </w:p>
           <w:p>
             <w:pPr>
@@ -10095,35 +9950,7 @@
                                 <w:rFonts w:ascii="Cambria Math" w:hAnsi="Cambria Math" w:cstheme="minorHAnsi"/>
                                 <w:sz w:val="20"/>
                               </w:rPr>
-                              <m:t>s→-1.</m:t>
-                            </m:r>
-                            <m:r>
-                              <w:rPr>
-                                <w:rFonts w:ascii="Cambria Math" w:hAnsi="Cambria Math" w:cstheme="minorHAnsi"/>
-                                <w:sz w:val="20"/>
-                              </w:rPr>
-                              <m:t>2</m:t>
-                            </m:r>
-                            <m:r>
-                              <w:rPr>
-                                <w:rFonts w:ascii="Cambria Math" w:hAnsi="Cambria Math" w:cstheme="minorHAnsi"/>
-                                <w:sz w:val="20"/>
-                              </w:rPr>
-                              <m:t>+1.</m:t>
-                            </m:r>
-                            <m:r>
-                              <w:rPr>
-                                <w:rFonts w:ascii="Cambria Math" w:hAnsi="Cambria Math" w:cstheme="minorHAnsi"/>
-                                <w:sz w:val="20"/>
-                              </w:rPr>
-                              <m:t>2</m:t>
-                            </m:r>
-                            <m:r>
-                              <w:rPr>
-                                <w:rFonts w:ascii="Cambria Math" w:hAnsi="Cambria Math" w:cstheme="minorHAnsi"/>
-                                <w:sz w:val="20"/>
-                              </w:rPr>
-                              <m:t>j</m:t>
+                              <m:t>s→-1.2+1.2j</m:t>
                             </m:r>
                             <m:ctrlPr>
                               <w:rPr>
@@ -10189,21 +10016,7 @@
                                     <w:rFonts w:ascii="Cambria Math" w:hAnsi="Cambria Math" w:cstheme="minorHAnsi"/>
                                     <w:sz w:val="20"/>
                                   </w:rPr>
-                                  <m:t>s+</m:t>
-                                </m:r>
-                                <m:r>
-                                  <w:rPr>
-                                    <w:rFonts w:ascii="Cambria Math" w:hAnsi="Cambria Math" w:cstheme="minorHAnsi"/>
-                                    <w:sz w:val="20"/>
-                                  </w:rPr>
-                                  <m:t>2</m:t>
-                                </m:r>
-                                <m:r>
-                                  <w:rPr>
-                                    <w:rFonts w:ascii="Cambria Math" w:hAnsi="Cambria Math" w:cstheme="minorHAnsi"/>
-                                    <w:sz w:val="20"/>
-                                  </w:rPr>
-                                  <m:t>α</m:t>
+                                  <m:t>s+2α</m:t>
                                 </m:r>
                               </m:e>
                             </m:d>
@@ -10214,14 +10027,7 @@
                                 <w:rFonts w:ascii="Cambria Math" w:hAnsi="Cambria Math" w:cstheme="minorHAnsi"/>
                                 <w:sz w:val="20"/>
                               </w:rPr>
-                              <m:t>2</m:t>
-                            </m:r>
-                            <m:r>
-                              <w:rPr>
-                                <w:rFonts w:ascii="Cambria Math" w:hAnsi="Cambria Math" w:cstheme="minorHAnsi"/>
-                                <w:sz w:val="20"/>
-                              </w:rPr>
-                              <m:t>×6.88528×3.2737</m:t>
+                              <m:t>2×6.88528×3.2737</m:t>
                             </m:r>
                           </m:den>
                         </m:f>
@@ -10234,14 +10040,7 @@
                     <w:rFonts w:ascii="Cambria Math" w:hAnsi="Cambria Math" w:cstheme="minorHAnsi"/>
                     <w:sz w:val="20"/>
                   </w:rPr>
-                  <m:t>=0.</m:t>
-                </m:r>
-                <m:r>
-                  <w:rPr>
-                    <w:rFonts w:ascii="Cambria Math" w:hAnsi="Cambria Math" w:cstheme="minorHAnsi"/>
-                    <w:sz w:val="20"/>
-                  </w:rPr>
-                  <m:t>496633</m:t>
+                  <m:t>=0.496633</m:t>
                 </m:r>
               </m:oMath>
             </m:oMathPara>
@@ -10293,7 +10092,7 @@
                           <pic:cNvPicPr/>
                         </pic:nvPicPr>
                         <pic:blipFill>
-                          <a:blip r:embed="rId14" cstate="hqprint">
+                          <a:blip r:embed="rId16" cstate="hqprint">
                             <a:extLst>
                               <a:ext uri="{28A0092B-C50C-407E-A947-70E740481C1C}">
                                 <a14:useLocalDpi xmlns:a14="http://schemas.microsoft.com/office/drawing/2010/main" val="0"/>
@@ -10333,8 +10132,356 @@
                 <w:rFonts w:asciiTheme="minorHAnsi" w:hAnsiTheme="minorHAnsi" w:cstheme="minorHAnsi"/>
                 <w:sz w:val="20"/>
               </w:rPr>
+              <w:t>The system peaks at a 4% overshoot demonstrating the feasibility of the model given that approximations had to be made to allow for hand sketching.</w:t>
+            </w:r>
+          </w:p>
+          <w:p>
+            <w:pPr>
+              <w:pStyle w:val="DefaultText"/>
+              <w:rPr>
+                <w:rFonts w:asciiTheme="minorHAnsi" w:hAnsiTheme="minorHAnsi" w:cstheme="minorHAnsi"/>
+                <w:sz w:val="20"/>
+              </w:rPr>
+            </w:pPr>
+          </w:p>
+          <w:p>
+            <w:pPr>
+              <w:pStyle w:val="DefaultText"/>
+              <w:rPr>
+                <w:rFonts w:asciiTheme="minorHAnsi" w:hAnsiTheme="minorHAnsi" w:cstheme="minorHAnsi"/>
+                <w:sz w:val="20"/>
+              </w:rPr>
+            </w:pPr>
+            <w:r>
+              <w:rPr>
+                <w:rFonts w:asciiTheme="minorHAnsi" w:hAnsiTheme="minorHAnsi" w:cstheme="minorHAnsi"/>
+                <w:sz w:val="20"/>
+              </w:rPr>
+              <w:t xml:space="preserve">To evaluate how the gains of each of the systems acted on each other new step responses were </w:t>
+            </w:r>
+            <w:proofErr w:type="gramStart"/>
+            <w:r>
+              <w:rPr>
+                <w:rFonts w:asciiTheme="minorHAnsi" w:hAnsiTheme="minorHAnsi" w:cstheme="minorHAnsi"/>
+                <w:sz w:val="20"/>
+              </w:rPr>
+              <w:t>plot</w:t>
+            </w:r>
+            <w:proofErr w:type="gramEnd"/>
+            <w:r>
+              <w:rPr>
+                <w:rFonts w:asciiTheme="minorHAnsi" w:hAnsiTheme="minorHAnsi" w:cstheme="minorHAnsi"/>
+                <w:sz w:val="20"/>
+              </w:rPr>
+              <w:t xml:space="preserve"> to allow for inspection.</w:t>
+            </w:r>
+          </w:p>
+          <w:p>
+            <w:pPr>
+              <w:pStyle w:val="DefaultText"/>
+              <w:rPr>
+                <w:rFonts w:asciiTheme="minorHAnsi" w:hAnsiTheme="minorHAnsi" w:cstheme="minorHAnsi"/>
+                <w:sz w:val="20"/>
+              </w:rPr>
+            </w:pPr>
+          </w:p>
+          <w:p>
+            <w:pPr>
+              <w:pStyle w:val="DefaultText"/>
+              <w:jc w:val="center"/>
+              <w:rPr>
+                <w:rFonts w:asciiTheme="minorHAnsi" w:hAnsiTheme="minorHAnsi" w:cstheme="minorHAnsi"/>
+                <w:sz w:val="20"/>
+              </w:rPr>
+            </w:pPr>
+            <w:r>
+              <w:rPr>
+                <w:rFonts w:asciiTheme="minorHAnsi" w:hAnsiTheme="minorHAnsi" w:cstheme="minorHAnsi"/>
+                <w:noProof/>
+                <w:sz w:val="20"/>
+              </w:rPr>
               <w:lastRenderedPageBreak/>
-              <w:t>The system peaks at a 4% overshoot demonstrating the feasibility of the model given that approximations had to be made to allow for hand sketching.</w:t>
+              <w:drawing>
+                <wp:inline distT="0" distB="0" distL="0" distR="0" wp14:anchorId="72F3CE61" wp14:editId="4F441CD6">
+                  <wp:extent cx="2936069" cy="1960880"/>
+                  <wp:effectExtent l="0" t="0" r="0" b="1270"/>
+                  <wp:docPr id="588600063" name="Picture 1"/>
+                  <wp:cNvGraphicFramePr>
+                    <a:graphicFrameLocks xmlns:a="http://schemas.openxmlformats.org/drawingml/2006/main" noChangeAspect="1"/>
+                  </wp:cNvGraphicFramePr>
+                  <a:graphic xmlns:a="http://schemas.openxmlformats.org/drawingml/2006/main">
+                    <a:graphicData uri="http://schemas.openxmlformats.org/drawingml/2006/picture">
+                      <pic:pic xmlns:pic="http://schemas.openxmlformats.org/drawingml/2006/picture">
+                        <pic:nvPicPr>
+                          <pic:cNvPr id="588600063" name="Picture 588600063"/>
+                          <pic:cNvPicPr/>
+                        </pic:nvPicPr>
+                        <pic:blipFill>
+                          <a:blip r:embed="rId17" cstate="hqprint">
+                            <a:extLst>
+                              <a:ext uri="{28A0092B-C50C-407E-A947-70E740481C1C}">
+                                <a14:useLocalDpi xmlns:a14="http://schemas.microsoft.com/office/drawing/2010/main" val="0"/>
+                              </a:ext>
+                            </a:extLst>
+                          </a:blip>
+                          <a:stretch>
+                            <a:fillRect/>
+                          </a:stretch>
+                        </pic:blipFill>
+                        <pic:spPr>
+                          <a:xfrm>
+                            <a:off x="0" y="0"/>
+                            <a:ext cx="2945127" cy="1966930"/>
+                          </a:xfrm>
+                          <a:prstGeom prst="rect">
+                            <a:avLst/>
+                          </a:prstGeom>
+                        </pic:spPr>
+                      </pic:pic>
+                    </a:graphicData>
+                  </a:graphic>
+                </wp:inline>
+              </w:drawing>
+            </w:r>
+            <w:r>
+              <w:rPr>
+                <w:rFonts w:asciiTheme="minorHAnsi" w:hAnsiTheme="minorHAnsi" w:cstheme="minorHAnsi"/>
+                <w:noProof/>
+                <w:sz w:val="20"/>
+              </w:rPr>
+              <w:drawing>
+                <wp:inline distT="0" distB="0" distL="0" distR="0" wp14:anchorId="5C42BC4D" wp14:editId="14139B93">
+                  <wp:extent cx="2681962" cy="1777316"/>
+                  <wp:effectExtent l="0" t="0" r="4445" b="0"/>
+                  <wp:docPr id="204725735" name="Picture 2"/>
+                  <wp:cNvGraphicFramePr>
+                    <a:graphicFrameLocks xmlns:a="http://schemas.openxmlformats.org/drawingml/2006/main" noChangeAspect="1"/>
+                  </wp:cNvGraphicFramePr>
+                  <a:graphic xmlns:a="http://schemas.openxmlformats.org/drawingml/2006/main">
+                    <a:graphicData uri="http://schemas.openxmlformats.org/drawingml/2006/picture">
+                      <pic:pic xmlns:pic="http://schemas.openxmlformats.org/drawingml/2006/picture">
+                        <pic:nvPicPr>
+                          <pic:cNvPr id="204725735" name="Picture 204725735"/>
+                          <pic:cNvPicPr/>
+                        </pic:nvPicPr>
+                        <pic:blipFill>
+                          <a:blip r:embed="rId18" cstate="hqprint">
+                            <a:extLst>
+                              <a:ext uri="{28A0092B-C50C-407E-A947-70E740481C1C}">
+                                <a14:useLocalDpi xmlns:a14="http://schemas.microsoft.com/office/drawing/2010/main" val="0"/>
+                              </a:ext>
+                            </a:extLst>
+                          </a:blip>
+                          <a:stretch>
+                            <a:fillRect/>
+                          </a:stretch>
+                        </pic:blipFill>
+                        <pic:spPr>
+                          <a:xfrm>
+                            <a:off x="0" y="0"/>
+                            <a:ext cx="2681962" cy="1777316"/>
+                          </a:xfrm>
+                          <a:prstGeom prst="rect">
+                            <a:avLst/>
+                          </a:prstGeom>
+                        </pic:spPr>
+                      </pic:pic>
+                    </a:graphicData>
+                  </a:graphic>
+                </wp:inline>
+              </w:drawing>
+            </w:r>
+            <w:r>
+              <w:rPr>
+                <w:rFonts w:asciiTheme="minorHAnsi" w:hAnsiTheme="minorHAnsi" w:cstheme="minorHAnsi"/>
+                <w:noProof/>
+                <w:sz w:val="20"/>
+              </w:rPr>
+              <w:drawing>
+                <wp:inline distT="0" distB="0" distL="0" distR="0" wp14:anchorId="233F3072" wp14:editId="485F88E5">
+                  <wp:extent cx="2886075" cy="1927491"/>
+                  <wp:effectExtent l="0" t="0" r="0" b="0"/>
+                  <wp:docPr id="788844900" name="Picture 3"/>
+                  <wp:cNvGraphicFramePr>
+                    <a:graphicFrameLocks xmlns:a="http://schemas.openxmlformats.org/drawingml/2006/main" noChangeAspect="1"/>
+                  </wp:cNvGraphicFramePr>
+                  <a:graphic xmlns:a="http://schemas.openxmlformats.org/drawingml/2006/main">
+                    <a:graphicData uri="http://schemas.openxmlformats.org/drawingml/2006/picture">
+                      <pic:pic xmlns:pic="http://schemas.openxmlformats.org/drawingml/2006/picture">
+                        <pic:nvPicPr>
+                          <pic:cNvPr id="788844900" name="Picture 788844900"/>
+                          <pic:cNvPicPr/>
+                        </pic:nvPicPr>
+                        <pic:blipFill>
+                          <a:blip r:embed="rId19" cstate="hqprint">
+                            <a:extLst>
+                              <a:ext uri="{28A0092B-C50C-407E-A947-70E740481C1C}">
+                                <a14:useLocalDpi xmlns:a14="http://schemas.microsoft.com/office/drawing/2010/main" val="0"/>
+                              </a:ext>
+                            </a:extLst>
+                          </a:blip>
+                          <a:stretch>
+                            <a:fillRect/>
+                          </a:stretch>
+                        </pic:blipFill>
+                        <pic:spPr>
+                          <a:xfrm>
+                            <a:off x="0" y="0"/>
+                            <a:ext cx="2892489" cy="1931775"/>
+                          </a:xfrm>
+                          <a:prstGeom prst="rect">
+                            <a:avLst/>
+                          </a:prstGeom>
+                        </pic:spPr>
+                      </pic:pic>
+                    </a:graphicData>
+                  </a:graphic>
+                </wp:inline>
+              </w:drawing>
+            </w:r>
+            <w:r>
+              <w:rPr>
+                <w:rFonts w:asciiTheme="minorHAnsi" w:hAnsiTheme="minorHAnsi" w:cstheme="minorHAnsi"/>
+                <w:noProof/>
+                <w:sz w:val="20"/>
+              </w:rPr>
+              <w:drawing>
+                <wp:inline distT="0" distB="0" distL="0" distR="0" wp14:anchorId="3DF7D51B" wp14:editId="48177E92">
+                  <wp:extent cx="2689247" cy="1782143"/>
+                  <wp:effectExtent l="0" t="0" r="0" b="8890"/>
+                  <wp:docPr id="2068861810" name="Picture 4"/>
+                  <wp:cNvGraphicFramePr>
+                    <a:graphicFrameLocks xmlns:a="http://schemas.openxmlformats.org/drawingml/2006/main" noChangeAspect="1"/>
+                  </wp:cNvGraphicFramePr>
+                  <a:graphic xmlns:a="http://schemas.openxmlformats.org/drawingml/2006/main">
+                    <a:graphicData uri="http://schemas.openxmlformats.org/drawingml/2006/picture">
+                      <pic:pic xmlns:pic="http://schemas.openxmlformats.org/drawingml/2006/picture">
+                        <pic:nvPicPr>
+                          <pic:cNvPr id="2068861810" name="Picture 2068861810"/>
+                          <pic:cNvPicPr/>
+                        </pic:nvPicPr>
+                        <pic:blipFill>
+                          <a:blip r:embed="rId20" cstate="hqprint">
+                            <a:extLst>
+                              <a:ext uri="{28A0092B-C50C-407E-A947-70E740481C1C}">
+                                <a14:useLocalDpi xmlns:a14="http://schemas.microsoft.com/office/drawing/2010/main" val="0"/>
+                              </a:ext>
+                            </a:extLst>
+                          </a:blip>
+                          <a:stretch>
+                            <a:fillRect/>
+                          </a:stretch>
+                        </pic:blipFill>
+                        <pic:spPr>
+                          <a:xfrm>
+                            <a:off x="0" y="0"/>
+                            <a:ext cx="2703972" cy="1791901"/>
+                          </a:xfrm>
+                          <a:prstGeom prst="rect">
+                            <a:avLst/>
+                          </a:prstGeom>
+                        </pic:spPr>
+                      </pic:pic>
+                    </a:graphicData>
+                  </a:graphic>
+                </wp:inline>
+              </w:drawing>
+            </w:r>
+            <w:r>
+              <w:rPr>
+                <w:rFonts w:asciiTheme="minorHAnsi" w:hAnsiTheme="minorHAnsi" w:cstheme="minorHAnsi"/>
+                <w:noProof/>
+                <w:sz w:val="20"/>
+              </w:rPr>
+              <w:drawing>
+                <wp:inline distT="0" distB="0" distL="0" distR="0" wp14:anchorId="7B998C2F" wp14:editId="60235F9A">
+                  <wp:extent cx="2758539" cy="1842315"/>
+                  <wp:effectExtent l="0" t="0" r="3810" b="5715"/>
+                  <wp:docPr id="2058679118" name="Picture 5"/>
+                  <wp:cNvGraphicFramePr>
+                    <a:graphicFrameLocks xmlns:a="http://schemas.openxmlformats.org/drawingml/2006/main" noChangeAspect="1"/>
+                  </wp:cNvGraphicFramePr>
+                  <a:graphic xmlns:a="http://schemas.openxmlformats.org/drawingml/2006/main">
+                    <a:graphicData uri="http://schemas.openxmlformats.org/drawingml/2006/picture">
+                      <pic:pic xmlns:pic="http://schemas.openxmlformats.org/drawingml/2006/picture">
+                        <pic:nvPicPr>
+                          <pic:cNvPr id="2058679118" name="Picture 2058679118"/>
+                          <pic:cNvPicPr/>
+                        </pic:nvPicPr>
+                        <pic:blipFill>
+                          <a:blip r:embed="rId21" cstate="hqprint">
+                            <a:extLst>
+                              <a:ext uri="{28A0092B-C50C-407E-A947-70E740481C1C}">
+                                <a14:useLocalDpi xmlns:a14="http://schemas.microsoft.com/office/drawing/2010/main" val="0"/>
+                              </a:ext>
+                            </a:extLst>
+                          </a:blip>
+                          <a:stretch>
+                            <a:fillRect/>
+                          </a:stretch>
+                        </pic:blipFill>
+                        <pic:spPr>
+                          <a:xfrm>
+                            <a:off x="0" y="0"/>
+                            <a:ext cx="2763606" cy="1845699"/>
+                          </a:xfrm>
+                          <a:prstGeom prst="rect">
+                            <a:avLst/>
+                          </a:prstGeom>
+                        </pic:spPr>
+                      </pic:pic>
+                    </a:graphicData>
+                  </a:graphic>
+                </wp:inline>
+              </w:drawing>
+            </w:r>
+            <w:r>
+              <w:rPr>
+                <w:rFonts w:asciiTheme="minorHAnsi" w:hAnsiTheme="minorHAnsi" w:cstheme="minorHAnsi"/>
+                <w:noProof/>
+                <w:sz w:val="20"/>
+              </w:rPr>
+              <w:drawing>
+                <wp:inline distT="0" distB="0" distL="0" distR="0" wp14:anchorId="4889082B" wp14:editId="75412B34">
+                  <wp:extent cx="2809875" cy="1876600"/>
+                  <wp:effectExtent l="0" t="0" r="0" b="9525"/>
+                  <wp:docPr id="1335602323" name="Picture 6"/>
+                  <wp:cNvGraphicFramePr>
+                    <a:graphicFrameLocks xmlns:a="http://schemas.openxmlformats.org/drawingml/2006/main" noChangeAspect="1"/>
+                  </wp:cNvGraphicFramePr>
+                  <a:graphic xmlns:a="http://schemas.openxmlformats.org/drawingml/2006/main">
+                    <a:graphicData uri="http://schemas.openxmlformats.org/drawingml/2006/picture">
+                      <pic:pic xmlns:pic="http://schemas.openxmlformats.org/drawingml/2006/picture">
+                        <pic:nvPicPr>
+                          <pic:cNvPr id="1335602323" name="Picture 1335602323"/>
+                          <pic:cNvPicPr/>
+                        </pic:nvPicPr>
+                        <pic:blipFill>
+                          <a:blip r:embed="rId22" cstate="hqprint">
+                            <a:extLst>
+                              <a:ext uri="{28A0092B-C50C-407E-A947-70E740481C1C}">
+                                <a14:useLocalDpi xmlns:a14="http://schemas.microsoft.com/office/drawing/2010/main" val="0"/>
+                              </a:ext>
+                            </a:extLst>
+                          </a:blip>
+                          <a:stretch>
+                            <a:fillRect/>
+                          </a:stretch>
+                        </pic:blipFill>
+                        <pic:spPr>
+                          <a:xfrm>
+                            <a:off x="0" y="0"/>
+                            <a:ext cx="2811215" cy="1877495"/>
+                          </a:xfrm>
+                          <a:prstGeom prst="rect">
+                            <a:avLst/>
+                          </a:prstGeom>
+                        </pic:spPr>
+                      </pic:pic>
+                    </a:graphicData>
+                  </a:graphic>
+                </wp:inline>
+              </w:drawing>
             </w:r>
           </w:p>
           <w:p>
@@ -10359,7 +10506,45 @@
                 <w:rFonts w:asciiTheme="minorHAnsi" w:hAnsiTheme="minorHAnsi" w:cstheme="minorHAnsi"/>
                 <w:sz w:val="20"/>
               </w:rPr>
-              <w:t xml:space="preserve">To evaluate how the gains of each of the systems acted on each other new step responses were </w:t>
+              <w:t xml:space="preserve">After evaluating the properties of each it was decided that the gain of </w:t>
+            </w:r>
+            <m:oMath>
+              <m:sSub>
+                <m:sSubPr>
+                  <m:ctrlPr>
+                    <w:rPr>
+                      <w:rFonts w:ascii="Cambria Math" w:hAnsi="Cambria Math" w:cstheme="minorHAnsi"/>
+                      <w:i/>
+                      <w:sz w:val="20"/>
+                    </w:rPr>
+                  </m:ctrlPr>
+                </m:sSubPr>
+                <m:e>
+                  <m:r>
+                    <w:rPr>
+                      <w:rFonts w:ascii="Cambria Math" w:hAnsi="Cambria Math" w:cstheme="minorHAnsi"/>
+                      <w:sz w:val="20"/>
+                    </w:rPr>
+                    <m:t>K</m:t>
+                  </m:r>
+                </m:e>
+                <m:sub>
+                  <m:r>
+                    <w:rPr>
+                      <w:rFonts w:ascii="Cambria Math" w:hAnsi="Cambria Math" w:cstheme="minorHAnsi"/>
+                      <w:sz w:val="20"/>
+                    </w:rPr>
+                    <m:t>fo</m:t>
+                  </m:r>
+                </m:sub>
+              </m:sSub>
+            </m:oMath>
+            <w:r>
+              <w:rPr>
+                <w:rFonts w:asciiTheme="minorHAnsi" w:hAnsiTheme="minorHAnsi" w:cstheme="minorHAnsi"/>
+                <w:sz w:val="20"/>
+              </w:rPr>
+              <w:t xml:space="preserve"> has to most stability across the three systems, as it still has a </w:t>
             </w:r>
             <w:proofErr w:type="gramStart"/>
             <w:r>
@@ -10367,7 +10552,7 @@
                 <w:rFonts w:asciiTheme="minorHAnsi" w:hAnsiTheme="minorHAnsi" w:cstheme="minorHAnsi"/>
                 <w:sz w:val="20"/>
               </w:rPr>
-              <w:t>plot</w:t>
+              <w:t>fast settling</w:t>
             </w:r>
             <w:proofErr w:type="gramEnd"/>
             <w:r>
@@ -10375,52 +10560,8 @@
                 <w:rFonts w:asciiTheme="minorHAnsi" w:hAnsiTheme="minorHAnsi" w:cstheme="minorHAnsi"/>
                 <w:sz w:val="20"/>
               </w:rPr>
-              <w:t xml:space="preserve"> to allow for inspection.</w:t>
-            </w:r>
-          </w:p>
-          <w:p>
-            <w:pPr>
-              <w:pStyle w:val="DefaultText"/>
-              <w:rPr>
-                <w:rFonts w:asciiTheme="minorHAnsi" w:hAnsiTheme="minorHAnsi" w:cstheme="minorHAnsi"/>
-                <w:sz w:val="20"/>
-              </w:rPr>
-            </w:pPr>
-            <w:r>
-              <w:rPr>
-                <w:rFonts w:asciiTheme="minorHAnsi" w:hAnsiTheme="minorHAnsi" w:cstheme="minorHAnsi"/>
-                <w:sz w:val="20"/>
-                <w:highlight w:val="yellow"/>
-              </w:rPr>
-              <w:t>Finish</w:t>
-            </w:r>
-          </w:p>
-          <w:p>
-            <w:pPr>
-              <w:pStyle w:val="DefaultText"/>
-              <w:rPr>
-                <w:rFonts w:asciiTheme="minorHAnsi" w:hAnsiTheme="minorHAnsi" w:cstheme="minorHAnsi"/>
-                <w:sz w:val="20"/>
-              </w:rPr>
-            </w:pPr>
-          </w:p>
-          <w:p>
-            <w:pPr>
-              <w:pStyle w:val="DefaultText"/>
-              <w:rPr>
-                <w:rFonts w:asciiTheme="minorHAnsi" w:hAnsiTheme="minorHAnsi" w:cstheme="minorHAnsi"/>
-                <w:sz w:val="20"/>
-              </w:rPr>
-            </w:pPr>
-          </w:p>
-          <w:p>
-            <w:pPr>
-              <w:pStyle w:val="DefaultText"/>
-              <w:rPr>
-                <w:rFonts w:asciiTheme="minorHAnsi" w:hAnsiTheme="minorHAnsi" w:cstheme="minorHAnsi"/>
-                <w:sz w:val="20"/>
-              </w:rPr>
-            </w:pPr>
+              <w:t xml:space="preserve"> time while having an overshoot of seven percent or less. As such it is considered the most robust system</w:t>
+            </w:r>
           </w:p>
         </w:tc>
       </w:tr>
@@ -10748,21 +10889,7 @@
                   <w:rFonts w:ascii="Cambria Math" w:hAnsi="Cambria Math" w:cstheme="minorHAnsi"/>
                   <w:sz w:val="20"/>
                 </w:rPr>
-                <m:t>=σ</m:t>
-              </m:r>
-              <m:r>
-                <w:rPr>
-                  <w:rFonts w:ascii="Cambria Math" w:hAnsi="Cambria Math" w:cstheme="minorHAnsi"/>
-                  <w:sz w:val="20"/>
-                </w:rPr>
-                <m:t>±</m:t>
-              </m:r>
-              <m:r>
-                <w:rPr>
-                  <w:rFonts w:ascii="Cambria Math" w:hAnsi="Cambria Math" w:cstheme="minorHAnsi"/>
-                  <w:sz w:val="20"/>
-                </w:rPr>
-                <m:t>σ</m:t>
+                <m:t>=σ±σ</m:t>
               </m:r>
               <m:func>
                 <m:funcPr>
@@ -11314,6 +11441,7 @@
                     <w:rFonts w:ascii="Cambria Math" w:hAnsi="Cambria Math" w:cstheme="minorHAnsi"/>
                     <w:sz w:val="20"/>
                   </w:rPr>
+                  <w:lastRenderedPageBreak/>
                   <m:t>σ=</m:t>
                 </m:r>
                 <m:f>
@@ -12471,7 +12599,7 @@
                           <pic:cNvPicPr/>
                         </pic:nvPicPr>
                         <pic:blipFill>
-                          <a:blip r:embed="rId15" cstate="hqprint">
+                          <a:blip r:embed="rId23" cstate="hqprint">
                             <a:extLst>
                               <a:ext uri="{28A0092B-C50C-407E-A947-70E740481C1C}">
                                 <a14:useLocalDpi xmlns:a14="http://schemas.microsoft.com/office/drawing/2010/main" val="0"/>
@@ -12513,7 +12641,6 @@
                 <w:rFonts w:asciiTheme="minorHAnsi" w:hAnsiTheme="minorHAnsi" w:cstheme="minorHAnsi"/>
                 <w:sz w:val="20"/>
               </w:rPr>
-              <w:lastRenderedPageBreak/>
               <w:t>It</w:t>
             </w:r>
             <w:r>
@@ -12571,12 +12698,12 @@
       </w:pPr>
     </w:p>
     <w:sectPr>
-      <w:headerReference w:type="even" r:id="rId16"/>
-      <w:headerReference w:type="default" r:id="rId17"/>
-      <w:footerReference w:type="even" r:id="rId18"/>
-      <w:footerReference w:type="default" r:id="rId19"/>
-      <w:headerReference w:type="first" r:id="rId20"/>
-      <w:footerReference w:type="first" r:id="rId21"/>
+      <w:headerReference w:type="even" r:id="rId24"/>
+      <w:headerReference w:type="default" r:id="rId25"/>
+      <w:footerReference w:type="even" r:id="rId26"/>
+      <w:footerReference w:type="default" r:id="rId27"/>
+      <w:headerReference w:type="first" r:id="rId28"/>
+      <w:footerReference w:type="first" r:id="rId29"/>
       <w:pgSz w:w="11905" w:h="16838"/>
       <w:pgMar w:top="922" w:right="366" w:bottom="1440" w:left="1474" w:header="792" w:footer="792" w:gutter="0"/>
       <w:cols w:space="720"/>
@@ -14127,6 +14254,7 @@
   <w:style w:type="character" w:default="1" w:styleId="DefaultParagraphFont">
     <w:name w:val="Default Paragraph Font"/>
     <w:uiPriority w:val="1"/>
+    <w:semiHidden/>
     <w:unhideWhenUsed/>
   </w:style>
   <w:style w:type="table" w:default="1" w:styleId="TableNormal">

--- a/EGB345-ServoMotorControlDesignTask-N11977965-2025.docx
+++ b/EGB345-ServoMotorControlDesignTask-N11977965-2025.docx
@@ -2590,7 +2590,7 @@
                 <w:sz w:val="20"/>
               </w:rPr>
               <w:drawing>
-                <wp:inline distT="0" distB="0" distL="0" distR="0" wp14:anchorId="6D2467B4" wp14:editId="7D17784B">
+                <wp:inline distT="0" distB="0" distL="0" distR="0" wp14:anchorId="6D2467B4" wp14:editId="31EE0351">
                   <wp:extent cx="3139440" cy="1974744"/>
                   <wp:effectExtent l="0" t="0" r="3810" b="6985"/>
                   <wp:docPr id="447708661" name="Picture 2" descr="A graph of a diagram&#10;&#10;AI-generated content may be incorrect."/>
@@ -3190,7 +3190,7 @@
                 <w:sz w:val="20"/>
               </w:rPr>
               <w:drawing>
-                <wp:inline distT="0" distB="0" distL="0" distR="0" wp14:anchorId="2CD31C05" wp14:editId="0D0111E0">
+                <wp:inline distT="0" distB="0" distL="0" distR="0" wp14:anchorId="2CD31C05" wp14:editId="6E4D98DB">
                   <wp:extent cx="3002280" cy="1989588"/>
                   <wp:effectExtent l="0" t="0" r="7620" b="0"/>
                   <wp:docPr id="409365778" name="Picture 4" descr="A graph of a closed loop step response&#10;&#10;AI-generated content may be incorrect."/>
@@ -3278,7 +3278,6 @@
               <w:pStyle w:val="DefaultText"/>
               <w:rPr>
                 <w:rFonts w:asciiTheme="minorHAnsi" w:hAnsiTheme="minorHAnsi" w:cstheme="minorHAnsi"/>
-                <w:sz w:val="20"/>
               </w:rPr>
             </w:pPr>
             <w:r>
@@ -3288,15 +3287,835 @@
               </w:rPr>
               <w:t xml:space="preserve"> </w:t>
             </w:r>
-          </w:p>
-          <w:p>
-            <w:pPr>
-              <w:pStyle w:val="DefaultText"/>
-              <w:rPr>
-                <w:rFonts w:asciiTheme="minorHAnsi" w:hAnsiTheme="minorHAnsi" w:cstheme="minorHAnsi"/>
-                <w:sz w:val="20"/>
-              </w:rPr>
-            </w:pPr>
+            <w:r>
+              <w:rPr>
+                <w:rFonts w:asciiTheme="minorHAnsi" w:hAnsiTheme="minorHAnsi" w:cstheme="minorHAnsi"/>
+              </w:rPr>
+              <w:t>%%1.1</w:t>
+            </w:r>
+          </w:p>
+          <w:p>
+            <w:pPr>
+              <w:pStyle w:val="DefaultText"/>
+              <w:rPr>
+                <w:rFonts w:asciiTheme="minorHAnsi" w:hAnsiTheme="minorHAnsi" w:cstheme="minorHAnsi"/>
+              </w:rPr>
+            </w:pPr>
+            <w:r>
+              <w:rPr>
+                <w:rFonts w:asciiTheme="minorHAnsi" w:hAnsiTheme="minorHAnsi" w:cstheme="minorHAnsi"/>
+              </w:rPr>
+              <w:t xml:space="preserve">clear </w:t>
+            </w:r>
+            <w:proofErr w:type="gramStart"/>
+            <w:r>
+              <w:rPr>
+                <w:rFonts w:asciiTheme="minorHAnsi" w:hAnsiTheme="minorHAnsi" w:cstheme="minorHAnsi"/>
+              </w:rPr>
+              <w:t>all;</w:t>
+            </w:r>
+            <w:proofErr w:type="gramEnd"/>
+          </w:p>
+          <w:p>
+            <w:pPr>
+              <w:pStyle w:val="DefaultText"/>
+              <w:rPr>
+                <w:rFonts w:asciiTheme="minorHAnsi" w:hAnsiTheme="minorHAnsi" w:cstheme="minorHAnsi"/>
+              </w:rPr>
+            </w:pPr>
+            <w:r>
+              <w:rPr>
+                <w:rFonts w:asciiTheme="minorHAnsi" w:hAnsiTheme="minorHAnsi" w:cstheme="minorHAnsi"/>
+              </w:rPr>
+              <w:t xml:space="preserve">Km = </w:t>
+            </w:r>
+            <w:proofErr w:type="gramStart"/>
+            <w:r>
+              <w:rPr>
+                <w:rFonts w:asciiTheme="minorHAnsi" w:hAnsiTheme="minorHAnsi" w:cstheme="minorHAnsi"/>
+              </w:rPr>
+              <w:t>6.8528;</w:t>
+            </w:r>
+            <w:proofErr w:type="gramEnd"/>
+          </w:p>
+          <w:p>
+            <w:pPr>
+              <w:pStyle w:val="DefaultText"/>
+              <w:rPr>
+                <w:rFonts w:asciiTheme="minorHAnsi" w:hAnsiTheme="minorHAnsi" w:cstheme="minorHAnsi"/>
+              </w:rPr>
+            </w:pPr>
+            <w:r>
+              <w:rPr>
+                <w:rFonts w:asciiTheme="minorHAnsi" w:hAnsiTheme="minorHAnsi" w:cstheme="minorHAnsi"/>
+              </w:rPr>
+              <w:lastRenderedPageBreak/>
+              <w:t xml:space="preserve">Alpha = </w:t>
+            </w:r>
+            <w:proofErr w:type="gramStart"/>
+            <w:r>
+              <w:rPr>
+                <w:rFonts w:asciiTheme="minorHAnsi" w:hAnsiTheme="minorHAnsi" w:cstheme="minorHAnsi"/>
+              </w:rPr>
+              <w:t>3.2737;</w:t>
+            </w:r>
+            <w:proofErr w:type="gramEnd"/>
+          </w:p>
+          <w:p>
+            <w:pPr>
+              <w:pStyle w:val="DefaultText"/>
+              <w:rPr>
+                <w:rFonts w:asciiTheme="minorHAnsi" w:hAnsiTheme="minorHAnsi" w:cstheme="minorHAnsi"/>
+              </w:rPr>
+            </w:pPr>
+            <w:r>
+              <w:rPr>
+                <w:rFonts w:asciiTheme="minorHAnsi" w:hAnsiTheme="minorHAnsi" w:cstheme="minorHAnsi"/>
+              </w:rPr>
+              <w:t>num = [Km</w:t>
+            </w:r>
+            <w:proofErr w:type="gramStart"/>
+            <w:r>
+              <w:rPr>
+                <w:rFonts w:asciiTheme="minorHAnsi" w:hAnsiTheme="minorHAnsi" w:cstheme="minorHAnsi"/>
+              </w:rPr>
+              <w:t>];</w:t>
+            </w:r>
+            <w:proofErr w:type="gramEnd"/>
+          </w:p>
+          <w:p>
+            <w:pPr>
+              <w:pStyle w:val="DefaultText"/>
+              <w:rPr>
+                <w:rFonts w:asciiTheme="minorHAnsi" w:hAnsiTheme="minorHAnsi" w:cstheme="minorHAnsi"/>
+              </w:rPr>
+            </w:pPr>
+            <w:r>
+              <w:rPr>
+                <w:rFonts w:asciiTheme="minorHAnsi" w:hAnsiTheme="minorHAnsi" w:cstheme="minorHAnsi"/>
+              </w:rPr>
+              <w:t>den = [1 Alpha 0</w:t>
+            </w:r>
+            <w:proofErr w:type="gramStart"/>
+            <w:r>
+              <w:rPr>
+                <w:rFonts w:asciiTheme="minorHAnsi" w:hAnsiTheme="minorHAnsi" w:cstheme="minorHAnsi"/>
+              </w:rPr>
+              <w:t>];</w:t>
+            </w:r>
+            <w:proofErr w:type="gramEnd"/>
+          </w:p>
+          <w:p>
+            <w:pPr>
+              <w:pStyle w:val="DefaultText"/>
+              <w:rPr>
+                <w:rFonts w:asciiTheme="minorHAnsi" w:hAnsiTheme="minorHAnsi" w:cstheme="minorHAnsi"/>
+              </w:rPr>
+            </w:pPr>
+            <w:proofErr w:type="spellStart"/>
+            <w:r>
+              <w:rPr>
+                <w:rFonts w:asciiTheme="minorHAnsi" w:hAnsiTheme="minorHAnsi" w:cstheme="minorHAnsi"/>
+              </w:rPr>
+              <w:t>open_loop</w:t>
+            </w:r>
+            <w:proofErr w:type="spellEnd"/>
+            <w:r>
+              <w:rPr>
+                <w:rFonts w:asciiTheme="minorHAnsi" w:hAnsiTheme="minorHAnsi" w:cstheme="minorHAnsi"/>
+              </w:rPr>
+              <w:t xml:space="preserve"> = </w:t>
+            </w:r>
+            <w:proofErr w:type="spellStart"/>
+            <w:r>
+              <w:rPr>
+                <w:rFonts w:asciiTheme="minorHAnsi" w:hAnsiTheme="minorHAnsi" w:cstheme="minorHAnsi"/>
+              </w:rPr>
+              <w:t>tf</w:t>
+            </w:r>
+            <w:proofErr w:type="spellEnd"/>
+            <w:r>
+              <w:rPr>
+                <w:rFonts w:asciiTheme="minorHAnsi" w:hAnsiTheme="minorHAnsi" w:cstheme="minorHAnsi"/>
+              </w:rPr>
+              <w:t>(</w:t>
+            </w:r>
+            <w:proofErr w:type="spellStart"/>
+            <w:proofErr w:type="gramStart"/>
+            <w:r>
+              <w:rPr>
+                <w:rFonts w:asciiTheme="minorHAnsi" w:hAnsiTheme="minorHAnsi" w:cstheme="minorHAnsi"/>
+              </w:rPr>
+              <w:t>num,den</w:t>
+            </w:r>
+            <w:proofErr w:type="spellEnd"/>
+            <w:r>
+              <w:rPr>
+                <w:rFonts w:asciiTheme="minorHAnsi" w:hAnsiTheme="minorHAnsi" w:cstheme="minorHAnsi"/>
+              </w:rPr>
+              <w:t>);</w:t>
+            </w:r>
+            <w:proofErr w:type="gramEnd"/>
+          </w:p>
+          <w:p>
+            <w:pPr>
+              <w:pStyle w:val="DefaultText"/>
+              <w:rPr>
+                <w:rFonts w:asciiTheme="minorHAnsi" w:hAnsiTheme="minorHAnsi" w:cstheme="minorHAnsi"/>
+              </w:rPr>
+            </w:pPr>
+            <w:r>
+              <w:rPr>
+                <w:rFonts w:asciiTheme="minorHAnsi" w:hAnsiTheme="minorHAnsi" w:cstheme="minorHAnsi"/>
+              </w:rPr>
+              <w:t xml:space="preserve">t = </w:t>
+            </w:r>
+            <w:proofErr w:type="spellStart"/>
+            <w:proofErr w:type="gramStart"/>
+            <w:r>
+              <w:rPr>
+                <w:rFonts w:asciiTheme="minorHAnsi" w:hAnsiTheme="minorHAnsi" w:cstheme="minorHAnsi"/>
+              </w:rPr>
+              <w:t>linspace</w:t>
+            </w:r>
+            <w:proofErr w:type="spellEnd"/>
+            <w:r>
+              <w:rPr>
+                <w:rFonts w:asciiTheme="minorHAnsi" w:hAnsiTheme="minorHAnsi" w:cstheme="minorHAnsi"/>
+              </w:rPr>
+              <w:t>(</w:t>
+            </w:r>
+            <w:proofErr w:type="gramEnd"/>
+            <w:r>
+              <w:rPr>
+                <w:rFonts w:asciiTheme="minorHAnsi" w:hAnsiTheme="minorHAnsi" w:cstheme="minorHAnsi"/>
+              </w:rPr>
+              <w:t>0,3.5,10000</w:t>
+            </w:r>
+            <w:proofErr w:type="gramStart"/>
+            <w:r>
+              <w:rPr>
+                <w:rFonts w:asciiTheme="minorHAnsi" w:hAnsiTheme="minorHAnsi" w:cstheme="minorHAnsi"/>
+              </w:rPr>
+              <w:t>);</w:t>
+            </w:r>
+            <w:proofErr w:type="gramEnd"/>
+          </w:p>
+          <w:p>
+            <w:pPr>
+              <w:pStyle w:val="DefaultText"/>
+              <w:rPr>
+                <w:rFonts w:asciiTheme="minorHAnsi" w:hAnsiTheme="minorHAnsi" w:cstheme="minorHAnsi"/>
+              </w:rPr>
+            </w:pPr>
+            <w:proofErr w:type="spellStart"/>
+            <w:r>
+              <w:rPr>
+                <w:rFonts w:asciiTheme="minorHAnsi" w:hAnsiTheme="minorHAnsi" w:cstheme="minorHAnsi"/>
+              </w:rPr>
+              <w:t>open_loop</w:t>
+            </w:r>
+            <w:proofErr w:type="spellEnd"/>
+            <w:r>
+              <w:rPr>
+                <w:rFonts w:asciiTheme="minorHAnsi" w:hAnsiTheme="minorHAnsi" w:cstheme="minorHAnsi"/>
+              </w:rPr>
+              <w:t xml:space="preserve"> = step(</w:t>
+            </w:r>
+            <w:proofErr w:type="spellStart"/>
+            <w:r>
+              <w:rPr>
+                <w:rFonts w:asciiTheme="minorHAnsi" w:hAnsiTheme="minorHAnsi" w:cstheme="minorHAnsi"/>
+              </w:rPr>
+              <w:t>open_</w:t>
+            </w:r>
+            <w:proofErr w:type="gramStart"/>
+            <w:r>
+              <w:rPr>
+                <w:rFonts w:asciiTheme="minorHAnsi" w:hAnsiTheme="minorHAnsi" w:cstheme="minorHAnsi"/>
+              </w:rPr>
+              <w:t>loop,t</w:t>
+            </w:r>
+            <w:proofErr w:type="spellEnd"/>
+            <w:r>
+              <w:rPr>
+                <w:rFonts w:asciiTheme="minorHAnsi" w:hAnsiTheme="minorHAnsi" w:cstheme="minorHAnsi"/>
+              </w:rPr>
+              <w:t>);</w:t>
+            </w:r>
+            <w:proofErr w:type="gramEnd"/>
+          </w:p>
+          <w:p>
+            <w:pPr>
+              <w:pStyle w:val="DefaultText"/>
+              <w:rPr>
+                <w:rFonts w:asciiTheme="minorHAnsi" w:hAnsiTheme="minorHAnsi" w:cstheme="minorHAnsi"/>
+              </w:rPr>
+            </w:pPr>
+            <w:proofErr w:type="gramStart"/>
+            <w:r>
+              <w:rPr>
+                <w:rFonts w:asciiTheme="minorHAnsi" w:hAnsiTheme="minorHAnsi" w:cstheme="minorHAnsi"/>
+              </w:rPr>
+              <w:t>figure;</w:t>
+            </w:r>
+            <w:proofErr w:type="gramEnd"/>
+          </w:p>
+          <w:p>
+            <w:pPr>
+              <w:pStyle w:val="DefaultText"/>
+              <w:rPr>
+                <w:rFonts w:asciiTheme="minorHAnsi" w:hAnsiTheme="minorHAnsi" w:cstheme="minorHAnsi"/>
+              </w:rPr>
+            </w:pPr>
+            <w:proofErr w:type="gramStart"/>
+            <w:r>
+              <w:rPr>
+                <w:rFonts w:asciiTheme="minorHAnsi" w:hAnsiTheme="minorHAnsi" w:cstheme="minorHAnsi"/>
+              </w:rPr>
+              <w:t>plot(</w:t>
+            </w:r>
+            <w:proofErr w:type="gramEnd"/>
+            <w:r>
+              <w:rPr>
+                <w:rFonts w:asciiTheme="minorHAnsi" w:hAnsiTheme="minorHAnsi" w:cstheme="minorHAnsi"/>
+              </w:rPr>
+              <w:t xml:space="preserve">t, </w:t>
+            </w:r>
+            <w:proofErr w:type="spellStart"/>
+            <w:r>
+              <w:rPr>
+                <w:rFonts w:asciiTheme="minorHAnsi" w:hAnsiTheme="minorHAnsi" w:cstheme="minorHAnsi"/>
+              </w:rPr>
+              <w:t>open_loop</w:t>
+            </w:r>
+            <w:proofErr w:type="spellEnd"/>
+            <w:r>
+              <w:rPr>
+                <w:rFonts w:asciiTheme="minorHAnsi" w:hAnsiTheme="minorHAnsi" w:cstheme="minorHAnsi"/>
+              </w:rPr>
+              <w:t>)</w:t>
+            </w:r>
+          </w:p>
+          <w:p>
+            <w:pPr>
+              <w:pStyle w:val="DefaultText"/>
+              <w:rPr>
+                <w:rFonts w:asciiTheme="minorHAnsi" w:hAnsiTheme="minorHAnsi" w:cstheme="minorHAnsi"/>
+              </w:rPr>
+            </w:pPr>
+            <w:proofErr w:type="gramStart"/>
+            <w:r>
+              <w:rPr>
+                <w:rFonts w:asciiTheme="minorHAnsi" w:hAnsiTheme="minorHAnsi" w:cstheme="minorHAnsi"/>
+              </w:rPr>
+              <w:t>title(</w:t>
+            </w:r>
+            <w:proofErr w:type="gramEnd"/>
+            <w:r>
+              <w:rPr>
+                <w:rFonts w:asciiTheme="minorHAnsi" w:hAnsiTheme="minorHAnsi" w:cstheme="minorHAnsi"/>
+              </w:rPr>
+              <w:t>'Open Loop Step Response'</w:t>
+            </w:r>
+            <w:proofErr w:type="gramStart"/>
+            <w:r>
+              <w:rPr>
+                <w:rFonts w:asciiTheme="minorHAnsi" w:hAnsiTheme="minorHAnsi" w:cstheme="minorHAnsi"/>
+              </w:rPr>
+              <w:t>);</w:t>
+            </w:r>
+            <w:proofErr w:type="gramEnd"/>
+          </w:p>
+          <w:p>
+            <w:pPr>
+              <w:pStyle w:val="DefaultText"/>
+              <w:rPr>
+                <w:rFonts w:asciiTheme="minorHAnsi" w:hAnsiTheme="minorHAnsi" w:cstheme="minorHAnsi"/>
+              </w:rPr>
+            </w:pPr>
+            <w:proofErr w:type="spellStart"/>
+            <w:proofErr w:type="gramStart"/>
+            <w:r>
+              <w:rPr>
+                <w:rFonts w:asciiTheme="minorHAnsi" w:hAnsiTheme="minorHAnsi" w:cstheme="minorHAnsi"/>
+              </w:rPr>
+              <w:t>xlabel</w:t>
+            </w:r>
+            <w:proofErr w:type="spellEnd"/>
+            <w:r>
+              <w:rPr>
+                <w:rFonts w:asciiTheme="minorHAnsi" w:hAnsiTheme="minorHAnsi" w:cstheme="minorHAnsi"/>
+              </w:rPr>
+              <w:t>(</w:t>
+            </w:r>
+            <w:proofErr w:type="gramEnd"/>
+            <w:r>
+              <w:rPr>
+                <w:rFonts w:asciiTheme="minorHAnsi" w:hAnsiTheme="minorHAnsi" w:cstheme="minorHAnsi"/>
+              </w:rPr>
+              <w:t>'Time (s)'</w:t>
+            </w:r>
+            <w:proofErr w:type="gramStart"/>
+            <w:r>
+              <w:rPr>
+                <w:rFonts w:asciiTheme="minorHAnsi" w:hAnsiTheme="minorHAnsi" w:cstheme="minorHAnsi"/>
+              </w:rPr>
+              <w:t>);</w:t>
+            </w:r>
+            <w:proofErr w:type="gramEnd"/>
+          </w:p>
+          <w:p>
+            <w:pPr>
+              <w:pStyle w:val="DefaultText"/>
+              <w:rPr>
+                <w:rFonts w:asciiTheme="minorHAnsi" w:hAnsiTheme="minorHAnsi" w:cstheme="minorHAnsi"/>
+              </w:rPr>
+            </w:pPr>
+            <w:proofErr w:type="spellStart"/>
+            <w:r>
+              <w:rPr>
+                <w:rFonts w:asciiTheme="minorHAnsi" w:hAnsiTheme="minorHAnsi" w:cstheme="minorHAnsi"/>
+              </w:rPr>
+              <w:t>ylabel</w:t>
+            </w:r>
+            <w:proofErr w:type="spellEnd"/>
+            <w:r>
+              <w:rPr>
+                <w:rFonts w:asciiTheme="minorHAnsi" w:hAnsiTheme="minorHAnsi" w:cstheme="minorHAnsi"/>
+              </w:rPr>
+              <w:t>('Amplitude'</w:t>
+            </w:r>
+            <w:proofErr w:type="gramStart"/>
+            <w:r>
+              <w:rPr>
+                <w:rFonts w:asciiTheme="minorHAnsi" w:hAnsiTheme="minorHAnsi" w:cstheme="minorHAnsi"/>
+              </w:rPr>
+              <w:t>);</w:t>
+            </w:r>
+            <w:proofErr w:type="gramEnd"/>
+          </w:p>
+          <w:p>
+            <w:pPr>
+              <w:pStyle w:val="DefaultText"/>
+              <w:rPr>
+                <w:rFonts w:asciiTheme="minorHAnsi" w:hAnsiTheme="minorHAnsi" w:cstheme="minorHAnsi"/>
+              </w:rPr>
+            </w:pPr>
+            <w:r>
+              <w:rPr>
+                <w:rFonts w:asciiTheme="minorHAnsi" w:hAnsiTheme="minorHAnsi" w:cstheme="minorHAnsi"/>
+              </w:rPr>
+              <w:t>%% 1.5</w:t>
+            </w:r>
+          </w:p>
+          <w:p>
+            <w:pPr>
+              <w:pStyle w:val="DefaultText"/>
+              <w:rPr>
+                <w:rFonts w:asciiTheme="minorHAnsi" w:hAnsiTheme="minorHAnsi" w:cstheme="minorHAnsi"/>
+              </w:rPr>
+            </w:pPr>
+            <w:proofErr w:type="spellStart"/>
+            <w:r>
+              <w:rPr>
+                <w:rFonts w:asciiTheme="minorHAnsi" w:hAnsiTheme="minorHAnsi" w:cstheme="minorHAnsi"/>
+              </w:rPr>
+              <w:t>closed_loop</w:t>
+            </w:r>
+            <w:proofErr w:type="spellEnd"/>
+            <w:r>
+              <w:rPr>
+                <w:rFonts w:asciiTheme="minorHAnsi" w:hAnsiTheme="minorHAnsi" w:cstheme="minorHAnsi"/>
+              </w:rPr>
+              <w:t xml:space="preserve"> = </w:t>
+            </w:r>
+            <w:proofErr w:type="spellStart"/>
+            <w:r>
+              <w:rPr>
+                <w:rFonts w:asciiTheme="minorHAnsi" w:hAnsiTheme="minorHAnsi" w:cstheme="minorHAnsi"/>
+              </w:rPr>
+              <w:t>tf</w:t>
+            </w:r>
+            <w:proofErr w:type="spellEnd"/>
+            <w:r>
+              <w:rPr>
+                <w:rFonts w:asciiTheme="minorHAnsi" w:hAnsiTheme="minorHAnsi" w:cstheme="minorHAnsi"/>
+              </w:rPr>
+              <w:t>([Km</w:t>
+            </w:r>
+            <w:proofErr w:type="gramStart"/>
+            <w:r>
+              <w:rPr>
+                <w:rFonts w:asciiTheme="minorHAnsi" w:hAnsiTheme="minorHAnsi" w:cstheme="minorHAnsi"/>
+              </w:rPr>
+              <w:t>],[</w:t>
+            </w:r>
+            <w:proofErr w:type="gramEnd"/>
+            <w:r>
+              <w:rPr>
+                <w:rFonts w:asciiTheme="minorHAnsi" w:hAnsiTheme="minorHAnsi" w:cstheme="minorHAnsi"/>
+              </w:rPr>
+              <w:t>1 Alpha Km]</w:t>
+            </w:r>
+            <w:proofErr w:type="gramStart"/>
+            <w:r>
+              <w:rPr>
+                <w:rFonts w:asciiTheme="minorHAnsi" w:hAnsiTheme="minorHAnsi" w:cstheme="minorHAnsi"/>
+              </w:rPr>
+              <w:t>);</w:t>
+            </w:r>
+            <w:proofErr w:type="gramEnd"/>
+          </w:p>
+          <w:p>
+            <w:pPr>
+              <w:pStyle w:val="DefaultText"/>
+              <w:rPr>
+                <w:rFonts w:asciiTheme="minorHAnsi" w:hAnsiTheme="minorHAnsi" w:cstheme="minorHAnsi"/>
+              </w:rPr>
+            </w:pPr>
+            <w:r>
+              <w:rPr>
+                <w:rFonts w:asciiTheme="minorHAnsi" w:hAnsiTheme="minorHAnsi" w:cstheme="minorHAnsi"/>
+              </w:rPr>
+              <w:t>figure</w:t>
+            </w:r>
+          </w:p>
+          <w:p>
+            <w:pPr>
+              <w:pStyle w:val="DefaultText"/>
+              <w:rPr>
+                <w:rFonts w:asciiTheme="minorHAnsi" w:hAnsiTheme="minorHAnsi" w:cstheme="minorHAnsi"/>
+              </w:rPr>
+            </w:pPr>
+            <w:r>
+              <w:rPr>
+                <w:rFonts w:asciiTheme="minorHAnsi" w:hAnsiTheme="minorHAnsi" w:cstheme="minorHAnsi"/>
+              </w:rPr>
+              <w:t>step(</w:t>
+            </w:r>
+            <w:proofErr w:type="spellStart"/>
+            <w:r>
+              <w:rPr>
+                <w:rFonts w:asciiTheme="minorHAnsi" w:hAnsiTheme="minorHAnsi" w:cstheme="minorHAnsi"/>
+              </w:rPr>
+              <w:t>closed_</w:t>
+            </w:r>
+            <w:proofErr w:type="gramStart"/>
+            <w:r>
+              <w:rPr>
+                <w:rFonts w:asciiTheme="minorHAnsi" w:hAnsiTheme="minorHAnsi" w:cstheme="minorHAnsi"/>
+              </w:rPr>
+              <w:t>loop,t</w:t>
+            </w:r>
+            <w:proofErr w:type="spellEnd"/>
+            <w:proofErr w:type="gramEnd"/>
+            <w:r>
+              <w:rPr>
+                <w:rFonts w:asciiTheme="minorHAnsi" w:hAnsiTheme="minorHAnsi" w:cstheme="minorHAnsi"/>
+              </w:rPr>
+              <w:t>)</w:t>
+            </w:r>
+          </w:p>
+          <w:p>
+            <w:pPr>
+              <w:pStyle w:val="DefaultText"/>
+              <w:rPr>
+                <w:rFonts w:asciiTheme="minorHAnsi" w:hAnsiTheme="minorHAnsi" w:cstheme="minorHAnsi"/>
+              </w:rPr>
+            </w:pPr>
+            <w:proofErr w:type="gramStart"/>
+            <w:r>
+              <w:rPr>
+                <w:rFonts w:asciiTheme="minorHAnsi" w:hAnsiTheme="minorHAnsi" w:cstheme="minorHAnsi"/>
+              </w:rPr>
+              <w:t>title(</w:t>
+            </w:r>
+            <w:proofErr w:type="gramEnd"/>
+            <w:r>
+              <w:rPr>
+                <w:rFonts w:asciiTheme="minorHAnsi" w:hAnsiTheme="minorHAnsi" w:cstheme="minorHAnsi"/>
+              </w:rPr>
+              <w:t>'Closed Loop Step Response (K = 1)')</w:t>
+            </w:r>
+          </w:p>
+          <w:p>
+            <w:pPr>
+              <w:pStyle w:val="DefaultText"/>
+              <w:rPr>
+                <w:rFonts w:asciiTheme="minorHAnsi" w:hAnsiTheme="minorHAnsi" w:cstheme="minorHAnsi"/>
+              </w:rPr>
+            </w:pPr>
+            <w:proofErr w:type="spellStart"/>
+            <w:proofErr w:type="gramStart"/>
+            <w:r>
+              <w:rPr>
+                <w:rFonts w:asciiTheme="minorHAnsi" w:hAnsiTheme="minorHAnsi" w:cstheme="minorHAnsi"/>
+              </w:rPr>
+              <w:t>xlabel</w:t>
+            </w:r>
+            <w:proofErr w:type="spellEnd"/>
+            <w:r>
+              <w:rPr>
+                <w:rFonts w:asciiTheme="minorHAnsi" w:hAnsiTheme="minorHAnsi" w:cstheme="minorHAnsi"/>
+              </w:rPr>
+              <w:t>(</w:t>
+            </w:r>
+            <w:proofErr w:type="gramEnd"/>
+            <w:r>
+              <w:rPr>
+                <w:rFonts w:asciiTheme="minorHAnsi" w:hAnsiTheme="minorHAnsi" w:cstheme="minorHAnsi"/>
+              </w:rPr>
+              <w:t>'Time (s)')</w:t>
+            </w:r>
+          </w:p>
+          <w:p>
+            <w:pPr>
+              <w:pStyle w:val="DefaultText"/>
+              <w:rPr>
+                <w:rFonts w:asciiTheme="minorHAnsi" w:hAnsiTheme="minorHAnsi" w:cstheme="minorHAnsi"/>
+              </w:rPr>
+            </w:pPr>
+            <w:proofErr w:type="spellStart"/>
+            <w:r>
+              <w:rPr>
+                <w:rFonts w:asciiTheme="minorHAnsi" w:hAnsiTheme="minorHAnsi" w:cstheme="minorHAnsi"/>
+              </w:rPr>
+              <w:t>ylabel</w:t>
+            </w:r>
+            <w:proofErr w:type="spellEnd"/>
+            <w:r>
+              <w:rPr>
+                <w:rFonts w:asciiTheme="minorHAnsi" w:hAnsiTheme="minorHAnsi" w:cstheme="minorHAnsi"/>
+              </w:rPr>
+              <w:t>('Amplitude')</w:t>
+            </w:r>
+          </w:p>
+          <w:p>
+            <w:pPr>
+              <w:pStyle w:val="DefaultText"/>
+              <w:rPr>
+                <w:rFonts w:asciiTheme="minorHAnsi" w:hAnsiTheme="minorHAnsi" w:cstheme="minorHAnsi"/>
+              </w:rPr>
+            </w:pPr>
+          </w:p>
+          <w:p>
+            <w:pPr>
+              <w:pStyle w:val="DefaultText"/>
+              <w:rPr>
+                <w:rFonts w:asciiTheme="minorHAnsi" w:hAnsiTheme="minorHAnsi" w:cstheme="minorHAnsi"/>
+              </w:rPr>
+            </w:pPr>
+            <w:r>
+              <w:rPr>
+                <w:rFonts w:asciiTheme="minorHAnsi" w:hAnsiTheme="minorHAnsi" w:cstheme="minorHAnsi"/>
+              </w:rPr>
+              <w:t>%% 1.6</w:t>
+            </w:r>
+          </w:p>
+          <w:p>
+            <w:pPr>
+              <w:pStyle w:val="DefaultText"/>
+              <w:rPr>
+                <w:rFonts w:asciiTheme="minorHAnsi" w:hAnsiTheme="minorHAnsi" w:cstheme="minorHAnsi"/>
+              </w:rPr>
+            </w:pPr>
+            <w:r>
+              <w:rPr>
+                <w:rFonts w:asciiTheme="minorHAnsi" w:hAnsiTheme="minorHAnsi" w:cstheme="minorHAnsi"/>
+              </w:rPr>
+              <w:t xml:space="preserve">KTask1 = </w:t>
+            </w:r>
+            <w:proofErr w:type="gramStart"/>
+            <w:r>
+              <w:rPr>
+                <w:rFonts w:asciiTheme="minorHAnsi" w:hAnsiTheme="minorHAnsi" w:cstheme="minorHAnsi"/>
+              </w:rPr>
+              <w:t>0.824;</w:t>
+            </w:r>
+            <w:proofErr w:type="gramEnd"/>
+          </w:p>
+          <w:p>
+            <w:pPr>
+              <w:pStyle w:val="DefaultText"/>
+              <w:rPr>
+                <w:rFonts w:asciiTheme="minorHAnsi" w:hAnsiTheme="minorHAnsi" w:cstheme="minorHAnsi"/>
+              </w:rPr>
+            </w:pPr>
+            <w:proofErr w:type="spellStart"/>
+            <w:r>
+              <w:rPr>
+                <w:rFonts w:asciiTheme="minorHAnsi" w:hAnsiTheme="minorHAnsi" w:cstheme="minorHAnsi"/>
+              </w:rPr>
+              <w:t>five_pecernt_overshoot</w:t>
+            </w:r>
+            <w:proofErr w:type="spellEnd"/>
+            <w:r>
+              <w:rPr>
+                <w:rFonts w:asciiTheme="minorHAnsi" w:hAnsiTheme="minorHAnsi" w:cstheme="minorHAnsi"/>
+              </w:rPr>
+              <w:t xml:space="preserve"> = </w:t>
+            </w:r>
+            <w:proofErr w:type="spellStart"/>
+            <w:r>
+              <w:rPr>
+                <w:rFonts w:asciiTheme="minorHAnsi" w:hAnsiTheme="minorHAnsi" w:cstheme="minorHAnsi"/>
+              </w:rPr>
+              <w:t>tf</w:t>
+            </w:r>
+            <w:proofErr w:type="spellEnd"/>
+            <w:r>
+              <w:rPr>
+                <w:rFonts w:asciiTheme="minorHAnsi" w:hAnsiTheme="minorHAnsi" w:cstheme="minorHAnsi"/>
+              </w:rPr>
+              <w:t>([KTask1*Km</w:t>
+            </w:r>
+            <w:proofErr w:type="gramStart"/>
+            <w:r>
+              <w:rPr>
+                <w:rFonts w:asciiTheme="minorHAnsi" w:hAnsiTheme="minorHAnsi" w:cstheme="minorHAnsi"/>
+              </w:rPr>
+              <w:t>],[</w:t>
+            </w:r>
+            <w:proofErr w:type="gramEnd"/>
+            <w:r>
+              <w:rPr>
+                <w:rFonts w:asciiTheme="minorHAnsi" w:hAnsiTheme="minorHAnsi" w:cstheme="minorHAnsi"/>
+              </w:rPr>
+              <w:t>1 Alpha Km*KTask1]</w:t>
+            </w:r>
+            <w:proofErr w:type="gramStart"/>
+            <w:r>
+              <w:rPr>
+                <w:rFonts w:asciiTheme="minorHAnsi" w:hAnsiTheme="minorHAnsi" w:cstheme="minorHAnsi"/>
+              </w:rPr>
+              <w:t>);</w:t>
+            </w:r>
+            <w:proofErr w:type="gramEnd"/>
+          </w:p>
+          <w:p>
+            <w:pPr>
+              <w:pStyle w:val="DefaultText"/>
+              <w:rPr>
+                <w:rFonts w:asciiTheme="minorHAnsi" w:hAnsiTheme="minorHAnsi" w:cstheme="minorHAnsi"/>
+              </w:rPr>
+            </w:pPr>
+            <w:r>
+              <w:rPr>
+                <w:rFonts w:asciiTheme="minorHAnsi" w:hAnsiTheme="minorHAnsi" w:cstheme="minorHAnsi"/>
+              </w:rPr>
+              <w:t>figure</w:t>
+            </w:r>
+          </w:p>
+          <w:p>
+            <w:pPr>
+              <w:pStyle w:val="DefaultText"/>
+              <w:rPr>
+                <w:rFonts w:asciiTheme="minorHAnsi" w:hAnsiTheme="minorHAnsi" w:cstheme="minorHAnsi"/>
+              </w:rPr>
+            </w:pPr>
+            <w:r>
+              <w:rPr>
+                <w:rFonts w:asciiTheme="minorHAnsi" w:hAnsiTheme="minorHAnsi" w:cstheme="minorHAnsi"/>
+              </w:rPr>
+              <w:t>step(</w:t>
+            </w:r>
+            <w:proofErr w:type="spellStart"/>
+            <w:r>
+              <w:rPr>
+                <w:rFonts w:asciiTheme="minorHAnsi" w:hAnsiTheme="minorHAnsi" w:cstheme="minorHAnsi"/>
+              </w:rPr>
+              <w:t>five_pecernt_</w:t>
+            </w:r>
+            <w:proofErr w:type="gramStart"/>
+            <w:r>
+              <w:rPr>
+                <w:rFonts w:asciiTheme="minorHAnsi" w:hAnsiTheme="minorHAnsi" w:cstheme="minorHAnsi"/>
+              </w:rPr>
+              <w:t>overshoot,t</w:t>
+            </w:r>
+            <w:proofErr w:type="spellEnd"/>
+            <w:proofErr w:type="gramEnd"/>
+            <w:r>
+              <w:rPr>
+                <w:rFonts w:asciiTheme="minorHAnsi" w:hAnsiTheme="minorHAnsi" w:cstheme="minorHAnsi"/>
+              </w:rPr>
+              <w:t>)</w:t>
+            </w:r>
+          </w:p>
+          <w:p>
+            <w:pPr>
+              <w:pStyle w:val="DefaultText"/>
+              <w:rPr>
+                <w:rFonts w:asciiTheme="minorHAnsi" w:hAnsiTheme="minorHAnsi" w:cstheme="minorHAnsi"/>
+              </w:rPr>
+            </w:pPr>
+            <w:proofErr w:type="gramStart"/>
+            <w:r>
+              <w:rPr>
+                <w:rFonts w:asciiTheme="minorHAnsi" w:hAnsiTheme="minorHAnsi" w:cstheme="minorHAnsi"/>
+              </w:rPr>
+              <w:t>title(</w:t>
+            </w:r>
+            <w:proofErr w:type="gramEnd"/>
+            <w:r>
+              <w:rPr>
+                <w:rFonts w:asciiTheme="minorHAnsi" w:hAnsiTheme="minorHAnsi" w:cstheme="minorHAnsi"/>
+              </w:rPr>
+              <w:t>'Closed Loop Step Response (5%Overshoot)')</w:t>
+            </w:r>
+          </w:p>
+          <w:p>
+            <w:pPr>
+              <w:pStyle w:val="DefaultText"/>
+              <w:rPr>
+                <w:rFonts w:asciiTheme="minorHAnsi" w:hAnsiTheme="minorHAnsi" w:cstheme="minorHAnsi"/>
+              </w:rPr>
+            </w:pPr>
+            <w:proofErr w:type="spellStart"/>
+            <w:proofErr w:type="gramStart"/>
+            <w:r>
+              <w:rPr>
+                <w:rFonts w:asciiTheme="minorHAnsi" w:hAnsiTheme="minorHAnsi" w:cstheme="minorHAnsi"/>
+              </w:rPr>
+              <w:t>xlabel</w:t>
+            </w:r>
+            <w:proofErr w:type="spellEnd"/>
+            <w:r>
+              <w:rPr>
+                <w:rFonts w:asciiTheme="minorHAnsi" w:hAnsiTheme="minorHAnsi" w:cstheme="minorHAnsi"/>
+              </w:rPr>
+              <w:t>(</w:t>
+            </w:r>
+            <w:proofErr w:type="gramEnd"/>
+            <w:r>
+              <w:rPr>
+                <w:rFonts w:asciiTheme="minorHAnsi" w:hAnsiTheme="minorHAnsi" w:cstheme="minorHAnsi"/>
+              </w:rPr>
+              <w:t>'Time (s)')</w:t>
+            </w:r>
+          </w:p>
+          <w:p>
+            <w:pPr>
+              <w:pStyle w:val="DefaultText"/>
+              <w:rPr>
+                <w:rFonts w:asciiTheme="minorHAnsi" w:hAnsiTheme="minorHAnsi" w:cstheme="minorHAnsi"/>
+              </w:rPr>
+            </w:pPr>
+            <w:proofErr w:type="spellStart"/>
+            <w:r>
+              <w:rPr>
+                <w:rFonts w:asciiTheme="minorHAnsi" w:hAnsiTheme="minorHAnsi" w:cstheme="minorHAnsi"/>
+              </w:rPr>
+              <w:t>ylabel</w:t>
+            </w:r>
+            <w:proofErr w:type="spellEnd"/>
+            <w:r>
+              <w:rPr>
+                <w:rFonts w:asciiTheme="minorHAnsi" w:hAnsiTheme="minorHAnsi" w:cstheme="minorHAnsi"/>
+              </w:rPr>
+              <w:t>('Amplitude')</w:t>
+            </w:r>
           </w:p>
           <w:p>
             <w:pPr>
@@ -3968,6 +4787,7 @@
                 <w:noProof/>
                 <w:sz w:val="20"/>
               </w:rPr>
+              <w:lastRenderedPageBreak/>
               <w:drawing>
                 <wp:inline distT="0" distB="0" distL="0" distR="0" wp14:anchorId="27A429D9" wp14:editId="137D6665">
                   <wp:extent cx="3075641" cy="3223846"/>
@@ -4085,6 +4905,307 @@
               <w:t>MATLAB Code:</w:t>
             </w:r>
           </w:p>
+          <w:p>
+            <w:pPr>
+              <w:pStyle w:val="DefaultText"/>
+              <w:rPr>
+                <w:rFonts w:asciiTheme="minorHAnsi" w:hAnsiTheme="minorHAnsi" w:cstheme="minorHAnsi"/>
+              </w:rPr>
+            </w:pPr>
+            <w:r>
+              <w:rPr>
+                <w:rFonts w:asciiTheme="minorHAnsi" w:hAnsiTheme="minorHAnsi" w:cstheme="minorHAnsi"/>
+              </w:rPr>
+              <w:t xml:space="preserve">K_16 = </w:t>
+            </w:r>
+            <w:proofErr w:type="spellStart"/>
+            <w:r>
+              <w:rPr>
+                <w:rFonts w:asciiTheme="minorHAnsi" w:hAnsiTheme="minorHAnsi" w:cstheme="minorHAnsi"/>
+              </w:rPr>
+              <w:t>tf</w:t>
+            </w:r>
+            <w:proofErr w:type="spellEnd"/>
+            <w:r>
+              <w:rPr>
+                <w:rFonts w:asciiTheme="minorHAnsi" w:hAnsiTheme="minorHAnsi" w:cstheme="minorHAnsi"/>
+              </w:rPr>
+              <w:t>([1.6*KTask1*Km], [1 Alpha 1.6*KTask1*Km]</w:t>
+            </w:r>
+            <w:proofErr w:type="gramStart"/>
+            <w:r>
+              <w:rPr>
+                <w:rFonts w:asciiTheme="minorHAnsi" w:hAnsiTheme="minorHAnsi" w:cstheme="minorHAnsi"/>
+              </w:rPr>
+              <w:t>);</w:t>
+            </w:r>
+            <w:proofErr w:type="gramEnd"/>
+          </w:p>
+          <w:p>
+            <w:pPr>
+              <w:pStyle w:val="DefaultText"/>
+              <w:rPr>
+                <w:rFonts w:asciiTheme="minorHAnsi" w:hAnsiTheme="minorHAnsi" w:cstheme="minorHAnsi"/>
+              </w:rPr>
+            </w:pPr>
+            <w:r>
+              <w:rPr>
+                <w:rFonts w:asciiTheme="minorHAnsi" w:hAnsiTheme="minorHAnsi" w:cstheme="minorHAnsi"/>
+              </w:rPr>
+              <w:t xml:space="preserve">K_10= </w:t>
+            </w:r>
+            <w:proofErr w:type="spellStart"/>
+            <w:r>
+              <w:rPr>
+                <w:rFonts w:asciiTheme="minorHAnsi" w:hAnsiTheme="minorHAnsi" w:cstheme="minorHAnsi"/>
+              </w:rPr>
+              <w:t>tf</w:t>
+            </w:r>
+            <w:proofErr w:type="spellEnd"/>
+            <w:r>
+              <w:rPr>
+                <w:rFonts w:asciiTheme="minorHAnsi" w:hAnsiTheme="minorHAnsi" w:cstheme="minorHAnsi"/>
+              </w:rPr>
+              <w:t>([KTask1*Km], [1 Alpha KTask1*Km]</w:t>
+            </w:r>
+            <w:proofErr w:type="gramStart"/>
+            <w:r>
+              <w:rPr>
+                <w:rFonts w:asciiTheme="minorHAnsi" w:hAnsiTheme="minorHAnsi" w:cstheme="minorHAnsi"/>
+              </w:rPr>
+              <w:t>);</w:t>
+            </w:r>
+            <w:proofErr w:type="gramEnd"/>
+          </w:p>
+          <w:p>
+            <w:pPr>
+              <w:pStyle w:val="DefaultText"/>
+              <w:rPr>
+                <w:rFonts w:asciiTheme="minorHAnsi" w:hAnsiTheme="minorHAnsi" w:cstheme="minorHAnsi"/>
+              </w:rPr>
+            </w:pPr>
+            <w:r>
+              <w:rPr>
+                <w:rFonts w:asciiTheme="minorHAnsi" w:hAnsiTheme="minorHAnsi" w:cstheme="minorHAnsi"/>
+              </w:rPr>
+              <w:t xml:space="preserve">K_02 = </w:t>
+            </w:r>
+            <w:proofErr w:type="spellStart"/>
+            <w:r>
+              <w:rPr>
+                <w:rFonts w:asciiTheme="minorHAnsi" w:hAnsiTheme="minorHAnsi" w:cstheme="minorHAnsi"/>
+              </w:rPr>
+              <w:t>tf</w:t>
+            </w:r>
+            <w:proofErr w:type="spellEnd"/>
+            <w:r>
+              <w:rPr>
+                <w:rFonts w:asciiTheme="minorHAnsi" w:hAnsiTheme="minorHAnsi" w:cstheme="minorHAnsi"/>
+              </w:rPr>
+              <w:t>([0.2*KTask1*Km], [1 Alpha 0.2*KTask1*Km]</w:t>
+            </w:r>
+            <w:proofErr w:type="gramStart"/>
+            <w:r>
+              <w:rPr>
+                <w:rFonts w:asciiTheme="minorHAnsi" w:hAnsiTheme="minorHAnsi" w:cstheme="minorHAnsi"/>
+              </w:rPr>
+              <w:t>);</w:t>
+            </w:r>
+            <w:proofErr w:type="gramEnd"/>
+          </w:p>
+          <w:p>
+            <w:pPr>
+              <w:pStyle w:val="DefaultText"/>
+              <w:rPr>
+                <w:rFonts w:asciiTheme="minorHAnsi" w:hAnsiTheme="minorHAnsi" w:cstheme="minorHAnsi"/>
+              </w:rPr>
+            </w:pPr>
+            <w:r>
+              <w:rPr>
+                <w:rFonts w:asciiTheme="minorHAnsi" w:hAnsiTheme="minorHAnsi" w:cstheme="minorHAnsi"/>
+              </w:rPr>
+              <w:t>figure</w:t>
+            </w:r>
+          </w:p>
+          <w:p>
+            <w:pPr>
+              <w:pStyle w:val="DefaultText"/>
+              <w:rPr>
+                <w:rFonts w:asciiTheme="minorHAnsi" w:hAnsiTheme="minorHAnsi" w:cstheme="minorHAnsi"/>
+              </w:rPr>
+            </w:pPr>
+            <w:r>
+              <w:rPr>
+                <w:rFonts w:asciiTheme="minorHAnsi" w:hAnsiTheme="minorHAnsi" w:cstheme="minorHAnsi"/>
+              </w:rPr>
+              <w:t>hold on</w:t>
+            </w:r>
+          </w:p>
+          <w:p>
+            <w:pPr>
+              <w:pStyle w:val="DefaultText"/>
+              <w:rPr>
+                <w:rFonts w:asciiTheme="minorHAnsi" w:hAnsiTheme="minorHAnsi" w:cstheme="minorHAnsi"/>
+              </w:rPr>
+            </w:pPr>
+            <w:r>
+              <w:rPr>
+                <w:rFonts w:asciiTheme="minorHAnsi" w:hAnsiTheme="minorHAnsi" w:cstheme="minorHAnsi"/>
+              </w:rPr>
+              <w:t>step(K_</w:t>
+            </w:r>
+            <w:proofErr w:type="gramStart"/>
+            <w:r>
+              <w:rPr>
+                <w:rFonts w:asciiTheme="minorHAnsi" w:hAnsiTheme="minorHAnsi" w:cstheme="minorHAnsi"/>
+              </w:rPr>
+              <w:t>16,t</w:t>
+            </w:r>
+            <w:proofErr w:type="gramEnd"/>
+            <w:r>
+              <w:rPr>
+                <w:rFonts w:asciiTheme="minorHAnsi" w:hAnsiTheme="minorHAnsi" w:cstheme="minorHAnsi"/>
+              </w:rPr>
+              <w:t>)</w:t>
+            </w:r>
+          </w:p>
+          <w:p>
+            <w:pPr>
+              <w:pStyle w:val="DefaultText"/>
+              <w:rPr>
+                <w:rFonts w:asciiTheme="minorHAnsi" w:hAnsiTheme="minorHAnsi" w:cstheme="minorHAnsi"/>
+              </w:rPr>
+            </w:pPr>
+            <w:r>
+              <w:rPr>
+                <w:rFonts w:asciiTheme="minorHAnsi" w:hAnsiTheme="minorHAnsi" w:cstheme="minorHAnsi"/>
+              </w:rPr>
+              <w:t>step(K_</w:t>
+            </w:r>
+            <w:proofErr w:type="gramStart"/>
+            <w:r>
+              <w:rPr>
+                <w:rFonts w:asciiTheme="minorHAnsi" w:hAnsiTheme="minorHAnsi" w:cstheme="minorHAnsi"/>
+              </w:rPr>
+              <w:t>10,t</w:t>
+            </w:r>
+            <w:proofErr w:type="gramEnd"/>
+            <w:r>
+              <w:rPr>
+                <w:rFonts w:asciiTheme="minorHAnsi" w:hAnsiTheme="minorHAnsi" w:cstheme="minorHAnsi"/>
+              </w:rPr>
+              <w:t>)</w:t>
+            </w:r>
+          </w:p>
+          <w:p>
+            <w:pPr>
+              <w:pStyle w:val="DefaultText"/>
+              <w:rPr>
+                <w:rFonts w:asciiTheme="minorHAnsi" w:hAnsiTheme="minorHAnsi" w:cstheme="minorHAnsi"/>
+              </w:rPr>
+            </w:pPr>
+            <w:r>
+              <w:rPr>
+                <w:rFonts w:asciiTheme="minorHAnsi" w:hAnsiTheme="minorHAnsi" w:cstheme="minorHAnsi"/>
+              </w:rPr>
+              <w:t>step(K_</w:t>
+            </w:r>
+            <w:proofErr w:type="gramStart"/>
+            <w:r>
+              <w:rPr>
+                <w:rFonts w:asciiTheme="minorHAnsi" w:hAnsiTheme="minorHAnsi" w:cstheme="minorHAnsi"/>
+              </w:rPr>
+              <w:t>02,t</w:t>
+            </w:r>
+            <w:proofErr w:type="gramEnd"/>
+            <w:r>
+              <w:rPr>
+                <w:rFonts w:asciiTheme="minorHAnsi" w:hAnsiTheme="minorHAnsi" w:cstheme="minorHAnsi"/>
+              </w:rPr>
+              <w:t>)</w:t>
+            </w:r>
+          </w:p>
+          <w:p>
+            <w:pPr>
+              <w:pStyle w:val="DefaultText"/>
+              <w:rPr>
+                <w:rFonts w:asciiTheme="minorHAnsi" w:hAnsiTheme="minorHAnsi" w:cstheme="minorHAnsi"/>
+              </w:rPr>
+            </w:pPr>
+            <w:r>
+              <w:rPr>
+                <w:rFonts w:asciiTheme="minorHAnsi" w:hAnsiTheme="minorHAnsi" w:cstheme="minorHAnsi"/>
+              </w:rPr>
+              <w:t>hold off</w:t>
+            </w:r>
+          </w:p>
+          <w:p>
+            <w:pPr>
+              <w:pStyle w:val="DefaultText"/>
+              <w:rPr>
+                <w:rFonts w:asciiTheme="minorHAnsi" w:hAnsiTheme="minorHAnsi" w:cstheme="minorHAnsi"/>
+              </w:rPr>
+            </w:pPr>
+            <w:r>
+              <w:rPr>
+                <w:rFonts w:asciiTheme="minorHAnsi" w:hAnsiTheme="minorHAnsi" w:cstheme="minorHAnsi"/>
+              </w:rPr>
+              <w:t>legend ('1.6','1','0.2'</w:t>
+            </w:r>
+            <w:proofErr w:type="gramStart"/>
+            <w:r>
+              <w:rPr>
+                <w:rFonts w:asciiTheme="minorHAnsi" w:hAnsiTheme="minorHAnsi" w:cstheme="minorHAnsi"/>
+              </w:rPr>
+              <w:t>);</w:t>
+            </w:r>
+            <w:proofErr w:type="gramEnd"/>
+          </w:p>
+          <w:p>
+            <w:pPr>
+              <w:pStyle w:val="DefaultText"/>
+              <w:rPr>
+                <w:rFonts w:asciiTheme="minorHAnsi" w:hAnsiTheme="minorHAnsi" w:cstheme="minorHAnsi"/>
+              </w:rPr>
+            </w:pPr>
+            <w:proofErr w:type="gramStart"/>
+            <w:r>
+              <w:rPr>
+                <w:rFonts w:asciiTheme="minorHAnsi" w:hAnsiTheme="minorHAnsi" w:cstheme="minorHAnsi"/>
+              </w:rPr>
+              <w:t>title(</w:t>
+            </w:r>
+            <w:proofErr w:type="gramEnd"/>
+            <w:r>
+              <w:rPr>
+                <w:rFonts w:asciiTheme="minorHAnsi" w:hAnsiTheme="minorHAnsi" w:cstheme="minorHAnsi"/>
+              </w:rPr>
+              <w:t xml:space="preserve">'Step </w:t>
+            </w:r>
+            <w:proofErr w:type="spellStart"/>
+            <w:r>
+              <w:rPr>
+                <w:rFonts w:asciiTheme="minorHAnsi" w:hAnsiTheme="minorHAnsi" w:cstheme="minorHAnsi"/>
+              </w:rPr>
+              <w:t>Resopons</w:t>
+            </w:r>
+            <w:proofErr w:type="spellEnd"/>
+            <w:r>
+              <w:rPr>
+                <w:rFonts w:asciiTheme="minorHAnsi" w:hAnsiTheme="minorHAnsi" w:cstheme="minorHAnsi"/>
+              </w:rPr>
+              <w:t xml:space="preserve"> (Varying K)')</w:t>
+            </w:r>
+          </w:p>
+          <w:p>
+            <w:pPr>
+              <w:pStyle w:val="DefaultText"/>
+              <w:rPr>
+                <w:rFonts w:asciiTheme="minorHAnsi" w:hAnsiTheme="minorHAnsi" w:cstheme="minorHAnsi"/>
+                <w:sz w:val="20"/>
+              </w:rPr>
+            </w:pPr>
+          </w:p>
         </w:tc>
       </w:tr>
       <w:tr>
@@ -4108,6 +5229,7 @@
                 <w:sz w:val="20"/>
                 <w:lang w:val="en-US"/>
               </w:rPr>
+              <w:lastRenderedPageBreak/>
               <w:t>Task</w:t>
             </w:r>
             <w:r>
@@ -7204,9 +8326,8 @@
                 <w:noProof/>
                 <w:sz w:val="20"/>
               </w:rPr>
-              <w:lastRenderedPageBreak/>
               <w:drawing>
-                <wp:inline distT="0" distB="0" distL="0" distR="0" wp14:anchorId="56B63622" wp14:editId="03130DB2">
+                <wp:inline distT="0" distB="0" distL="0" distR="0" wp14:anchorId="56B63622" wp14:editId="3D07C642">
                   <wp:extent cx="2803877" cy="1858108"/>
                   <wp:effectExtent l="0" t="0" r="0" b="8890"/>
                   <wp:docPr id="1664314050" name="Picture 7" descr="A graph of a step response&#10;&#10;AI-generated content may be incorrect."/>
@@ -10202,7 +11323,7 @@
               </w:rPr>
               <w:lastRenderedPageBreak/>
               <w:drawing>
-                <wp:inline distT="0" distB="0" distL="0" distR="0" wp14:anchorId="72F3CE61" wp14:editId="4F441CD6">
+                <wp:inline distT="0" distB="0" distL="0" distR="0" wp14:anchorId="72F3CE61" wp14:editId="56B01AFA">
                   <wp:extent cx="2936069" cy="1960880"/>
                   <wp:effectExtent l="0" t="0" r="0" b="1270"/>
                   <wp:docPr id="588600063" name="Picture 1"/>
@@ -10250,7 +11371,7 @@
                 <w:sz w:val="20"/>
               </w:rPr>
               <w:drawing>
-                <wp:inline distT="0" distB="0" distL="0" distR="0" wp14:anchorId="5C42BC4D" wp14:editId="14139B93">
+                <wp:inline distT="0" distB="0" distL="0" distR="0" wp14:anchorId="5C42BC4D" wp14:editId="2BF4500F">
                   <wp:extent cx="2681962" cy="1777316"/>
                   <wp:effectExtent l="0" t="0" r="4445" b="0"/>
                   <wp:docPr id="204725735" name="Picture 2"/>
@@ -10298,7 +11419,7 @@
                 <w:sz w:val="20"/>
               </w:rPr>
               <w:drawing>
-                <wp:inline distT="0" distB="0" distL="0" distR="0" wp14:anchorId="233F3072" wp14:editId="485F88E5">
+                <wp:inline distT="0" distB="0" distL="0" distR="0" wp14:anchorId="233F3072" wp14:editId="4A5B4F0C">
                   <wp:extent cx="2886075" cy="1927491"/>
                   <wp:effectExtent l="0" t="0" r="0" b="0"/>
                   <wp:docPr id="788844900" name="Picture 3"/>
@@ -10346,7 +11467,7 @@
                 <w:sz w:val="20"/>
               </w:rPr>
               <w:drawing>
-                <wp:inline distT="0" distB="0" distL="0" distR="0" wp14:anchorId="3DF7D51B" wp14:editId="48177E92">
+                <wp:inline distT="0" distB="0" distL="0" distR="0" wp14:anchorId="3DF7D51B" wp14:editId="6AB8B096">
                   <wp:extent cx="2689247" cy="1782143"/>
                   <wp:effectExtent l="0" t="0" r="0" b="8890"/>
                   <wp:docPr id="2068861810" name="Picture 4"/>
@@ -10394,7 +11515,7 @@
                 <w:sz w:val="20"/>
               </w:rPr>
               <w:drawing>
-                <wp:inline distT="0" distB="0" distL="0" distR="0" wp14:anchorId="7B998C2F" wp14:editId="60235F9A">
+                <wp:inline distT="0" distB="0" distL="0" distR="0" wp14:anchorId="7B998C2F" wp14:editId="5FFF9309">
                   <wp:extent cx="2758539" cy="1842315"/>
                   <wp:effectExtent l="0" t="0" r="3810" b="5715"/>
                   <wp:docPr id="2058679118" name="Picture 5"/>
@@ -10442,7 +11563,7 @@
                 <w:sz w:val="20"/>
               </w:rPr>
               <w:drawing>
-                <wp:inline distT="0" distB="0" distL="0" distR="0" wp14:anchorId="4889082B" wp14:editId="75412B34">
+                <wp:inline distT="0" distB="0" distL="0" distR="0" wp14:anchorId="4889082B" wp14:editId="2F1F54A9">
                   <wp:extent cx="2809875" cy="1876600"/>
                   <wp:effectExtent l="0" t="0" r="0" b="9525"/>
                   <wp:docPr id="1335602323" name="Picture 6"/>
@@ -10546,22 +11667,1879 @@
               </w:rPr>
               <w:t xml:space="preserve"> has to most stability across the three systems, as it still has a </w:t>
             </w:r>
+            <w:r>
+              <w:rPr>
+                <w:rFonts w:asciiTheme="minorHAnsi" w:hAnsiTheme="minorHAnsi" w:cstheme="minorHAnsi"/>
+                <w:sz w:val="20"/>
+              </w:rPr>
+              <w:t>fast-settling</w:t>
+            </w:r>
+            <w:r>
+              <w:rPr>
+                <w:rFonts w:asciiTheme="minorHAnsi" w:hAnsiTheme="minorHAnsi" w:cstheme="minorHAnsi"/>
+                <w:sz w:val="20"/>
+              </w:rPr>
+              <w:t xml:space="preserve"> time while having an overshoot of seven percent or less. As such it is considered the most robust system</w:t>
+            </w:r>
+            <w:r>
+              <w:rPr>
+                <w:rFonts w:asciiTheme="minorHAnsi" w:hAnsiTheme="minorHAnsi" w:cstheme="minorHAnsi"/>
+                <w:sz w:val="20"/>
+              </w:rPr>
+              <w:t>.</w:t>
+            </w:r>
+          </w:p>
+          <w:p>
+            <w:pPr>
+              <w:pStyle w:val="DefaultText"/>
+              <w:rPr>
+                <w:rFonts w:asciiTheme="minorHAnsi" w:hAnsiTheme="minorHAnsi" w:cstheme="minorHAnsi"/>
+                <w:sz w:val="20"/>
+              </w:rPr>
+            </w:pPr>
+            <w:r>
+              <w:rPr>
+                <w:rFonts w:asciiTheme="minorHAnsi" w:hAnsiTheme="minorHAnsi" w:cstheme="minorHAnsi"/>
+                <w:sz w:val="20"/>
+              </w:rPr>
+              <w:t>MATLAB Code:</w:t>
+            </w:r>
+          </w:p>
+          <w:p>
+            <w:pPr>
+              <w:pStyle w:val="DefaultText"/>
+              <w:rPr>
+                <w:rFonts w:asciiTheme="minorHAnsi" w:hAnsiTheme="minorHAnsi" w:cstheme="minorHAnsi"/>
+              </w:rPr>
+            </w:pPr>
+            <w:r>
+              <w:rPr>
+                <w:rFonts w:asciiTheme="minorHAnsi" w:hAnsiTheme="minorHAnsi" w:cstheme="minorHAnsi"/>
+              </w:rPr>
+              <w:t>%%</w:t>
+            </w:r>
+          </w:p>
+          <w:p>
+            <w:pPr>
+              <w:pStyle w:val="DefaultText"/>
+              <w:rPr>
+                <w:rFonts w:asciiTheme="minorHAnsi" w:hAnsiTheme="minorHAnsi" w:cstheme="minorHAnsi"/>
+              </w:rPr>
+            </w:pPr>
+            <w:proofErr w:type="spellStart"/>
+            <w:r>
+              <w:rPr>
+                <w:rFonts w:asciiTheme="minorHAnsi" w:hAnsiTheme="minorHAnsi" w:cstheme="minorHAnsi"/>
+              </w:rPr>
+              <w:t>Kfo</w:t>
+            </w:r>
+            <w:proofErr w:type="spellEnd"/>
+            <w:r>
+              <w:rPr>
+                <w:rFonts w:asciiTheme="minorHAnsi" w:hAnsiTheme="minorHAnsi" w:cstheme="minorHAnsi"/>
+              </w:rPr>
+              <w:t xml:space="preserve"> = </w:t>
+            </w:r>
             <w:proofErr w:type="gramStart"/>
             <w:r>
               <w:rPr>
                 <w:rFonts w:asciiTheme="minorHAnsi" w:hAnsiTheme="minorHAnsi" w:cstheme="minorHAnsi"/>
-                <w:sz w:val="20"/>
-              </w:rPr>
-              <w:t>fast settling</w:t>
+              </w:rPr>
+              <w:t>0.686919;</w:t>
             </w:r>
             <w:proofErr w:type="gramEnd"/>
-            <w:r>
-              <w:rPr>
-                <w:rFonts w:asciiTheme="minorHAnsi" w:hAnsiTheme="minorHAnsi" w:cstheme="minorHAnsi"/>
-                <w:sz w:val="20"/>
-              </w:rPr>
-              <w:t xml:space="preserve"> time while having an overshoot of seven percent or less. As such it is considered the most robust system</w:t>
-            </w:r>
+          </w:p>
+          <w:p>
+            <w:pPr>
+              <w:pStyle w:val="DefaultText"/>
+              <w:rPr>
+                <w:rFonts w:asciiTheme="minorHAnsi" w:hAnsiTheme="minorHAnsi" w:cstheme="minorHAnsi"/>
+              </w:rPr>
+            </w:pPr>
+            <w:proofErr w:type="spellStart"/>
+            <w:r>
+              <w:rPr>
+                <w:rFonts w:asciiTheme="minorHAnsi" w:hAnsiTheme="minorHAnsi" w:cstheme="minorHAnsi"/>
+              </w:rPr>
+              <w:t>Gfo</w:t>
+            </w:r>
+            <w:proofErr w:type="spellEnd"/>
+            <w:r>
+              <w:rPr>
+                <w:rFonts w:asciiTheme="minorHAnsi" w:hAnsiTheme="minorHAnsi" w:cstheme="minorHAnsi"/>
+              </w:rPr>
+              <w:t xml:space="preserve"> = </w:t>
+            </w:r>
+            <w:proofErr w:type="spellStart"/>
+            <w:r>
+              <w:rPr>
+                <w:rFonts w:asciiTheme="minorHAnsi" w:hAnsiTheme="minorHAnsi" w:cstheme="minorHAnsi"/>
+              </w:rPr>
+              <w:t>tf</w:t>
+            </w:r>
+            <w:proofErr w:type="spellEnd"/>
+            <w:r>
+              <w:rPr>
+                <w:rFonts w:asciiTheme="minorHAnsi" w:hAnsiTheme="minorHAnsi" w:cstheme="minorHAnsi"/>
+              </w:rPr>
+              <w:t>([10*Alpha*Km*</w:t>
+            </w:r>
+            <w:proofErr w:type="spellStart"/>
+            <w:r>
+              <w:rPr>
+                <w:rFonts w:asciiTheme="minorHAnsi" w:hAnsiTheme="minorHAnsi" w:cstheme="minorHAnsi"/>
+              </w:rPr>
+              <w:t>Kfo</w:t>
+            </w:r>
+            <w:proofErr w:type="spellEnd"/>
+            <w:proofErr w:type="gramStart"/>
+            <w:r>
+              <w:rPr>
+                <w:rFonts w:asciiTheme="minorHAnsi" w:hAnsiTheme="minorHAnsi" w:cstheme="minorHAnsi"/>
+              </w:rPr>
+              <w:t>],[</w:t>
+            </w:r>
+            <w:proofErr w:type="gramEnd"/>
+            <w:r>
+              <w:rPr>
+                <w:rFonts w:asciiTheme="minorHAnsi" w:hAnsiTheme="minorHAnsi" w:cstheme="minorHAnsi"/>
+              </w:rPr>
+              <w:t xml:space="preserve">1 Alpha+10*Alpha 10*Alpha^2 </w:t>
+            </w:r>
+            <w:proofErr w:type="spellStart"/>
+            <w:r>
+              <w:rPr>
+                <w:rFonts w:asciiTheme="minorHAnsi" w:hAnsiTheme="minorHAnsi" w:cstheme="minorHAnsi"/>
+              </w:rPr>
+              <w:t>Kfo</w:t>
+            </w:r>
+            <w:proofErr w:type="spellEnd"/>
+            <w:r>
+              <w:rPr>
+                <w:rFonts w:asciiTheme="minorHAnsi" w:hAnsiTheme="minorHAnsi" w:cstheme="minorHAnsi"/>
+              </w:rPr>
+              <w:t>*10*Alpha*Km]</w:t>
+            </w:r>
+            <w:proofErr w:type="gramStart"/>
+            <w:r>
+              <w:rPr>
+                <w:rFonts w:asciiTheme="minorHAnsi" w:hAnsiTheme="minorHAnsi" w:cstheme="minorHAnsi"/>
+              </w:rPr>
+              <w:t>);</w:t>
+            </w:r>
+            <w:proofErr w:type="gramEnd"/>
+          </w:p>
+          <w:p>
+            <w:pPr>
+              <w:pStyle w:val="DefaultText"/>
+              <w:rPr>
+                <w:rFonts w:asciiTheme="minorHAnsi" w:hAnsiTheme="minorHAnsi" w:cstheme="minorHAnsi"/>
+              </w:rPr>
+            </w:pPr>
+            <w:r>
+              <w:rPr>
+                <w:rFonts w:asciiTheme="minorHAnsi" w:hAnsiTheme="minorHAnsi" w:cstheme="minorHAnsi"/>
+              </w:rPr>
+              <w:t>figure</w:t>
+            </w:r>
+          </w:p>
+          <w:p>
+            <w:pPr>
+              <w:pStyle w:val="DefaultText"/>
+              <w:rPr>
+                <w:rFonts w:asciiTheme="minorHAnsi" w:hAnsiTheme="minorHAnsi" w:cstheme="minorHAnsi"/>
+              </w:rPr>
+            </w:pPr>
+            <w:proofErr w:type="gramStart"/>
+            <w:r>
+              <w:rPr>
+                <w:rFonts w:asciiTheme="minorHAnsi" w:hAnsiTheme="minorHAnsi" w:cstheme="minorHAnsi"/>
+              </w:rPr>
+              <w:t>step(</w:t>
+            </w:r>
+            <w:proofErr w:type="spellStart"/>
+            <w:proofErr w:type="gramEnd"/>
+            <w:r>
+              <w:rPr>
+                <w:rFonts w:asciiTheme="minorHAnsi" w:hAnsiTheme="minorHAnsi" w:cstheme="minorHAnsi"/>
+              </w:rPr>
+              <w:t>Gfo</w:t>
+            </w:r>
+            <w:proofErr w:type="spellEnd"/>
+            <w:r>
+              <w:rPr>
+                <w:rFonts w:asciiTheme="minorHAnsi" w:hAnsiTheme="minorHAnsi" w:cstheme="minorHAnsi"/>
+              </w:rPr>
+              <w:t>)</w:t>
+            </w:r>
+          </w:p>
+          <w:p>
+            <w:pPr>
+              <w:pStyle w:val="DefaultText"/>
+              <w:rPr>
+                <w:rFonts w:asciiTheme="minorHAnsi" w:hAnsiTheme="minorHAnsi" w:cstheme="minorHAnsi"/>
+              </w:rPr>
+            </w:pPr>
+            <w:proofErr w:type="gramStart"/>
+            <w:r>
+              <w:rPr>
+                <w:rFonts w:asciiTheme="minorHAnsi" w:hAnsiTheme="minorHAnsi" w:cstheme="minorHAnsi"/>
+              </w:rPr>
+              <w:t>title(</w:t>
+            </w:r>
+            <w:proofErr w:type="gramEnd"/>
+            <w:r>
+              <w:rPr>
+                <w:rFonts w:asciiTheme="minorHAnsi" w:hAnsiTheme="minorHAnsi" w:cstheme="minorHAnsi"/>
+              </w:rPr>
+              <w:t xml:space="preserve">'Step Response Extra Fast Pole </w:t>
+            </w:r>
+            <w:proofErr w:type="gramStart"/>
+            <w:r>
+              <w:rPr>
+                <w:rFonts w:asciiTheme="minorHAnsi" w:hAnsiTheme="minorHAnsi" w:cstheme="minorHAnsi"/>
+              </w:rPr>
+              <w:t>With</w:t>
+            </w:r>
+            <w:proofErr w:type="gramEnd"/>
+            <w:r>
+              <w:rPr>
+                <w:rFonts w:asciiTheme="minorHAnsi" w:hAnsiTheme="minorHAnsi" w:cstheme="minorHAnsi"/>
+              </w:rPr>
+              <w:t xml:space="preserve"> K = 0.686919')</w:t>
+            </w:r>
+          </w:p>
+          <w:p>
+            <w:pPr>
+              <w:pStyle w:val="DefaultText"/>
+              <w:rPr>
+                <w:rFonts w:asciiTheme="minorHAnsi" w:hAnsiTheme="minorHAnsi" w:cstheme="minorHAnsi"/>
+              </w:rPr>
+            </w:pPr>
+            <w:proofErr w:type="spellStart"/>
+            <w:proofErr w:type="gramStart"/>
+            <w:r>
+              <w:rPr>
+                <w:rFonts w:asciiTheme="minorHAnsi" w:hAnsiTheme="minorHAnsi" w:cstheme="minorHAnsi"/>
+              </w:rPr>
+              <w:t>xtitle</w:t>
+            </w:r>
+            <w:proofErr w:type="spellEnd"/>
+            <w:r>
+              <w:rPr>
+                <w:rFonts w:asciiTheme="minorHAnsi" w:hAnsiTheme="minorHAnsi" w:cstheme="minorHAnsi"/>
+              </w:rPr>
+              <w:t>(</w:t>
+            </w:r>
+            <w:proofErr w:type="gramEnd"/>
+            <w:r>
+              <w:rPr>
+                <w:rFonts w:asciiTheme="minorHAnsi" w:hAnsiTheme="minorHAnsi" w:cstheme="minorHAnsi"/>
+              </w:rPr>
+              <w:t>'Time (s)')</w:t>
+            </w:r>
+          </w:p>
+          <w:p>
+            <w:pPr>
+              <w:pStyle w:val="DefaultText"/>
+              <w:rPr>
+                <w:rFonts w:asciiTheme="minorHAnsi" w:hAnsiTheme="minorHAnsi" w:cstheme="minorHAnsi"/>
+              </w:rPr>
+            </w:pPr>
+            <w:proofErr w:type="spellStart"/>
+            <w:r>
+              <w:rPr>
+                <w:rFonts w:asciiTheme="minorHAnsi" w:hAnsiTheme="minorHAnsi" w:cstheme="minorHAnsi"/>
+              </w:rPr>
+              <w:t>ytitle</w:t>
+            </w:r>
+            <w:proofErr w:type="spellEnd"/>
+            <w:r>
+              <w:rPr>
+                <w:rFonts w:asciiTheme="minorHAnsi" w:hAnsiTheme="minorHAnsi" w:cstheme="minorHAnsi"/>
+              </w:rPr>
+              <w:t>('Amplitude')</w:t>
+            </w:r>
+          </w:p>
+          <w:p>
+            <w:pPr>
+              <w:pStyle w:val="DefaultText"/>
+              <w:rPr>
+                <w:rFonts w:asciiTheme="minorHAnsi" w:hAnsiTheme="minorHAnsi" w:cstheme="minorHAnsi"/>
+              </w:rPr>
+            </w:pPr>
+            <w:r>
+              <w:rPr>
+                <w:rFonts w:asciiTheme="minorHAnsi" w:hAnsiTheme="minorHAnsi" w:cstheme="minorHAnsi"/>
+              </w:rPr>
+              <w:t>%%</w:t>
+            </w:r>
+          </w:p>
+          <w:p>
+            <w:pPr>
+              <w:pStyle w:val="DefaultText"/>
+              <w:rPr>
+                <w:rFonts w:asciiTheme="minorHAnsi" w:hAnsiTheme="minorHAnsi" w:cstheme="minorHAnsi"/>
+              </w:rPr>
+            </w:pPr>
+            <w:proofErr w:type="spellStart"/>
+            <w:r>
+              <w:rPr>
+                <w:rFonts w:asciiTheme="minorHAnsi" w:hAnsiTheme="minorHAnsi" w:cstheme="minorHAnsi"/>
+              </w:rPr>
+              <w:t>Kso</w:t>
+            </w:r>
+            <w:proofErr w:type="spellEnd"/>
+            <w:r>
+              <w:rPr>
+                <w:rFonts w:asciiTheme="minorHAnsi" w:hAnsiTheme="minorHAnsi" w:cstheme="minorHAnsi"/>
+              </w:rPr>
+              <w:t xml:space="preserve"> = </w:t>
+            </w:r>
+            <w:proofErr w:type="gramStart"/>
+            <w:r>
+              <w:rPr>
+                <w:rFonts w:asciiTheme="minorHAnsi" w:hAnsiTheme="minorHAnsi" w:cstheme="minorHAnsi"/>
+              </w:rPr>
+              <w:t>0.496633;</w:t>
+            </w:r>
+            <w:proofErr w:type="gramEnd"/>
+          </w:p>
+          <w:p>
+            <w:pPr>
+              <w:pStyle w:val="DefaultText"/>
+              <w:rPr>
+                <w:rFonts w:asciiTheme="minorHAnsi" w:hAnsiTheme="minorHAnsi" w:cstheme="minorHAnsi"/>
+              </w:rPr>
+            </w:pPr>
+            <w:proofErr w:type="spellStart"/>
+            <w:r>
+              <w:rPr>
+                <w:rFonts w:asciiTheme="minorHAnsi" w:hAnsiTheme="minorHAnsi" w:cstheme="minorHAnsi"/>
+              </w:rPr>
+              <w:t>Gso</w:t>
+            </w:r>
+            <w:proofErr w:type="spellEnd"/>
+            <w:r>
+              <w:rPr>
+                <w:rFonts w:asciiTheme="minorHAnsi" w:hAnsiTheme="minorHAnsi" w:cstheme="minorHAnsi"/>
+              </w:rPr>
+              <w:t xml:space="preserve"> = </w:t>
+            </w:r>
+            <w:proofErr w:type="spellStart"/>
+            <w:r>
+              <w:rPr>
+                <w:rFonts w:asciiTheme="minorHAnsi" w:hAnsiTheme="minorHAnsi" w:cstheme="minorHAnsi"/>
+              </w:rPr>
+              <w:t>tf</w:t>
+            </w:r>
+            <w:proofErr w:type="spellEnd"/>
+            <w:r>
+              <w:rPr>
+                <w:rFonts w:asciiTheme="minorHAnsi" w:hAnsiTheme="minorHAnsi" w:cstheme="minorHAnsi"/>
+              </w:rPr>
+              <w:t>([2*Alpha*Km*</w:t>
+            </w:r>
+            <w:proofErr w:type="spellStart"/>
+            <w:r>
+              <w:rPr>
+                <w:rFonts w:asciiTheme="minorHAnsi" w:hAnsiTheme="minorHAnsi" w:cstheme="minorHAnsi"/>
+              </w:rPr>
+              <w:t>Kso</w:t>
+            </w:r>
+            <w:proofErr w:type="spellEnd"/>
+            <w:proofErr w:type="gramStart"/>
+            <w:r>
+              <w:rPr>
+                <w:rFonts w:asciiTheme="minorHAnsi" w:hAnsiTheme="minorHAnsi" w:cstheme="minorHAnsi"/>
+              </w:rPr>
+              <w:t>],[</w:t>
+            </w:r>
+            <w:proofErr w:type="gramEnd"/>
+            <w:r>
+              <w:rPr>
+                <w:rFonts w:asciiTheme="minorHAnsi" w:hAnsiTheme="minorHAnsi" w:cstheme="minorHAnsi"/>
+              </w:rPr>
+              <w:t xml:space="preserve">1 Alpha+2*Alpha 2*Alpha^2 </w:t>
+            </w:r>
+            <w:proofErr w:type="spellStart"/>
+            <w:r>
+              <w:rPr>
+                <w:rFonts w:asciiTheme="minorHAnsi" w:hAnsiTheme="minorHAnsi" w:cstheme="minorHAnsi"/>
+              </w:rPr>
+              <w:t>Kso</w:t>
+            </w:r>
+            <w:proofErr w:type="spellEnd"/>
+            <w:r>
+              <w:rPr>
+                <w:rFonts w:asciiTheme="minorHAnsi" w:hAnsiTheme="minorHAnsi" w:cstheme="minorHAnsi"/>
+              </w:rPr>
+              <w:t>*2*Alpha*Km]</w:t>
+            </w:r>
+            <w:proofErr w:type="gramStart"/>
+            <w:r>
+              <w:rPr>
+                <w:rFonts w:asciiTheme="minorHAnsi" w:hAnsiTheme="minorHAnsi" w:cstheme="minorHAnsi"/>
+              </w:rPr>
+              <w:t>);</w:t>
+            </w:r>
+            <w:proofErr w:type="gramEnd"/>
+          </w:p>
+          <w:p>
+            <w:pPr>
+              <w:pStyle w:val="DefaultText"/>
+              <w:rPr>
+                <w:rFonts w:asciiTheme="minorHAnsi" w:hAnsiTheme="minorHAnsi" w:cstheme="minorHAnsi"/>
+              </w:rPr>
+            </w:pPr>
+            <w:r>
+              <w:rPr>
+                <w:rFonts w:asciiTheme="minorHAnsi" w:hAnsiTheme="minorHAnsi" w:cstheme="minorHAnsi"/>
+              </w:rPr>
+              <w:t>figure</w:t>
+            </w:r>
+          </w:p>
+          <w:p>
+            <w:pPr>
+              <w:pStyle w:val="DefaultText"/>
+              <w:rPr>
+                <w:rFonts w:asciiTheme="minorHAnsi" w:hAnsiTheme="minorHAnsi" w:cstheme="minorHAnsi"/>
+              </w:rPr>
+            </w:pPr>
+            <w:proofErr w:type="gramStart"/>
+            <w:r>
+              <w:rPr>
+                <w:rFonts w:asciiTheme="minorHAnsi" w:hAnsiTheme="minorHAnsi" w:cstheme="minorHAnsi"/>
+              </w:rPr>
+              <w:t>step(</w:t>
+            </w:r>
+            <w:proofErr w:type="spellStart"/>
+            <w:proofErr w:type="gramEnd"/>
+            <w:r>
+              <w:rPr>
+                <w:rFonts w:asciiTheme="minorHAnsi" w:hAnsiTheme="minorHAnsi" w:cstheme="minorHAnsi"/>
+              </w:rPr>
+              <w:t>Gso</w:t>
+            </w:r>
+            <w:proofErr w:type="spellEnd"/>
+            <w:r>
+              <w:rPr>
+                <w:rFonts w:asciiTheme="minorHAnsi" w:hAnsiTheme="minorHAnsi" w:cstheme="minorHAnsi"/>
+              </w:rPr>
+              <w:t>)</w:t>
+            </w:r>
+          </w:p>
+          <w:p>
+            <w:pPr>
+              <w:pStyle w:val="DefaultText"/>
+              <w:rPr>
+                <w:rFonts w:asciiTheme="minorHAnsi" w:hAnsiTheme="minorHAnsi" w:cstheme="minorHAnsi"/>
+              </w:rPr>
+            </w:pPr>
+            <w:proofErr w:type="gramStart"/>
+            <w:r>
+              <w:rPr>
+                <w:rFonts w:asciiTheme="minorHAnsi" w:hAnsiTheme="minorHAnsi" w:cstheme="minorHAnsi"/>
+              </w:rPr>
+              <w:lastRenderedPageBreak/>
+              <w:t>title(</w:t>
+            </w:r>
+            <w:proofErr w:type="gramEnd"/>
+            <w:r>
+              <w:rPr>
+                <w:rFonts w:asciiTheme="minorHAnsi" w:hAnsiTheme="minorHAnsi" w:cstheme="minorHAnsi"/>
+              </w:rPr>
+              <w:t xml:space="preserve">'Step Response Extra Slow Pole </w:t>
+            </w:r>
+            <w:proofErr w:type="gramStart"/>
+            <w:r>
+              <w:rPr>
+                <w:rFonts w:asciiTheme="minorHAnsi" w:hAnsiTheme="minorHAnsi" w:cstheme="minorHAnsi"/>
+              </w:rPr>
+              <w:t>With</w:t>
+            </w:r>
+            <w:proofErr w:type="gramEnd"/>
+            <w:r>
+              <w:rPr>
+                <w:rFonts w:asciiTheme="minorHAnsi" w:hAnsiTheme="minorHAnsi" w:cstheme="minorHAnsi"/>
+              </w:rPr>
+              <w:t xml:space="preserve"> K = 0.496633')</w:t>
+            </w:r>
+          </w:p>
+          <w:p>
+            <w:pPr>
+              <w:pStyle w:val="DefaultText"/>
+              <w:rPr>
+                <w:rFonts w:asciiTheme="minorHAnsi" w:hAnsiTheme="minorHAnsi" w:cstheme="minorHAnsi"/>
+              </w:rPr>
+            </w:pPr>
+            <w:proofErr w:type="spellStart"/>
+            <w:proofErr w:type="gramStart"/>
+            <w:r>
+              <w:rPr>
+                <w:rFonts w:asciiTheme="minorHAnsi" w:hAnsiTheme="minorHAnsi" w:cstheme="minorHAnsi"/>
+              </w:rPr>
+              <w:t>xtitle</w:t>
+            </w:r>
+            <w:proofErr w:type="spellEnd"/>
+            <w:r>
+              <w:rPr>
+                <w:rFonts w:asciiTheme="minorHAnsi" w:hAnsiTheme="minorHAnsi" w:cstheme="minorHAnsi"/>
+              </w:rPr>
+              <w:t>(</w:t>
+            </w:r>
+            <w:proofErr w:type="gramEnd"/>
+            <w:r>
+              <w:rPr>
+                <w:rFonts w:asciiTheme="minorHAnsi" w:hAnsiTheme="minorHAnsi" w:cstheme="minorHAnsi"/>
+              </w:rPr>
+              <w:t>'Time (s)')</w:t>
+            </w:r>
+          </w:p>
+          <w:p>
+            <w:pPr>
+              <w:pStyle w:val="DefaultText"/>
+              <w:rPr>
+                <w:rFonts w:asciiTheme="minorHAnsi" w:hAnsiTheme="minorHAnsi" w:cstheme="minorHAnsi"/>
+              </w:rPr>
+            </w:pPr>
+            <w:proofErr w:type="spellStart"/>
+            <w:r>
+              <w:rPr>
+                <w:rFonts w:asciiTheme="minorHAnsi" w:hAnsiTheme="minorHAnsi" w:cstheme="minorHAnsi"/>
+              </w:rPr>
+              <w:t>ytitle</w:t>
+            </w:r>
+            <w:proofErr w:type="spellEnd"/>
+            <w:r>
+              <w:rPr>
+                <w:rFonts w:asciiTheme="minorHAnsi" w:hAnsiTheme="minorHAnsi" w:cstheme="minorHAnsi"/>
+              </w:rPr>
+              <w:t>('Amplitude')</w:t>
+            </w:r>
+          </w:p>
+          <w:p>
+            <w:pPr>
+              <w:pStyle w:val="DefaultText"/>
+              <w:rPr>
+                <w:rFonts w:asciiTheme="minorHAnsi" w:hAnsiTheme="minorHAnsi" w:cstheme="minorHAnsi"/>
+              </w:rPr>
+            </w:pPr>
+            <w:r>
+              <w:rPr>
+                <w:rFonts w:asciiTheme="minorHAnsi" w:hAnsiTheme="minorHAnsi" w:cstheme="minorHAnsi"/>
+              </w:rPr>
+              <w:t>%% task 3.5</w:t>
+            </w:r>
+          </w:p>
+          <w:p>
+            <w:pPr>
+              <w:pStyle w:val="DefaultText"/>
+              <w:rPr>
+                <w:rFonts w:asciiTheme="minorHAnsi" w:hAnsiTheme="minorHAnsi" w:cstheme="minorHAnsi"/>
+              </w:rPr>
+            </w:pPr>
+            <w:proofErr w:type="spellStart"/>
+            <w:r>
+              <w:rPr>
+                <w:rFonts w:asciiTheme="minorHAnsi" w:hAnsiTheme="minorHAnsi" w:cstheme="minorHAnsi"/>
+              </w:rPr>
+              <w:t>GO_fast</w:t>
+            </w:r>
+            <w:proofErr w:type="spellEnd"/>
+            <w:r>
+              <w:rPr>
+                <w:rFonts w:asciiTheme="minorHAnsi" w:hAnsiTheme="minorHAnsi" w:cstheme="minorHAnsi"/>
+              </w:rPr>
+              <w:t xml:space="preserve"> = </w:t>
+            </w:r>
+            <w:proofErr w:type="spellStart"/>
+            <w:r>
+              <w:rPr>
+                <w:rFonts w:asciiTheme="minorHAnsi" w:hAnsiTheme="minorHAnsi" w:cstheme="minorHAnsi"/>
+              </w:rPr>
+              <w:t>tf</w:t>
+            </w:r>
+            <w:proofErr w:type="spellEnd"/>
+            <w:r>
+              <w:rPr>
+                <w:rFonts w:asciiTheme="minorHAnsi" w:hAnsiTheme="minorHAnsi" w:cstheme="minorHAnsi"/>
+              </w:rPr>
+              <w:t>([</w:t>
+            </w:r>
+            <w:proofErr w:type="spellStart"/>
+            <w:r>
+              <w:rPr>
+                <w:rFonts w:asciiTheme="minorHAnsi" w:hAnsiTheme="minorHAnsi" w:cstheme="minorHAnsi"/>
+              </w:rPr>
+              <w:t>Kfo</w:t>
+            </w:r>
+            <w:proofErr w:type="spellEnd"/>
+            <w:r>
+              <w:rPr>
+                <w:rFonts w:asciiTheme="minorHAnsi" w:hAnsiTheme="minorHAnsi" w:cstheme="minorHAnsi"/>
+              </w:rPr>
+              <w:t>*Km</w:t>
+            </w:r>
+            <w:proofErr w:type="gramStart"/>
+            <w:r>
+              <w:rPr>
+                <w:rFonts w:asciiTheme="minorHAnsi" w:hAnsiTheme="minorHAnsi" w:cstheme="minorHAnsi"/>
+              </w:rPr>
+              <w:t>],[</w:t>
+            </w:r>
+            <w:proofErr w:type="gramEnd"/>
+            <w:r>
+              <w:rPr>
+                <w:rFonts w:asciiTheme="minorHAnsi" w:hAnsiTheme="minorHAnsi" w:cstheme="minorHAnsi"/>
+              </w:rPr>
+              <w:t>1 Alpha Km*</w:t>
+            </w:r>
+            <w:proofErr w:type="spellStart"/>
+            <w:r>
+              <w:rPr>
+                <w:rFonts w:asciiTheme="minorHAnsi" w:hAnsiTheme="minorHAnsi" w:cstheme="minorHAnsi"/>
+              </w:rPr>
+              <w:t>Kfo</w:t>
+            </w:r>
+            <w:proofErr w:type="spellEnd"/>
+            <w:r>
+              <w:rPr>
+                <w:rFonts w:asciiTheme="minorHAnsi" w:hAnsiTheme="minorHAnsi" w:cstheme="minorHAnsi"/>
+              </w:rPr>
+              <w:t>]</w:t>
+            </w:r>
+            <w:proofErr w:type="gramStart"/>
+            <w:r>
+              <w:rPr>
+                <w:rFonts w:asciiTheme="minorHAnsi" w:hAnsiTheme="minorHAnsi" w:cstheme="minorHAnsi"/>
+              </w:rPr>
+              <w:t>);</w:t>
+            </w:r>
+            <w:proofErr w:type="gramEnd"/>
+          </w:p>
+          <w:p>
+            <w:pPr>
+              <w:pStyle w:val="DefaultText"/>
+              <w:rPr>
+                <w:rFonts w:asciiTheme="minorHAnsi" w:hAnsiTheme="minorHAnsi" w:cstheme="minorHAnsi"/>
+              </w:rPr>
+            </w:pPr>
+            <w:proofErr w:type="spellStart"/>
+            <w:r>
+              <w:rPr>
+                <w:rFonts w:asciiTheme="minorHAnsi" w:hAnsiTheme="minorHAnsi" w:cstheme="minorHAnsi"/>
+              </w:rPr>
+              <w:t>GO_Slow</w:t>
+            </w:r>
+            <w:proofErr w:type="spellEnd"/>
+            <w:r>
+              <w:rPr>
+                <w:rFonts w:asciiTheme="minorHAnsi" w:hAnsiTheme="minorHAnsi" w:cstheme="minorHAnsi"/>
+              </w:rPr>
+              <w:t xml:space="preserve"> = </w:t>
+            </w:r>
+            <w:proofErr w:type="spellStart"/>
+            <w:r>
+              <w:rPr>
+                <w:rFonts w:asciiTheme="minorHAnsi" w:hAnsiTheme="minorHAnsi" w:cstheme="minorHAnsi"/>
+              </w:rPr>
+              <w:t>tf</w:t>
+            </w:r>
+            <w:proofErr w:type="spellEnd"/>
+            <w:r>
+              <w:rPr>
+                <w:rFonts w:asciiTheme="minorHAnsi" w:hAnsiTheme="minorHAnsi" w:cstheme="minorHAnsi"/>
+              </w:rPr>
+              <w:t>([</w:t>
+            </w:r>
+            <w:proofErr w:type="spellStart"/>
+            <w:r>
+              <w:rPr>
+                <w:rFonts w:asciiTheme="minorHAnsi" w:hAnsiTheme="minorHAnsi" w:cstheme="minorHAnsi"/>
+              </w:rPr>
+              <w:t>Kso</w:t>
+            </w:r>
+            <w:proofErr w:type="spellEnd"/>
+            <w:r>
+              <w:rPr>
+                <w:rFonts w:asciiTheme="minorHAnsi" w:hAnsiTheme="minorHAnsi" w:cstheme="minorHAnsi"/>
+              </w:rPr>
+              <w:t>*Km</w:t>
+            </w:r>
+            <w:proofErr w:type="gramStart"/>
+            <w:r>
+              <w:rPr>
+                <w:rFonts w:asciiTheme="minorHAnsi" w:hAnsiTheme="minorHAnsi" w:cstheme="minorHAnsi"/>
+              </w:rPr>
+              <w:t>],[</w:t>
+            </w:r>
+            <w:proofErr w:type="gramEnd"/>
+            <w:r>
+              <w:rPr>
+                <w:rFonts w:asciiTheme="minorHAnsi" w:hAnsiTheme="minorHAnsi" w:cstheme="minorHAnsi"/>
+              </w:rPr>
+              <w:t>1 Alpha Km*</w:t>
+            </w:r>
+            <w:proofErr w:type="spellStart"/>
+            <w:r>
+              <w:rPr>
+                <w:rFonts w:asciiTheme="minorHAnsi" w:hAnsiTheme="minorHAnsi" w:cstheme="minorHAnsi"/>
+              </w:rPr>
+              <w:t>Kso</w:t>
+            </w:r>
+            <w:proofErr w:type="spellEnd"/>
+            <w:r>
+              <w:rPr>
+                <w:rFonts w:asciiTheme="minorHAnsi" w:hAnsiTheme="minorHAnsi" w:cstheme="minorHAnsi"/>
+              </w:rPr>
+              <w:t>]</w:t>
+            </w:r>
+            <w:proofErr w:type="gramStart"/>
+            <w:r>
+              <w:rPr>
+                <w:rFonts w:asciiTheme="minorHAnsi" w:hAnsiTheme="minorHAnsi" w:cstheme="minorHAnsi"/>
+              </w:rPr>
+              <w:t>);</w:t>
+            </w:r>
+            <w:proofErr w:type="gramEnd"/>
+          </w:p>
+          <w:p>
+            <w:pPr>
+              <w:pStyle w:val="DefaultText"/>
+              <w:rPr>
+                <w:rFonts w:asciiTheme="minorHAnsi" w:hAnsiTheme="minorHAnsi" w:cstheme="minorHAnsi"/>
+              </w:rPr>
+            </w:pPr>
+            <w:proofErr w:type="spellStart"/>
+            <w:r>
+              <w:rPr>
+                <w:rFonts w:asciiTheme="minorHAnsi" w:hAnsiTheme="minorHAnsi" w:cstheme="minorHAnsi"/>
+              </w:rPr>
+              <w:t>Gfo_original</w:t>
+            </w:r>
+            <w:proofErr w:type="spellEnd"/>
+            <w:r>
+              <w:rPr>
+                <w:rFonts w:asciiTheme="minorHAnsi" w:hAnsiTheme="minorHAnsi" w:cstheme="minorHAnsi"/>
+              </w:rPr>
+              <w:t xml:space="preserve"> = </w:t>
+            </w:r>
+            <w:proofErr w:type="spellStart"/>
+            <w:r>
+              <w:rPr>
+                <w:rFonts w:asciiTheme="minorHAnsi" w:hAnsiTheme="minorHAnsi" w:cstheme="minorHAnsi"/>
+              </w:rPr>
+              <w:t>tf</w:t>
+            </w:r>
+            <w:proofErr w:type="spellEnd"/>
+            <w:r>
+              <w:rPr>
+                <w:rFonts w:asciiTheme="minorHAnsi" w:hAnsiTheme="minorHAnsi" w:cstheme="minorHAnsi"/>
+              </w:rPr>
+              <w:t>([10*Alpha*Km*KTask1</w:t>
+            </w:r>
+            <w:proofErr w:type="gramStart"/>
+            <w:r>
+              <w:rPr>
+                <w:rFonts w:asciiTheme="minorHAnsi" w:hAnsiTheme="minorHAnsi" w:cstheme="minorHAnsi"/>
+              </w:rPr>
+              <w:t>],[</w:t>
+            </w:r>
+            <w:proofErr w:type="gramEnd"/>
+            <w:r>
+              <w:rPr>
+                <w:rFonts w:asciiTheme="minorHAnsi" w:hAnsiTheme="minorHAnsi" w:cstheme="minorHAnsi"/>
+              </w:rPr>
+              <w:t>1 Alpha+10*Alpha 10*Alpha^2 KTask1*10*Alpha*Km]</w:t>
+            </w:r>
+            <w:proofErr w:type="gramStart"/>
+            <w:r>
+              <w:rPr>
+                <w:rFonts w:asciiTheme="minorHAnsi" w:hAnsiTheme="minorHAnsi" w:cstheme="minorHAnsi"/>
+              </w:rPr>
+              <w:t>);</w:t>
+            </w:r>
+            <w:proofErr w:type="gramEnd"/>
+          </w:p>
+          <w:p>
+            <w:pPr>
+              <w:pStyle w:val="DefaultText"/>
+              <w:rPr>
+                <w:rFonts w:asciiTheme="minorHAnsi" w:hAnsiTheme="minorHAnsi" w:cstheme="minorHAnsi"/>
+              </w:rPr>
+            </w:pPr>
+            <w:proofErr w:type="spellStart"/>
+            <w:r>
+              <w:rPr>
+                <w:rFonts w:asciiTheme="minorHAnsi" w:hAnsiTheme="minorHAnsi" w:cstheme="minorHAnsi"/>
+              </w:rPr>
+              <w:t>Gfo_slow</w:t>
+            </w:r>
+            <w:proofErr w:type="spellEnd"/>
+            <w:r>
+              <w:rPr>
+                <w:rFonts w:asciiTheme="minorHAnsi" w:hAnsiTheme="minorHAnsi" w:cstheme="minorHAnsi"/>
+              </w:rPr>
+              <w:t xml:space="preserve"> = </w:t>
+            </w:r>
+            <w:proofErr w:type="spellStart"/>
+            <w:r>
+              <w:rPr>
+                <w:rFonts w:asciiTheme="minorHAnsi" w:hAnsiTheme="minorHAnsi" w:cstheme="minorHAnsi"/>
+              </w:rPr>
+              <w:t>tf</w:t>
+            </w:r>
+            <w:proofErr w:type="spellEnd"/>
+            <w:r>
+              <w:rPr>
+                <w:rFonts w:asciiTheme="minorHAnsi" w:hAnsiTheme="minorHAnsi" w:cstheme="minorHAnsi"/>
+              </w:rPr>
+              <w:t>([10*Alpha*Km*</w:t>
+            </w:r>
+            <w:proofErr w:type="spellStart"/>
+            <w:r>
+              <w:rPr>
+                <w:rFonts w:asciiTheme="minorHAnsi" w:hAnsiTheme="minorHAnsi" w:cstheme="minorHAnsi"/>
+              </w:rPr>
+              <w:t>Kso</w:t>
+            </w:r>
+            <w:proofErr w:type="spellEnd"/>
+            <w:proofErr w:type="gramStart"/>
+            <w:r>
+              <w:rPr>
+                <w:rFonts w:asciiTheme="minorHAnsi" w:hAnsiTheme="minorHAnsi" w:cstheme="minorHAnsi"/>
+              </w:rPr>
+              <w:t>],[</w:t>
+            </w:r>
+            <w:proofErr w:type="gramEnd"/>
+            <w:r>
+              <w:rPr>
+                <w:rFonts w:asciiTheme="minorHAnsi" w:hAnsiTheme="minorHAnsi" w:cstheme="minorHAnsi"/>
+              </w:rPr>
+              <w:t xml:space="preserve">1 Alpha+10*Alpha 10*Alpha^2 </w:t>
+            </w:r>
+            <w:proofErr w:type="spellStart"/>
+            <w:r>
+              <w:rPr>
+                <w:rFonts w:asciiTheme="minorHAnsi" w:hAnsiTheme="minorHAnsi" w:cstheme="minorHAnsi"/>
+              </w:rPr>
+              <w:t>Kso</w:t>
+            </w:r>
+            <w:proofErr w:type="spellEnd"/>
+            <w:r>
+              <w:rPr>
+                <w:rFonts w:asciiTheme="minorHAnsi" w:hAnsiTheme="minorHAnsi" w:cstheme="minorHAnsi"/>
+              </w:rPr>
+              <w:t>*10*Alpha*Km]</w:t>
+            </w:r>
+            <w:proofErr w:type="gramStart"/>
+            <w:r>
+              <w:rPr>
+                <w:rFonts w:asciiTheme="minorHAnsi" w:hAnsiTheme="minorHAnsi" w:cstheme="minorHAnsi"/>
+              </w:rPr>
+              <w:t>);</w:t>
+            </w:r>
+            <w:proofErr w:type="gramEnd"/>
+          </w:p>
+          <w:p>
+            <w:pPr>
+              <w:pStyle w:val="DefaultText"/>
+              <w:rPr>
+                <w:rFonts w:asciiTheme="minorHAnsi" w:hAnsiTheme="minorHAnsi" w:cstheme="minorHAnsi"/>
+              </w:rPr>
+            </w:pPr>
+            <w:proofErr w:type="spellStart"/>
+            <w:r>
+              <w:rPr>
+                <w:rFonts w:asciiTheme="minorHAnsi" w:hAnsiTheme="minorHAnsi" w:cstheme="minorHAnsi"/>
+              </w:rPr>
+              <w:t>Gso_fast</w:t>
+            </w:r>
+            <w:proofErr w:type="spellEnd"/>
+            <w:r>
+              <w:rPr>
+                <w:rFonts w:asciiTheme="minorHAnsi" w:hAnsiTheme="minorHAnsi" w:cstheme="minorHAnsi"/>
+              </w:rPr>
+              <w:t xml:space="preserve"> = </w:t>
+            </w:r>
+            <w:proofErr w:type="spellStart"/>
+            <w:r>
+              <w:rPr>
+                <w:rFonts w:asciiTheme="minorHAnsi" w:hAnsiTheme="minorHAnsi" w:cstheme="minorHAnsi"/>
+              </w:rPr>
+              <w:t>tf</w:t>
+            </w:r>
+            <w:proofErr w:type="spellEnd"/>
+            <w:r>
+              <w:rPr>
+                <w:rFonts w:asciiTheme="minorHAnsi" w:hAnsiTheme="minorHAnsi" w:cstheme="minorHAnsi"/>
+              </w:rPr>
+              <w:t>([2*Alpha*Km*</w:t>
+            </w:r>
+            <w:proofErr w:type="spellStart"/>
+            <w:r>
+              <w:rPr>
+                <w:rFonts w:asciiTheme="minorHAnsi" w:hAnsiTheme="minorHAnsi" w:cstheme="minorHAnsi"/>
+              </w:rPr>
+              <w:t>Kfo</w:t>
+            </w:r>
+            <w:proofErr w:type="spellEnd"/>
+            <w:proofErr w:type="gramStart"/>
+            <w:r>
+              <w:rPr>
+                <w:rFonts w:asciiTheme="minorHAnsi" w:hAnsiTheme="minorHAnsi" w:cstheme="minorHAnsi"/>
+              </w:rPr>
+              <w:t>],[</w:t>
+            </w:r>
+            <w:proofErr w:type="gramEnd"/>
+            <w:r>
+              <w:rPr>
+                <w:rFonts w:asciiTheme="minorHAnsi" w:hAnsiTheme="minorHAnsi" w:cstheme="minorHAnsi"/>
+              </w:rPr>
+              <w:t xml:space="preserve">1 Alpha+2*Alpha 2*Alpha^2 </w:t>
+            </w:r>
+            <w:proofErr w:type="spellStart"/>
+            <w:r>
+              <w:rPr>
+                <w:rFonts w:asciiTheme="minorHAnsi" w:hAnsiTheme="minorHAnsi" w:cstheme="minorHAnsi"/>
+              </w:rPr>
+              <w:t>Kfo</w:t>
+            </w:r>
+            <w:proofErr w:type="spellEnd"/>
+            <w:r>
+              <w:rPr>
+                <w:rFonts w:asciiTheme="minorHAnsi" w:hAnsiTheme="minorHAnsi" w:cstheme="minorHAnsi"/>
+              </w:rPr>
+              <w:t>*2*Alpha*Km]</w:t>
+            </w:r>
+            <w:proofErr w:type="gramStart"/>
+            <w:r>
+              <w:rPr>
+                <w:rFonts w:asciiTheme="minorHAnsi" w:hAnsiTheme="minorHAnsi" w:cstheme="minorHAnsi"/>
+              </w:rPr>
+              <w:t>);</w:t>
+            </w:r>
+            <w:proofErr w:type="gramEnd"/>
+          </w:p>
+          <w:p>
+            <w:pPr>
+              <w:pStyle w:val="DefaultText"/>
+              <w:rPr>
+                <w:rFonts w:asciiTheme="minorHAnsi" w:hAnsiTheme="minorHAnsi" w:cstheme="minorHAnsi"/>
+              </w:rPr>
+            </w:pPr>
+            <w:proofErr w:type="spellStart"/>
+            <w:r>
+              <w:rPr>
+                <w:rFonts w:asciiTheme="minorHAnsi" w:hAnsiTheme="minorHAnsi" w:cstheme="minorHAnsi"/>
+              </w:rPr>
+              <w:t>Gso_Original</w:t>
+            </w:r>
+            <w:proofErr w:type="spellEnd"/>
+            <w:r>
+              <w:rPr>
+                <w:rFonts w:asciiTheme="minorHAnsi" w:hAnsiTheme="minorHAnsi" w:cstheme="minorHAnsi"/>
+              </w:rPr>
+              <w:t xml:space="preserve"> = </w:t>
+            </w:r>
+            <w:proofErr w:type="spellStart"/>
+            <w:r>
+              <w:rPr>
+                <w:rFonts w:asciiTheme="minorHAnsi" w:hAnsiTheme="minorHAnsi" w:cstheme="minorHAnsi"/>
+              </w:rPr>
+              <w:t>tf</w:t>
+            </w:r>
+            <w:proofErr w:type="spellEnd"/>
+            <w:r>
+              <w:rPr>
+                <w:rFonts w:asciiTheme="minorHAnsi" w:hAnsiTheme="minorHAnsi" w:cstheme="minorHAnsi"/>
+              </w:rPr>
+              <w:t>([2*Alpha*Km*KTask1</w:t>
+            </w:r>
+            <w:proofErr w:type="gramStart"/>
+            <w:r>
+              <w:rPr>
+                <w:rFonts w:asciiTheme="minorHAnsi" w:hAnsiTheme="minorHAnsi" w:cstheme="minorHAnsi"/>
+              </w:rPr>
+              <w:t>],[</w:t>
+            </w:r>
+            <w:proofErr w:type="gramEnd"/>
+            <w:r>
+              <w:rPr>
+                <w:rFonts w:asciiTheme="minorHAnsi" w:hAnsiTheme="minorHAnsi" w:cstheme="minorHAnsi"/>
+              </w:rPr>
+              <w:t>1 Alpha+2*Alpha 2*Alpha^2 KTask1*2*Alpha*Km]</w:t>
+            </w:r>
+            <w:proofErr w:type="gramStart"/>
+            <w:r>
+              <w:rPr>
+                <w:rFonts w:asciiTheme="minorHAnsi" w:hAnsiTheme="minorHAnsi" w:cstheme="minorHAnsi"/>
+              </w:rPr>
+              <w:t>);</w:t>
+            </w:r>
+            <w:proofErr w:type="gramEnd"/>
+          </w:p>
+          <w:p>
+            <w:pPr>
+              <w:pStyle w:val="DefaultText"/>
+              <w:rPr>
+                <w:rFonts w:asciiTheme="minorHAnsi" w:hAnsiTheme="minorHAnsi" w:cstheme="minorHAnsi"/>
+              </w:rPr>
+            </w:pPr>
+            <w:r>
+              <w:rPr>
+                <w:rFonts w:asciiTheme="minorHAnsi" w:hAnsiTheme="minorHAnsi" w:cstheme="minorHAnsi"/>
+              </w:rPr>
+              <w:t>figure</w:t>
+            </w:r>
+          </w:p>
+          <w:p>
+            <w:pPr>
+              <w:pStyle w:val="DefaultText"/>
+              <w:rPr>
+                <w:rFonts w:asciiTheme="minorHAnsi" w:hAnsiTheme="minorHAnsi" w:cstheme="minorHAnsi"/>
+              </w:rPr>
+            </w:pPr>
+            <w:proofErr w:type="gramStart"/>
+            <w:r>
+              <w:rPr>
+                <w:rFonts w:asciiTheme="minorHAnsi" w:hAnsiTheme="minorHAnsi" w:cstheme="minorHAnsi"/>
+              </w:rPr>
+              <w:t>step(</w:t>
+            </w:r>
+            <w:proofErr w:type="spellStart"/>
+            <w:proofErr w:type="gramEnd"/>
+            <w:r>
+              <w:rPr>
+                <w:rFonts w:asciiTheme="minorHAnsi" w:hAnsiTheme="minorHAnsi" w:cstheme="minorHAnsi"/>
+              </w:rPr>
+              <w:t>GO_fast</w:t>
+            </w:r>
+            <w:proofErr w:type="spellEnd"/>
+            <w:proofErr w:type="gramStart"/>
+            <w:r>
+              <w:rPr>
+                <w:rFonts w:asciiTheme="minorHAnsi" w:hAnsiTheme="minorHAnsi" w:cstheme="minorHAnsi"/>
+              </w:rPr>
+              <w:t>);</w:t>
+            </w:r>
+            <w:proofErr w:type="gramEnd"/>
+          </w:p>
+          <w:p>
+            <w:pPr>
+              <w:pStyle w:val="DefaultText"/>
+              <w:rPr>
+                <w:rFonts w:asciiTheme="minorHAnsi" w:hAnsiTheme="minorHAnsi" w:cstheme="minorHAnsi"/>
+              </w:rPr>
+            </w:pPr>
+            <w:proofErr w:type="gramStart"/>
+            <w:r>
+              <w:rPr>
+                <w:rFonts w:asciiTheme="minorHAnsi" w:hAnsiTheme="minorHAnsi" w:cstheme="minorHAnsi"/>
+              </w:rPr>
+              <w:t>title(</w:t>
+            </w:r>
+            <w:proofErr w:type="gramEnd"/>
+            <w:r>
+              <w:rPr>
+                <w:rFonts w:asciiTheme="minorHAnsi" w:hAnsiTheme="minorHAnsi" w:cstheme="minorHAnsi"/>
+              </w:rPr>
+              <w:t xml:space="preserve">'Original System Step Response </w:t>
+            </w:r>
+            <w:proofErr w:type="gramStart"/>
+            <w:r>
+              <w:rPr>
+                <w:rFonts w:asciiTheme="minorHAnsi" w:hAnsiTheme="minorHAnsi" w:cstheme="minorHAnsi"/>
+              </w:rPr>
+              <w:t>With</w:t>
+            </w:r>
+            <w:proofErr w:type="gramEnd"/>
+            <w:r>
+              <w:rPr>
+                <w:rFonts w:asciiTheme="minorHAnsi" w:hAnsiTheme="minorHAnsi" w:cstheme="minorHAnsi"/>
+              </w:rPr>
+              <w:t xml:space="preserve"> </w:t>
+            </w:r>
+            <w:proofErr w:type="spellStart"/>
+            <w:r>
+              <w:rPr>
+                <w:rFonts w:asciiTheme="minorHAnsi" w:hAnsiTheme="minorHAnsi" w:cstheme="minorHAnsi"/>
+              </w:rPr>
+              <w:t>Kfo</w:t>
+            </w:r>
+            <w:proofErr w:type="spellEnd"/>
+            <w:r>
+              <w:rPr>
+                <w:rFonts w:asciiTheme="minorHAnsi" w:hAnsiTheme="minorHAnsi" w:cstheme="minorHAnsi"/>
+              </w:rPr>
+              <w:t xml:space="preserve"> Gain')</w:t>
+            </w:r>
+          </w:p>
+          <w:p>
+            <w:pPr>
+              <w:pStyle w:val="DefaultText"/>
+              <w:rPr>
+                <w:rFonts w:asciiTheme="minorHAnsi" w:hAnsiTheme="minorHAnsi" w:cstheme="minorHAnsi"/>
+              </w:rPr>
+            </w:pPr>
+            <w:proofErr w:type="spellStart"/>
+            <w:r>
+              <w:rPr>
+                <w:rFonts w:asciiTheme="minorHAnsi" w:hAnsiTheme="minorHAnsi" w:cstheme="minorHAnsi"/>
+              </w:rPr>
+              <w:t>xlabel</w:t>
+            </w:r>
+            <w:proofErr w:type="spellEnd"/>
+            <w:r>
+              <w:rPr>
+                <w:rFonts w:asciiTheme="minorHAnsi" w:hAnsiTheme="minorHAnsi" w:cstheme="minorHAnsi"/>
+              </w:rPr>
+              <w:t>("Time")</w:t>
+            </w:r>
+          </w:p>
+          <w:p>
+            <w:pPr>
+              <w:pStyle w:val="DefaultText"/>
+              <w:rPr>
+                <w:rFonts w:asciiTheme="minorHAnsi" w:hAnsiTheme="minorHAnsi" w:cstheme="minorHAnsi"/>
+              </w:rPr>
+            </w:pPr>
+            <w:proofErr w:type="spellStart"/>
+            <w:r>
+              <w:rPr>
+                <w:rFonts w:asciiTheme="minorHAnsi" w:hAnsiTheme="minorHAnsi" w:cstheme="minorHAnsi"/>
+              </w:rPr>
+              <w:t>ylabel</w:t>
+            </w:r>
+            <w:proofErr w:type="spellEnd"/>
+            <w:r>
+              <w:rPr>
+                <w:rFonts w:asciiTheme="minorHAnsi" w:hAnsiTheme="minorHAnsi" w:cstheme="minorHAnsi"/>
+              </w:rPr>
+              <w:t>('Amplitude')</w:t>
+            </w:r>
+          </w:p>
+          <w:p>
+            <w:pPr>
+              <w:pStyle w:val="DefaultText"/>
+              <w:rPr>
+                <w:rFonts w:asciiTheme="minorHAnsi" w:hAnsiTheme="minorHAnsi" w:cstheme="minorHAnsi"/>
+              </w:rPr>
+            </w:pPr>
+            <w:r>
+              <w:rPr>
+                <w:rFonts w:asciiTheme="minorHAnsi" w:hAnsiTheme="minorHAnsi" w:cstheme="minorHAnsi"/>
+              </w:rPr>
+              <w:t>figure</w:t>
+            </w:r>
+          </w:p>
+          <w:p>
+            <w:pPr>
+              <w:pStyle w:val="DefaultText"/>
+              <w:rPr>
+                <w:rFonts w:asciiTheme="minorHAnsi" w:hAnsiTheme="minorHAnsi" w:cstheme="minorHAnsi"/>
+              </w:rPr>
+            </w:pPr>
+            <w:proofErr w:type="gramStart"/>
+            <w:r>
+              <w:rPr>
+                <w:rFonts w:asciiTheme="minorHAnsi" w:hAnsiTheme="minorHAnsi" w:cstheme="minorHAnsi"/>
+              </w:rPr>
+              <w:t>step(</w:t>
+            </w:r>
+            <w:proofErr w:type="spellStart"/>
+            <w:proofErr w:type="gramEnd"/>
+            <w:r>
+              <w:rPr>
+                <w:rFonts w:asciiTheme="minorHAnsi" w:hAnsiTheme="minorHAnsi" w:cstheme="minorHAnsi"/>
+              </w:rPr>
+              <w:t>Gso_fast</w:t>
+            </w:r>
+            <w:proofErr w:type="spellEnd"/>
+            <w:proofErr w:type="gramStart"/>
+            <w:r>
+              <w:rPr>
+                <w:rFonts w:asciiTheme="minorHAnsi" w:hAnsiTheme="minorHAnsi" w:cstheme="minorHAnsi"/>
+              </w:rPr>
+              <w:t>);</w:t>
+            </w:r>
+            <w:proofErr w:type="gramEnd"/>
+          </w:p>
+          <w:p>
+            <w:pPr>
+              <w:pStyle w:val="DefaultText"/>
+              <w:rPr>
+                <w:rFonts w:asciiTheme="minorHAnsi" w:hAnsiTheme="minorHAnsi" w:cstheme="minorHAnsi"/>
+              </w:rPr>
+            </w:pPr>
+            <w:proofErr w:type="gramStart"/>
+            <w:r>
+              <w:rPr>
+                <w:rFonts w:asciiTheme="minorHAnsi" w:hAnsiTheme="minorHAnsi" w:cstheme="minorHAnsi"/>
+              </w:rPr>
+              <w:t>title(</w:t>
+            </w:r>
+            <w:proofErr w:type="gramEnd"/>
+            <w:r>
+              <w:rPr>
+                <w:rFonts w:asciiTheme="minorHAnsi" w:hAnsiTheme="minorHAnsi" w:cstheme="minorHAnsi"/>
+              </w:rPr>
+              <w:t xml:space="preserve">'Slow System Step Response </w:t>
+            </w:r>
+            <w:proofErr w:type="gramStart"/>
+            <w:r>
+              <w:rPr>
+                <w:rFonts w:asciiTheme="minorHAnsi" w:hAnsiTheme="minorHAnsi" w:cstheme="minorHAnsi"/>
+              </w:rPr>
+              <w:t>With</w:t>
+            </w:r>
+            <w:proofErr w:type="gramEnd"/>
+            <w:r>
+              <w:rPr>
+                <w:rFonts w:asciiTheme="minorHAnsi" w:hAnsiTheme="minorHAnsi" w:cstheme="minorHAnsi"/>
+              </w:rPr>
+              <w:t xml:space="preserve"> </w:t>
+            </w:r>
+            <w:proofErr w:type="spellStart"/>
+            <w:r>
+              <w:rPr>
+                <w:rFonts w:asciiTheme="minorHAnsi" w:hAnsiTheme="minorHAnsi" w:cstheme="minorHAnsi"/>
+              </w:rPr>
+              <w:t>Kfo</w:t>
+            </w:r>
+            <w:proofErr w:type="spellEnd"/>
+            <w:r>
+              <w:rPr>
+                <w:rFonts w:asciiTheme="minorHAnsi" w:hAnsiTheme="minorHAnsi" w:cstheme="minorHAnsi"/>
+              </w:rPr>
+              <w:t xml:space="preserve"> Gain')</w:t>
+            </w:r>
+          </w:p>
+          <w:p>
+            <w:pPr>
+              <w:pStyle w:val="DefaultText"/>
+              <w:rPr>
+                <w:rFonts w:asciiTheme="minorHAnsi" w:hAnsiTheme="minorHAnsi" w:cstheme="minorHAnsi"/>
+              </w:rPr>
+            </w:pPr>
+            <w:proofErr w:type="spellStart"/>
+            <w:proofErr w:type="gramStart"/>
+            <w:r>
+              <w:rPr>
+                <w:rFonts w:asciiTheme="minorHAnsi" w:hAnsiTheme="minorHAnsi" w:cstheme="minorHAnsi"/>
+              </w:rPr>
+              <w:t>xlabel</w:t>
+            </w:r>
+            <w:proofErr w:type="spellEnd"/>
+            <w:r>
+              <w:rPr>
+                <w:rFonts w:asciiTheme="minorHAnsi" w:hAnsiTheme="minorHAnsi" w:cstheme="minorHAnsi"/>
+              </w:rPr>
+              <w:t>(</w:t>
+            </w:r>
+            <w:proofErr w:type="gramEnd"/>
+            <w:r>
+              <w:rPr>
+                <w:rFonts w:asciiTheme="minorHAnsi" w:hAnsiTheme="minorHAnsi" w:cstheme="minorHAnsi"/>
+              </w:rPr>
+              <w:t>'Time (s)')</w:t>
+            </w:r>
+          </w:p>
+          <w:p>
+            <w:pPr>
+              <w:pStyle w:val="DefaultText"/>
+              <w:rPr>
+                <w:rFonts w:asciiTheme="minorHAnsi" w:hAnsiTheme="minorHAnsi" w:cstheme="minorHAnsi"/>
+              </w:rPr>
+            </w:pPr>
+            <w:proofErr w:type="spellStart"/>
+            <w:r>
+              <w:rPr>
+                <w:rFonts w:asciiTheme="minorHAnsi" w:hAnsiTheme="minorHAnsi" w:cstheme="minorHAnsi"/>
+              </w:rPr>
+              <w:t>ylabel</w:t>
+            </w:r>
+            <w:proofErr w:type="spellEnd"/>
+            <w:r>
+              <w:rPr>
+                <w:rFonts w:asciiTheme="minorHAnsi" w:hAnsiTheme="minorHAnsi" w:cstheme="minorHAnsi"/>
+              </w:rPr>
+              <w:t>('Amplitude')</w:t>
+            </w:r>
+          </w:p>
+          <w:p>
+            <w:pPr>
+              <w:pStyle w:val="DefaultText"/>
+              <w:rPr>
+                <w:rFonts w:asciiTheme="minorHAnsi" w:hAnsiTheme="minorHAnsi" w:cstheme="minorHAnsi"/>
+              </w:rPr>
+            </w:pPr>
+            <w:r>
+              <w:rPr>
+                <w:rFonts w:asciiTheme="minorHAnsi" w:hAnsiTheme="minorHAnsi" w:cstheme="minorHAnsi"/>
+              </w:rPr>
+              <w:t>figure</w:t>
+            </w:r>
+          </w:p>
+          <w:p>
+            <w:pPr>
+              <w:pStyle w:val="DefaultText"/>
+              <w:rPr>
+                <w:rFonts w:asciiTheme="minorHAnsi" w:hAnsiTheme="minorHAnsi" w:cstheme="minorHAnsi"/>
+              </w:rPr>
+            </w:pPr>
+            <w:proofErr w:type="gramStart"/>
+            <w:r>
+              <w:rPr>
+                <w:rFonts w:asciiTheme="minorHAnsi" w:hAnsiTheme="minorHAnsi" w:cstheme="minorHAnsi"/>
+              </w:rPr>
+              <w:t>step(</w:t>
+            </w:r>
+            <w:proofErr w:type="spellStart"/>
+            <w:proofErr w:type="gramEnd"/>
+            <w:r>
+              <w:rPr>
+                <w:rFonts w:asciiTheme="minorHAnsi" w:hAnsiTheme="minorHAnsi" w:cstheme="minorHAnsi"/>
+              </w:rPr>
+              <w:t>Gfo_slow</w:t>
+            </w:r>
+            <w:proofErr w:type="spellEnd"/>
+            <w:proofErr w:type="gramStart"/>
+            <w:r>
+              <w:rPr>
+                <w:rFonts w:asciiTheme="minorHAnsi" w:hAnsiTheme="minorHAnsi" w:cstheme="minorHAnsi"/>
+              </w:rPr>
+              <w:t>);</w:t>
+            </w:r>
+            <w:proofErr w:type="gramEnd"/>
+          </w:p>
+          <w:p>
+            <w:pPr>
+              <w:pStyle w:val="DefaultText"/>
+              <w:rPr>
+                <w:rFonts w:asciiTheme="minorHAnsi" w:hAnsiTheme="minorHAnsi" w:cstheme="minorHAnsi"/>
+              </w:rPr>
+            </w:pPr>
+            <w:proofErr w:type="gramStart"/>
+            <w:r>
+              <w:rPr>
+                <w:rFonts w:asciiTheme="minorHAnsi" w:hAnsiTheme="minorHAnsi" w:cstheme="minorHAnsi"/>
+              </w:rPr>
+              <w:t>title(</w:t>
+            </w:r>
+            <w:proofErr w:type="gramEnd"/>
+            <w:r>
+              <w:rPr>
+                <w:rFonts w:asciiTheme="minorHAnsi" w:hAnsiTheme="minorHAnsi" w:cstheme="minorHAnsi"/>
+              </w:rPr>
+              <w:t xml:space="preserve">'Fast System Step Response </w:t>
+            </w:r>
+            <w:proofErr w:type="gramStart"/>
+            <w:r>
+              <w:rPr>
+                <w:rFonts w:asciiTheme="minorHAnsi" w:hAnsiTheme="minorHAnsi" w:cstheme="minorHAnsi"/>
+              </w:rPr>
+              <w:t>With</w:t>
+            </w:r>
+            <w:proofErr w:type="gramEnd"/>
+            <w:r>
+              <w:rPr>
+                <w:rFonts w:asciiTheme="minorHAnsi" w:hAnsiTheme="minorHAnsi" w:cstheme="minorHAnsi"/>
+              </w:rPr>
+              <w:t xml:space="preserve"> </w:t>
+            </w:r>
+            <w:proofErr w:type="spellStart"/>
+            <w:r>
+              <w:rPr>
+                <w:rFonts w:asciiTheme="minorHAnsi" w:hAnsiTheme="minorHAnsi" w:cstheme="minorHAnsi"/>
+              </w:rPr>
+              <w:t>Kso</w:t>
+            </w:r>
+            <w:proofErr w:type="spellEnd"/>
+            <w:r>
+              <w:rPr>
+                <w:rFonts w:asciiTheme="minorHAnsi" w:hAnsiTheme="minorHAnsi" w:cstheme="minorHAnsi"/>
+              </w:rPr>
+              <w:t xml:space="preserve"> Gain')</w:t>
+            </w:r>
+          </w:p>
+          <w:p>
+            <w:pPr>
+              <w:pStyle w:val="DefaultText"/>
+              <w:rPr>
+                <w:rFonts w:asciiTheme="minorHAnsi" w:hAnsiTheme="minorHAnsi" w:cstheme="minorHAnsi"/>
+              </w:rPr>
+            </w:pPr>
+            <w:proofErr w:type="spellStart"/>
+            <w:proofErr w:type="gramStart"/>
+            <w:r>
+              <w:rPr>
+                <w:rFonts w:asciiTheme="minorHAnsi" w:hAnsiTheme="minorHAnsi" w:cstheme="minorHAnsi"/>
+              </w:rPr>
+              <w:t>xlabel</w:t>
+            </w:r>
+            <w:proofErr w:type="spellEnd"/>
+            <w:r>
+              <w:rPr>
+                <w:rFonts w:asciiTheme="minorHAnsi" w:hAnsiTheme="minorHAnsi" w:cstheme="minorHAnsi"/>
+              </w:rPr>
+              <w:t>(</w:t>
+            </w:r>
+            <w:proofErr w:type="gramEnd"/>
+            <w:r>
+              <w:rPr>
+                <w:rFonts w:asciiTheme="minorHAnsi" w:hAnsiTheme="minorHAnsi" w:cstheme="minorHAnsi"/>
+              </w:rPr>
+              <w:t>'Time (s)')</w:t>
+            </w:r>
+          </w:p>
+          <w:p>
+            <w:pPr>
+              <w:pStyle w:val="DefaultText"/>
+              <w:rPr>
+                <w:rFonts w:asciiTheme="minorHAnsi" w:hAnsiTheme="minorHAnsi" w:cstheme="minorHAnsi"/>
+              </w:rPr>
+            </w:pPr>
+            <w:proofErr w:type="spellStart"/>
+            <w:r>
+              <w:rPr>
+                <w:rFonts w:asciiTheme="minorHAnsi" w:hAnsiTheme="minorHAnsi" w:cstheme="minorHAnsi"/>
+              </w:rPr>
+              <w:t>ylabel</w:t>
+            </w:r>
+            <w:proofErr w:type="spellEnd"/>
+            <w:r>
+              <w:rPr>
+                <w:rFonts w:asciiTheme="minorHAnsi" w:hAnsiTheme="minorHAnsi" w:cstheme="minorHAnsi"/>
+              </w:rPr>
+              <w:t>('Amplitude')</w:t>
+            </w:r>
+          </w:p>
+          <w:p>
+            <w:pPr>
+              <w:pStyle w:val="DefaultText"/>
+              <w:rPr>
+                <w:rFonts w:asciiTheme="minorHAnsi" w:hAnsiTheme="minorHAnsi" w:cstheme="minorHAnsi"/>
+              </w:rPr>
+            </w:pPr>
+            <w:r>
+              <w:rPr>
+                <w:rFonts w:asciiTheme="minorHAnsi" w:hAnsiTheme="minorHAnsi" w:cstheme="minorHAnsi"/>
+              </w:rPr>
+              <w:t>figure</w:t>
+            </w:r>
+          </w:p>
+          <w:p>
+            <w:pPr>
+              <w:pStyle w:val="DefaultText"/>
+              <w:rPr>
+                <w:rFonts w:asciiTheme="minorHAnsi" w:hAnsiTheme="minorHAnsi" w:cstheme="minorHAnsi"/>
+              </w:rPr>
+            </w:pPr>
+            <w:proofErr w:type="gramStart"/>
+            <w:r>
+              <w:rPr>
+                <w:rFonts w:asciiTheme="minorHAnsi" w:hAnsiTheme="minorHAnsi" w:cstheme="minorHAnsi"/>
+              </w:rPr>
+              <w:t>step(</w:t>
+            </w:r>
+            <w:proofErr w:type="spellStart"/>
+            <w:proofErr w:type="gramEnd"/>
+            <w:r>
+              <w:rPr>
+                <w:rFonts w:asciiTheme="minorHAnsi" w:hAnsiTheme="minorHAnsi" w:cstheme="minorHAnsi"/>
+              </w:rPr>
+              <w:t>GO_Slow</w:t>
+            </w:r>
+            <w:proofErr w:type="spellEnd"/>
+            <w:proofErr w:type="gramStart"/>
+            <w:r>
+              <w:rPr>
+                <w:rFonts w:asciiTheme="minorHAnsi" w:hAnsiTheme="minorHAnsi" w:cstheme="minorHAnsi"/>
+              </w:rPr>
+              <w:t>);</w:t>
+            </w:r>
+            <w:proofErr w:type="gramEnd"/>
+          </w:p>
+          <w:p>
+            <w:pPr>
+              <w:pStyle w:val="DefaultText"/>
+              <w:rPr>
+                <w:rFonts w:asciiTheme="minorHAnsi" w:hAnsiTheme="minorHAnsi" w:cstheme="minorHAnsi"/>
+              </w:rPr>
+            </w:pPr>
+            <w:proofErr w:type="gramStart"/>
+            <w:r>
+              <w:rPr>
+                <w:rFonts w:asciiTheme="minorHAnsi" w:hAnsiTheme="minorHAnsi" w:cstheme="minorHAnsi"/>
+              </w:rPr>
+              <w:t>title(</w:t>
+            </w:r>
+            <w:proofErr w:type="gramEnd"/>
+            <w:r>
+              <w:rPr>
+                <w:rFonts w:asciiTheme="minorHAnsi" w:hAnsiTheme="minorHAnsi" w:cstheme="minorHAnsi"/>
+              </w:rPr>
+              <w:t xml:space="preserve">'Original System Step Response </w:t>
+            </w:r>
+            <w:proofErr w:type="gramStart"/>
+            <w:r>
+              <w:rPr>
+                <w:rFonts w:asciiTheme="minorHAnsi" w:hAnsiTheme="minorHAnsi" w:cstheme="minorHAnsi"/>
+              </w:rPr>
+              <w:t>With</w:t>
+            </w:r>
+            <w:proofErr w:type="gramEnd"/>
+            <w:r>
+              <w:rPr>
+                <w:rFonts w:asciiTheme="minorHAnsi" w:hAnsiTheme="minorHAnsi" w:cstheme="minorHAnsi"/>
+              </w:rPr>
+              <w:t xml:space="preserve"> </w:t>
+            </w:r>
+            <w:proofErr w:type="spellStart"/>
+            <w:r>
+              <w:rPr>
+                <w:rFonts w:asciiTheme="minorHAnsi" w:hAnsiTheme="minorHAnsi" w:cstheme="minorHAnsi"/>
+              </w:rPr>
+              <w:t>Kso</w:t>
+            </w:r>
+            <w:proofErr w:type="spellEnd"/>
+            <w:r>
+              <w:rPr>
+                <w:rFonts w:asciiTheme="minorHAnsi" w:hAnsiTheme="minorHAnsi" w:cstheme="minorHAnsi"/>
+              </w:rPr>
+              <w:t xml:space="preserve"> Gain')</w:t>
+            </w:r>
+          </w:p>
+          <w:p>
+            <w:pPr>
+              <w:pStyle w:val="DefaultText"/>
+              <w:rPr>
+                <w:rFonts w:asciiTheme="minorHAnsi" w:hAnsiTheme="minorHAnsi" w:cstheme="minorHAnsi"/>
+              </w:rPr>
+            </w:pPr>
+            <w:proofErr w:type="spellStart"/>
+            <w:proofErr w:type="gramStart"/>
+            <w:r>
+              <w:rPr>
+                <w:rFonts w:asciiTheme="minorHAnsi" w:hAnsiTheme="minorHAnsi" w:cstheme="minorHAnsi"/>
+              </w:rPr>
+              <w:t>xlabel</w:t>
+            </w:r>
+            <w:proofErr w:type="spellEnd"/>
+            <w:r>
+              <w:rPr>
+                <w:rFonts w:asciiTheme="minorHAnsi" w:hAnsiTheme="minorHAnsi" w:cstheme="minorHAnsi"/>
+              </w:rPr>
+              <w:t>(</w:t>
+            </w:r>
+            <w:proofErr w:type="gramEnd"/>
+            <w:r>
+              <w:rPr>
+                <w:rFonts w:asciiTheme="minorHAnsi" w:hAnsiTheme="minorHAnsi" w:cstheme="minorHAnsi"/>
+              </w:rPr>
+              <w:t>'Time (s)')</w:t>
+            </w:r>
+          </w:p>
+          <w:p>
+            <w:pPr>
+              <w:pStyle w:val="DefaultText"/>
+              <w:rPr>
+                <w:rFonts w:asciiTheme="minorHAnsi" w:hAnsiTheme="minorHAnsi" w:cstheme="minorHAnsi"/>
+              </w:rPr>
+            </w:pPr>
+            <w:proofErr w:type="spellStart"/>
+            <w:r>
+              <w:rPr>
+                <w:rFonts w:asciiTheme="minorHAnsi" w:hAnsiTheme="minorHAnsi" w:cstheme="minorHAnsi"/>
+              </w:rPr>
+              <w:t>ylabel</w:t>
+            </w:r>
+            <w:proofErr w:type="spellEnd"/>
+            <w:r>
+              <w:rPr>
+                <w:rFonts w:asciiTheme="minorHAnsi" w:hAnsiTheme="minorHAnsi" w:cstheme="minorHAnsi"/>
+              </w:rPr>
+              <w:t>('Amplitude')</w:t>
+            </w:r>
+          </w:p>
+          <w:p>
+            <w:pPr>
+              <w:pStyle w:val="DefaultText"/>
+              <w:rPr>
+                <w:rFonts w:asciiTheme="minorHAnsi" w:hAnsiTheme="minorHAnsi" w:cstheme="minorHAnsi"/>
+              </w:rPr>
+            </w:pPr>
+            <w:r>
+              <w:rPr>
+                <w:rFonts w:asciiTheme="minorHAnsi" w:hAnsiTheme="minorHAnsi" w:cstheme="minorHAnsi"/>
+              </w:rPr>
+              <w:t>figure</w:t>
+            </w:r>
+          </w:p>
+          <w:p>
+            <w:pPr>
+              <w:pStyle w:val="DefaultText"/>
+              <w:rPr>
+                <w:rFonts w:asciiTheme="minorHAnsi" w:hAnsiTheme="minorHAnsi" w:cstheme="minorHAnsi"/>
+              </w:rPr>
+            </w:pPr>
+            <w:proofErr w:type="gramStart"/>
+            <w:r>
+              <w:rPr>
+                <w:rFonts w:asciiTheme="minorHAnsi" w:hAnsiTheme="minorHAnsi" w:cstheme="minorHAnsi"/>
+              </w:rPr>
+              <w:t>step(</w:t>
+            </w:r>
+            <w:proofErr w:type="spellStart"/>
+            <w:proofErr w:type="gramEnd"/>
+            <w:r>
+              <w:rPr>
+                <w:rFonts w:asciiTheme="minorHAnsi" w:hAnsiTheme="minorHAnsi" w:cstheme="minorHAnsi"/>
+              </w:rPr>
+              <w:t>Gso_Original</w:t>
+            </w:r>
+            <w:proofErr w:type="spellEnd"/>
+            <w:proofErr w:type="gramStart"/>
+            <w:r>
+              <w:rPr>
+                <w:rFonts w:asciiTheme="minorHAnsi" w:hAnsiTheme="minorHAnsi" w:cstheme="minorHAnsi"/>
+              </w:rPr>
+              <w:t>);</w:t>
+            </w:r>
+            <w:proofErr w:type="gramEnd"/>
+          </w:p>
+          <w:p>
+            <w:pPr>
+              <w:pStyle w:val="DefaultText"/>
+              <w:rPr>
+                <w:rFonts w:asciiTheme="minorHAnsi" w:hAnsiTheme="minorHAnsi" w:cstheme="minorHAnsi"/>
+              </w:rPr>
+            </w:pPr>
+            <w:proofErr w:type="gramStart"/>
+            <w:r>
+              <w:rPr>
+                <w:rFonts w:asciiTheme="minorHAnsi" w:hAnsiTheme="minorHAnsi" w:cstheme="minorHAnsi"/>
+              </w:rPr>
+              <w:t>title(</w:t>
+            </w:r>
+            <w:proofErr w:type="gramEnd"/>
+            <w:r>
+              <w:rPr>
+                <w:rFonts w:asciiTheme="minorHAnsi" w:hAnsiTheme="minorHAnsi" w:cstheme="minorHAnsi"/>
+              </w:rPr>
+              <w:t xml:space="preserve">'Slow System Step Response </w:t>
+            </w:r>
+            <w:proofErr w:type="gramStart"/>
+            <w:r>
+              <w:rPr>
+                <w:rFonts w:asciiTheme="minorHAnsi" w:hAnsiTheme="minorHAnsi" w:cstheme="minorHAnsi"/>
+              </w:rPr>
+              <w:t>With</w:t>
+            </w:r>
+            <w:proofErr w:type="gramEnd"/>
+            <w:r>
+              <w:rPr>
+                <w:rFonts w:asciiTheme="minorHAnsi" w:hAnsiTheme="minorHAnsi" w:cstheme="minorHAnsi"/>
+              </w:rPr>
+              <w:t xml:space="preserve"> Original Gain')</w:t>
+            </w:r>
+          </w:p>
+          <w:p>
+            <w:pPr>
+              <w:pStyle w:val="DefaultText"/>
+              <w:rPr>
+                <w:rFonts w:asciiTheme="minorHAnsi" w:hAnsiTheme="minorHAnsi" w:cstheme="minorHAnsi"/>
+              </w:rPr>
+            </w:pPr>
+            <w:proofErr w:type="spellStart"/>
+            <w:proofErr w:type="gramStart"/>
+            <w:r>
+              <w:rPr>
+                <w:rFonts w:asciiTheme="minorHAnsi" w:hAnsiTheme="minorHAnsi" w:cstheme="minorHAnsi"/>
+              </w:rPr>
+              <w:t>xlabel</w:t>
+            </w:r>
+            <w:proofErr w:type="spellEnd"/>
+            <w:r>
+              <w:rPr>
+                <w:rFonts w:asciiTheme="minorHAnsi" w:hAnsiTheme="minorHAnsi" w:cstheme="minorHAnsi"/>
+              </w:rPr>
+              <w:t>(</w:t>
+            </w:r>
+            <w:proofErr w:type="gramEnd"/>
+            <w:r>
+              <w:rPr>
+                <w:rFonts w:asciiTheme="minorHAnsi" w:hAnsiTheme="minorHAnsi" w:cstheme="minorHAnsi"/>
+              </w:rPr>
+              <w:t>'Time (s)')</w:t>
+            </w:r>
+          </w:p>
+          <w:p>
+            <w:pPr>
+              <w:pStyle w:val="DefaultText"/>
+              <w:rPr>
+                <w:rFonts w:asciiTheme="minorHAnsi" w:hAnsiTheme="minorHAnsi" w:cstheme="minorHAnsi"/>
+              </w:rPr>
+            </w:pPr>
+            <w:proofErr w:type="spellStart"/>
+            <w:r>
+              <w:rPr>
+                <w:rFonts w:asciiTheme="minorHAnsi" w:hAnsiTheme="minorHAnsi" w:cstheme="minorHAnsi"/>
+              </w:rPr>
+              <w:t>ylabel</w:t>
+            </w:r>
+            <w:proofErr w:type="spellEnd"/>
+            <w:r>
+              <w:rPr>
+                <w:rFonts w:asciiTheme="minorHAnsi" w:hAnsiTheme="minorHAnsi" w:cstheme="minorHAnsi"/>
+              </w:rPr>
+              <w:t>('Amplitude')</w:t>
+            </w:r>
+          </w:p>
+          <w:p>
+            <w:pPr>
+              <w:pStyle w:val="DefaultText"/>
+              <w:rPr>
+                <w:rFonts w:asciiTheme="minorHAnsi" w:hAnsiTheme="minorHAnsi" w:cstheme="minorHAnsi"/>
+              </w:rPr>
+            </w:pPr>
+            <w:r>
+              <w:rPr>
+                <w:rFonts w:asciiTheme="minorHAnsi" w:hAnsiTheme="minorHAnsi" w:cstheme="minorHAnsi"/>
+              </w:rPr>
+              <w:t>figure</w:t>
+            </w:r>
+          </w:p>
+          <w:p>
+            <w:pPr>
+              <w:pStyle w:val="DefaultText"/>
+              <w:rPr>
+                <w:rFonts w:asciiTheme="minorHAnsi" w:hAnsiTheme="minorHAnsi" w:cstheme="minorHAnsi"/>
+              </w:rPr>
+            </w:pPr>
+            <w:proofErr w:type="gramStart"/>
+            <w:r>
+              <w:rPr>
+                <w:rFonts w:asciiTheme="minorHAnsi" w:hAnsiTheme="minorHAnsi" w:cstheme="minorHAnsi"/>
+              </w:rPr>
+              <w:t>step(</w:t>
+            </w:r>
+            <w:proofErr w:type="spellStart"/>
+            <w:proofErr w:type="gramEnd"/>
+            <w:r>
+              <w:rPr>
+                <w:rFonts w:asciiTheme="minorHAnsi" w:hAnsiTheme="minorHAnsi" w:cstheme="minorHAnsi"/>
+              </w:rPr>
+              <w:t>Gfo_original</w:t>
+            </w:r>
+            <w:proofErr w:type="spellEnd"/>
+            <w:proofErr w:type="gramStart"/>
+            <w:r>
+              <w:rPr>
+                <w:rFonts w:asciiTheme="minorHAnsi" w:hAnsiTheme="minorHAnsi" w:cstheme="minorHAnsi"/>
+              </w:rPr>
+              <w:t>);</w:t>
+            </w:r>
+            <w:proofErr w:type="gramEnd"/>
+          </w:p>
+          <w:p>
+            <w:pPr>
+              <w:pStyle w:val="DefaultText"/>
+              <w:rPr>
+                <w:rFonts w:asciiTheme="minorHAnsi" w:hAnsiTheme="minorHAnsi" w:cstheme="minorHAnsi"/>
+              </w:rPr>
+            </w:pPr>
+            <w:proofErr w:type="gramStart"/>
+            <w:r>
+              <w:rPr>
+                <w:rFonts w:asciiTheme="minorHAnsi" w:hAnsiTheme="minorHAnsi" w:cstheme="minorHAnsi"/>
+              </w:rPr>
+              <w:t>title(</w:t>
+            </w:r>
+            <w:proofErr w:type="gramEnd"/>
+            <w:r>
+              <w:rPr>
+                <w:rFonts w:asciiTheme="minorHAnsi" w:hAnsiTheme="minorHAnsi" w:cstheme="minorHAnsi"/>
+              </w:rPr>
+              <w:t xml:space="preserve">'Fast System Step Response </w:t>
+            </w:r>
+            <w:proofErr w:type="gramStart"/>
+            <w:r>
+              <w:rPr>
+                <w:rFonts w:asciiTheme="minorHAnsi" w:hAnsiTheme="minorHAnsi" w:cstheme="minorHAnsi"/>
+              </w:rPr>
+              <w:t>With</w:t>
+            </w:r>
+            <w:proofErr w:type="gramEnd"/>
+            <w:r>
+              <w:rPr>
+                <w:rFonts w:asciiTheme="minorHAnsi" w:hAnsiTheme="minorHAnsi" w:cstheme="minorHAnsi"/>
+              </w:rPr>
+              <w:t xml:space="preserve"> Original Gain')</w:t>
+            </w:r>
+          </w:p>
+          <w:p>
+            <w:pPr>
+              <w:pStyle w:val="DefaultText"/>
+              <w:rPr>
+                <w:rFonts w:asciiTheme="minorHAnsi" w:hAnsiTheme="minorHAnsi" w:cstheme="minorHAnsi"/>
+              </w:rPr>
+            </w:pPr>
+            <w:proofErr w:type="spellStart"/>
+            <w:proofErr w:type="gramStart"/>
+            <w:r>
+              <w:rPr>
+                <w:rFonts w:asciiTheme="minorHAnsi" w:hAnsiTheme="minorHAnsi" w:cstheme="minorHAnsi"/>
+              </w:rPr>
+              <w:t>xlabel</w:t>
+            </w:r>
+            <w:proofErr w:type="spellEnd"/>
+            <w:r>
+              <w:rPr>
+                <w:rFonts w:asciiTheme="minorHAnsi" w:hAnsiTheme="minorHAnsi" w:cstheme="minorHAnsi"/>
+              </w:rPr>
+              <w:t>(</w:t>
+            </w:r>
+            <w:proofErr w:type="gramEnd"/>
+            <w:r>
+              <w:rPr>
+                <w:rFonts w:asciiTheme="minorHAnsi" w:hAnsiTheme="minorHAnsi" w:cstheme="minorHAnsi"/>
+              </w:rPr>
+              <w:t>'Time (s)')</w:t>
+            </w:r>
+          </w:p>
+          <w:p>
+            <w:pPr>
+              <w:pStyle w:val="DefaultText"/>
+              <w:rPr>
+                <w:rFonts w:asciiTheme="minorHAnsi" w:hAnsiTheme="minorHAnsi" w:cstheme="minorHAnsi"/>
+              </w:rPr>
+            </w:pPr>
+            <w:proofErr w:type="spellStart"/>
+            <w:r>
+              <w:rPr>
+                <w:rFonts w:asciiTheme="minorHAnsi" w:hAnsiTheme="minorHAnsi" w:cstheme="minorHAnsi"/>
+              </w:rPr>
+              <w:t>ylabel</w:t>
+            </w:r>
+            <w:proofErr w:type="spellEnd"/>
+            <w:r>
+              <w:rPr>
+                <w:rFonts w:asciiTheme="minorHAnsi" w:hAnsiTheme="minorHAnsi" w:cstheme="minorHAnsi"/>
+              </w:rPr>
+              <w:t>('Amplitude')</w:t>
+            </w:r>
+          </w:p>
+          <w:p>
+            <w:pPr>
+              <w:pStyle w:val="DefaultText"/>
+              <w:rPr>
+                <w:rFonts w:asciiTheme="minorHAnsi" w:hAnsiTheme="minorHAnsi" w:cstheme="minorHAnsi"/>
+                <w:sz w:val="20"/>
+              </w:rPr>
+            </w:pPr>
           </w:p>
         </w:tc>
       </w:tr>
@@ -10852,7 +13830,15 @@
                 <w:rFonts w:asciiTheme="minorHAnsi" w:hAnsiTheme="minorHAnsi" w:cstheme="minorHAnsi"/>
                 <w:sz w:val="20"/>
               </w:rPr>
-              <w:t xml:space="preserve"> at angles normal to the real axis. As such the desired poles can be found through calculating the breakaway point and applying the formula </w:t>
+              <w:t xml:space="preserve"> at angles normal to the real axis. As such the desired poles can be found through calculating the breakaway point and </w:t>
+            </w:r>
+            <w:r>
+              <w:rPr>
+                <w:rFonts w:asciiTheme="minorHAnsi" w:hAnsiTheme="minorHAnsi" w:cstheme="minorHAnsi"/>
+                <w:sz w:val="20"/>
+              </w:rPr>
+              <w:lastRenderedPageBreak/>
+              <w:t xml:space="preserve">applying the formula </w:t>
             </w:r>
             <m:oMath>
               <m:sSub>
@@ -11441,7 +14427,6 @@
                     <w:rFonts w:ascii="Cambria Math" w:hAnsi="Cambria Math" w:cstheme="minorHAnsi"/>
                     <w:sz w:val="20"/>
                   </w:rPr>
-                  <w:lastRenderedPageBreak/>
                   <m:t>σ=</m:t>
                 </m:r>
                 <m:f>
@@ -12632,46 +15617,238 @@
               <w:rPr>
                 <w:rFonts w:asciiTheme="minorHAnsi" w:hAnsiTheme="minorHAnsi" w:cstheme="minorHAnsi"/>
                 <w:sz w:val="20"/>
+              </w:rPr>
+            </w:pPr>
+            <w:proofErr w:type="gramStart"/>
+            <w:r>
+              <w:rPr>
+                <w:rFonts w:asciiTheme="minorHAnsi" w:hAnsiTheme="minorHAnsi" w:cstheme="minorHAnsi"/>
+                <w:sz w:val="20"/>
+              </w:rPr>
+              <w:t>It</w:t>
+            </w:r>
+            <w:r>
+              <w:rPr>
+                <w:rFonts w:asciiTheme="minorHAnsi" w:hAnsiTheme="minorHAnsi" w:cstheme="minorHAnsi"/>
+                <w:sz w:val="20"/>
+              </w:rPr>
+              <w:t xml:space="preserve"> can be seen that the</w:t>
+            </w:r>
+            <w:proofErr w:type="gramEnd"/>
+            <w:r>
+              <w:rPr>
+                <w:rFonts w:asciiTheme="minorHAnsi" w:hAnsiTheme="minorHAnsi" w:cstheme="minorHAnsi"/>
+                <w:sz w:val="20"/>
+              </w:rPr>
+              <w:t xml:space="preserve"> model with the lead compensator adjusts the response to </w:t>
+            </w:r>
+            <w:r>
+              <w:rPr>
+                <w:rFonts w:asciiTheme="minorHAnsi" w:hAnsiTheme="minorHAnsi" w:cstheme="minorHAnsi"/>
+                <w:sz w:val="20"/>
+              </w:rPr>
+              <w:t>take</w:t>
+            </w:r>
+            <w:r>
+              <w:rPr>
+                <w:rFonts w:asciiTheme="minorHAnsi" w:hAnsiTheme="minorHAnsi" w:cstheme="minorHAnsi"/>
+                <w:sz w:val="20"/>
+              </w:rPr>
+              <w:t xml:space="preserve"> half the time to settle and still has an overshoot of 5%, thus demonstrating that the lead compensator is successful.</w:t>
+            </w:r>
+          </w:p>
+          <w:p>
+            <w:pPr>
+              <w:pStyle w:val="DefaultText"/>
+              <w:rPr>
+                <w:rFonts w:asciiTheme="minorHAnsi" w:hAnsiTheme="minorHAnsi" w:cstheme="minorHAnsi"/>
+                <w:sz w:val="20"/>
+              </w:rPr>
+            </w:pPr>
+            <w:r>
+              <w:rPr>
+                <w:rFonts w:asciiTheme="minorHAnsi" w:hAnsiTheme="minorHAnsi" w:cstheme="minorHAnsi"/>
+                <w:sz w:val="20"/>
+              </w:rPr>
+              <w:t>M</w:t>
+            </w:r>
+            <w:r>
+              <w:rPr>
+                <w:rFonts w:asciiTheme="minorHAnsi" w:hAnsiTheme="minorHAnsi" w:cstheme="minorHAnsi"/>
+                <w:sz w:val="20"/>
+              </w:rPr>
+              <w:t>ATLAB Code:</w:t>
+            </w:r>
+          </w:p>
+          <w:p>
+            <w:pPr>
+              <w:pStyle w:val="DefaultText"/>
+              <w:rPr>
+                <w:rFonts w:asciiTheme="minorHAnsi" w:hAnsiTheme="minorHAnsi" w:cstheme="minorHAnsi"/>
+              </w:rPr>
+            </w:pPr>
+            <w:r>
+              <w:rPr>
+                <w:rFonts w:asciiTheme="minorHAnsi" w:hAnsiTheme="minorHAnsi" w:cstheme="minorHAnsi"/>
+              </w:rPr>
+              <w:t>%% task 4.2</w:t>
+            </w:r>
+          </w:p>
+          <w:p>
+            <w:pPr>
+              <w:pStyle w:val="DefaultText"/>
+              <w:rPr>
+                <w:rFonts w:asciiTheme="minorHAnsi" w:hAnsiTheme="minorHAnsi" w:cstheme="minorHAnsi"/>
+              </w:rPr>
+            </w:pPr>
+            <w:proofErr w:type="spellStart"/>
+            <w:r>
+              <w:rPr>
+                <w:rFonts w:asciiTheme="minorHAnsi" w:hAnsiTheme="minorHAnsi" w:cstheme="minorHAnsi"/>
+              </w:rPr>
+              <w:t>Klead</w:t>
+            </w:r>
+            <w:proofErr w:type="spellEnd"/>
+            <w:r>
+              <w:rPr>
+                <w:rFonts w:asciiTheme="minorHAnsi" w:hAnsiTheme="minorHAnsi" w:cstheme="minorHAnsi"/>
+              </w:rPr>
+              <w:t xml:space="preserve"> = </w:t>
+            </w:r>
+            <w:proofErr w:type="gramStart"/>
+            <w:r>
+              <w:rPr>
+                <w:rFonts w:asciiTheme="minorHAnsi" w:hAnsiTheme="minorHAnsi" w:cstheme="minorHAnsi"/>
+              </w:rPr>
+              <w:t>3.27717;</w:t>
+            </w:r>
+            <w:proofErr w:type="gramEnd"/>
+          </w:p>
+          <w:p>
+            <w:pPr>
+              <w:pStyle w:val="DefaultText"/>
+              <w:rPr>
+                <w:rFonts w:asciiTheme="minorHAnsi" w:hAnsiTheme="minorHAnsi" w:cstheme="minorHAnsi"/>
+              </w:rPr>
+            </w:pPr>
+            <w:proofErr w:type="spellStart"/>
+            <w:r>
+              <w:rPr>
+                <w:rFonts w:asciiTheme="minorHAnsi" w:hAnsiTheme="minorHAnsi" w:cstheme="minorHAnsi"/>
+              </w:rPr>
+              <w:t>Glead</w:t>
+            </w:r>
+            <w:proofErr w:type="spellEnd"/>
+            <w:r>
+              <w:rPr>
+                <w:rFonts w:asciiTheme="minorHAnsi" w:hAnsiTheme="minorHAnsi" w:cstheme="minorHAnsi"/>
+              </w:rPr>
+              <w:t xml:space="preserve"> = feedback(</w:t>
+            </w:r>
+            <w:proofErr w:type="spellStart"/>
+            <w:r>
+              <w:rPr>
+                <w:rFonts w:asciiTheme="minorHAnsi" w:hAnsiTheme="minorHAnsi" w:cstheme="minorHAnsi"/>
+              </w:rPr>
+              <w:t>tf</w:t>
+            </w:r>
+            <w:proofErr w:type="spellEnd"/>
+            <w:r>
+              <w:rPr>
+                <w:rFonts w:asciiTheme="minorHAnsi" w:hAnsiTheme="minorHAnsi" w:cstheme="minorHAnsi"/>
+              </w:rPr>
+              <w:t>([</w:t>
+            </w:r>
+            <w:proofErr w:type="spellStart"/>
+            <w:r>
+              <w:rPr>
+                <w:rFonts w:asciiTheme="minorHAnsi" w:hAnsiTheme="minorHAnsi" w:cstheme="minorHAnsi"/>
+              </w:rPr>
+              <w:t>Klead</w:t>
+            </w:r>
+            <w:proofErr w:type="spellEnd"/>
+            <w:r>
+              <w:rPr>
+                <w:rFonts w:asciiTheme="minorHAnsi" w:hAnsiTheme="minorHAnsi" w:cstheme="minorHAnsi"/>
+              </w:rPr>
+              <w:t>*Km</w:t>
+            </w:r>
+            <w:proofErr w:type="gramStart"/>
+            <w:r>
+              <w:rPr>
+                <w:rFonts w:asciiTheme="minorHAnsi" w:hAnsiTheme="minorHAnsi" w:cstheme="minorHAnsi"/>
+              </w:rPr>
+              <w:t>],[</w:t>
+            </w:r>
+            <w:proofErr w:type="gramEnd"/>
+            <w:r>
+              <w:rPr>
+                <w:rFonts w:asciiTheme="minorHAnsi" w:hAnsiTheme="minorHAnsi" w:cstheme="minorHAnsi"/>
+              </w:rPr>
+              <w:t>1 6.54 0]),1</w:t>
+            </w:r>
+            <w:proofErr w:type="gramStart"/>
+            <w:r>
+              <w:rPr>
+                <w:rFonts w:asciiTheme="minorHAnsi" w:hAnsiTheme="minorHAnsi" w:cstheme="minorHAnsi"/>
+              </w:rPr>
+              <w:t>);</w:t>
+            </w:r>
+            <w:proofErr w:type="gramEnd"/>
+          </w:p>
+          <w:p>
+            <w:pPr>
+              <w:pStyle w:val="DefaultText"/>
+              <w:rPr>
+                <w:rFonts w:asciiTheme="minorHAnsi" w:hAnsiTheme="minorHAnsi" w:cstheme="minorHAnsi"/>
+              </w:rPr>
+            </w:pPr>
+            <w:r>
+              <w:rPr>
+                <w:rFonts w:asciiTheme="minorHAnsi" w:hAnsiTheme="minorHAnsi" w:cstheme="minorHAnsi"/>
+              </w:rPr>
+              <w:t>figure</w:t>
+            </w:r>
+          </w:p>
+          <w:p>
+            <w:pPr>
+              <w:pStyle w:val="DefaultText"/>
+              <w:rPr>
+                <w:rFonts w:asciiTheme="minorHAnsi" w:hAnsiTheme="minorHAnsi" w:cstheme="minorHAnsi"/>
+              </w:rPr>
+            </w:pPr>
+            <w:proofErr w:type="gramStart"/>
+            <w:r>
+              <w:rPr>
+                <w:rFonts w:asciiTheme="minorHAnsi" w:hAnsiTheme="minorHAnsi" w:cstheme="minorHAnsi"/>
+              </w:rPr>
+              <w:t>step(</w:t>
+            </w:r>
+            <w:proofErr w:type="spellStart"/>
+            <w:r>
+              <w:rPr>
+                <w:rFonts w:asciiTheme="minorHAnsi" w:hAnsiTheme="minorHAnsi" w:cstheme="minorHAnsi"/>
+              </w:rPr>
+              <w:t>Glead,t</w:t>
+            </w:r>
+            <w:proofErr w:type="spellEnd"/>
+            <w:proofErr w:type="gramEnd"/>
+            <w:r>
+              <w:rPr>
+                <w:rFonts w:asciiTheme="minorHAnsi" w:hAnsiTheme="minorHAnsi" w:cstheme="minorHAnsi"/>
+              </w:rPr>
+              <w:t>)</w:t>
+            </w:r>
+          </w:p>
+          <w:p>
+            <w:pPr>
+              <w:pStyle w:val="DefaultText"/>
+              <w:rPr>
+                <w:rFonts w:asciiTheme="minorHAnsi" w:hAnsiTheme="minorHAnsi" w:cstheme="minorHAnsi"/>
+                <w:sz w:val="20"/>
                 <w:highlight w:val="yellow"/>
               </w:rPr>
             </w:pPr>
-            <w:proofErr w:type="gramStart"/>
-            <w:r>
-              <w:rPr>
-                <w:rFonts w:asciiTheme="minorHAnsi" w:hAnsiTheme="minorHAnsi" w:cstheme="minorHAnsi"/>
-                <w:sz w:val="20"/>
-              </w:rPr>
-              <w:t>It</w:t>
-            </w:r>
-            <w:r>
-              <w:rPr>
-                <w:rFonts w:asciiTheme="minorHAnsi" w:hAnsiTheme="minorHAnsi" w:cstheme="minorHAnsi"/>
-                <w:sz w:val="20"/>
-              </w:rPr>
-              <w:t xml:space="preserve"> can be seen that the</w:t>
-            </w:r>
-            <w:proofErr w:type="gramEnd"/>
-            <w:r>
-              <w:rPr>
-                <w:rFonts w:asciiTheme="minorHAnsi" w:hAnsiTheme="minorHAnsi" w:cstheme="minorHAnsi"/>
-                <w:sz w:val="20"/>
-              </w:rPr>
-              <w:t xml:space="preserve"> model with the lead compensator adjusts the response to </w:t>
-            </w:r>
-            <w:r>
-              <w:rPr>
-                <w:rFonts w:asciiTheme="minorHAnsi" w:hAnsiTheme="minorHAnsi" w:cstheme="minorHAnsi"/>
-                <w:sz w:val="20"/>
-              </w:rPr>
-              <w:t>take</w:t>
-            </w:r>
-            <w:r>
-              <w:rPr>
-                <w:rFonts w:asciiTheme="minorHAnsi" w:hAnsiTheme="minorHAnsi" w:cstheme="minorHAnsi"/>
-                <w:sz w:val="20"/>
-              </w:rPr>
-              <w:t xml:space="preserve"> half the time to settle and still has an overshoot of 5%, thus demonstrating that the lead compensator is successful.</w:t>
-            </w:r>
           </w:p>
         </w:tc>
       </w:tr>
@@ -14254,7 +17431,6 @@
   <w:style w:type="character" w:default="1" w:styleId="DefaultParagraphFont">
     <w:name w:val="Default Paragraph Font"/>
     <w:uiPriority w:val="1"/>
-    <w:semiHidden/>
     <w:unhideWhenUsed/>
   </w:style>
   <w:style w:type="table" w:default="1" w:styleId="TableNormal">
